--- a/eng/docx/65.content.docx
+++ b/eng/docx/65.content.docx
@@ -295,6 +295,21 @@
           <w:b/>
           <w:lang w:val="en_US" w:bidi="en_US"/>
         </w:rPr>
+        <w:t>Ἰούδας</w:t>
+      </w:r>
+    </w:p>
+    <w:p>
+      <w:pPr/>
+      <w:r>
+        <w:rPr>
+          <w:lang w:val="en_US" w:bidi="en_US"/>
+        </w:rPr>
+      </w:r>
+      <w:r>
+        <w:rPr>
+          <w:b/>
+          <w:lang w:val="en_US" w:bidi="en_US"/>
+        </w:rPr>
         <w:t>"Jude"</w:t>
       </w:r>
     </w:p>
@@ -378,6 +393,21 @@
           <w:b/>
           <w:lang w:val="en_US" w:bidi="en_US"/>
         </w:rPr>
+        <w:t>Ἰούδας</w:t>
+      </w:r>
+    </w:p>
+    <w:p>
+      <w:pPr/>
+      <w:r>
+        <w:rPr>
+          <w:lang w:val="en_US" w:bidi="en_US"/>
+        </w:rPr>
+      </w:r>
+      <w:r>
+        <w:rPr>
+          <w:b/>
+          <w:lang w:val="en_US" w:bidi="en_US"/>
+        </w:rPr>
         <w:t>"Jude"</w:t>
       </w:r>
     </w:p>
@@ -468,6 +498,21 @@
           <w:b/>
           <w:lang w:val="en_US" w:bidi="en_US"/>
         </w:rPr>
+        <w:t>Ἰησοῦ Χριστοῦ δοῦλος, ἀδελφὸς δὲ Ἰακώβου</w:t>
+      </w:r>
+    </w:p>
+    <w:p>
+      <w:pPr/>
+      <w:r>
+        <w:rPr>
+          <w:lang w:val="en_US" w:bidi="en_US"/>
+        </w:rPr>
+      </w:r>
+      <w:r>
+        <w:rPr>
+          <w:b/>
+          <w:lang w:val="en_US" w:bidi="en_US"/>
+        </w:rPr>
         <w:t>"a servant of Jesus Christ and a brother of James"</w:t>
       </w:r>
     </w:p>
@@ -577,6 +622,21 @@
           <w:b/>
           <w:lang w:val="en_US" w:bidi="en_US"/>
         </w:rPr>
+        <w:t>ἀδελφὸς &amp; Ἰακώβου</w:t>
+      </w:r>
+    </w:p>
+    <w:p>
+      <w:pPr/>
+      <w:r>
+        <w:rPr>
+          <w:lang w:val="en_US" w:bidi="en_US"/>
+        </w:rPr>
+      </w:r>
+      <w:r>
+        <w:rPr>
+          <w:b/>
+          <w:lang w:val="en_US" w:bidi="en_US"/>
+        </w:rPr>
         <w:t>"a brother of James"</w:t>
       </w:r>
     </w:p>
@@ -667,6 +727,21 @@
           <w:b/>
           <w:lang w:val="en_US" w:bidi="en_US"/>
         </w:rPr>
+        <w:t>τοῖς</w:t>
+      </w:r>
+    </w:p>
+    <w:p>
+      <w:pPr/>
+      <w:r>
+        <w:rPr>
+          <w:lang w:val="en_US" w:bidi="en_US"/>
+        </w:rPr>
+      </w:r>
+      <w:r>
+        <w:rPr>
+          <w:b/>
+          <w:lang w:val="en_US" w:bidi="en_US"/>
+        </w:rPr>
         <w:t>"to the ones"</w:t>
       </w:r>
     </w:p>
@@ -750,6 +825,21 @@
           <w:b/>
           <w:lang w:val="en_US" w:bidi="en_US"/>
         </w:rPr>
+        <w:t>κλητοῖς</w:t>
+      </w:r>
+    </w:p>
+    <w:p>
+      <w:pPr/>
+      <w:r>
+        <w:rPr>
+          <w:lang w:val="en_US" w:bidi="en_US"/>
+        </w:rPr>
+      </w:r>
+      <w:r>
+        <w:rPr>
+          <w:b/>
+          <w:lang w:val="en_US" w:bidi="en_US"/>
+        </w:rPr>
         <w:t>"and} called"</w:t>
       </w:r>
     </w:p>
@@ -846,6 +936,21 @@
           <w:b/>
           <w:lang w:val="en_US" w:bidi="en_US"/>
         </w:rPr>
+        <w:t>ἐν Θεῷ Πατρὶ ἠγαπημένοις</w:t>
+      </w:r>
+    </w:p>
+    <w:p>
+      <w:pPr/>
+      <w:r>
+        <w:rPr>
+          <w:lang w:val="en_US" w:bidi="en_US"/>
+        </w:rPr>
+      </w:r>
+      <w:r>
+        <w:rPr>
+          <w:b/>
+          <w:lang w:val="en_US" w:bidi="en_US"/>
+        </w:rPr>
         <w:t>"loved in God the Father"</w:t>
       </w:r>
     </w:p>
@@ -929,6 +1034,21 @@
           <w:b/>
           <w:lang w:val="en_US" w:bidi="en_US"/>
         </w:rPr>
+        <w:t>Θεῷ Πατρὶ</w:t>
+      </w:r>
+    </w:p>
+    <w:p>
+      <w:pPr/>
+      <w:r>
+        <w:rPr>
+          <w:lang w:val="en_US" w:bidi="en_US"/>
+        </w:rPr>
+      </w:r>
+      <w:r>
+        <w:rPr>
+          <w:b/>
+          <w:lang w:val="en_US" w:bidi="en_US"/>
+        </w:rPr>
         <w:t>"God the Father"</w:t>
       </w:r>
     </w:p>
@@ -1019,6 +1139,21 @@
           <w:b/>
           <w:lang w:val="en_US" w:bidi="en_US"/>
         </w:rPr>
+        <w:t>Ἰησοῦ Χριστῷ τετηρημένοις κλητοῖς</w:t>
+      </w:r>
+    </w:p>
+    <w:p>
+      <w:pPr/>
+      <w:r>
+        <w:rPr>
+          <w:lang w:val="en_US" w:bidi="en_US"/>
+        </w:rPr>
+      </w:r>
+      <w:r>
+        <w:rPr>
+          <w:b/>
+          <w:lang w:val="en_US" w:bidi="en_US"/>
+        </w:rPr>
         <w:t>"kept {and} called in Jesus Christ"</w:t>
       </w:r>
     </w:p>
@@ -1115,6 +1250,21 @@
           <w:b/>
           <w:lang w:val="en_US" w:bidi="en_US"/>
         </w:rPr>
+        <w:t>ἔλεος ὑμῖν, καὶ εἰρήνη, καὶ ἀγάπη πληθυνθείη.</w:t>
+      </w:r>
+    </w:p>
+    <w:p>
+      <w:pPr/>
+      <w:r>
+        <w:rPr>
+          <w:lang w:val="en_US" w:bidi="en_US"/>
+        </w:rPr>
+      </w:r>
+      <w:r>
+        <w:rPr>
+          <w:b/>
+          <w:lang w:val="en_US" w:bidi="en_US"/>
+        </w:rPr>
         <w:t>"May mercy and peace and love be multiplied to you"</w:t>
       </w:r>
     </w:p>
@@ -1198,6 +1348,21 @@
           <w:b/>
           <w:lang w:val="en_US" w:bidi="en_US"/>
         </w:rPr>
+        <w:t>ἔλεος ὑμῖν, καὶ εἰρήνη, καὶ ἀγάπη πληθυνθείη</w:t>
+      </w:r>
+    </w:p>
+    <w:p>
+      <w:pPr/>
+      <w:r>
+        <w:rPr>
+          <w:lang w:val="en_US" w:bidi="en_US"/>
+        </w:rPr>
+      </w:r>
+      <w:r>
+        <w:rPr>
+          <w:b/>
+          <w:lang w:val="en_US" w:bidi="en_US"/>
+        </w:rPr>
         <w:t>"May mercy and peace and love be multiplied to you"</w:t>
       </w:r>
     </w:p>
@@ -1320,6 +1485,21 @@
           <w:b/>
           <w:lang w:val="en_US" w:bidi="en_US"/>
         </w:rPr>
+        <w:t>ἔλεος &amp; καὶ εἰρήνη, καὶ ἀγάπη πληθυνθείη.</w:t>
+      </w:r>
+    </w:p>
+    <w:p>
+      <w:pPr/>
+      <w:r>
+        <w:rPr>
+          <w:lang w:val="en_US" w:bidi="en_US"/>
+        </w:rPr>
+      </w:r>
+      <w:r>
+        <w:rPr>
+          <w:b/>
+          <w:lang w:val="en_US" w:bidi="en_US"/>
+        </w:rPr>
         <w:t>"May mercy and peace and love be multiplied"</w:t>
       </w:r>
     </w:p>
@@ -1416,6 +1596,21 @@
           <w:b/>
           <w:lang w:val="en_US" w:bidi="en_US"/>
         </w:rPr>
+        <w:t>ὑμῖν</w:t>
+      </w:r>
+    </w:p>
+    <w:p>
+      <w:pPr/>
+      <w:r>
+        <w:rPr>
+          <w:lang w:val="en_US" w:bidi="en_US"/>
+        </w:rPr>
+      </w:r>
+      <w:r>
+        <w:rPr>
+          <w:b/>
+          <w:lang w:val="en_US" w:bidi="en_US"/>
+        </w:rPr>
         <w:t>"to you"</w:t>
       </w:r>
     </w:p>
@@ -1512,6 +1707,21 @@
           <w:b/>
           <w:lang w:val="en_US" w:bidi="en_US"/>
         </w:rPr>
+        <w:t>ἀγαπητοί</w:t>
+      </w:r>
+    </w:p>
+    <w:p>
+      <w:pPr/>
+      <w:r>
+        <w:rPr>
+          <w:lang w:val="en_US" w:bidi="en_US"/>
+        </w:rPr>
+      </w:r>
+      <w:r>
+        <w:rPr>
+          <w:b/>
+          <w:lang w:val="en_US" w:bidi="en_US"/>
+        </w:rPr>
         <w:t>"Beloved ones"</w:t>
       </w:r>
     </w:p>
@@ -1602,6 +1812,21 @@
           <w:b/>
           <w:lang w:val="en_US" w:bidi="en_US"/>
         </w:rPr>
+        <w:t>πᾶσαν σπουδὴν ποιούμενος γράφειν ὑμῖν</w:t>
+      </w:r>
+    </w:p>
+    <w:p>
+      <w:pPr/>
+      <w:r>
+        <w:rPr>
+          <w:lang w:val="en_US" w:bidi="en_US"/>
+        </w:rPr>
+      </w:r>
+      <w:r>
+        <w:rPr>
+          <w:b/>
+          <w:lang w:val="en_US" w:bidi="en_US"/>
+        </w:rPr>
         <w:t>"making every effort to write to you"</w:t>
       </w:r>
     </w:p>
@@ -1665,6 +1890,21 @@
           <w:b/>
           <w:lang w:val="en_US" w:bidi="en_US"/>
         </w:rPr>
+        <w:t>περὶ τῆς κοινῆς ἡμῶν σωτηρίας</w:t>
+      </w:r>
+    </w:p>
+    <w:p>
+      <w:pPr/>
+      <w:r>
+        <w:rPr>
+          <w:lang w:val="en_US" w:bidi="en_US"/>
+        </w:rPr>
+      </w:r>
+      <w:r>
+        <w:rPr>
+          <w:b/>
+          <w:lang w:val="en_US" w:bidi="en_US"/>
+        </w:rPr>
         <w:t>"about our common salvation"</w:t>
       </w:r>
     </w:p>
@@ -1728,6 +1968,21 @@
           <w:b/>
           <w:lang w:val="en_US" w:bidi="en_US"/>
         </w:rPr>
+        <w:t>περὶ τῆς κοινῆς ἡμῶν σωτηρίας</w:t>
+      </w:r>
+    </w:p>
+    <w:p>
+      <w:pPr/>
+      <w:r>
+        <w:rPr>
+          <w:lang w:val="en_US" w:bidi="en_US"/>
+        </w:rPr>
+      </w:r>
+      <w:r>
+        <w:rPr>
+          <w:b/>
+          <w:lang w:val="en_US" w:bidi="en_US"/>
+        </w:rPr>
         <w:t>"about our common salvation"</w:t>
       </w:r>
     </w:p>
@@ -1824,6 +2079,21 @@
           <w:b/>
           <w:lang w:val="en_US" w:bidi="en_US"/>
         </w:rPr>
+        <w:t>ἡμῶν</w:t>
+      </w:r>
+    </w:p>
+    <w:p>
+      <w:pPr/>
+      <w:r>
+        <w:rPr>
+          <w:lang w:val="en_US" w:bidi="en_US"/>
+        </w:rPr>
+      </w:r>
+      <w:r>
+        <w:rPr>
+          <w:b/>
+          <w:lang w:val="en_US" w:bidi="en_US"/>
+        </w:rPr>
         <w:t>"our"</w:t>
       </w:r>
     </w:p>
@@ -1920,6 +2190,21 @@
           <w:b/>
           <w:lang w:val="en_US" w:bidi="en_US"/>
         </w:rPr>
+        <w:t>ἀνάγκην ἔσχον γράψαι</w:t>
+      </w:r>
+    </w:p>
+    <w:p>
+      <w:pPr/>
+      <w:r>
+        <w:rPr>
+          <w:lang w:val="en_US" w:bidi="en_US"/>
+        </w:rPr>
+      </w:r>
+      <w:r>
+        <w:rPr>
+          <w:b/>
+          <w:lang w:val="en_US" w:bidi="en_US"/>
+        </w:rPr>
         <w:t>"I have a necessity to write"</w:t>
       </w:r>
     </w:p>
@@ -2016,6 +2301,21 @@
           <w:b/>
           <w:lang w:val="en_US" w:bidi="en_US"/>
         </w:rPr>
+        <w:t>παρακαλῶν ἐπαγωνίζεσθαι τῇ &amp; πίστει</w:t>
+      </w:r>
+    </w:p>
+    <w:p>
+      <w:pPr/>
+      <w:r>
+        <w:rPr>
+          <w:lang w:val="en_US" w:bidi="en_US"/>
+        </w:rPr>
+      </w:r>
+      <w:r>
+        <w:rPr>
+          <w:b/>
+          <w:lang w:val="en_US" w:bidi="en_US"/>
+        </w:rPr>
         <w:t>"exhorting to contend for the faith"</w:t>
       </w:r>
     </w:p>
@@ -2099,6 +2399,21 @@
           <w:b/>
           <w:lang w:val="en_US" w:bidi="en_US"/>
         </w:rPr>
+        <w:t>παρακαλῶν ἐπαγωνίζεσθαι τῇ &amp; πίστει</w:t>
+      </w:r>
+    </w:p>
+    <w:p>
+      <w:pPr/>
+      <w:r>
+        <w:rPr>
+          <w:lang w:val="en_US" w:bidi="en_US"/>
+        </w:rPr>
+      </w:r>
+      <w:r>
+        <w:rPr>
+          <w:b/>
+          <w:lang w:val="en_US" w:bidi="en_US"/>
+        </w:rPr>
         <w:t>"exhorting to contend for the faith"</w:t>
       </w:r>
     </w:p>
@@ -2182,6 +2497,21 @@
           <w:b/>
           <w:lang w:val="en_US" w:bidi="en_US"/>
         </w:rPr>
+        <w:t>τῇ ἅπαξ παραδοθείσῃ τοῖς ἁγίοις πίστει</w:t>
+      </w:r>
+    </w:p>
+    <w:p>
+      <w:pPr/>
+      <w:r>
+        <w:rPr>
+          <w:lang w:val="en_US" w:bidi="en_US"/>
+        </w:rPr>
+      </w:r>
+      <w:r>
+        <w:rPr>
+          <w:b/>
+          <w:lang w:val="en_US" w:bidi="en_US"/>
+        </w:rPr>
         <w:t>"for the faith delivered once for all to the saints"</w:t>
       </w:r>
     </w:p>
@@ -2278,6 +2608,21 @@
           <w:b/>
           <w:lang w:val="en_US" w:bidi="en_US"/>
         </w:rPr>
+        <w:t>ἅπαξ</w:t>
+      </w:r>
+    </w:p>
+    <w:p>
+      <w:pPr/>
+      <w:r>
+        <w:rPr>
+          <w:lang w:val="en_US" w:bidi="en_US"/>
+        </w:rPr>
+      </w:r>
+      <w:r>
+        <w:rPr>
+          <w:b/>
+          <w:lang w:val="en_US" w:bidi="en_US"/>
+        </w:rPr>
         <w:t>"once for all"</w:t>
       </w:r>
     </w:p>
@@ -2367,6 +2712,21 @@
           <w:b/>
           <w:lang w:val="en_US" w:bidi="en_US"/>
         </w:rPr>
+        <w:t>γάρ</w:t>
+      </w:r>
+    </w:p>
+    <w:p>
+      <w:pPr/>
+      <w:r>
+        <w:rPr>
+          <w:lang w:val="en_US" w:bidi="en_US"/>
+        </w:rPr>
+      </w:r>
+      <w:r>
+        <w:rPr>
+          <w:b/>
+          <w:lang w:val="en_US" w:bidi="en_US"/>
+        </w:rPr>
         <w:t>"For"</w:t>
       </w:r>
     </w:p>
@@ -2463,6 +2823,21 @@
           <w:b/>
           <w:lang w:val="en_US" w:bidi="en_US"/>
         </w:rPr>
+        <w:t>παρεισέδυσαν γάρ τινες ἄνθρωποι</w:t>
+      </w:r>
+    </w:p>
+    <w:p>
+      <w:pPr/>
+      <w:r>
+        <w:rPr>
+          <w:lang w:val="en_US" w:bidi="en_US"/>
+        </w:rPr>
+      </w:r>
+      <w:r>
+        <w:rPr>
+          <w:b/>
+          <w:lang w:val="en_US" w:bidi="en_US"/>
+        </w:rPr>
         <w:t>"For certain men have entered secretly"</w:t>
       </w:r>
     </w:p>
@@ -2512,6 +2887,21 @@
         <w:rPr>
           <w:lang w:val="en_US" w:bidi="en_US"/>
         </w:rPr>
+      </w:r>
+    </w:p>
+    <w:p>
+      <w:pPr/>
+      <w:r>
+        <w:rPr>
+          <w:lang w:val="en_US" w:bidi="en_US"/>
+        </w:rPr>
+      </w:r>
+      <w:r>
+        <w:rPr>
+          <w:b/>
+          <w:lang w:val="en_US" w:bidi="en_US"/>
+        </w:rPr>
+        <w:t>παρεισέδυσαν γάρ τινες ἄνθρωποι</w:t>
       </w:r>
     </w:p>
     <w:p>
@@ -2627,6 +3017,21 @@
           <w:b/>
           <w:lang w:val="en_US" w:bidi="en_US"/>
         </w:rPr>
+        <w:t>οἱ πάλαι προγεγραμμένοι εἰς τοῦτο τὸ κρίμα</w:t>
+      </w:r>
+    </w:p>
+    <w:p>
+      <w:pPr/>
+      <w:r>
+        <w:rPr>
+          <w:lang w:val="en_US" w:bidi="en_US"/>
+        </w:rPr>
+      </w:r>
+      <w:r>
+        <w:rPr>
+          <w:b/>
+          <w:lang w:val="en_US" w:bidi="en_US"/>
+        </w:rPr>
         <w:t>"the ones long ago having been designated beforehand for this condemnation"</w:t>
       </w:r>
     </w:p>
@@ -2723,6 +3128,21 @@
           <w:b/>
           <w:lang w:val="en_US" w:bidi="en_US"/>
         </w:rPr>
+        <w:t>εἰς τοῦτο τὸ κρίμα</w:t>
+      </w:r>
+    </w:p>
+    <w:p>
+      <w:pPr/>
+      <w:r>
+        <w:rPr>
+          <w:lang w:val="en_US" w:bidi="en_US"/>
+        </w:rPr>
+      </w:r>
+      <w:r>
+        <w:rPr>
+          <w:b/>
+          <w:lang w:val="en_US" w:bidi="en_US"/>
+        </w:rPr>
         <w:t>"for this condemnation"</w:t>
       </w:r>
     </w:p>
@@ -2819,6 +3239,21 @@
           <w:b/>
           <w:lang w:val="en_US" w:bidi="en_US"/>
         </w:rPr>
+        <w:t>ἀσεβεῖς</w:t>
+      </w:r>
+    </w:p>
+    <w:p>
+      <w:pPr/>
+      <w:r>
+        <w:rPr>
+          <w:lang w:val="en_US" w:bidi="en_US"/>
+        </w:rPr>
+      </w:r>
+      <w:r>
+        <w:rPr>
+          <w:b/>
+          <w:lang w:val="en_US" w:bidi="en_US"/>
+        </w:rPr>
         <w:t>"ungodly ones"</w:t>
       </w:r>
     </w:p>
@@ -2915,6 +3350,21 @@
           <w:b/>
           <w:lang w:val="en_US" w:bidi="en_US"/>
         </w:rPr>
+        <w:t>τὴν τοῦ Θεοῦ ἡμῶν χάριτα μετατιθέντες εἰς ἀσέλγειαν</w:t>
+      </w:r>
+    </w:p>
+    <w:p>
+      <w:pPr/>
+      <w:r>
+        <w:rPr>
+          <w:lang w:val="en_US" w:bidi="en_US"/>
+        </w:rPr>
+      </w:r>
+      <w:r>
+        <w:rPr>
+          <w:b/>
+          <w:lang w:val="en_US" w:bidi="en_US"/>
+        </w:rPr>
         <w:t>"changing the grace of our God into licentiousness"</w:t>
       </w:r>
     </w:p>
@@ -3011,6 +3461,21 @@
           <w:b/>
           <w:lang w:val="en_US" w:bidi="en_US"/>
         </w:rPr>
+        <w:t>ἡμῶν &amp; ἡμῶν</w:t>
+      </w:r>
+    </w:p>
+    <w:p>
+      <w:pPr/>
+      <w:r>
+        <w:rPr>
+          <w:lang w:val="en_US" w:bidi="en_US"/>
+        </w:rPr>
+      </w:r>
+      <w:r>
+        <w:rPr>
+          <w:b/>
+          <w:lang w:val="en_US" w:bidi="en_US"/>
+        </w:rPr>
         <w:t>"our"</w:t>
       </w:r>
       <w:r>
@@ -3120,6 +3585,21 @@
           <w:b/>
           <w:lang w:val="en_US" w:bidi="en_US"/>
         </w:rPr>
+        <w:t>τὴν τοῦ Θεοῦ ἡμῶν χάριτα</w:t>
+      </w:r>
+    </w:p>
+    <w:p>
+      <w:pPr/>
+      <w:r>
+        <w:rPr>
+          <w:lang w:val="en_US" w:bidi="en_US"/>
+        </w:rPr>
+      </w:r>
+      <w:r>
+        <w:rPr>
+          <w:b/>
+          <w:lang w:val="en_US" w:bidi="en_US"/>
+        </w:rPr>
         <w:t>"the grace of our God"</w:t>
       </w:r>
     </w:p>
@@ -3216,6 +3696,21 @@
           <w:b/>
           <w:lang w:val="en_US" w:bidi="en_US"/>
         </w:rPr>
+        <w:t>εἰς ἀσέλγειαν</w:t>
+      </w:r>
+    </w:p>
+    <w:p>
+      <w:pPr/>
+      <w:r>
+        <w:rPr>
+          <w:lang w:val="en_US" w:bidi="en_US"/>
+        </w:rPr>
+      </w:r>
+      <w:r>
+        <w:rPr>
+          <w:b/>
+          <w:lang w:val="en_US" w:bidi="en_US"/>
+        </w:rPr>
         <w:t>"into licentiousness"</w:t>
       </w:r>
     </w:p>
@@ -3312,6 +3807,21 @@
           <w:b/>
           <w:lang w:val="en_US" w:bidi="en_US"/>
         </w:rPr>
+        <w:t>τὸν μόνον Δεσπότην καὶ Κύριον ἡμῶν, Ἰησοῦν Χριστὸν, ἀρνούμενοι</w:t>
+      </w:r>
+    </w:p>
+    <w:p>
+      <w:pPr/>
+      <w:r>
+        <w:rPr>
+          <w:lang w:val="en_US" w:bidi="en_US"/>
+        </w:rPr>
+      </w:r>
+      <w:r>
+        <w:rPr>
+          <w:b/>
+          <w:lang w:val="en_US" w:bidi="en_US"/>
+        </w:rPr>
         <w:t>"denying our only Master and Lord, Jesus Christ"</w:t>
       </w:r>
     </w:p>
@@ -3375,6 +3885,21 @@
           <w:b/>
           <w:lang w:val="en_US" w:bidi="en_US"/>
         </w:rPr>
+        <w:t>τὸν μόνον Δεσπότην καὶ Κύριον ἡμῶν</w:t>
+      </w:r>
+    </w:p>
+    <w:p>
+      <w:pPr/>
+      <w:r>
+        <w:rPr>
+          <w:lang w:val="en_US" w:bidi="en_US"/>
+        </w:rPr>
+      </w:r>
+      <w:r>
+        <w:rPr>
+          <w:b/>
+          <w:lang w:val="en_US" w:bidi="en_US"/>
+        </w:rPr>
         <w:t>"our only Master and Lord"</w:t>
       </w:r>
     </w:p>
@@ -3510,6 +4035,21 @@
           <w:b/>
           <w:lang w:val="en_US" w:bidi="en_US"/>
         </w:rPr>
+        <w:t>ὑπομνῆσαι &amp; ὑμᾶς βούλομαι, εἰδότας ὑμᾶς ἅπαξ πάντα</w:t>
+      </w:r>
+    </w:p>
+    <w:p>
+      <w:pPr/>
+      <w:r>
+        <w:rPr>
+          <w:lang w:val="en_US" w:bidi="en_US"/>
+        </w:rPr>
+      </w:r>
+      <w:r>
+        <w:rPr>
+          <w:b/>
+          <w:lang w:val="en_US" w:bidi="en_US"/>
+        </w:rPr>
         <w:t>"I want to remind you, you knowing all things once for all"</w:t>
       </w:r>
     </w:p>
@@ -3593,6 +4133,21 @@
           <w:b/>
           <w:lang w:val="en_US" w:bidi="en_US"/>
         </w:rPr>
+        <w:t>πάντα</w:t>
+      </w:r>
+    </w:p>
+    <w:p>
+      <w:pPr/>
+      <w:r>
+        <w:rPr>
+          <w:lang w:val="en_US" w:bidi="en_US"/>
+        </w:rPr>
+      </w:r>
+      <w:r>
+        <w:rPr>
+          <w:b/>
+          <w:lang w:val="en_US" w:bidi="en_US"/>
+        </w:rPr>
         <w:t>"all things"</w:t>
       </w:r>
     </w:p>
@@ -3689,6 +4244,21 @@
           <w:b/>
           <w:lang w:val="en_US" w:bidi="en_US"/>
         </w:rPr>
+        <w:t>ὅτι Ἰησοῦς</w:t>
+      </w:r>
+    </w:p>
+    <w:p>
+      <w:pPr/>
+      <w:r>
+        <w:rPr>
+          <w:lang w:val="en_US" w:bidi="en_US"/>
+        </w:rPr>
+      </w:r>
+      <w:r>
+        <w:rPr>
+          <w:b/>
+          <w:lang w:val="en_US" w:bidi="en_US"/>
+        </w:rPr>
         <w:t>"that Jesus"</w:t>
       </w:r>
     </w:p>
@@ -3772,6 +4342,21 @@
           <w:b/>
           <w:lang w:val="en_US" w:bidi="en_US"/>
         </w:rPr>
+        <w:t>λαὸν ἐκ γῆς Αἰγύπτου σώσας</w:t>
+      </w:r>
+    </w:p>
+    <w:p>
+      <w:pPr/>
+      <w:r>
+        <w:rPr>
+          <w:lang w:val="en_US" w:bidi="en_US"/>
+        </w:rPr>
+      </w:r>
+      <w:r>
+        <w:rPr>
+          <w:b/>
+          <w:lang w:val="en_US" w:bidi="en_US"/>
+        </w:rPr>
         <w:t>"having saved a people out of the land of Egypt"</w:t>
       </w:r>
     </w:p>
@@ -3835,6 +4420,21 @@
           <w:b/>
           <w:lang w:val="en_US" w:bidi="en_US"/>
         </w:rPr>
+        <w:t>λαὸν ἐκ γῆς Αἰγύπτου σώσας</w:t>
+      </w:r>
+    </w:p>
+    <w:p>
+      <w:pPr/>
+      <w:r>
+        <w:rPr>
+          <w:lang w:val="en_US" w:bidi="en_US"/>
+        </w:rPr>
+      </w:r>
+      <w:r>
+        <w:rPr>
+          <w:b/>
+          <w:lang w:val="en_US" w:bidi="en_US"/>
+        </w:rPr>
         <w:t>"having saved a people out of the land of Egypt"</w:t>
       </w:r>
     </w:p>
@@ -3931,6 +4531,21 @@
           <w:b/>
           <w:lang w:val="en_US" w:bidi="en_US"/>
         </w:rPr>
+        <w:t>τοὺς μὴ τηρήσαντας τὴν ἑαυτῶν ἀρχὴν</w:t>
+      </w:r>
+    </w:p>
+    <w:p>
+      <w:pPr/>
+      <w:r>
+        <w:rPr>
+          <w:lang w:val="en_US" w:bidi="en_US"/>
+        </w:rPr>
+      </w:r>
+      <w:r>
+        <w:rPr>
+          <w:b/>
+          <w:lang w:val="en_US" w:bidi="en_US"/>
+        </w:rPr>
         <w:t>"not having kept their own domain"</w:t>
       </w:r>
     </w:p>
@@ -4027,6 +4642,21 @@
           <w:b/>
           <w:lang w:val="en_US" w:bidi="en_US"/>
         </w:rPr>
+        <w:t>τὴν ἑαυτῶν ἀρχὴν</w:t>
+      </w:r>
+    </w:p>
+    <w:p>
+      <w:pPr/>
+      <w:r>
+        <w:rPr>
+          <w:lang w:val="en_US" w:bidi="en_US"/>
+        </w:rPr>
+      </w:r>
+      <w:r>
+        <w:rPr>
+          <w:b/>
+          <w:lang w:val="en_US" w:bidi="en_US"/>
+        </w:rPr>
         <w:t>"their own domain"</w:t>
       </w:r>
     </w:p>
@@ -4103,6 +4733,21 @@
           <w:b/>
           <w:lang w:val="en_US" w:bidi="en_US"/>
         </w:rPr>
+        <w:t>δεσμοῖς ἀϊδίοις ὑπὸ ζόφον τετήρηκεν</w:t>
+      </w:r>
+    </w:p>
+    <w:p>
+      <w:pPr/>
+      <w:r>
+        <w:rPr>
+          <w:lang w:val="en_US" w:bidi="en_US"/>
+        </w:rPr>
+      </w:r>
+      <w:r>
+        <w:rPr>
+          <w:b/>
+          <w:lang w:val="en_US" w:bidi="en_US"/>
+        </w:rPr>
         <w:t>"he has kept in eternal chains, under darkness"</w:t>
       </w:r>
     </w:p>
@@ -4199,6 +4844,21 @@
           <w:b/>
           <w:lang w:val="en_US" w:bidi="en_US"/>
         </w:rPr>
+        <w:t>δεσμοῖς ἀϊδίοις &amp; τετήρηκεν</w:t>
+      </w:r>
+    </w:p>
+    <w:p>
+      <w:pPr/>
+      <w:r>
+        <w:rPr>
+          <w:lang w:val="en_US" w:bidi="en_US"/>
+        </w:rPr>
+      </w:r>
+      <w:r>
+        <w:rPr>
+          <w:b/>
+          <w:lang w:val="en_US" w:bidi="en_US"/>
+        </w:rPr>
         <w:t>"he has kept in eternal chains"</w:t>
       </w:r>
     </w:p>
@@ -4275,6 +4935,21 @@
           <w:b/>
           <w:lang w:val="en_US" w:bidi="en_US"/>
         </w:rPr>
+        <w:t>ὑπὸ ζόφον</w:t>
+      </w:r>
+    </w:p>
+    <w:p>
+      <w:pPr/>
+      <w:r>
+        <w:rPr>
+          <w:lang w:val="en_US" w:bidi="en_US"/>
+        </w:rPr>
+      </w:r>
+      <w:r>
+        <w:rPr>
+          <w:b/>
+          <w:lang w:val="en_US" w:bidi="en_US"/>
+        </w:rPr>
         <w:t>"under darkness"</w:t>
       </w:r>
     </w:p>
@@ -4371,6 +5046,21 @@
           <w:b/>
           <w:lang w:val="en_US" w:bidi="en_US"/>
         </w:rPr>
+        <w:t>εἰς κρίσιν μεγάλης ἡμέρας</w:t>
+      </w:r>
+    </w:p>
+    <w:p>
+      <w:pPr/>
+      <w:r>
+        <w:rPr>
+          <w:lang w:val="en_US" w:bidi="en_US"/>
+        </w:rPr>
+      </w:r>
+      <w:r>
+        <w:rPr>
+          <w:b/>
+          <w:lang w:val="en_US" w:bidi="en_US"/>
+        </w:rPr>
         <w:t>"for judgment of the great day"</w:t>
       </w:r>
     </w:p>
@@ -4454,6 +5144,21 @@
           <w:b/>
           <w:lang w:val="en_US" w:bidi="en_US"/>
         </w:rPr>
+        <w:t>εἰς κρίσιν μεγάλης ἡμέρας</w:t>
+      </w:r>
+    </w:p>
+    <w:p>
+      <w:pPr/>
+      <w:r>
+        <w:rPr>
+          <w:lang w:val="en_US" w:bidi="en_US"/>
+        </w:rPr>
+      </w:r>
+      <w:r>
+        <w:rPr>
+          <w:b/>
+          <w:lang w:val="en_US" w:bidi="en_US"/>
+        </w:rPr>
         <w:t>"for judgment of the great day"</w:t>
       </w:r>
     </w:p>
@@ -4550,6 +5255,21 @@
           <w:b/>
           <w:lang w:val="en_US" w:bidi="en_US"/>
         </w:rPr>
+        <w:t>μεγάλης ἡμέρας</w:t>
+      </w:r>
+    </w:p>
+    <w:p>
+      <w:pPr/>
+      <w:r>
+        <w:rPr>
+          <w:lang w:val="en_US" w:bidi="en_US"/>
+        </w:rPr>
+      </w:r>
+      <w:r>
+        <w:rPr>
+          <w:b/>
+          <w:lang w:val="en_US" w:bidi="en_US"/>
+        </w:rPr>
         <w:t>"of the great day"</w:t>
       </w:r>
     </w:p>
@@ -4658,6 +5378,21 @@
           <w:b/>
           <w:lang w:val="en_US" w:bidi="en_US"/>
         </w:rPr>
+        <w:t>Σόδομα καὶ Γόμορρα, καὶ αἱ περὶ αὐτὰς πόλεις</w:t>
+      </w:r>
+    </w:p>
+    <w:p>
+      <w:pPr/>
+      <w:r>
+        <w:rPr>
+          <w:lang w:val="en_US" w:bidi="en_US"/>
+        </w:rPr>
+      </w:r>
+      <w:r>
+        <w:rPr>
+          <w:b/>
+          <w:lang w:val="en_US" w:bidi="en_US"/>
+        </w:rPr>
         <w:t>"Sodom and Gomorrah and the cities around them"</w:t>
       </w:r>
     </w:p>
@@ -4780,6 +5515,21 @@
           <w:b/>
           <w:lang w:val="en_US" w:bidi="en_US"/>
         </w:rPr>
+        <w:t>τὸν ὅμοιον τρόπον τούτοις</w:t>
+      </w:r>
+    </w:p>
+    <w:p>
+      <w:pPr/>
+      <w:r>
+        <w:rPr>
+          <w:lang w:val="en_US" w:bidi="en_US"/>
+        </w:rPr>
+      </w:r>
+      <w:r>
+        <w:rPr>
+          <w:b/>
+          <w:lang w:val="en_US" w:bidi="en_US"/>
+        </w:rPr>
         <w:t>"in the same manner {as} these"</w:t>
       </w:r>
     </w:p>
@@ -4876,6 +5626,21 @@
           <w:b/>
           <w:lang w:val="en_US" w:bidi="en_US"/>
         </w:rPr>
+        <w:t>ἐκπορνεύσασαι</w:t>
+      </w:r>
+    </w:p>
+    <w:p>
+      <w:pPr/>
+      <w:r>
+        <w:rPr>
+          <w:lang w:val="en_US" w:bidi="en_US"/>
+        </w:rPr>
+      </w:r>
+      <w:r>
+        <w:rPr>
+          <w:b/>
+          <w:lang w:val="en_US" w:bidi="en_US"/>
+        </w:rPr>
         <w:t>"having committed sexual immorality"</w:t>
       </w:r>
     </w:p>
@@ -4972,6 +5737,21 @@
           <w:b/>
           <w:lang w:val="en_US" w:bidi="en_US"/>
         </w:rPr>
+        <w:t>καὶ ἀπελθοῦσαι ὀπίσω σαρκὸς ἑτέρας</w:t>
+      </w:r>
+    </w:p>
+    <w:p>
+      <w:pPr/>
+      <w:r>
+        <w:rPr>
+          <w:lang w:val="en_US" w:bidi="en_US"/>
+        </w:rPr>
+      </w:r>
+      <w:r>
+        <w:rPr>
+          <w:b/>
+          <w:lang w:val="en_US" w:bidi="en_US"/>
+        </w:rPr>
         <w:t>"and having gone after other flesh"</w:t>
       </w:r>
     </w:p>
@@ -5068,6 +5848,21 @@
           <w:b/>
           <w:lang w:val="en_US" w:bidi="en_US"/>
         </w:rPr>
+        <w:t>σαρκὸς ἑτέρας</w:t>
+      </w:r>
+    </w:p>
+    <w:p>
+      <w:pPr/>
+      <w:r>
+        <w:rPr>
+          <w:lang w:val="en_US" w:bidi="en_US"/>
+        </w:rPr>
+      </w:r>
+      <w:r>
+        <w:rPr>
+          <w:b/>
+          <w:lang w:val="en_US" w:bidi="en_US"/>
+        </w:rPr>
         <w:t>"other flesh"</w:t>
       </w:r>
     </w:p>
@@ -5144,6 +5939,21 @@
           <w:b/>
           <w:lang w:val="en_US" w:bidi="en_US"/>
         </w:rPr>
+        <w:t>πρόκεινται δεῖγμα</w:t>
+      </w:r>
+    </w:p>
+    <w:p>
+      <w:pPr/>
+      <w:r>
+        <w:rPr>
+          <w:lang w:val="en_US" w:bidi="en_US"/>
+        </w:rPr>
+      </w:r>
+      <w:r>
+        <w:rPr>
+          <w:b/>
+          <w:lang w:val="en_US" w:bidi="en_US"/>
+        </w:rPr>
         <w:t>"are being displayed {as} an example"</w:t>
       </w:r>
     </w:p>
@@ -5240,6 +6050,21 @@
           <w:b/>
           <w:lang w:val="en_US" w:bidi="en_US"/>
         </w:rPr>
+        <w:t>πυρὸς αἰωνίου δίκην ὑπέχουσαι</w:t>
+      </w:r>
+    </w:p>
+    <w:p>
+      <w:pPr/>
+      <w:r>
+        <w:rPr>
+          <w:lang w:val="en_US" w:bidi="en_US"/>
+        </w:rPr>
+      </w:r>
+      <w:r>
+        <w:rPr>
+          <w:b/>
+          <w:lang w:val="en_US" w:bidi="en_US"/>
+        </w:rPr>
         <w:t>"suffering punishment of eternal fire"</w:t>
       </w:r>
     </w:p>
@@ -5322,6 +6147,21 @@
         <w:rPr>
           <w:lang w:val="en_US" w:bidi="en_US"/>
         </w:rPr>
+      </w:r>
+    </w:p>
+    <w:p>
+      <w:pPr/>
+      <w:r>
+        <w:rPr>
+          <w:lang w:val="en_US" w:bidi="en_US"/>
+        </w:rPr>
+      </w:r>
+      <w:r>
+        <w:rPr>
+          <w:b/>
+          <w:lang w:val="en_US" w:bidi="en_US"/>
+        </w:rPr>
+        <w:t>ὁμοίως</w:t>
       </w:r>
     </w:p>
     <w:p>
@@ -5450,6 +6290,21 @@
           <w:b/>
           <w:lang w:val="en_US" w:bidi="en_US"/>
         </w:rPr>
+        <w:t>οὗτοι ἐνυπνιαζόμενοι</w:t>
+      </w:r>
+    </w:p>
+    <w:p>
+      <w:pPr/>
+      <w:r>
+        <w:rPr>
+          <w:lang w:val="en_US" w:bidi="en_US"/>
+        </w:rPr>
+      </w:r>
+      <w:r>
+        <w:rPr>
+          <w:b/>
+          <w:lang w:val="en_US" w:bidi="en_US"/>
+        </w:rPr>
         <w:t>"these, dreaming"</w:t>
       </w:r>
     </w:p>
@@ -5564,6 +6419,21 @@
           <w:b/>
           <w:lang w:val="en_US" w:bidi="en_US"/>
         </w:rPr>
+        <w:t>σάρκα μὲν μιαίνουσιν</w:t>
+      </w:r>
+    </w:p>
+    <w:p>
+      <w:pPr/>
+      <w:r>
+        <w:rPr>
+          <w:lang w:val="en_US" w:bidi="en_US"/>
+        </w:rPr>
+      </w:r>
+      <w:r>
+        <w:rPr>
+          <w:b/>
+          <w:lang w:val="en_US" w:bidi="en_US"/>
+        </w:rPr>
         <w:t>"indeed defile the flesh"</w:t>
       </w:r>
     </w:p>
@@ -5660,6 +6530,21 @@
           <w:b/>
           <w:lang w:val="en_US" w:bidi="en_US"/>
         </w:rPr>
+        <w:t>κυριότητα</w:t>
+      </w:r>
+    </w:p>
+    <w:p>
+      <w:pPr/>
+      <w:r>
+        <w:rPr>
+          <w:lang w:val="en_US" w:bidi="en_US"/>
+        </w:rPr>
+      </w:r>
+      <w:r>
+        <w:rPr>
+          <w:b/>
+          <w:lang w:val="en_US" w:bidi="en_US"/>
+        </w:rPr>
         <w:t>"lordship"</w:t>
       </w:r>
     </w:p>
@@ -5736,6 +6621,21 @@
           <w:b/>
           <w:lang w:val="en_US" w:bidi="en_US"/>
         </w:rPr>
+        <w:t>κυριότητα &amp; ἀθετοῦσιν</w:t>
+      </w:r>
+    </w:p>
+    <w:p>
+      <w:pPr/>
+      <w:r>
+        <w:rPr>
+          <w:lang w:val="en_US" w:bidi="en_US"/>
+        </w:rPr>
+      </w:r>
+      <w:r>
+        <w:rPr>
+          <w:b/>
+          <w:lang w:val="en_US" w:bidi="en_US"/>
+        </w:rPr>
         <w:t>"reject lordship"</w:t>
       </w:r>
     </w:p>
@@ -5908,6 +6808,21 @@
           <w:b/>
           <w:lang w:val="en_US" w:bidi="en_US"/>
         </w:rPr>
+        <w:t>κρίσιν ἐπενεγκεῖν βλασφημίας</w:t>
+      </w:r>
+    </w:p>
+    <w:p>
+      <w:pPr/>
+      <w:r>
+        <w:rPr>
+          <w:lang w:val="en_US" w:bidi="en_US"/>
+        </w:rPr>
+      </w:r>
+      <w:r>
+        <w:rPr>
+          <w:b/>
+          <w:lang w:val="en_US" w:bidi="en_US"/>
+        </w:rPr>
         <w:t>"to bring a judgment of slander {against him"</w:t>
       </w:r>
     </w:p>
@@ -6017,6 +6932,21 @@
           <w:b/>
           <w:lang w:val="en_US" w:bidi="en_US"/>
         </w:rPr>
+        <w:t>κρίσιν ἐπενεγκεῖν βλασφημίας</w:t>
+      </w:r>
+    </w:p>
+    <w:p>
+      <w:pPr/>
+      <w:r>
+        <w:rPr>
+          <w:lang w:val="en_US" w:bidi="en_US"/>
+        </w:rPr>
+      </w:r>
+      <w:r>
+        <w:rPr>
+          <w:b/>
+          <w:lang w:val="en_US" w:bidi="en_US"/>
+        </w:rPr>
         <w:t>"to bring a judgment of slander {against him"</w:t>
       </w:r>
     </w:p>
@@ -6113,6 +7043,21 @@
           <w:b/>
           <w:lang w:val="en_US" w:bidi="en_US"/>
         </w:rPr>
+        <w:t>κρίσιν ἐπενεγκεῖν βλασφημίας</w:t>
+      </w:r>
+    </w:p>
+    <w:p>
+      <w:pPr/>
+      <w:r>
+        <w:rPr>
+          <w:lang w:val="en_US" w:bidi="en_US"/>
+        </w:rPr>
+      </w:r>
+      <w:r>
+        <w:rPr>
+          <w:b/>
+          <w:lang w:val="en_US" w:bidi="en_US"/>
+        </w:rPr>
         <w:t>"to bring a judgment of slander {against him"</w:t>
       </w:r>
     </w:p>
@@ -6208,6 +7153,21 @@
         <w:rPr>
           <w:lang w:val="en_US" w:bidi="en_US"/>
         </w:rPr>
+      </w:r>
+    </w:p>
+    <w:p>
+      <w:pPr/>
+      <w:r>
+        <w:rPr>
+          <w:lang w:val="en_US" w:bidi="en_US"/>
+        </w:rPr>
+      </w:r>
+      <w:r>
+        <w:rPr>
+          <w:b/>
+          <w:lang w:val="en_US" w:bidi="en_US"/>
+        </w:rPr>
+        <w:t>οὗτοι</w:t>
       </w:r>
     </w:p>
     <w:p>
@@ -6336,6 +7296,21 @@
           <w:b/>
           <w:lang w:val="en_US" w:bidi="en_US"/>
         </w:rPr>
+        <w:t>ὅσα &amp; οὐκ οἴδασιν</w:t>
+      </w:r>
+    </w:p>
+    <w:p>
+      <w:pPr/>
+      <w:r>
+        <w:rPr>
+          <w:lang w:val="en_US" w:bidi="en_US"/>
+        </w:rPr>
+      </w:r>
+      <w:r>
+        <w:rPr>
+          <w:b/>
+          <w:lang w:val="en_US" w:bidi="en_US"/>
+        </w:rPr>
         <w:t>"what they do not understand"</w:t>
       </w:r>
     </w:p>
@@ -6430,6 +7405,21 @@
           <w:b/>
           <w:lang w:val="en_US" w:bidi="en_US"/>
         </w:rPr>
+        <w:t>ὅσα δὲ φυσικῶς ὡς τὰ ἄλογα ζῷα ἐπίστανται</w:t>
+      </w:r>
+    </w:p>
+    <w:p>
+      <w:pPr/>
+      <w:r>
+        <w:rPr>
+          <w:lang w:val="en_US" w:bidi="en_US"/>
+        </w:rPr>
+      </w:r>
+      <w:r>
+        <w:rPr>
+          <w:b/>
+          <w:lang w:val="en_US" w:bidi="en_US"/>
+        </w:rPr>
         <w:t>""</w:t>
       </w:r>
     </w:p>
@@ -6513,6 +7503,21 @@
           <w:b/>
           <w:lang w:val="en_US" w:bidi="en_US"/>
         </w:rPr>
+        <w:t>ἐν τούτοις</w:t>
+      </w:r>
+    </w:p>
+    <w:p>
+      <w:pPr/>
+      <w:r>
+        <w:rPr>
+          <w:lang w:val="en_US" w:bidi="en_US"/>
+        </w:rPr>
+      </w:r>
+      <w:r>
+        <w:rPr>
+          <w:b/>
+          <w:lang w:val="en_US" w:bidi="en_US"/>
+        </w:rPr>
         <w:t>"by these things"</w:t>
       </w:r>
     </w:p>
@@ -6609,6 +7614,21 @@
           <w:b/>
           <w:lang w:val="en_US" w:bidi="en_US"/>
         </w:rPr>
+        <w:t>ἐν τούτοις φθείρονται</w:t>
+      </w:r>
+    </w:p>
+    <w:p>
+      <w:pPr/>
+      <w:r>
+        <w:rPr>
+          <w:lang w:val="en_US" w:bidi="en_US"/>
+        </w:rPr>
+      </w:r>
+      <w:r>
+        <w:rPr>
+          <w:b/>
+          <w:lang w:val="en_US" w:bidi="en_US"/>
+        </w:rPr>
         <w:t>"by these things they are being destroyed"</w:t>
       </w:r>
     </w:p>
@@ -6705,6 +7725,21 @@
           <w:b/>
           <w:lang w:val="en_US" w:bidi="en_US"/>
         </w:rPr>
+        <w:t>οὐαὶ αὐτοῖς</w:t>
+      </w:r>
+    </w:p>
+    <w:p>
+      <w:pPr/>
+      <w:r>
+        <w:rPr>
+          <w:lang w:val="en_US" w:bidi="en_US"/>
+        </w:rPr>
+      </w:r>
+      <w:r>
+        <w:rPr>
+          <w:b/>
+          <w:lang w:val="en_US" w:bidi="en_US"/>
+        </w:rPr>
         <w:t>"Woe to them"</w:t>
       </w:r>
     </w:p>
@@ -6801,6 +7836,21 @@
           <w:b/>
           <w:lang w:val="en_US" w:bidi="en_US"/>
         </w:rPr>
+        <w:t>τῇ ὁδῷ τοῦ Κάϊν ἐπορεύθησαν</w:t>
+      </w:r>
+    </w:p>
+    <w:p>
+      <w:pPr/>
+      <w:r>
+        <w:rPr>
+          <w:lang w:val="en_US" w:bidi="en_US"/>
+        </w:rPr>
+      </w:r>
+      <w:r>
+        <w:rPr>
+          <w:b/>
+          <w:lang w:val="en_US" w:bidi="en_US"/>
+        </w:rPr>
         <w:t>"they have gone in the way of Cain"</w:t>
       </w:r>
     </w:p>
@@ -6897,6 +7947,21 @@
           <w:b/>
           <w:lang w:val="en_US" w:bidi="en_US"/>
         </w:rPr>
+        <w:t>τοῦ Κάϊν</w:t>
+      </w:r>
+    </w:p>
+    <w:p>
+      <w:pPr/>
+      <w:r>
+        <w:rPr>
+          <w:lang w:val="en_US" w:bidi="en_US"/>
+        </w:rPr>
+      </w:r>
+      <w:r>
+        <w:rPr>
+          <w:b/>
+          <w:lang w:val="en_US" w:bidi="en_US"/>
+        </w:rPr>
         <w:t>"of Cain"</w:t>
       </w:r>
     </w:p>
@@ -6993,6 +8058,21 @@
           <w:b/>
           <w:lang w:val="en_US" w:bidi="en_US"/>
         </w:rPr>
+        <w:t>ἐξεχύθησαν</w:t>
+      </w:r>
+    </w:p>
+    <w:p>
+      <w:pPr/>
+      <w:r>
+        <w:rPr>
+          <w:lang w:val="en_US" w:bidi="en_US"/>
+        </w:rPr>
+      </w:r>
+      <w:r>
+        <w:rPr>
+          <w:b/>
+          <w:lang w:val="en_US" w:bidi="en_US"/>
+        </w:rPr>
         <w:t>"have abandoned themselves"</w:t>
       </w:r>
     </w:p>
@@ -7056,6 +8136,21 @@
           <w:b/>
           <w:lang w:val="en_US" w:bidi="en_US"/>
         </w:rPr>
+        <w:t>τοῦ Βαλαὰμ μισθοῦ</w:t>
+      </w:r>
+    </w:p>
+    <w:p>
+      <w:pPr/>
+      <w:r>
+        <w:rPr>
+          <w:lang w:val="en_US" w:bidi="en_US"/>
+        </w:rPr>
+      </w:r>
+      <w:r>
+        <w:rPr>
+          <w:b/>
+          <w:lang w:val="en_US" w:bidi="en_US"/>
+        </w:rPr>
         <w:t>"of Balaam {for} wages"</w:t>
       </w:r>
     </w:p>
@@ -7152,6 +8247,21 @@
           <w:b/>
           <w:lang w:val="en_US" w:bidi="en_US"/>
         </w:rPr>
+        <w:t>τοῦ Κόρε</w:t>
+      </w:r>
+    </w:p>
+    <w:p>
+      <w:pPr/>
+      <w:r>
+        <w:rPr>
+          <w:lang w:val="en_US" w:bidi="en_US"/>
+        </w:rPr>
+      </w:r>
+      <w:r>
+        <w:rPr>
+          <w:b/>
+          <w:lang w:val="en_US" w:bidi="en_US"/>
+        </w:rPr>
         <w:t>"of Korah"</w:t>
       </w:r>
     </w:p>
@@ -7248,6 +8358,21 @@
           <w:b/>
           <w:lang w:val="en_US" w:bidi="en_US"/>
         </w:rPr>
+        <w:t>ἀπώλοντο</w:t>
+      </w:r>
+    </w:p>
+    <w:p>
+      <w:pPr/>
+      <w:r>
+        <w:rPr>
+          <w:lang w:val="en_US" w:bidi="en_US"/>
+        </w:rPr>
+      </w:r>
+      <w:r>
+        <w:rPr>
+          <w:b/>
+          <w:lang w:val="en_US" w:bidi="en_US"/>
+        </w:rPr>
         <w:t>"they perished"</w:t>
       </w:r>
     </w:p>
@@ -7317,6 +8442,21 @@
         <w:rPr>
           <w:lang w:val="en_US" w:bidi="en_US"/>
         </w:rPr>
+      </w:r>
+    </w:p>
+    <w:p>
+      <w:pPr/>
+      <w:r>
+        <w:rPr>
+          <w:lang w:val="en_US" w:bidi="en_US"/>
+        </w:rPr>
+      </w:r>
+      <w:r>
+        <w:rPr>
+          <w:b/>
+          <w:lang w:val="en_US" w:bidi="en_US"/>
+        </w:rPr>
+        <w:t>οὗτοί</w:t>
       </w:r>
     </w:p>
     <w:p>
@@ -7445,6 +8585,21 @@
           <w:b/>
           <w:lang w:val="en_US" w:bidi="en_US"/>
         </w:rPr>
+        <w:t>σπιλάδες</w:t>
+      </w:r>
+    </w:p>
+    <w:p>
+      <w:pPr/>
+      <w:r>
+        <w:rPr>
+          <w:lang w:val="en_US" w:bidi="en_US"/>
+        </w:rPr>
+      </w:r>
+      <w:r>
+        <w:rPr>
+          <w:b/>
+          <w:lang w:val="en_US" w:bidi="en_US"/>
+        </w:rPr>
         <w:t>"hidden reefs"</w:t>
       </w:r>
     </w:p>
@@ -7541,6 +8696,21 @@
           <w:b/>
           <w:lang w:val="en_US" w:bidi="en_US"/>
         </w:rPr>
+        <w:t>ταῖς ἀγάπαις</w:t>
+      </w:r>
+    </w:p>
+    <w:p>
+      <w:pPr/>
+      <w:r>
+        <w:rPr>
+          <w:lang w:val="en_US" w:bidi="en_US"/>
+        </w:rPr>
+      </w:r>
+      <w:r>
+        <w:rPr>
+          <w:b/>
+          <w:lang w:val="en_US" w:bidi="en_US"/>
+        </w:rPr>
         <w:t>"love feasts"</w:t>
       </w:r>
     </w:p>
@@ -7650,6 +8820,21 @@
           <w:b/>
           <w:lang w:val="en_US" w:bidi="en_US"/>
         </w:rPr>
+        <w:t>ἑαυτοὺς ποιμαίνοντες</w:t>
+      </w:r>
+    </w:p>
+    <w:p>
+      <w:pPr/>
+      <w:r>
+        <w:rPr>
+          <w:lang w:val="en_US" w:bidi="en_US"/>
+        </w:rPr>
+      </w:r>
+      <w:r>
+        <w:rPr>
+          <w:b/>
+          <w:lang w:val="en_US" w:bidi="en_US"/>
+        </w:rPr>
         <w:t>"shepherding themselves"</w:t>
       </w:r>
     </w:p>
@@ -7733,6 +8918,21 @@
           <w:b/>
           <w:lang w:val="en_US" w:bidi="en_US"/>
         </w:rPr>
+        <w:t>νεφέλαι ἄνυδροι ὑπὸ ἀνέμων παραφερόμεναι</w:t>
+      </w:r>
+    </w:p>
+    <w:p>
+      <w:pPr/>
+      <w:r>
+        <w:rPr>
+          <w:lang w:val="en_US" w:bidi="en_US"/>
+        </w:rPr>
+      </w:r>
+      <w:r>
+        <w:rPr>
+          <w:b/>
+          <w:lang w:val="en_US" w:bidi="en_US"/>
+        </w:rPr>
         <w:t>"waterless clouds, carried along by winds"</w:t>
       </w:r>
     </w:p>
@@ -7829,6 +9029,21 @@
           <w:b/>
           <w:lang w:val="en_US" w:bidi="en_US"/>
         </w:rPr>
+        <w:t>ὑπὸ ἀνέμων παραφερόμεναι</w:t>
+      </w:r>
+    </w:p>
+    <w:p>
+      <w:pPr/>
+      <w:r>
+        <w:rPr>
+          <w:lang w:val="en_US" w:bidi="en_US"/>
+        </w:rPr>
+      </w:r>
+      <w:r>
+        <w:rPr>
+          <w:b/>
+          <w:lang w:val="en_US" w:bidi="en_US"/>
+        </w:rPr>
         <w:t>"carried along by winds"</w:t>
       </w:r>
     </w:p>
@@ -7925,6 +9140,21 @@
           <w:b/>
           <w:lang w:val="en_US" w:bidi="en_US"/>
         </w:rPr>
+        <w:t>δένδρα φθινοπωρινὰ ἄκαρπα</w:t>
+      </w:r>
+    </w:p>
+    <w:p>
+      <w:pPr/>
+      <w:r>
+        <w:rPr>
+          <w:lang w:val="en_US" w:bidi="en_US"/>
+        </w:rPr>
+      </w:r>
+      <w:r>
+        <w:rPr>
+          <w:b/>
+          <w:lang w:val="en_US" w:bidi="en_US"/>
+        </w:rPr>
         <w:t>"fruitless autumn trees"</w:t>
       </w:r>
     </w:p>
@@ -8021,6 +9251,21 @@
           <w:b/>
           <w:lang w:val="en_US" w:bidi="en_US"/>
         </w:rPr>
+        <w:t>δὶς ἀποθανόντα ἐκριζωθέντα</w:t>
+      </w:r>
+    </w:p>
+    <w:p>
+      <w:pPr/>
+      <w:r>
+        <w:rPr>
+          <w:lang w:val="en_US" w:bidi="en_US"/>
+        </w:rPr>
+      </w:r>
+      <w:r>
+        <w:rPr>
+          <w:b/>
+          <w:lang w:val="en_US" w:bidi="en_US"/>
+        </w:rPr>
         <w:t>"having died twice, having been uprooted"</w:t>
       </w:r>
     </w:p>
@@ -8104,6 +9349,21 @@
           <w:b/>
           <w:lang w:val="en_US" w:bidi="en_US"/>
         </w:rPr>
+        <w:t>δὶς ἀποθανόντα ἐκριζωθέντα</w:t>
+      </w:r>
+    </w:p>
+    <w:p>
+      <w:pPr/>
+      <w:r>
+        <w:rPr>
+          <w:lang w:val="en_US" w:bidi="en_US"/>
+        </w:rPr>
+      </w:r>
+      <w:r>
+        <w:rPr>
+          <w:b/>
+          <w:lang w:val="en_US" w:bidi="en_US"/>
+        </w:rPr>
         <w:t>"having died twice, having been uprooted"</w:t>
       </w:r>
     </w:p>
@@ -8180,6 +9440,21 @@
           <w:b/>
           <w:lang w:val="en_US" w:bidi="en_US"/>
         </w:rPr>
+        <w:t>ἐκριζωθέντα</w:t>
+      </w:r>
+    </w:p>
+    <w:p>
+      <w:pPr/>
+      <w:r>
+        <w:rPr>
+          <w:lang w:val="en_US" w:bidi="en_US"/>
+        </w:rPr>
+      </w:r>
+      <w:r>
+        <w:rPr>
+          <w:b/>
+          <w:lang w:val="en_US" w:bidi="en_US"/>
+        </w:rPr>
         <w:t>"having been uprooted"</w:t>
       </w:r>
     </w:p>
@@ -8263,6 +9538,21 @@
           <w:b/>
           <w:lang w:val="en_US" w:bidi="en_US"/>
         </w:rPr>
+        <w:t>ἐκριζωθέντα</w:t>
+      </w:r>
+    </w:p>
+    <w:p>
+      <w:pPr/>
+      <w:r>
+        <w:rPr>
+          <w:lang w:val="en_US" w:bidi="en_US"/>
+        </w:rPr>
+      </w:r>
+      <w:r>
+        <w:rPr>
+          <w:b/>
+          <w:lang w:val="en_US" w:bidi="en_US"/>
+        </w:rPr>
         <w:t>"having been uprooted"</w:t>
       </w:r>
     </w:p>
@@ -8346,6 +9636,21 @@
           <w:b/>
           <w:lang w:val="en_US" w:bidi="en_US"/>
         </w:rPr>
+        <w:t>κύματα ἄγρια θαλάσσης</w:t>
+      </w:r>
+    </w:p>
+    <w:p>
+      <w:pPr/>
+      <w:r>
+        <w:rPr>
+          <w:lang w:val="en_US" w:bidi="en_US"/>
+        </w:rPr>
+      </w:r>
+      <w:r>
+        <w:rPr>
+          <w:b/>
+          <w:lang w:val="en_US" w:bidi="en_US"/>
+        </w:rPr>
         <w:t>"wild waves of the sea"</w:t>
       </w:r>
     </w:p>
@@ -8442,6 +9747,21 @@
           <w:b/>
           <w:lang w:val="en_US" w:bidi="en_US"/>
         </w:rPr>
+        <w:t>ἐπαφρίζοντα τὰς ἑαυτῶν αἰσχύνας</w:t>
+      </w:r>
+    </w:p>
+    <w:p>
+      <w:pPr/>
+      <w:r>
+        <w:rPr>
+          <w:lang w:val="en_US" w:bidi="en_US"/>
+        </w:rPr>
+      </w:r>
+      <w:r>
+        <w:rPr>
+          <w:b/>
+          <w:lang w:val="en_US" w:bidi="en_US"/>
+        </w:rPr>
         <w:t>"foaming out their own shameful deeds"</w:t>
       </w:r>
     </w:p>
@@ -8538,6 +9858,21 @@
           <w:b/>
           <w:lang w:val="en_US" w:bidi="en_US"/>
         </w:rPr>
+        <w:t>ἀστέρες πλανῆται</w:t>
+      </w:r>
+    </w:p>
+    <w:p>
+      <w:pPr/>
+      <w:r>
+        <w:rPr>
+          <w:lang w:val="en_US" w:bidi="en_US"/>
+        </w:rPr>
+      </w:r>
+      <w:r>
+        <w:rPr>
+          <w:b/>
+          <w:lang w:val="en_US" w:bidi="en_US"/>
+        </w:rPr>
         <w:t>"wandering stars"</w:t>
       </w:r>
     </w:p>
@@ -8647,6 +9982,21 @@
           <w:b/>
           <w:lang w:val="en_US" w:bidi="en_US"/>
         </w:rPr>
+        <w:t>οἷς ὁ ζόφος τοῦ σκότους εἰς αἰῶνα τετήρηται</w:t>
+      </w:r>
+    </w:p>
+    <w:p>
+      <w:pPr/>
+      <w:r>
+        <w:rPr>
+          <w:lang w:val="en_US" w:bidi="en_US"/>
+        </w:rPr>
+      </w:r>
+      <w:r>
+        <w:rPr>
+          <w:b/>
+          <w:lang w:val="en_US" w:bidi="en_US"/>
+        </w:rPr>
         <w:t>"for whom the gloom of darkness has been kept to eternity"</w:t>
       </w:r>
     </w:p>
@@ -8743,6 +10093,21 @@
           <w:b/>
           <w:lang w:val="en_US" w:bidi="en_US"/>
         </w:rPr>
+        <w:t>οἷς</w:t>
+      </w:r>
+    </w:p>
+    <w:p>
+      <w:pPr/>
+      <w:r>
+        <w:rPr>
+          <w:lang w:val="en_US" w:bidi="en_US"/>
+        </w:rPr>
+      </w:r>
+      <w:r>
+        <w:rPr>
+          <w:b/>
+          <w:lang w:val="en_US" w:bidi="en_US"/>
+        </w:rPr>
         <w:t>"for whom"</w:t>
       </w:r>
     </w:p>
@@ -8839,6 +10204,21 @@
           <w:b/>
           <w:lang w:val="en_US" w:bidi="en_US"/>
         </w:rPr>
+        <w:t>ὁ ζόφος τοῦ σκότους</w:t>
+      </w:r>
+    </w:p>
+    <w:p>
+      <w:pPr/>
+      <w:r>
+        <w:rPr>
+          <w:lang w:val="en_US" w:bidi="en_US"/>
+        </w:rPr>
+      </w:r>
+      <w:r>
+        <w:rPr>
+          <w:b/>
+          <w:lang w:val="en_US" w:bidi="en_US"/>
+        </w:rPr>
         <w:t>"the gloom of darkness"</w:t>
       </w:r>
     </w:p>
@@ -8915,6 +10295,21 @@
           <w:b/>
           <w:lang w:val="en_US" w:bidi="en_US"/>
         </w:rPr>
+        <w:t>ὁ ζόφος τοῦ σκότους</w:t>
+      </w:r>
+    </w:p>
+    <w:p>
+      <w:pPr/>
+      <w:r>
+        <w:rPr>
+          <w:lang w:val="en_US" w:bidi="en_US"/>
+        </w:rPr>
+      </w:r>
+      <w:r>
+        <w:rPr>
+          <w:b/>
+          <w:lang w:val="en_US" w:bidi="en_US"/>
+        </w:rPr>
         <w:t>"the gloom of darkness"</w:t>
       </w:r>
     </w:p>
@@ -9024,6 +10419,21 @@
           <w:b/>
           <w:lang w:val="en_US" w:bidi="en_US"/>
         </w:rPr>
+        <w:t>ἕβδομος ἀπὸ Ἀδὰμ</w:t>
+      </w:r>
+    </w:p>
+    <w:p>
+      <w:pPr/>
+      <w:r>
+        <w:rPr>
+          <w:lang w:val="en_US" w:bidi="en_US"/>
+        </w:rPr>
+      </w:r>
+      <w:r>
+        <w:rPr>
+          <w:b/>
+          <w:lang w:val="en_US" w:bidi="en_US"/>
+        </w:rPr>
         <w:t>"seventh from Adam"</w:t>
       </w:r>
     </w:p>
@@ -9100,6 +10510,21 @@
           <w:b/>
           <w:lang w:val="en_US" w:bidi="en_US"/>
         </w:rPr>
+        <w:t>τούτοις</w:t>
+      </w:r>
+    </w:p>
+    <w:p>
+      <w:pPr/>
+      <w:r>
+        <w:rPr>
+          <w:lang w:val="en_US" w:bidi="en_US"/>
+        </w:rPr>
+      </w:r>
+      <w:r>
+        <w:rPr>
+          <w:b/>
+          <w:lang w:val="en_US" w:bidi="en_US"/>
+        </w:rPr>
         <w:t>"about these ones"</w:t>
       </w:r>
     </w:p>
@@ -9196,6 +10621,21 @@
           <w:b/>
           <w:lang w:val="en_US" w:bidi="en_US"/>
         </w:rPr>
+        <w:t>λέγων</w:t>
+      </w:r>
+    </w:p>
+    <w:p>
+      <w:pPr/>
+      <w:r>
+        <w:rPr>
+          <w:lang w:val="en_US" w:bidi="en_US"/>
+        </w:rPr>
+      </w:r>
+      <w:r>
+        <w:rPr>
+          <w:b/>
+          <w:lang w:val="en_US" w:bidi="en_US"/>
+        </w:rPr>
         <w:t>"saying"</w:t>
       </w:r>
     </w:p>
@@ -9279,6 +10719,21 @@
           <w:b/>
           <w:lang w:val="en_US" w:bidi="en_US"/>
         </w:rPr>
+        <w:t>ἰδοὺ</w:t>
+      </w:r>
+    </w:p>
+    <w:p>
+      <w:pPr/>
+      <w:r>
+        <w:rPr>
+          <w:lang w:val="en_US" w:bidi="en_US"/>
+        </w:rPr>
+      </w:r>
+      <w:r>
+        <w:rPr>
+          <w:b/>
+          <w:lang w:val="en_US" w:bidi="en_US"/>
+        </w:rPr>
         <w:t>"Behold"</w:t>
       </w:r>
     </w:p>
@@ -9375,6 +10830,21 @@
           <w:b/>
           <w:lang w:val="en_US" w:bidi="en_US"/>
         </w:rPr>
+        <w:t>ἦλθεν Κύριος</w:t>
+      </w:r>
+    </w:p>
+    <w:p>
+      <w:pPr/>
+      <w:r>
+        <w:rPr>
+          <w:lang w:val="en_US" w:bidi="en_US"/>
+        </w:rPr>
+      </w:r>
+      <w:r>
+        <w:rPr>
+          <w:b/>
+          <w:lang w:val="en_US" w:bidi="en_US"/>
+        </w:rPr>
         <w:t>"The Lord came"</w:t>
       </w:r>
     </w:p>
@@ -9458,6 +10928,21 @@
           <w:b/>
           <w:lang w:val="en_US" w:bidi="en_US"/>
         </w:rPr>
+        <w:t>Κύριος</w:t>
+      </w:r>
+    </w:p>
+    <w:p>
+      <w:pPr/>
+      <w:r>
+        <w:rPr>
+          <w:lang w:val="en_US" w:bidi="en_US"/>
+        </w:rPr>
+      </w:r>
+      <w:r>
+        <w:rPr>
+          <w:b/>
+          <w:lang w:val="en_US" w:bidi="en_US"/>
+        </w:rPr>
         <w:t>"The Lord"</w:t>
       </w:r>
     </w:p>
@@ -9534,6 +11019,21 @@
           <w:b/>
           <w:lang w:val="en_US" w:bidi="en_US"/>
         </w:rPr>
+        <w:t>μυριάσιν</w:t>
+      </w:r>
+    </w:p>
+    <w:p>
+      <w:pPr/>
+      <w:r>
+        <w:rPr>
+          <w:lang w:val="en_US" w:bidi="en_US"/>
+        </w:rPr>
+      </w:r>
+      <w:r>
+        <w:rPr>
+          <w:b/>
+          <w:lang w:val="en_US" w:bidi="en_US"/>
+        </w:rPr>
         <w:t>"myriads"</w:t>
       </w:r>
     </w:p>
@@ -9706,6 +11206,21 @@
           <w:b/>
           <w:lang w:val="en_US" w:bidi="en_US"/>
         </w:rPr>
+        <w:t>ποιῆσαι κρίσιν &amp; καὶ ἐλέγξαι</w:t>
+      </w:r>
+    </w:p>
+    <w:p>
+      <w:pPr/>
+      <w:r>
+        <w:rPr>
+          <w:lang w:val="en_US" w:bidi="en_US"/>
+        </w:rPr>
+      </w:r>
+      <w:r>
+        <w:rPr>
+          <w:b/>
+          <w:lang w:val="en_US" w:bidi="en_US"/>
+        </w:rPr>
         <w:t>"to do judgment"</w:t>
       </w:r>
       <w:r>
@@ -9815,6 +11330,21 @@
           <w:b/>
           <w:lang w:val="en_US" w:bidi="en_US"/>
         </w:rPr>
+        <w:t>ποιῆσαι κρίσιν κατὰ</w:t>
+      </w:r>
+    </w:p>
+    <w:p>
+      <w:pPr/>
+      <w:r>
+        <w:rPr>
+          <w:lang w:val="en_US" w:bidi="en_US"/>
+        </w:rPr>
+      </w:r>
+      <w:r>
+        <w:rPr>
+          <w:b/>
+          <w:lang w:val="en_US" w:bidi="en_US"/>
+        </w:rPr>
         <w:t>"to do judgment against"</w:t>
       </w:r>
     </w:p>
@@ -9911,6 +11441,21 @@
           <w:b/>
           <w:lang w:val="en_US" w:bidi="en_US"/>
         </w:rPr>
+        <w:t>πᾶσαν ψυχὴν</w:t>
+      </w:r>
+    </w:p>
+    <w:p>
+      <w:pPr/>
+      <w:r>
+        <w:rPr>
+          <w:lang w:val="en_US" w:bidi="en_US"/>
+        </w:rPr>
+      </w:r>
+      <w:r>
+        <w:rPr>
+          <w:b/>
+          <w:lang w:val="en_US" w:bidi="en_US"/>
+        </w:rPr>
         <w:t>"every soul"</w:t>
       </w:r>
     </w:p>
@@ -10007,6 +11552,21 @@
           <w:b/>
           <w:lang w:val="en_US" w:bidi="en_US"/>
         </w:rPr>
+        <w:t>τῶν ἔργων ἀσεβείας αὐτῶν</w:t>
+      </w:r>
+    </w:p>
+    <w:p>
+      <w:pPr/>
+      <w:r>
+        <w:rPr>
+          <w:lang w:val="en_US" w:bidi="en_US"/>
+        </w:rPr>
+      </w:r>
+      <w:r>
+        <w:rPr>
+          <w:b/>
+          <w:lang w:val="en_US" w:bidi="en_US"/>
+        </w:rPr>
         <w:t>"their works of ungodliness"</w:t>
       </w:r>
     </w:p>
@@ -10116,6 +11676,21 @@
           <w:b/>
           <w:lang w:val="en_US" w:bidi="en_US"/>
         </w:rPr>
+        <w:t>τῶν σκληρῶν</w:t>
+      </w:r>
+    </w:p>
+    <w:p>
+      <w:pPr/>
+      <w:r>
+        <w:rPr>
+          <w:lang w:val="en_US" w:bidi="en_US"/>
+        </w:rPr>
+      </w:r>
+      <w:r>
+        <w:rPr>
+          <w:b/>
+          <w:lang w:val="en_US" w:bidi="en_US"/>
+        </w:rPr>
         <w:t>"the harsh things"</w:t>
       </w:r>
     </w:p>
@@ -10192,6 +11767,21 @@
           <w:b/>
           <w:lang w:val="en_US" w:bidi="en_US"/>
         </w:rPr>
+        <w:t>αὐτοῦ</w:t>
+      </w:r>
+    </w:p>
+    <w:p>
+      <w:pPr/>
+      <w:r>
+        <w:rPr>
+          <w:lang w:val="en_US" w:bidi="en_US"/>
+        </w:rPr>
+      </w:r>
+      <w:r>
+        <w:rPr>
+          <w:b/>
+          <w:lang w:val="en_US" w:bidi="en_US"/>
+        </w:rPr>
         <w:t>"him"</w:t>
       </w:r>
     </w:p>
@@ -10274,6 +11864,21 @@
         <w:rPr>
           <w:lang w:val="en_US" w:bidi="en_US"/>
         </w:rPr>
+      </w:r>
+    </w:p>
+    <w:p>
+      <w:pPr/>
+      <w:r>
+        <w:rPr>
+          <w:lang w:val="en_US" w:bidi="en_US"/>
+        </w:rPr>
+      </w:r>
+      <w:r>
+        <w:rPr>
+          <w:b/>
+          <w:lang w:val="en_US" w:bidi="en_US"/>
+        </w:rPr>
+        <w:t>οὗτοί</w:t>
       </w:r>
     </w:p>
     <w:p>
@@ -10402,6 +12007,21 @@
           <w:b/>
           <w:lang w:val="en_US" w:bidi="en_US"/>
         </w:rPr>
+        <w:t>εἰσιν γογγυσταί μεμψίμοιροι</w:t>
+      </w:r>
+    </w:p>
+    <w:p>
+      <w:pPr/>
+      <w:r>
+        <w:rPr>
+          <w:lang w:val="en_US" w:bidi="en_US"/>
+        </w:rPr>
+      </w:r>
+      <w:r>
+        <w:rPr>
+          <w:b/>
+          <w:lang w:val="en_US" w:bidi="en_US"/>
+        </w:rPr>
         <w:t>"are murmurers, complainers"</w:t>
       </w:r>
     </w:p>
@@ -10517,6 +12137,21 @@
           <w:b/>
           <w:lang w:val="en_US" w:bidi="en_US"/>
         </w:rPr>
+        <w:t>πορευόμενοι</w:t>
+      </w:r>
+    </w:p>
+    <w:p>
+      <w:pPr/>
+      <w:r>
+        <w:rPr>
+          <w:lang w:val="en_US" w:bidi="en_US"/>
+        </w:rPr>
+      </w:r>
+      <w:r>
+        <w:rPr>
+          <w:b/>
+          <w:lang w:val="en_US" w:bidi="en_US"/>
+        </w:rPr>
         <w:t>"going"</w:t>
       </w:r>
     </w:p>
@@ -10613,6 +12248,21 @@
           <w:b/>
           <w:lang w:val="en_US" w:bidi="en_US"/>
         </w:rPr>
+        <w:t>τὰς ἐπιθυμίας αὐτῶν</w:t>
+      </w:r>
+    </w:p>
+    <w:p>
+      <w:pPr/>
+      <w:r>
+        <w:rPr>
+          <w:lang w:val="en_US" w:bidi="en_US"/>
+        </w:rPr>
+      </w:r>
+      <w:r>
+        <w:rPr>
+          <w:b/>
+          <w:lang w:val="en_US" w:bidi="en_US"/>
+        </w:rPr>
         <w:t>"their lusts"</w:t>
       </w:r>
     </w:p>
@@ -10689,6 +12339,21 @@
           <w:b/>
           <w:lang w:val="en_US" w:bidi="en_US"/>
         </w:rPr>
+        <w:t>τὸ στόμα αὐτῶν λαλεῖ</w:t>
+      </w:r>
+    </w:p>
+    <w:p>
+      <w:pPr/>
+      <w:r>
+        <w:rPr>
+          <w:lang w:val="en_US" w:bidi="en_US"/>
+        </w:rPr>
+      </w:r>
+      <w:r>
+        <w:rPr>
+          <w:b/>
+          <w:lang w:val="en_US" w:bidi="en_US"/>
+        </w:rPr>
         <w:t>"their mouth speaks"</w:t>
       </w:r>
     </w:p>
@@ -10765,6 +12430,21 @@
           <w:b/>
           <w:lang w:val="en_US" w:bidi="en_US"/>
         </w:rPr>
+        <w:t>τὸ στόμα αὐτῶν λαλεῖ</w:t>
+      </w:r>
+    </w:p>
+    <w:p>
+      <w:pPr/>
+      <w:r>
+        <w:rPr>
+          <w:lang w:val="en_US" w:bidi="en_US"/>
+        </w:rPr>
+      </w:r>
+      <w:r>
+        <w:rPr>
+          <w:b/>
+          <w:lang w:val="en_US" w:bidi="en_US"/>
+        </w:rPr>
         <w:t>"their mouth speaks"</w:t>
       </w:r>
     </w:p>
@@ -10861,6 +12541,21 @@
           <w:b/>
           <w:lang w:val="en_US" w:bidi="en_US"/>
         </w:rPr>
+        <w:t>λαλεῖ ὑπέρογκα</w:t>
+      </w:r>
+    </w:p>
+    <w:p>
+      <w:pPr/>
+      <w:r>
+        <w:rPr>
+          <w:lang w:val="en_US" w:bidi="en_US"/>
+        </w:rPr>
+      </w:r>
+      <w:r>
+        <w:rPr>
+          <w:b/>
+          <w:lang w:val="en_US" w:bidi="en_US"/>
+        </w:rPr>
         <w:t>"speaks boastful things"</w:t>
       </w:r>
     </w:p>
@@ -10937,6 +12632,21 @@
           <w:b/>
           <w:lang w:val="en_US" w:bidi="en_US"/>
         </w:rPr>
+        <w:t>θαυμάζοντες πρόσωπα</w:t>
+      </w:r>
+    </w:p>
+    <w:p>
+      <w:pPr/>
+      <w:r>
+        <w:rPr>
+          <w:lang w:val="en_US" w:bidi="en_US"/>
+        </w:rPr>
+      </w:r>
+      <w:r>
+        <w:rPr>
+          <w:b/>
+          <w:lang w:val="en_US" w:bidi="en_US"/>
+        </w:rPr>
         <w:t>"admiring faces"</w:t>
       </w:r>
     </w:p>
@@ -11020,6 +12730,21 @@
           <w:b/>
           <w:lang w:val="en_US" w:bidi="en_US"/>
         </w:rPr>
+        <w:t>θαυμάζοντες πρόσωπα</w:t>
+      </w:r>
+    </w:p>
+    <w:p>
+      <w:pPr/>
+      <w:r>
+        <w:rPr>
+          <w:lang w:val="en_US" w:bidi="en_US"/>
+        </w:rPr>
+      </w:r>
+      <w:r>
+        <w:rPr>
+          <w:b/>
+          <w:lang w:val="en_US" w:bidi="en_US"/>
+        </w:rPr>
         <w:t>"admiring faces"</w:t>
       </w:r>
     </w:p>
@@ -11102,6 +12827,21 @@
         <w:rPr>
           <w:lang w:val="en_US" w:bidi="en_US"/>
         </w:rPr>
+      </w:r>
+    </w:p>
+    <w:p>
+      <w:pPr/>
+      <w:r>
+        <w:rPr>
+          <w:lang w:val="en_US" w:bidi="en_US"/>
+        </w:rPr>
+      </w:r>
+      <w:r>
+        <w:rPr>
+          <w:b/>
+          <w:lang w:val="en_US" w:bidi="en_US"/>
+        </w:rPr>
+        <w:t>ἀγαπητοί</w:t>
       </w:r>
     </w:p>
     <w:p>
@@ -11230,6 +12970,21 @@
           <w:b/>
           <w:lang w:val="en_US" w:bidi="en_US"/>
         </w:rPr>
+        <w:t>τῶν ῥημάτων</w:t>
+      </w:r>
+    </w:p>
+    <w:p>
+      <w:pPr/>
+      <w:r>
+        <w:rPr>
+          <w:lang w:val="en_US" w:bidi="en_US"/>
+        </w:rPr>
+      </w:r>
+      <w:r>
+        <w:rPr>
+          <w:b/>
+          <w:lang w:val="en_US" w:bidi="en_US"/>
+        </w:rPr>
         <w:t>"the words"</w:t>
       </w:r>
     </w:p>
@@ -11326,6 +13081,21 @@
           <w:b/>
           <w:lang w:val="en_US" w:bidi="en_US"/>
         </w:rPr>
+        <w:t>τοῦ Κυρίου ἡμῶν</w:t>
+      </w:r>
+    </w:p>
+    <w:p>
+      <w:pPr/>
+      <w:r>
+        <w:rPr>
+          <w:lang w:val="en_US" w:bidi="en_US"/>
+        </w:rPr>
+      </w:r>
+      <w:r>
+        <w:rPr>
+          <w:b/>
+          <w:lang w:val="en_US" w:bidi="en_US"/>
+        </w:rPr>
         <w:t>"of our Lord"</w:t>
       </w:r>
     </w:p>
@@ -11422,6 +13192,21 @@
           <w:b/>
           <w:lang w:val="en_US" w:bidi="en_US"/>
         </w:rPr>
+        <w:t>ἡμῶν</w:t>
+      </w:r>
+    </w:p>
+    <w:p>
+      <w:pPr/>
+      <w:r>
+        <w:rPr>
+          <w:lang w:val="en_US" w:bidi="en_US"/>
+        </w:rPr>
+      </w:r>
+      <w:r>
+        <w:rPr>
+          <w:b/>
+          <w:lang w:val="en_US" w:bidi="en_US"/>
+        </w:rPr>
         <w:t>"our"</w:t>
       </w:r>
     </w:p>
@@ -11518,6 +13303,21 @@
           <w:b/>
           <w:lang w:val="en_US" w:bidi="en_US"/>
         </w:rPr>
+        <w:t>ὅτι ἔλεγον ὑμῖν</w:t>
+      </w:r>
+    </w:p>
+    <w:p>
+      <w:pPr/>
+      <w:r>
+        <w:rPr>
+          <w:lang w:val="en_US" w:bidi="en_US"/>
+        </w:rPr>
+      </w:r>
+      <w:r>
+        <w:rPr>
+          <w:b/>
+          <w:lang w:val="en_US" w:bidi="en_US"/>
+        </w:rPr>
         <w:t>"that they said to you"</w:t>
       </w:r>
     </w:p>
@@ -11581,6 +13381,21 @@
           <w:b/>
           <w:lang w:val="en_US" w:bidi="en_US"/>
         </w:rPr>
+        <w:t>ἐσχάτου χρόνου</w:t>
+      </w:r>
+    </w:p>
+    <w:p>
+      <w:pPr/>
+      <w:r>
+        <w:rPr>
+          <w:lang w:val="en_US" w:bidi="en_US"/>
+        </w:rPr>
+      </w:r>
+      <w:r>
+        <w:rPr>
+          <w:b/>
+          <w:lang w:val="en_US" w:bidi="en_US"/>
+        </w:rPr>
         <w:t>"the last time"</w:t>
       </w:r>
     </w:p>
@@ -11677,6 +13492,21 @@
           <w:b/>
           <w:lang w:val="en_US" w:bidi="en_US"/>
         </w:rPr>
+        <w:t>πορευόμενοι</w:t>
+      </w:r>
+    </w:p>
+    <w:p>
+      <w:pPr/>
+      <w:r>
+        <w:rPr>
+          <w:lang w:val="en_US" w:bidi="en_US"/>
+        </w:rPr>
+      </w:r>
+      <w:r>
+        <w:rPr>
+          <w:b/>
+          <w:lang w:val="en_US" w:bidi="en_US"/>
+        </w:rPr>
         <w:t>"going"</w:t>
       </w:r>
     </w:p>
@@ -11773,6 +13603,21 @@
           <w:b/>
           <w:lang w:val="en_US" w:bidi="en_US"/>
         </w:rPr>
+        <w:t>κατὰ τὰς ἑαυτῶν ἐπιθυμίας &amp; τῶν ἀσεβειῶν</w:t>
+      </w:r>
+    </w:p>
+    <w:p>
+      <w:pPr/>
+      <w:r>
+        <w:rPr>
+          <w:lang w:val="en_US" w:bidi="en_US"/>
+        </w:rPr>
+      </w:r>
+      <w:r>
+        <w:rPr>
+          <w:b/>
+          <w:lang w:val="en_US" w:bidi="en_US"/>
+        </w:rPr>
         <w:t>"according to their own lusts of ungodliness"</w:t>
       </w:r>
     </w:p>
@@ -11849,6 +13694,21 @@
           <w:b/>
           <w:lang w:val="en_US" w:bidi="en_US"/>
         </w:rPr>
+        <w:t>οὗτοί</w:t>
+      </w:r>
+    </w:p>
+    <w:p>
+      <w:pPr/>
+      <w:r>
+        <w:rPr>
+          <w:lang w:val="en_US" w:bidi="en_US"/>
+        </w:rPr>
+      </w:r>
+      <w:r>
+        <w:rPr>
+          <w:b/>
+          <w:lang w:val="en_US" w:bidi="en_US"/>
+        </w:rPr>
         <w:t>"These"</w:t>
       </w:r>
     </w:p>
@@ -11945,6 +13805,21 @@
           <w:b/>
           <w:lang w:val="en_US" w:bidi="en_US"/>
         </w:rPr>
+        <w:t>οἱ ἀποδιορίζοντες</w:t>
+      </w:r>
+    </w:p>
+    <w:p>
+      <w:pPr/>
+      <w:r>
+        <w:rPr>
+          <w:lang w:val="en_US" w:bidi="en_US"/>
+        </w:rPr>
+      </w:r>
+      <w:r>
+        <w:rPr>
+          <w:b/>
+          <w:lang w:val="en_US" w:bidi="en_US"/>
+        </w:rPr>
         <w:t>"the ones causing divisions"</w:t>
       </w:r>
     </w:p>
@@ -12041,6 +13916,21 @@
           <w:b/>
           <w:lang w:val="en_US" w:bidi="en_US"/>
         </w:rPr>
+        <w:t>Πνεῦμα</w:t>
+      </w:r>
+    </w:p>
+    <w:p>
+      <w:pPr/>
+      <w:r>
+        <w:rPr>
+          <w:lang w:val="en_US" w:bidi="en_US"/>
+        </w:rPr>
+      </w:r>
+      <w:r>
+        <w:rPr>
+          <w:b/>
+          <w:lang w:val="en_US" w:bidi="en_US"/>
+        </w:rPr>
         <w:t>"the Spirit"</w:t>
       </w:r>
     </w:p>
@@ -12137,6 +14027,21 @@
           <w:b/>
           <w:lang w:val="en_US" w:bidi="en_US"/>
         </w:rPr>
+        <w:t>ψυχικοί</w:t>
+      </w:r>
+    </w:p>
+    <w:p>
+      <w:pPr/>
+      <w:r>
+        <w:rPr>
+          <w:lang w:val="en_US" w:bidi="en_US"/>
+        </w:rPr>
+      </w:r>
+      <w:r>
+        <w:rPr>
+          <w:b/>
+          <w:lang w:val="en_US" w:bidi="en_US"/>
+        </w:rPr>
         <w:t>"soulish"</w:t>
       </w:r>
     </w:p>
@@ -12233,6 +14138,21 @@
           <w:b/>
           <w:lang w:val="en_US" w:bidi="en_US"/>
         </w:rPr>
+        <w:t>Πνεῦμα μὴ ἔχοντες</w:t>
+      </w:r>
+    </w:p>
+    <w:p>
+      <w:pPr/>
+      <w:r>
+        <w:rPr>
+          <w:lang w:val="en_US" w:bidi="en_US"/>
+        </w:rPr>
+      </w:r>
+      <w:r>
+        <w:rPr>
+          <w:b/>
+          <w:lang w:val="en_US" w:bidi="en_US"/>
+        </w:rPr>
         <w:t>"not having the Spirit"</w:t>
       </w:r>
     </w:p>
@@ -12315,6 +14235,21 @@
         <w:rPr>
           <w:lang w:val="en_US" w:bidi="en_US"/>
         </w:rPr>
+      </w:r>
+    </w:p>
+    <w:p>
+      <w:pPr/>
+      <w:r>
+        <w:rPr>
+          <w:lang w:val="en_US" w:bidi="en_US"/>
+        </w:rPr>
+      </w:r>
+      <w:r>
+        <w:rPr>
+          <w:b/>
+          <w:lang w:val="en_US" w:bidi="en_US"/>
+        </w:rPr>
+        <w:t>ἀγαπητοί</w:t>
       </w:r>
     </w:p>
     <w:p>
@@ -12443,6 +14378,21 @@
           <w:b/>
           <w:lang w:val="en_US" w:bidi="en_US"/>
         </w:rPr>
+        <w:t>ἐποικοδομοῦντες ἑαυτοὺς τῇ ἁγιωτάτῃ ὑμῶν πίστει</w:t>
+      </w:r>
+    </w:p>
+    <w:p>
+      <w:pPr/>
+      <w:r>
+        <w:rPr>
+          <w:lang w:val="en_US" w:bidi="en_US"/>
+        </w:rPr>
+      </w:r>
+      <w:r>
+        <w:rPr>
+          <w:b/>
+          <w:lang w:val="en_US" w:bidi="en_US"/>
+        </w:rPr>
         <w:t>"building yourselves up in your most holy faith"</w:t>
       </w:r>
     </w:p>
@@ -12526,6 +14476,21 @@
           <w:b/>
           <w:lang w:val="en_US" w:bidi="en_US"/>
         </w:rPr>
+        <w:t>ἐποικοδομοῦντες ἑαυτοὺς</w:t>
+      </w:r>
+    </w:p>
+    <w:p>
+      <w:pPr/>
+      <w:r>
+        <w:rPr>
+          <w:lang w:val="en_US" w:bidi="en_US"/>
+        </w:rPr>
+      </w:r>
+      <w:r>
+        <w:rPr>
+          <w:b/>
+          <w:lang w:val="en_US" w:bidi="en_US"/>
+        </w:rPr>
         <w:t>"building yourselves up"</w:t>
       </w:r>
     </w:p>
@@ -12589,6 +14554,21 @@
           <w:b/>
           <w:lang w:val="en_US" w:bidi="en_US"/>
         </w:rPr>
+        <w:t>τῇ ἁγιωτάτῃ ὑμῶν πίστει</w:t>
+      </w:r>
+    </w:p>
+    <w:p>
+      <w:pPr/>
+      <w:r>
+        <w:rPr>
+          <w:lang w:val="en_US" w:bidi="en_US"/>
+        </w:rPr>
+      </w:r>
+      <w:r>
+        <w:rPr>
+          <w:b/>
+          <w:lang w:val="en_US" w:bidi="en_US"/>
+        </w:rPr>
         <w:t>"in your most holy faith"</w:t>
       </w:r>
     </w:p>
@@ -12685,6 +14665,21 @@
           <w:b/>
           <w:lang w:val="en_US" w:bidi="en_US"/>
         </w:rPr>
+        <w:t>ἐν Πνεύματι Ἁγίῳ προσευχόμενοι</w:t>
+      </w:r>
+    </w:p>
+    <w:p>
+      <w:pPr/>
+      <w:r>
+        <w:rPr>
+          <w:lang w:val="en_US" w:bidi="en_US"/>
+        </w:rPr>
+      </w:r>
+      <w:r>
+        <w:rPr>
+          <w:b/>
+          <w:lang w:val="en_US" w:bidi="en_US"/>
+        </w:rPr>
         <w:t>"praying in the Holy Spirit"</w:t>
       </w:r>
     </w:p>
@@ -12748,6 +14743,21 @@
           <w:b/>
           <w:lang w:val="en_US" w:bidi="en_US"/>
         </w:rPr>
+        <w:t>ἑαυτοὺς ἐν ἀγάπῃ Θεοῦ τηρήσατε</w:t>
+      </w:r>
+    </w:p>
+    <w:p>
+      <w:pPr/>
+      <w:r>
+        <w:rPr>
+          <w:lang w:val="en_US" w:bidi="en_US"/>
+        </w:rPr>
+      </w:r>
+      <w:r>
+        <w:rPr>
+          <w:b/>
+          <w:lang w:val="en_US" w:bidi="en_US"/>
+        </w:rPr>
         <w:t>"keep yourselves in the love of God"</w:t>
       </w:r>
     </w:p>
@@ -12831,6 +14841,21 @@
           <w:b/>
           <w:lang w:val="en_US" w:bidi="en_US"/>
         </w:rPr>
+        <w:t>ἑαυτοὺς ἐν ἀγάπῃ Θεοῦ τηρήσατε</w:t>
+      </w:r>
+    </w:p>
+    <w:p>
+      <w:pPr/>
+      <w:r>
+        <w:rPr>
+          <w:lang w:val="en_US" w:bidi="en_US"/>
+        </w:rPr>
+      </w:r>
+      <w:r>
+        <w:rPr>
+          <w:b/>
+          <w:lang w:val="en_US" w:bidi="en_US"/>
+        </w:rPr>
         <w:t>"keep yourselves in the love of God"</w:t>
       </w:r>
     </w:p>
@@ -12927,6 +14952,21 @@
           <w:b/>
           <w:lang w:val="en_US" w:bidi="en_US"/>
         </w:rPr>
+        <w:t>προσδεχόμενοι τὸ ἔλεος τοῦ Κυρίου ἡμῶν</w:t>
+      </w:r>
+    </w:p>
+    <w:p>
+      <w:pPr/>
+      <w:r>
+        <w:rPr>
+          <w:lang w:val="en_US" w:bidi="en_US"/>
+        </w:rPr>
+      </w:r>
+      <w:r>
+        <w:rPr>
+          <w:b/>
+          <w:lang w:val="en_US" w:bidi="en_US"/>
+        </w:rPr>
         <w:t>"waiting for the mercy of our Lord"</w:t>
       </w:r>
     </w:p>
@@ -12990,6 +15030,21 @@
           <w:b/>
           <w:lang w:val="en_US" w:bidi="en_US"/>
         </w:rPr>
+        <w:t>τὸ ἔλεος τοῦ Κυρίου ἡμῶν, Ἰησοῦ Χριστοῦ</w:t>
+      </w:r>
+    </w:p>
+    <w:p>
+      <w:pPr/>
+      <w:r>
+        <w:rPr>
+          <w:lang w:val="en_US" w:bidi="en_US"/>
+        </w:rPr>
+      </w:r>
+      <w:r>
+        <w:rPr>
+          <w:b/>
+          <w:lang w:val="en_US" w:bidi="en_US"/>
+        </w:rPr>
         <w:t>"the mercy of our Lord Jesus Christ"</w:t>
       </w:r>
     </w:p>
@@ -13072,6 +15127,21 @@
         <w:rPr>
           <w:lang w:val="en_US" w:bidi="en_US"/>
         </w:rPr>
+      </w:r>
+    </w:p>
+    <w:p>
+      <w:pPr/>
+      <w:r>
+        <w:rPr>
+          <w:lang w:val="en_US" w:bidi="en_US"/>
+        </w:rPr>
+      </w:r>
+      <w:r>
+        <w:rPr>
+          <w:b/>
+          <w:lang w:val="en_US" w:bidi="en_US"/>
+        </w:rPr>
+        <w:t>τοῦ Κυρίου ἡμῶν</w:t>
       </w:r>
     </w:p>
     <w:p>
@@ -13200,6 +15270,21 @@
           <w:b/>
           <w:lang w:val="en_US" w:bidi="en_US"/>
         </w:rPr>
+        <w:t>ἡμῶν</w:t>
+      </w:r>
+    </w:p>
+    <w:p>
+      <w:pPr/>
+      <w:r>
+        <w:rPr>
+          <w:lang w:val="en_US" w:bidi="en_US"/>
+        </w:rPr>
+      </w:r>
+      <w:r>
+        <w:rPr>
+          <w:b/>
+          <w:lang w:val="en_US" w:bidi="en_US"/>
+        </w:rPr>
         <w:t>"our"</w:t>
       </w:r>
     </w:p>
@@ -13296,6 +15381,21 @@
           <w:b/>
           <w:lang w:val="en_US" w:bidi="en_US"/>
         </w:rPr>
+        <w:t>τὸ ἔλεος τοῦ Κυρίου ἡμῶν, Ἰησοῦ Χριστοῦ, εἰς ζωὴν αἰώνιον</w:t>
+      </w:r>
+    </w:p>
+    <w:p>
+      <w:pPr/>
+      <w:r>
+        <w:rPr>
+          <w:lang w:val="en_US" w:bidi="en_US"/>
+        </w:rPr>
+      </w:r>
+      <w:r>
+        <w:rPr>
+          <w:b/>
+          <w:lang w:val="en_US" w:bidi="en_US"/>
+        </w:rPr>
         <w:t>"the mercy of our Lord Jesus Christ to eternal life"</w:t>
       </w:r>
     </w:p>
@@ -13405,6 +15505,21 @@
           <w:b/>
           <w:lang w:val="en_US" w:bidi="en_US"/>
         </w:rPr>
+        <w:t>ἐλεᾶτε</w:t>
+      </w:r>
+    </w:p>
+    <w:p>
+      <w:pPr/>
+      <w:r>
+        <w:rPr>
+          <w:lang w:val="en_US" w:bidi="en_US"/>
+        </w:rPr>
+      </w:r>
+      <w:r>
+        <w:rPr>
+          <w:b/>
+          <w:lang w:val="en_US" w:bidi="en_US"/>
+        </w:rPr>
         <w:t>"have mercy on"</w:t>
       </w:r>
     </w:p>
@@ -13577,6 +15692,21 @@
           <w:b/>
           <w:lang w:val="en_US" w:bidi="en_US"/>
         </w:rPr>
+        <w:t>ἐκ πυρὸς ἁρπάζοντες</w:t>
+      </w:r>
+    </w:p>
+    <w:p>
+      <w:pPr/>
+      <w:r>
+        <w:rPr>
+          <w:lang w:val="en_US" w:bidi="en_US"/>
+        </w:rPr>
+      </w:r>
+      <w:r>
+        <w:rPr>
+          <w:b/>
+          <w:lang w:val="en_US" w:bidi="en_US"/>
+        </w:rPr>
         <w:t>"snatching from fire"</w:t>
       </w:r>
     </w:p>
@@ -13640,6 +15770,21 @@
           <w:b/>
           <w:lang w:val="en_US" w:bidi="en_US"/>
         </w:rPr>
+        <w:t>ἐκ πυρὸς ἁρπάζοντες</w:t>
+      </w:r>
+    </w:p>
+    <w:p>
+      <w:pPr/>
+      <w:r>
+        <w:rPr>
+          <w:lang w:val="en_US" w:bidi="en_US"/>
+        </w:rPr>
+      </w:r>
+      <w:r>
+        <w:rPr>
+          <w:b/>
+          <w:lang w:val="en_US" w:bidi="en_US"/>
+        </w:rPr>
         <w:t>"snatching from fire"</w:t>
       </w:r>
     </w:p>
@@ -13736,6 +15881,21 @@
           <w:b/>
           <w:lang w:val="en_US" w:bidi="en_US"/>
         </w:rPr>
+        <w:t>ἐλεᾶτε</w:t>
+      </w:r>
+    </w:p>
+    <w:p>
+      <w:pPr/>
+      <w:r>
+        <w:rPr>
+          <w:lang w:val="en_US" w:bidi="en_US"/>
+        </w:rPr>
+      </w:r>
+      <w:r>
+        <w:rPr>
+          <w:b/>
+          <w:lang w:val="en_US" w:bidi="en_US"/>
+        </w:rPr>
         <w:t>"have mercy on"</w:t>
       </w:r>
     </w:p>
@@ -13895,6 +16055,21 @@
           <w:b/>
           <w:lang w:val="en_US" w:bidi="en_US"/>
         </w:rPr>
+        <w:t>μισοῦντες καὶ τὸν ἀπὸ τῆς σαρκὸς ἐσπιλωμένον χιτῶνα</w:t>
+      </w:r>
+    </w:p>
+    <w:p>
+      <w:pPr/>
+      <w:r>
+        <w:rPr>
+          <w:lang w:val="en_US" w:bidi="en_US"/>
+        </w:rPr>
+      </w:r>
+      <w:r>
+        <w:rPr>
+          <w:b/>
+          <w:lang w:val="en_US" w:bidi="en_US"/>
+        </w:rPr>
         <w:t>"hating even the garment having been defiled by the flesh"</w:t>
       </w:r>
     </w:p>
@@ -13978,6 +16153,21 @@
           <w:b/>
           <w:lang w:val="en_US" w:bidi="en_US"/>
         </w:rPr>
+        <w:t>τῆς σαρκὸς</w:t>
+      </w:r>
+    </w:p>
+    <w:p>
+      <w:pPr/>
+      <w:r>
+        <w:rPr>
+          <w:lang w:val="en_US" w:bidi="en_US"/>
+        </w:rPr>
+      </w:r>
+      <w:r>
+        <w:rPr>
+          <w:b/>
+          <w:lang w:val="en_US" w:bidi="en_US"/>
+        </w:rPr>
         <w:t>"the flesh"</w:t>
       </w:r>
     </w:p>
@@ -14074,6 +16264,21 @@
           <w:b/>
           <w:lang w:val="en_US" w:bidi="en_US"/>
         </w:rPr>
+        <w:t>τῷ δὲ δυναμένῳ φυλάξαι</w:t>
+      </w:r>
+    </w:p>
+    <w:p>
+      <w:pPr/>
+      <w:r>
+        <w:rPr>
+          <w:lang w:val="en_US" w:bidi="en_US"/>
+        </w:rPr>
+      </w:r>
+      <w:r>
+        <w:rPr>
+          <w:b/>
+          <w:lang w:val="en_US" w:bidi="en_US"/>
+        </w:rPr>
         <w:t>"Now to the one being able to keep"</w:t>
       </w:r>
     </w:p>
@@ -14170,6 +16375,21 @@
           <w:b/>
           <w:lang w:val="en_US" w:bidi="en_US"/>
         </w:rPr>
+        <w:t>φυλάξαι ὑμᾶς ἀπταίστους</w:t>
+      </w:r>
+    </w:p>
+    <w:p>
+      <w:pPr/>
+      <w:r>
+        <w:rPr>
+          <w:lang w:val="en_US" w:bidi="en_US"/>
+        </w:rPr>
+      </w:r>
+      <w:r>
+        <w:rPr>
+          <w:b/>
+          <w:lang w:val="en_US" w:bidi="en_US"/>
+        </w:rPr>
         <w:t>"to keep you without stumbling"</w:t>
       </w:r>
     </w:p>
@@ -14266,6 +16486,21 @@
           <w:b/>
           <w:lang w:val="en_US" w:bidi="en_US"/>
         </w:rPr>
+        <w:t>τῆς δόξης αὐτοῦ</w:t>
+      </w:r>
+    </w:p>
+    <w:p>
+      <w:pPr/>
+      <w:r>
+        <w:rPr>
+          <w:lang w:val="en_US" w:bidi="en_US"/>
+        </w:rPr>
+      </w:r>
+      <w:r>
+        <w:rPr>
+          <w:b/>
+          <w:lang w:val="en_US" w:bidi="en_US"/>
+        </w:rPr>
         <w:t>"his glory"</w:t>
       </w:r>
     </w:p>
@@ -14425,6 +16660,21 @@
           <w:b/>
           <w:lang w:val="en_US" w:bidi="en_US"/>
         </w:rPr>
+        <w:t>μόνῳ Θεῷ Σωτῆρι ἡμῶν</w:t>
+      </w:r>
+    </w:p>
+    <w:p>
+      <w:pPr/>
+      <w:r>
+        <w:rPr>
+          <w:lang w:val="en_US" w:bidi="en_US"/>
+        </w:rPr>
+      </w:r>
+      <w:r>
+        <w:rPr>
+          <w:b/>
+          <w:lang w:val="en_US" w:bidi="en_US"/>
+        </w:rPr>
         <w:t>"to the only God our Savior"</w:t>
       </w:r>
     </w:p>
@@ -14501,6 +16751,21 @@
           <w:b/>
           <w:lang w:val="en_US" w:bidi="en_US"/>
         </w:rPr>
+        <w:t>Σωτῆρι ἡμῶν</w:t>
+      </w:r>
+    </w:p>
+    <w:p>
+      <w:pPr/>
+      <w:r>
+        <w:rPr>
+          <w:lang w:val="en_US" w:bidi="en_US"/>
+        </w:rPr>
+      </w:r>
+      <w:r>
+        <w:rPr>
+          <w:b/>
+          <w:lang w:val="en_US" w:bidi="en_US"/>
+        </w:rPr>
         <w:t>"our Savior"</w:t>
       </w:r>
     </w:p>
@@ -14597,6 +16862,21 @@
           <w:b/>
           <w:lang w:val="en_US" w:bidi="en_US"/>
         </w:rPr>
+        <w:t>τοῦ Κυρίου ἡμῶν,</w:t>
+      </w:r>
+    </w:p>
+    <w:p>
+      <w:pPr/>
+      <w:r>
+        <w:rPr>
+          <w:lang w:val="en_US" w:bidi="en_US"/>
+        </w:rPr>
+      </w:r>
+      <w:r>
+        <w:rPr>
+          <w:b/>
+          <w:lang w:val="en_US" w:bidi="en_US"/>
+        </w:rPr>
         <w:t>"our Lord"</w:t>
       </w:r>
     </w:p>
@@ -14693,6 +16973,21 @@
           <w:b/>
           <w:lang w:val="en_US" w:bidi="en_US"/>
         </w:rPr>
+        <w:t>μόνῳ Θεῷ &amp; δόξα, μεγαλωσύνη, κράτος, καὶ ἐξουσία</w:t>
+      </w:r>
+    </w:p>
+    <w:p>
+      <w:pPr/>
+      <w:r>
+        <w:rPr>
+          <w:lang w:val="en_US" w:bidi="en_US"/>
+        </w:rPr>
+      </w:r>
+      <w:r>
+        <w:rPr>
+          <w:b/>
+          <w:lang w:val="en_US" w:bidi="en_US"/>
+        </w:rPr>
         <w:t>"to the only God"</w:t>
       </w:r>
       <w:r>
@@ -14815,6 +17110,21 @@
           <w:b/>
           <w:lang w:val="en_US" w:bidi="en_US"/>
         </w:rPr>
+        <w:t>πρὸ παντὸς τοῦ αἰῶνος</w:t>
+      </w:r>
+    </w:p>
+    <w:p>
+      <w:pPr/>
+      <w:r>
+        <w:rPr>
+          <w:lang w:val="en_US" w:bidi="en_US"/>
+        </w:rPr>
+      </w:r>
+      <w:r>
+        <w:rPr>
+          <w:b/>
+          <w:lang w:val="en_US" w:bidi="en_US"/>
+        </w:rPr>
         <w:t>"before all the age"</w:t>
       </w:r>
     </w:p>
@@ -14884,6 +17194,21 @@
         <w:rPr>
           <w:lang w:val="en_US" w:bidi="en_US"/>
         </w:rPr>
+      </w:r>
+    </w:p>
+    <w:p>
+      <w:pPr/>
+      <w:r>
+        <w:rPr>
+          <w:lang w:val="en_US" w:bidi="en_US"/>
+        </w:rPr>
+      </w:r>
+      <w:r>
+        <w:rPr>
+          <w:b/>
+          <w:lang w:val="en_US" w:bidi="en_US"/>
+        </w:rPr>
+        <w:t>εἰς πάντας τοὺς αἰῶνας</w:t>
       </w:r>
     </w:p>
     <w:p>

--- a/eng/docx/65.content.docx
+++ b/eng/docx/65.content.docx
@@ -28,49 +28,15 @@
       </w:r>
     </w:p>
     <w:p>
-      <w:pPr>
-        <w:pStyle w:val="Heading2"/>
-      </w:pPr>
-      <w:r>
-        <w:rPr>
-          <w:lang w:val="en_US" w:bidi="en_US"/>
-        </w:rPr>
-        <w:t>License Information</w:t>
-      </w:r>
-      <w:r>
-        <w:rPr>
-          <w:lang w:val="en_US" w:bidi="en_US"/>
-        </w:rPr>
-      </w:r>
-    </w:p>
-    <w:p>
-      <w:pPr/>
-      <w:r>
-        <w:rPr>
-          <w:lang w:val="en_US" w:bidi="en_US"/>
-        </w:rPr>
-      </w:r>
-      <w:r>
-        <w:rPr>
-          <w:b/>
-          <w:lang w:val="en_US" w:bidi="en_US"/>
-        </w:rPr>
-        <w:t>Translation Notes (unfoldingWord)</w:t>
-      </w:r>
-      <w:r>
-        <w:rPr>
-          <w:lang w:val="en_US" w:bidi="en_US"/>
-        </w:rPr>
-        <w:t xml:space="preserve"> is based on</w:t>
-      </w:r>
-      <w:r>
-        <w:rPr>
-          <w:lang w:val="en_US" w:bidi="en_US"/>
-        </w:rPr>
-        <w:t xml:space="preserve">: </w:t>
-      </w:r>
-      <w:r>
-        <w:rPr>
+      <w:pPr/>
+      <w:r>
+        <w:rPr>
+          <w:lang w:val="en_US" w:bidi="en_US"/>
+        </w:rPr>
+      </w:r>
+      <w:r>
+        <w:rPr>
+          <w:b/>
           <w:lang w:val="en_US" w:bidi="en_US"/>
         </w:rPr>
         <w:t>unfoldingWord® Translation Notes</w:t>
@@ -79,62 +45,31 @@
         <w:rPr>
           <w:lang w:val="en_US" w:bidi="en_US"/>
         </w:rPr>
-        <w:t xml:space="preserve">, </w:t>
-      </w:r>
-      <w:hyperlink r:id="rId13">
-        <w:r>
-          <w:rPr>
-            <w:lang w:val="en_US" w:bidi="en_US"/>
-          </w:rPr>
-          <w:rPr>
-            <w:color w:val="0000EE"/>
-            <w:u w:val="single"/>
-          </w:rPr>
-          <w:t>unfoldingWord</w:t>
-        </w:r>
-      </w:hyperlink>
-      <w:r>
-        <w:rPr>
-          <w:lang w:val="en_US" w:bidi="en_US"/>
-        </w:rPr>
-        <w:t xml:space="preserve">, 2022, which is licensed under a </w:t>
-      </w:r>
-      <w:hyperlink r:id="rId14">
-        <w:r>
-          <w:rPr>
-            <w:lang w:val="en_US" w:bidi="en_US"/>
-          </w:rPr>
-          <w:rPr>
-            <w:color w:val="0000EE"/>
-            <w:u w:val="single"/>
-          </w:rPr>
-          <w:t>CC BY-SA 4.0 license</w:t>
-        </w:r>
-      </w:hyperlink>
-      <w:r>
-        <w:rPr>
-          <w:lang w:val="en_US" w:bidi="en_US"/>
-        </w:rPr>
-        <w:t>.</w:t>
-      </w:r>
-      <w:r>
-        <w:rPr>
-          <w:lang w:val="en_US" w:bidi="en_US"/>
-        </w:rPr>
-      </w:r>
-    </w:p>
-    <w:p>
-      <w:pPr/>
-      <w:r>
-        <w:rPr>
-          <w:lang w:val="en_US" w:bidi="en_US"/>
-        </w:rPr>
-      </w:r>
-      <w:r>
-        <w:rPr>
-          <w:lang w:val="en_US" w:bidi="en_US"/>
-        </w:rPr>
-        <w:t>This PDF version is provided under the same license.</w:t>
+        <w:t xml:space="preserve"> © 2022 unfoldingWord. Released under CC BY-SA 4.0 license. </w:t>
+      </w:r>
+      <w:r>
+        <w:rPr>
+          <w:lang w:val="en_US" w:bidi="en_US"/>
+        </w:rPr>
+        <w:t>unfoldingWord® Translation Notes</w:t>
+      </w:r>
+      <w:r>
+        <w:rPr>
+          <w:lang w:val="en_US" w:bidi="en_US"/>
+        </w:rPr>
+        <w:t xml:space="preserve"> has been adapted in the following languages: Tok Pisin, Arabic (عربي), French (Français), Hindi (हिंदी), Indonesian (Bahasa Indonesia), Portuguese (Português), Russian (Русский), Spanish (Español), Swahili (Kiswahili), and Simplified Chinese (简体中文) from </w:t>
+      </w:r>
+      <w:r>
+        <w:rPr>
+          <w:lang w:val="en_US" w:bidi="en_US"/>
+        </w:rPr>
+        <w:t>unfoldingWord® Translation Notes</w:t>
+      </w:r>
+      <w:r>
+        <w:rPr>
+          <w:lang w:val="en_US" w:bidi="en_US"/>
+        </w:rPr>
+        <w:t xml:space="preserve"> © 2022 unfoldingWord. Released under CC BY-SA 4.0 license by Mission Mutual</w:t>
       </w:r>
       <w:r>
         <w:rPr>
@@ -295,21 +230,6 @@
           <w:b/>
           <w:lang w:val="en_US" w:bidi="en_US"/>
         </w:rPr>
-        <w:t>Ἰούδας</w:t>
-      </w:r>
-    </w:p>
-    <w:p>
-      <w:pPr/>
-      <w:r>
-        <w:rPr>
-          <w:lang w:val="en_US" w:bidi="en_US"/>
-        </w:rPr>
-      </w:r>
-      <w:r>
-        <w:rPr>
-          <w:b/>
-          <w:lang w:val="en_US" w:bidi="en_US"/>
-        </w:rPr>
         <w:t>"Jude"</w:t>
       </w:r>
     </w:p>
@@ -393,21 +313,6 @@
           <w:b/>
           <w:lang w:val="en_US" w:bidi="en_US"/>
         </w:rPr>
-        <w:t>Ἰούδας</w:t>
-      </w:r>
-    </w:p>
-    <w:p>
-      <w:pPr/>
-      <w:r>
-        <w:rPr>
-          <w:lang w:val="en_US" w:bidi="en_US"/>
-        </w:rPr>
-      </w:r>
-      <w:r>
-        <w:rPr>
-          <w:b/>
-          <w:lang w:val="en_US" w:bidi="en_US"/>
-        </w:rPr>
         <w:t>"Jude"</w:t>
       </w:r>
     </w:p>
@@ -498,21 +403,6 @@
           <w:b/>
           <w:lang w:val="en_US" w:bidi="en_US"/>
         </w:rPr>
-        <w:t>Ἰησοῦ Χριστοῦ δοῦλος, ἀδελφὸς δὲ Ἰακώβου</w:t>
-      </w:r>
-    </w:p>
-    <w:p>
-      <w:pPr/>
-      <w:r>
-        <w:rPr>
-          <w:lang w:val="en_US" w:bidi="en_US"/>
-        </w:rPr>
-      </w:r>
-      <w:r>
-        <w:rPr>
-          <w:b/>
-          <w:lang w:val="en_US" w:bidi="en_US"/>
-        </w:rPr>
         <w:t>"a servant of Jesus Christ and a brother of James"</w:t>
       </w:r>
     </w:p>
@@ -622,21 +512,6 @@
           <w:b/>
           <w:lang w:val="en_US" w:bidi="en_US"/>
         </w:rPr>
-        <w:t>ἀδελφὸς &amp; Ἰακώβου</w:t>
-      </w:r>
-    </w:p>
-    <w:p>
-      <w:pPr/>
-      <w:r>
-        <w:rPr>
-          <w:lang w:val="en_US" w:bidi="en_US"/>
-        </w:rPr>
-      </w:r>
-      <w:r>
-        <w:rPr>
-          <w:b/>
-          <w:lang w:val="en_US" w:bidi="en_US"/>
-        </w:rPr>
         <w:t>"a brother of James"</w:t>
       </w:r>
     </w:p>
@@ -727,21 +602,6 @@
           <w:b/>
           <w:lang w:val="en_US" w:bidi="en_US"/>
         </w:rPr>
-        <w:t>τοῖς</w:t>
-      </w:r>
-    </w:p>
-    <w:p>
-      <w:pPr/>
-      <w:r>
-        <w:rPr>
-          <w:lang w:val="en_US" w:bidi="en_US"/>
-        </w:rPr>
-      </w:r>
-      <w:r>
-        <w:rPr>
-          <w:b/>
-          <w:lang w:val="en_US" w:bidi="en_US"/>
-        </w:rPr>
         <w:t>"to the ones"</w:t>
       </w:r>
     </w:p>
@@ -825,21 +685,6 @@
           <w:b/>
           <w:lang w:val="en_US" w:bidi="en_US"/>
         </w:rPr>
-        <w:t>κλητοῖς</w:t>
-      </w:r>
-    </w:p>
-    <w:p>
-      <w:pPr/>
-      <w:r>
-        <w:rPr>
-          <w:lang w:val="en_US" w:bidi="en_US"/>
-        </w:rPr>
-      </w:r>
-      <w:r>
-        <w:rPr>
-          <w:b/>
-          <w:lang w:val="en_US" w:bidi="en_US"/>
-        </w:rPr>
         <w:t>"and} called"</w:t>
       </w:r>
     </w:p>
@@ -936,21 +781,6 @@
           <w:b/>
           <w:lang w:val="en_US" w:bidi="en_US"/>
         </w:rPr>
-        <w:t>ἐν Θεῷ Πατρὶ ἠγαπημένοις</w:t>
-      </w:r>
-    </w:p>
-    <w:p>
-      <w:pPr/>
-      <w:r>
-        <w:rPr>
-          <w:lang w:val="en_US" w:bidi="en_US"/>
-        </w:rPr>
-      </w:r>
-      <w:r>
-        <w:rPr>
-          <w:b/>
-          <w:lang w:val="en_US" w:bidi="en_US"/>
-        </w:rPr>
         <w:t>"loved in God the Father"</w:t>
       </w:r>
     </w:p>
@@ -1034,21 +864,6 @@
           <w:b/>
           <w:lang w:val="en_US" w:bidi="en_US"/>
         </w:rPr>
-        <w:t>Θεῷ Πατρὶ</w:t>
-      </w:r>
-    </w:p>
-    <w:p>
-      <w:pPr/>
-      <w:r>
-        <w:rPr>
-          <w:lang w:val="en_US" w:bidi="en_US"/>
-        </w:rPr>
-      </w:r>
-      <w:r>
-        <w:rPr>
-          <w:b/>
-          <w:lang w:val="en_US" w:bidi="en_US"/>
-        </w:rPr>
         <w:t>"God the Father"</w:t>
       </w:r>
     </w:p>
@@ -1139,21 +954,6 @@
           <w:b/>
           <w:lang w:val="en_US" w:bidi="en_US"/>
         </w:rPr>
-        <w:t>Ἰησοῦ Χριστῷ τετηρημένοις κλητοῖς</w:t>
-      </w:r>
-    </w:p>
-    <w:p>
-      <w:pPr/>
-      <w:r>
-        <w:rPr>
-          <w:lang w:val="en_US" w:bidi="en_US"/>
-        </w:rPr>
-      </w:r>
-      <w:r>
-        <w:rPr>
-          <w:b/>
-          <w:lang w:val="en_US" w:bidi="en_US"/>
-        </w:rPr>
         <w:t>"kept {and} called in Jesus Christ"</w:t>
       </w:r>
     </w:p>
@@ -1250,21 +1050,6 @@
           <w:b/>
           <w:lang w:val="en_US" w:bidi="en_US"/>
         </w:rPr>
-        <w:t>ἔλεος ὑμῖν, καὶ εἰρήνη, καὶ ἀγάπη πληθυνθείη.</w:t>
-      </w:r>
-    </w:p>
-    <w:p>
-      <w:pPr/>
-      <w:r>
-        <w:rPr>
-          <w:lang w:val="en_US" w:bidi="en_US"/>
-        </w:rPr>
-      </w:r>
-      <w:r>
-        <w:rPr>
-          <w:b/>
-          <w:lang w:val="en_US" w:bidi="en_US"/>
-        </w:rPr>
         <w:t>"May mercy and peace and love be multiplied to you"</w:t>
       </w:r>
     </w:p>
@@ -1348,21 +1133,6 @@
           <w:b/>
           <w:lang w:val="en_US" w:bidi="en_US"/>
         </w:rPr>
-        <w:t>ἔλεος ὑμῖν, καὶ εἰρήνη, καὶ ἀγάπη πληθυνθείη</w:t>
-      </w:r>
-    </w:p>
-    <w:p>
-      <w:pPr/>
-      <w:r>
-        <w:rPr>
-          <w:lang w:val="en_US" w:bidi="en_US"/>
-        </w:rPr>
-      </w:r>
-      <w:r>
-        <w:rPr>
-          <w:b/>
-          <w:lang w:val="en_US" w:bidi="en_US"/>
-        </w:rPr>
         <w:t>"May mercy and peace and love be multiplied to you"</w:t>
       </w:r>
     </w:p>
@@ -1485,21 +1255,6 @@
           <w:b/>
           <w:lang w:val="en_US" w:bidi="en_US"/>
         </w:rPr>
-        <w:t>ἔλεος &amp; καὶ εἰρήνη, καὶ ἀγάπη πληθυνθείη.</w:t>
-      </w:r>
-    </w:p>
-    <w:p>
-      <w:pPr/>
-      <w:r>
-        <w:rPr>
-          <w:lang w:val="en_US" w:bidi="en_US"/>
-        </w:rPr>
-      </w:r>
-      <w:r>
-        <w:rPr>
-          <w:b/>
-          <w:lang w:val="en_US" w:bidi="en_US"/>
-        </w:rPr>
         <w:t>"May mercy and peace and love be multiplied"</w:t>
       </w:r>
     </w:p>
@@ -1596,21 +1351,6 @@
           <w:b/>
           <w:lang w:val="en_US" w:bidi="en_US"/>
         </w:rPr>
-        <w:t>ὑμῖν</w:t>
-      </w:r>
-    </w:p>
-    <w:p>
-      <w:pPr/>
-      <w:r>
-        <w:rPr>
-          <w:lang w:val="en_US" w:bidi="en_US"/>
-        </w:rPr>
-      </w:r>
-      <w:r>
-        <w:rPr>
-          <w:b/>
-          <w:lang w:val="en_US" w:bidi="en_US"/>
-        </w:rPr>
         <w:t>"to you"</w:t>
       </w:r>
     </w:p>
@@ -1707,21 +1447,6 @@
           <w:b/>
           <w:lang w:val="en_US" w:bidi="en_US"/>
         </w:rPr>
-        <w:t>ἀγαπητοί</w:t>
-      </w:r>
-    </w:p>
-    <w:p>
-      <w:pPr/>
-      <w:r>
-        <w:rPr>
-          <w:lang w:val="en_US" w:bidi="en_US"/>
-        </w:rPr>
-      </w:r>
-      <w:r>
-        <w:rPr>
-          <w:b/>
-          <w:lang w:val="en_US" w:bidi="en_US"/>
-        </w:rPr>
         <w:t>"Beloved ones"</w:t>
       </w:r>
     </w:p>
@@ -1812,21 +1537,6 @@
           <w:b/>
           <w:lang w:val="en_US" w:bidi="en_US"/>
         </w:rPr>
-        <w:t>πᾶσαν σπουδὴν ποιούμενος γράφειν ὑμῖν</w:t>
-      </w:r>
-    </w:p>
-    <w:p>
-      <w:pPr/>
-      <w:r>
-        <w:rPr>
-          <w:lang w:val="en_US" w:bidi="en_US"/>
-        </w:rPr>
-      </w:r>
-      <w:r>
-        <w:rPr>
-          <w:b/>
-          <w:lang w:val="en_US" w:bidi="en_US"/>
-        </w:rPr>
         <w:t>"making every effort to write to you"</w:t>
       </w:r>
     </w:p>
@@ -1890,21 +1600,6 @@
           <w:b/>
           <w:lang w:val="en_US" w:bidi="en_US"/>
         </w:rPr>
-        <w:t>περὶ τῆς κοινῆς ἡμῶν σωτηρίας</w:t>
-      </w:r>
-    </w:p>
-    <w:p>
-      <w:pPr/>
-      <w:r>
-        <w:rPr>
-          <w:lang w:val="en_US" w:bidi="en_US"/>
-        </w:rPr>
-      </w:r>
-      <w:r>
-        <w:rPr>
-          <w:b/>
-          <w:lang w:val="en_US" w:bidi="en_US"/>
-        </w:rPr>
         <w:t>"about our common salvation"</w:t>
       </w:r>
     </w:p>
@@ -1968,21 +1663,6 @@
           <w:b/>
           <w:lang w:val="en_US" w:bidi="en_US"/>
         </w:rPr>
-        <w:t>περὶ τῆς κοινῆς ἡμῶν σωτηρίας</w:t>
-      </w:r>
-    </w:p>
-    <w:p>
-      <w:pPr/>
-      <w:r>
-        <w:rPr>
-          <w:lang w:val="en_US" w:bidi="en_US"/>
-        </w:rPr>
-      </w:r>
-      <w:r>
-        <w:rPr>
-          <w:b/>
-          <w:lang w:val="en_US" w:bidi="en_US"/>
-        </w:rPr>
         <w:t>"about our common salvation"</w:t>
       </w:r>
     </w:p>
@@ -2079,21 +1759,6 @@
           <w:b/>
           <w:lang w:val="en_US" w:bidi="en_US"/>
         </w:rPr>
-        <w:t>ἡμῶν</w:t>
-      </w:r>
-    </w:p>
-    <w:p>
-      <w:pPr/>
-      <w:r>
-        <w:rPr>
-          <w:lang w:val="en_US" w:bidi="en_US"/>
-        </w:rPr>
-      </w:r>
-      <w:r>
-        <w:rPr>
-          <w:b/>
-          <w:lang w:val="en_US" w:bidi="en_US"/>
-        </w:rPr>
         <w:t>"our"</w:t>
       </w:r>
     </w:p>
@@ -2190,21 +1855,6 @@
           <w:b/>
           <w:lang w:val="en_US" w:bidi="en_US"/>
         </w:rPr>
-        <w:t>ἀνάγκην ἔσχον γράψαι</w:t>
-      </w:r>
-    </w:p>
-    <w:p>
-      <w:pPr/>
-      <w:r>
-        <w:rPr>
-          <w:lang w:val="en_US" w:bidi="en_US"/>
-        </w:rPr>
-      </w:r>
-      <w:r>
-        <w:rPr>
-          <w:b/>
-          <w:lang w:val="en_US" w:bidi="en_US"/>
-        </w:rPr>
         <w:t>"I have a necessity to write"</w:t>
       </w:r>
     </w:p>
@@ -2301,21 +1951,6 @@
           <w:b/>
           <w:lang w:val="en_US" w:bidi="en_US"/>
         </w:rPr>
-        <w:t>παρακαλῶν ἐπαγωνίζεσθαι τῇ &amp; πίστει</w:t>
-      </w:r>
-    </w:p>
-    <w:p>
-      <w:pPr/>
-      <w:r>
-        <w:rPr>
-          <w:lang w:val="en_US" w:bidi="en_US"/>
-        </w:rPr>
-      </w:r>
-      <w:r>
-        <w:rPr>
-          <w:b/>
-          <w:lang w:val="en_US" w:bidi="en_US"/>
-        </w:rPr>
         <w:t>"exhorting to contend for the faith"</w:t>
       </w:r>
     </w:p>
@@ -2399,21 +2034,6 @@
           <w:b/>
           <w:lang w:val="en_US" w:bidi="en_US"/>
         </w:rPr>
-        <w:t>παρακαλῶν ἐπαγωνίζεσθαι τῇ &amp; πίστει</w:t>
-      </w:r>
-    </w:p>
-    <w:p>
-      <w:pPr/>
-      <w:r>
-        <w:rPr>
-          <w:lang w:val="en_US" w:bidi="en_US"/>
-        </w:rPr>
-      </w:r>
-      <w:r>
-        <w:rPr>
-          <w:b/>
-          <w:lang w:val="en_US" w:bidi="en_US"/>
-        </w:rPr>
         <w:t>"exhorting to contend for the faith"</w:t>
       </w:r>
     </w:p>
@@ -2497,21 +2117,6 @@
           <w:b/>
           <w:lang w:val="en_US" w:bidi="en_US"/>
         </w:rPr>
-        <w:t>τῇ ἅπαξ παραδοθείσῃ τοῖς ἁγίοις πίστει</w:t>
-      </w:r>
-    </w:p>
-    <w:p>
-      <w:pPr/>
-      <w:r>
-        <w:rPr>
-          <w:lang w:val="en_US" w:bidi="en_US"/>
-        </w:rPr>
-      </w:r>
-      <w:r>
-        <w:rPr>
-          <w:b/>
-          <w:lang w:val="en_US" w:bidi="en_US"/>
-        </w:rPr>
         <w:t>"for the faith delivered once for all to the saints"</w:t>
       </w:r>
     </w:p>
@@ -2608,21 +2213,6 @@
           <w:b/>
           <w:lang w:val="en_US" w:bidi="en_US"/>
         </w:rPr>
-        <w:t>ἅπαξ</w:t>
-      </w:r>
-    </w:p>
-    <w:p>
-      <w:pPr/>
-      <w:r>
-        <w:rPr>
-          <w:lang w:val="en_US" w:bidi="en_US"/>
-        </w:rPr>
-      </w:r>
-      <w:r>
-        <w:rPr>
-          <w:b/>
-          <w:lang w:val="en_US" w:bidi="en_US"/>
-        </w:rPr>
         <w:t>"once for all"</w:t>
       </w:r>
     </w:p>
@@ -2712,21 +2302,6 @@
           <w:b/>
           <w:lang w:val="en_US" w:bidi="en_US"/>
         </w:rPr>
-        <w:t>γάρ</w:t>
-      </w:r>
-    </w:p>
-    <w:p>
-      <w:pPr/>
-      <w:r>
-        <w:rPr>
-          <w:lang w:val="en_US" w:bidi="en_US"/>
-        </w:rPr>
-      </w:r>
-      <w:r>
-        <w:rPr>
-          <w:b/>
-          <w:lang w:val="en_US" w:bidi="en_US"/>
-        </w:rPr>
         <w:t>"For"</w:t>
       </w:r>
     </w:p>
@@ -2823,21 +2398,6 @@
           <w:b/>
           <w:lang w:val="en_US" w:bidi="en_US"/>
         </w:rPr>
-        <w:t>παρεισέδυσαν γάρ τινες ἄνθρωποι</w:t>
-      </w:r>
-    </w:p>
-    <w:p>
-      <w:pPr/>
-      <w:r>
-        <w:rPr>
-          <w:lang w:val="en_US" w:bidi="en_US"/>
-        </w:rPr>
-      </w:r>
-      <w:r>
-        <w:rPr>
-          <w:b/>
-          <w:lang w:val="en_US" w:bidi="en_US"/>
-        </w:rPr>
         <w:t>"For certain men have entered secretly"</w:t>
       </w:r>
     </w:p>
@@ -2901,21 +2461,6 @@
           <w:b/>
           <w:lang w:val="en_US" w:bidi="en_US"/>
         </w:rPr>
-        <w:t>παρεισέδυσαν γάρ τινες ἄνθρωποι</w:t>
-      </w:r>
-    </w:p>
-    <w:p>
-      <w:pPr/>
-      <w:r>
-        <w:rPr>
-          <w:lang w:val="en_US" w:bidi="en_US"/>
-        </w:rPr>
-      </w:r>
-      <w:r>
-        <w:rPr>
-          <w:b/>
-          <w:lang w:val="en_US" w:bidi="en_US"/>
-        </w:rPr>
         <w:t>"For certain men have entered secretly"</w:t>
       </w:r>
     </w:p>
@@ -2932,7 +2477,7 @@
         </w:rPr>
         <w:t xml:space="preserve">In this phrase, Jude is leaving out words from this sentence that it would need in many languages in order to be complete. If this phrase is required in your language, it can be supplied from verse </w:t>
       </w:r>
-      <w:hyperlink r:id="rId15">
+      <w:hyperlink r:id="rId13">
         <w:r>
           <w:rPr>
             <w:lang w:val="en_US" w:bidi="en_US"/>
@@ -3017,21 +2562,6 @@
           <w:b/>
           <w:lang w:val="en_US" w:bidi="en_US"/>
         </w:rPr>
-        <w:t>οἱ πάλαι προγεγραμμένοι εἰς τοῦτο τὸ κρίμα</w:t>
-      </w:r>
-    </w:p>
-    <w:p>
-      <w:pPr/>
-      <w:r>
-        <w:rPr>
-          <w:lang w:val="en_US" w:bidi="en_US"/>
-        </w:rPr>
-      </w:r>
-      <w:r>
-        <w:rPr>
-          <w:b/>
-          <w:lang w:val="en_US" w:bidi="en_US"/>
-        </w:rPr>
         <w:t>"the ones long ago having been designated beforehand for this condemnation"</w:t>
       </w:r>
     </w:p>
@@ -3128,21 +2658,6 @@
           <w:b/>
           <w:lang w:val="en_US" w:bidi="en_US"/>
         </w:rPr>
-        <w:t>εἰς τοῦτο τὸ κρίμα</w:t>
-      </w:r>
-    </w:p>
-    <w:p>
-      <w:pPr/>
-      <w:r>
-        <w:rPr>
-          <w:lang w:val="en_US" w:bidi="en_US"/>
-        </w:rPr>
-      </w:r>
-      <w:r>
-        <w:rPr>
-          <w:b/>
-          <w:lang w:val="en_US" w:bidi="en_US"/>
-        </w:rPr>
         <w:t>"for this condemnation"</w:t>
       </w:r>
     </w:p>
@@ -3239,21 +2754,6 @@
           <w:b/>
           <w:lang w:val="en_US" w:bidi="en_US"/>
         </w:rPr>
-        <w:t>ἀσεβεῖς</w:t>
-      </w:r>
-    </w:p>
-    <w:p>
-      <w:pPr/>
-      <w:r>
-        <w:rPr>
-          <w:lang w:val="en_US" w:bidi="en_US"/>
-        </w:rPr>
-      </w:r>
-      <w:r>
-        <w:rPr>
-          <w:b/>
-          <w:lang w:val="en_US" w:bidi="en_US"/>
-        </w:rPr>
         <w:t>"ungodly ones"</w:t>
       </w:r>
     </w:p>
@@ -3350,21 +2850,6 @@
           <w:b/>
           <w:lang w:val="en_US" w:bidi="en_US"/>
         </w:rPr>
-        <w:t>τὴν τοῦ Θεοῦ ἡμῶν χάριτα μετατιθέντες εἰς ἀσέλγειαν</w:t>
-      </w:r>
-    </w:p>
-    <w:p>
-      <w:pPr/>
-      <w:r>
-        <w:rPr>
-          <w:lang w:val="en_US" w:bidi="en_US"/>
-        </w:rPr>
-      </w:r>
-      <w:r>
-        <w:rPr>
-          <w:b/>
-          <w:lang w:val="en_US" w:bidi="en_US"/>
-        </w:rPr>
         <w:t>"changing the grace of our God into licentiousness"</w:t>
       </w:r>
     </w:p>
@@ -3461,21 +2946,6 @@
           <w:b/>
           <w:lang w:val="en_US" w:bidi="en_US"/>
         </w:rPr>
-        <w:t>ἡμῶν &amp; ἡμῶν</w:t>
-      </w:r>
-    </w:p>
-    <w:p>
-      <w:pPr/>
-      <w:r>
-        <w:rPr>
-          <w:lang w:val="en_US" w:bidi="en_US"/>
-        </w:rPr>
-      </w:r>
-      <w:r>
-        <w:rPr>
-          <w:b/>
-          <w:lang w:val="en_US" w:bidi="en_US"/>
-        </w:rPr>
         <w:t>"our"</w:t>
       </w:r>
       <w:r>
@@ -3585,21 +3055,6 @@
           <w:b/>
           <w:lang w:val="en_US" w:bidi="en_US"/>
         </w:rPr>
-        <w:t>τὴν τοῦ Θεοῦ ἡμῶν χάριτα</w:t>
-      </w:r>
-    </w:p>
-    <w:p>
-      <w:pPr/>
-      <w:r>
-        <w:rPr>
-          <w:lang w:val="en_US" w:bidi="en_US"/>
-        </w:rPr>
-      </w:r>
-      <w:r>
-        <w:rPr>
-          <w:b/>
-          <w:lang w:val="en_US" w:bidi="en_US"/>
-        </w:rPr>
         <w:t>"the grace of our God"</w:t>
       </w:r>
     </w:p>
@@ -3696,21 +3151,6 @@
           <w:b/>
           <w:lang w:val="en_US" w:bidi="en_US"/>
         </w:rPr>
-        <w:t>εἰς ἀσέλγειαν</w:t>
-      </w:r>
-    </w:p>
-    <w:p>
-      <w:pPr/>
-      <w:r>
-        <w:rPr>
-          <w:lang w:val="en_US" w:bidi="en_US"/>
-        </w:rPr>
-      </w:r>
-      <w:r>
-        <w:rPr>
-          <w:b/>
-          <w:lang w:val="en_US" w:bidi="en_US"/>
-        </w:rPr>
         <w:t>"into licentiousness"</w:t>
       </w:r>
     </w:p>
@@ -3807,21 +3247,6 @@
           <w:b/>
           <w:lang w:val="en_US" w:bidi="en_US"/>
         </w:rPr>
-        <w:t>τὸν μόνον Δεσπότην καὶ Κύριον ἡμῶν, Ἰησοῦν Χριστὸν, ἀρνούμενοι</w:t>
-      </w:r>
-    </w:p>
-    <w:p>
-      <w:pPr/>
-      <w:r>
-        <w:rPr>
-          <w:lang w:val="en_US" w:bidi="en_US"/>
-        </w:rPr>
-      </w:r>
-      <w:r>
-        <w:rPr>
-          <w:b/>
-          <w:lang w:val="en_US" w:bidi="en_US"/>
-        </w:rPr>
         <w:t>"denying our only Master and Lord, Jesus Christ"</w:t>
       </w:r>
     </w:p>
@@ -3885,21 +3310,6 @@
           <w:b/>
           <w:lang w:val="en_US" w:bidi="en_US"/>
         </w:rPr>
-        <w:t>τὸν μόνον Δεσπότην καὶ Κύριον ἡμῶν</w:t>
-      </w:r>
-    </w:p>
-    <w:p>
-      <w:pPr/>
-      <w:r>
-        <w:rPr>
-          <w:lang w:val="en_US" w:bidi="en_US"/>
-        </w:rPr>
-      </w:r>
-      <w:r>
-        <w:rPr>
-          <w:b/>
-          <w:lang w:val="en_US" w:bidi="en_US"/>
-        </w:rPr>
         <w:t>"our only Master and Lord"</w:t>
       </w:r>
     </w:p>
@@ -4035,21 +3445,6 @@
           <w:b/>
           <w:lang w:val="en_US" w:bidi="en_US"/>
         </w:rPr>
-        <w:t>ὑπομνῆσαι &amp; ὑμᾶς βούλομαι, εἰδότας ὑμᾶς ἅπαξ πάντα</w:t>
-      </w:r>
-    </w:p>
-    <w:p>
-      <w:pPr/>
-      <w:r>
-        <w:rPr>
-          <w:lang w:val="en_US" w:bidi="en_US"/>
-        </w:rPr>
-      </w:r>
-      <w:r>
-        <w:rPr>
-          <w:b/>
-          <w:lang w:val="en_US" w:bidi="en_US"/>
-        </w:rPr>
         <w:t>"I want to remind you, you knowing all things once for all"</w:t>
       </w:r>
     </w:p>
@@ -4133,21 +3528,6 @@
           <w:b/>
           <w:lang w:val="en_US" w:bidi="en_US"/>
         </w:rPr>
-        <w:t>πάντα</w:t>
-      </w:r>
-    </w:p>
-    <w:p>
-      <w:pPr/>
-      <w:r>
-        <w:rPr>
-          <w:lang w:val="en_US" w:bidi="en_US"/>
-        </w:rPr>
-      </w:r>
-      <w:r>
-        <w:rPr>
-          <w:b/>
-          <w:lang w:val="en_US" w:bidi="en_US"/>
-        </w:rPr>
         <w:t>"all things"</w:t>
       </w:r>
     </w:p>
@@ -4244,21 +3624,6 @@
           <w:b/>
           <w:lang w:val="en_US" w:bidi="en_US"/>
         </w:rPr>
-        <w:t>ὅτι Ἰησοῦς</w:t>
-      </w:r>
-    </w:p>
-    <w:p>
-      <w:pPr/>
-      <w:r>
-        <w:rPr>
-          <w:lang w:val="en_US" w:bidi="en_US"/>
-        </w:rPr>
-      </w:r>
-      <w:r>
-        <w:rPr>
-          <w:b/>
-          <w:lang w:val="en_US" w:bidi="en_US"/>
-        </w:rPr>
         <w:t>"that Jesus"</w:t>
       </w:r>
     </w:p>
@@ -4342,21 +3707,6 @@
           <w:b/>
           <w:lang w:val="en_US" w:bidi="en_US"/>
         </w:rPr>
-        <w:t>λαὸν ἐκ γῆς Αἰγύπτου σώσας</w:t>
-      </w:r>
-    </w:p>
-    <w:p>
-      <w:pPr/>
-      <w:r>
-        <w:rPr>
-          <w:lang w:val="en_US" w:bidi="en_US"/>
-        </w:rPr>
-      </w:r>
-      <w:r>
-        <w:rPr>
-          <w:b/>
-          <w:lang w:val="en_US" w:bidi="en_US"/>
-        </w:rPr>
         <w:t>"having saved a people out of the land of Egypt"</w:t>
       </w:r>
     </w:p>
@@ -4420,21 +3770,6 @@
           <w:b/>
           <w:lang w:val="en_US" w:bidi="en_US"/>
         </w:rPr>
-        <w:t>λαὸν ἐκ γῆς Αἰγύπτου σώσας</w:t>
-      </w:r>
-    </w:p>
-    <w:p>
-      <w:pPr/>
-      <w:r>
-        <w:rPr>
-          <w:lang w:val="en_US" w:bidi="en_US"/>
-        </w:rPr>
-      </w:r>
-      <w:r>
-        <w:rPr>
-          <w:b/>
-          <w:lang w:val="en_US" w:bidi="en_US"/>
-        </w:rPr>
         <w:t>"having saved a people out of the land of Egypt"</w:t>
       </w:r>
     </w:p>
@@ -4531,21 +3866,6 @@
           <w:b/>
           <w:lang w:val="en_US" w:bidi="en_US"/>
         </w:rPr>
-        <w:t>τοὺς μὴ τηρήσαντας τὴν ἑαυτῶν ἀρχὴν</w:t>
-      </w:r>
-    </w:p>
-    <w:p>
-      <w:pPr/>
-      <w:r>
-        <w:rPr>
-          <w:lang w:val="en_US" w:bidi="en_US"/>
-        </w:rPr>
-      </w:r>
-      <w:r>
-        <w:rPr>
-          <w:b/>
-          <w:lang w:val="en_US" w:bidi="en_US"/>
-        </w:rPr>
         <w:t>"not having kept their own domain"</w:t>
       </w:r>
     </w:p>
@@ -4642,21 +3962,6 @@
           <w:b/>
           <w:lang w:val="en_US" w:bidi="en_US"/>
         </w:rPr>
-        <w:t>τὴν ἑαυτῶν ἀρχὴν</w:t>
-      </w:r>
-    </w:p>
-    <w:p>
-      <w:pPr/>
-      <w:r>
-        <w:rPr>
-          <w:lang w:val="en_US" w:bidi="en_US"/>
-        </w:rPr>
-      </w:r>
-      <w:r>
-        <w:rPr>
-          <w:b/>
-          <w:lang w:val="en_US" w:bidi="en_US"/>
-        </w:rPr>
         <w:t>"their own domain"</w:t>
       </w:r>
     </w:p>
@@ -4733,21 +4038,6 @@
           <w:b/>
           <w:lang w:val="en_US" w:bidi="en_US"/>
         </w:rPr>
-        <w:t>δεσμοῖς ἀϊδίοις ὑπὸ ζόφον τετήρηκεν</w:t>
-      </w:r>
-    </w:p>
-    <w:p>
-      <w:pPr/>
-      <w:r>
-        <w:rPr>
-          <w:lang w:val="en_US" w:bidi="en_US"/>
-        </w:rPr>
-      </w:r>
-      <w:r>
-        <w:rPr>
-          <w:b/>
-          <w:lang w:val="en_US" w:bidi="en_US"/>
-        </w:rPr>
         <w:t>"he has kept in eternal chains, under darkness"</w:t>
       </w:r>
     </w:p>
@@ -4844,21 +4134,6 @@
           <w:b/>
           <w:lang w:val="en_US" w:bidi="en_US"/>
         </w:rPr>
-        <w:t>δεσμοῖς ἀϊδίοις &amp; τετήρηκεν</w:t>
-      </w:r>
-    </w:p>
-    <w:p>
-      <w:pPr/>
-      <w:r>
-        <w:rPr>
-          <w:lang w:val="en_US" w:bidi="en_US"/>
-        </w:rPr>
-      </w:r>
-      <w:r>
-        <w:rPr>
-          <w:b/>
-          <w:lang w:val="en_US" w:bidi="en_US"/>
-        </w:rPr>
         <w:t>"he has kept in eternal chains"</w:t>
       </w:r>
     </w:p>
@@ -4935,21 +4210,6 @@
           <w:b/>
           <w:lang w:val="en_US" w:bidi="en_US"/>
         </w:rPr>
-        <w:t>ὑπὸ ζόφον</w:t>
-      </w:r>
-    </w:p>
-    <w:p>
-      <w:pPr/>
-      <w:r>
-        <w:rPr>
-          <w:lang w:val="en_US" w:bidi="en_US"/>
-        </w:rPr>
-      </w:r>
-      <w:r>
-        <w:rPr>
-          <w:b/>
-          <w:lang w:val="en_US" w:bidi="en_US"/>
-        </w:rPr>
         <w:t>"under darkness"</w:t>
       </w:r>
     </w:p>
@@ -5046,21 +4306,6 @@
           <w:b/>
           <w:lang w:val="en_US" w:bidi="en_US"/>
         </w:rPr>
-        <w:t>εἰς κρίσιν μεγάλης ἡμέρας</w:t>
-      </w:r>
-    </w:p>
-    <w:p>
-      <w:pPr/>
-      <w:r>
-        <w:rPr>
-          <w:lang w:val="en_US" w:bidi="en_US"/>
-        </w:rPr>
-      </w:r>
-      <w:r>
-        <w:rPr>
-          <w:b/>
-          <w:lang w:val="en_US" w:bidi="en_US"/>
-        </w:rPr>
         <w:t>"for judgment of the great day"</w:t>
       </w:r>
     </w:p>
@@ -5144,21 +4389,6 @@
           <w:b/>
           <w:lang w:val="en_US" w:bidi="en_US"/>
         </w:rPr>
-        <w:t>εἰς κρίσιν μεγάλης ἡμέρας</w:t>
-      </w:r>
-    </w:p>
-    <w:p>
-      <w:pPr/>
-      <w:r>
-        <w:rPr>
-          <w:lang w:val="en_US" w:bidi="en_US"/>
-        </w:rPr>
-      </w:r>
-      <w:r>
-        <w:rPr>
-          <w:b/>
-          <w:lang w:val="en_US" w:bidi="en_US"/>
-        </w:rPr>
         <w:t>"for judgment of the great day"</w:t>
       </w:r>
     </w:p>
@@ -5255,21 +4485,6 @@
           <w:b/>
           <w:lang w:val="en_US" w:bidi="en_US"/>
         </w:rPr>
-        <w:t>μεγάλης ἡμέρας</w:t>
-      </w:r>
-    </w:p>
-    <w:p>
-      <w:pPr/>
-      <w:r>
-        <w:rPr>
-          <w:lang w:val="en_US" w:bidi="en_US"/>
-        </w:rPr>
-      </w:r>
-      <w:r>
-        <w:rPr>
-          <w:b/>
-          <w:lang w:val="en_US" w:bidi="en_US"/>
-        </w:rPr>
         <w:t>"of the great day"</w:t>
       </w:r>
     </w:p>
@@ -5378,21 +4593,6 @@
           <w:b/>
           <w:lang w:val="en_US" w:bidi="en_US"/>
         </w:rPr>
-        <w:t>Σόδομα καὶ Γόμορρα, καὶ αἱ περὶ αὐτὰς πόλεις</w:t>
-      </w:r>
-    </w:p>
-    <w:p>
-      <w:pPr/>
-      <w:r>
-        <w:rPr>
-          <w:lang w:val="en_US" w:bidi="en_US"/>
-        </w:rPr>
-      </w:r>
-      <w:r>
-        <w:rPr>
-          <w:b/>
-          <w:lang w:val="en_US" w:bidi="en_US"/>
-        </w:rPr>
         <w:t>"Sodom and Gomorrah and the cities around them"</w:t>
       </w:r>
     </w:p>
@@ -5515,21 +4715,6 @@
           <w:b/>
           <w:lang w:val="en_US" w:bidi="en_US"/>
         </w:rPr>
-        <w:t>τὸν ὅμοιον τρόπον τούτοις</w:t>
-      </w:r>
-    </w:p>
-    <w:p>
-      <w:pPr/>
-      <w:r>
-        <w:rPr>
-          <w:lang w:val="en_US" w:bidi="en_US"/>
-        </w:rPr>
-      </w:r>
-      <w:r>
-        <w:rPr>
-          <w:b/>
-          <w:lang w:val="en_US" w:bidi="en_US"/>
-        </w:rPr>
         <w:t>"in the same manner {as} these"</w:t>
       </w:r>
     </w:p>
@@ -5626,21 +4811,6 @@
           <w:b/>
           <w:lang w:val="en_US" w:bidi="en_US"/>
         </w:rPr>
-        <w:t>ἐκπορνεύσασαι</w:t>
-      </w:r>
-    </w:p>
-    <w:p>
-      <w:pPr/>
-      <w:r>
-        <w:rPr>
-          <w:lang w:val="en_US" w:bidi="en_US"/>
-        </w:rPr>
-      </w:r>
-      <w:r>
-        <w:rPr>
-          <w:b/>
-          <w:lang w:val="en_US" w:bidi="en_US"/>
-        </w:rPr>
         <w:t>"having committed sexual immorality"</w:t>
       </w:r>
     </w:p>
@@ -5737,21 +4907,6 @@
           <w:b/>
           <w:lang w:val="en_US" w:bidi="en_US"/>
         </w:rPr>
-        <w:t>καὶ ἀπελθοῦσαι ὀπίσω σαρκὸς ἑτέρας</w:t>
-      </w:r>
-    </w:p>
-    <w:p>
-      <w:pPr/>
-      <w:r>
-        <w:rPr>
-          <w:lang w:val="en_US" w:bidi="en_US"/>
-        </w:rPr>
-      </w:r>
-      <w:r>
-        <w:rPr>
-          <w:b/>
-          <w:lang w:val="en_US" w:bidi="en_US"/>
-        </w:rPr>
         <w:t>"and having gone after other flesh"</w:t>
       </w:r>
     </w:p>
@@ -5848,21 +5003,6 @@
           <w:b/>
           <w:lang w:val="en_US" w:bidi="en_US"/>
         </w:rPr>
-        <w:t>σαρκὸς ἑτέρας</w:t>
-      </w:r>
-    </w:p>
-    <w:p>
-      <w:pPr/>
-      <w:r>
-        <w:rPr>
-          <w:lang w:val="en_US" w:bidi="en_US"/>
-        </w:rPr>
-      </w:r>
-      <w:r>
-        <w:rPr>
-          <w:b/>
-          <w:lang w:val="en_US" w:bidi="en_US"/>
-        </w:rPr>
         <w:t>"other flesh"</w:t>
       </w:r>
     </w:p>
@@ -5939,21 +5079,6 @@
           <w:b/>
           <w:lang w:val="en_US" w:bidi="en_US"/>
         </w:rPr>
-        <w:t>πρόκεινται δεῖγμα</w:t>
-      </w:r>
-    </w:p>
-    <w:p>
-      <w:pPr/>
-      <w:r>
-        <w:rPr>
-          <w:lang w:val="en_US" w:bidi="en_US"/>
-        </w:rPr>
-      </w:r>
-      <w:r>
-        <w:rPr>
-          <w:b/>
-          <w:lang w:val="en_US" w:bidi="en_US"/>
-        </w:rPr>
         <w:t>"are being displayed {as} an example"</w:t>
       </w:r>
     </w:p>
@@ -6050,21 +5175,6 @@
           <w:b/>
           <w:lang w:val="en_US" w:bidi="en_US"/>
         </w:rPr>
-        <w:t>πυρὸς αἰωνίου δίκην ὑπέχουσαι</w:t>
-      </w:r>
-    </w:p>
-    <w:p>
-      <w:pPr/>
-      <w:r>
-        <w:rPr>
-          <w:lang w:val="en_US" w:bidi="en_US"/>
-        </w:rPr>
-      </w:r>
-      <w:r>
-        <w:rPr>
-          <w:b/>
-          <w:lang w:val="en_US" w:bidi="en_US"/>
-        </w:rPr>
         <w:t>"suffering punishment of eternal fire"</w:t>
       </w:r>
     </w:p>
@@ -6161,21 +5271,6 @@
           <w:b/>
           <w:lang w:val="en_US" w:bidi="en_US"/>
         </w:rPr>
-        <w:t>ὁμοίως</w:t>
-      </w:r>
-    </w:p>
-    <w:p>
-      <w:pPr/>
-      <w:r>
-        <w:rPr>
-          <w:lang w:val="en_US" w:bidi="en_US"/>
-        </w:rPr>
-      </w:r>
-      <w:r>
-        <w:rPr>
-          <w:b/>
-          <w:lang w:val="en_US" w:bidi="en_US"/>
-        </w:rPr>
         <w:t>"in the same way"</w:t>
       </w:r>
     </w:p>
@@ -6205,7 +5300,7 @@
         </w:rPr>
         <w:t xml:space="preserve"> refers back to the sexual immorality of the people of Sodom and Gomorrah referred to in the previous verse, and possibly the improper behavior of the wicked angels referred to in verse </w:t>
       </w:r>
-      <w:hyperlink r:id="rId16">
+      <w:hyperlink r:id="rId14">
         <w:r>
           <w:rPr>
             <w:lang w:val="en_US" w:bidi="en_US"/>
@@ -6290,21 +5385,6 @@
           <w:b/>
           <w:lang w:val="en_US" w:bidi="en_US"/>
         </w:rPr>
-        <w:t>οὗτοι ἐνυπνιαζόμενοι</w:t>
-      </w:r>
-    </w:p>
-    <w:p>
-      <w:pPr/>
-      <w:r>
-        <w:rPr>
-          <w:lang w:val="en_US" w:bidi="en_US"/>
-        </w:rPr>
-      </w:r>
-      <w:r>
-        <w:rPr>
-          <w:b/>
-          <w:lang w:val="en_US" w:bidi="en_US"/>
-        </w:rPr>
         <w:t>"these, dreaming"</w:t>
       </w:r>
     </w:p>
@@ -6334,7 +5414,7 @@
         </w:rPr>
         <w:t xml:space="preserve"> refers to the false teachers introduced in verse </w:t>
       </w:r>
-      <w:hyperlink r:id="rId17">
+      <w:hyperlink r:id="rId15">
         <w:r>
           <w:rPr>
             <w:lang w:val="en_US" w:bidi="en_US"/>
@@ -6419,21 +5499,6 @@
           <w:b/>
           <w:lang w:val="en_US" w:bidi="en_US"/>
         </w:rPr>
-        <w:t>σάρκα μὲν μιαίνουσιν</w:t>
-      </w:r>
-    </w:p>
-    <w:p>
-      <w:pPr/>
-      <w:r>
-        <w:rPr>
-          <w:lang w:val="en_US" w:bidi="en_US"/>
-        </w:rPr>
-      </w:r>
-      <w:r>
-        <w:rPr>
-          <w:b/>
-          <w:lang w:val="en_US" w:bidi="en_US"/>
-        </w:rPr>
         <w:t>"indeed defile the flesh"</w:t>
       </w:r>
     </w:p>
@@ -6530,21 +5595,6 @@
           <w:b/>
           <w:lang w:val="en_US" w:bidi="en_US"/>
         </w:rPr>
-        <w:t>κυριότητα</w:t>
-      </w:r>
-    </w:p>
-    <w:p>
-      <w:pPr/>
-      <w:r>
-        <w:rPr>
-          <w:lang w:val="en_US" w:bidi="en_US"/>
-        </w:rPr>
-      </w:r>
-      <w:r>
-        <w:rPr>
-          <w:b/>
-          <w:lang w:val="en_US" w:bidi="en_US"/>
-        </w:rPr>
         <w:t>"lordship"</w:t>
       </w:r>
     </w:p>
@@ -6621,21 +5671,6 @@
           <w:b/>
           <w:lang w:val="en_US" w:bidi="en_US"/>
         </w:rPr>
-        <w:t>κυριότητα &amp; ἀθετοῦσιν</w:t>
-      </w:r>
-    </w:p>
-    <w:p>
-      <w:pPr/>
-      <w:r>
-        <w:rPr>
-          <w:lang w:val="en_US" w:bidi="en_US"/>
-        </w:rPr>
-      </w:r>
-      <w:r>
-        <w:rPr>
-          <w:b/>
-          <w:lang w:val="en_US" w:bidi="en_US"/>
-        </w:rPr>
         <w:t>"reject lordship"</w:t>
       </w:r>
     </w:p>
@@ -6808,21 +5843,6 @@
           <w:b/>
           <w:lang w:val="en_US" w:bidi="en_US"/>
         </w:rPr>
-        <w:t>κρίσιν ἐπενεγκεῖν βλασφημίας</w:t>
-      </w:r>
-    </w:p>
-    <w:p>
-      <w:pPr/>
-      <w:r>
-        <w:rPr>
-          <w:lang w:val="en_US" w:bidi="en_US"/>
-        </w:rPr>
-      </w:r>
-      <w:r>
-        <w:rPr>
-          <w:b/>
-          <w:lang w:val="en_US" w:bidi="en_US"/>
-        </w:rPr>
         <w:t>"to bring a judgment of slander {against him"</w:t>
       </w:r>
     </w:p>
@@ -6932,21 +5952,6 @@
           <w:b/>
           <w:lang w:val="en_US" w:bidi="en_US"/>
         </w:rPr>
-        <w:t>κρίσιν ἐπενεγκεῖν βλασφημίας</w:t>
-      </w:r>
-    </w:p>
-    <w:p>
-      <w:pPr/>
-      <w:r>
-        <w:rPr>
-          <w:lang w:val="en_US" w:bidi="en_US"/>
-        </w:rPr>
-      </w:r>
-      <w:r>
-        <w:rPr>
-          <w:b/>
-          <w:lang w:val="en_US" w:bidi="en_US"/>
-        </w:rPr>
         <w:t>"to bring a judgment of slander {against him"</w:t>
       </w:r>
     </w:p>
@@ -7043,21 +6048,6 @@
           <w:b/>
           <w:lang w:val="en_US" w:bidi="en_US"/>
         </w:rPr>
-        <w:t>κρίσιν ἐπενεγκεῖν βλασφημίας</w:t>
-      </w:r>
-    </w:p>
-    <w:p>
-      <w:pPr/>
-      <w:r>
-        <w:rPr>
-          <w:lang w:val="en_US" w:bidi="en_US"/>
-        </w:rPr>
-      </w:r>
-      <w:r>
-        <w:rPr>
-          <w:b/>
-          <w:lang w:val="en_US" w:bidi="en_US"/>
-        </w:rPr>
         <w:t>"to bring a judgment of slander {against him"</w:t>
       </w:r>
     </w:p>
@@ -7167,21 +6157,6 @@
           <w:b/>
           <w:lang w:val="en_US" w:bidi="en_US"/>
         </w:rPr>
-        <w:t>οὗτοι</w:t>
-      </w:r>
-    </w:p>
-    <w:p>
-      <w:pPr/>
-      <w:r>
-        <w:rPr>
-          <w:lang w:val="en_US" w:bidi="en_US"/>
-        </w:rPr>
-      </w:r>
-      <w:r>
-        <w:rPr>
-          <w:b/>
-          <w:lang w:val="en_US" w:bidi="en_US"/>
-        </w:rPr>
         <w:t>"these ones"</w:t>
       </w:r>
     </w:p>
@@ -7211,7 +6186,7 @@
         </w:rPr>
         <w:t xml:space="preserve"> refers to the false teachers introduced in verse </w:t>
       </w:r>
-      <w:hyperlink r:id="rId17">
+      <w:hyperlink r:id="rId15">
         <w:r>
           <w:rPr>
             <w:lang w:val="en_US" w:bidi="en_US"/>
@@ -7296,21 +6271,6 @@
           <w:b/>
           <w:lang w:val="en_US" w:bidi="en_US"/>
         </w:rPr>
-        <w:t>ὅσα &amp; οὐκ οἴδασιν</w:t>
-      </w:r>
-    </w:p>
-    <w:p>
-      <w:pPr/>
-      <w:r>
-        <w:rPr>
-          <w:lang w:val="en_US" w:bidi="en_US"/>
-        </w:rPr>
-      </w:r>
-      <w:r>
-        <w:rPr>
-          <w:b/>
-          <w:lang w:val="en_US" w:bidi="en_US"/>
-        </w:rPr>
         <w:t>"what they do not understand"</w:t>
       </w:r>
     </w:p>
@@ -7340,7 +6300,7 @@
         </w:rPr>
         <w:t xml:space="preserve"> could refer to: (1) the spiritual realm referred to in the previous verse. Alternate translation: “the spiritual realm, which they do not understand” (2) the glorious ones mentioned in verse </w:t>
       </w:r>
-      <w:hyperlink r:id="rId18">
+      <w:hyperlink r:id="rId16">
         <w:r>
           <w:rPr>
             <w:lang w:val="en_US" w:bidi="en_US"/>
@@ -7405,21 +6365,6 @@
           <w:b/>
           <w:lang w:val="en_US" w:bidi="en_US"/>
         </w:rPr>
-        <w:t>ὅσα δὲ φυσικῶς ὡς τὰ ἄλογα ζῷα ἐπίστανται</w:t>
-      </w:r>
-    </w:p>
-    <w:p>
-      <w:pPr/>
-      <w:r>
-        <w:rPr>
-          <w:lang w:val="en_US" w:bidi="en_US"/>
-        </w:rPr>
-      </w:r>
-      <w:r>
-        <w:rPr>
-          <w:b/>
-          <w:lang w:val="en_US" w:bidi="en_US"/>
-        </w:rPr>
         <w:t>""</w:t>
       </w:r>
     </w:p>
@@ -7503,21 +6448,6 @@
           <w:b/>
           <w:lang w:val="en_US" w:bidi="en_US"/>
         </w:rPr>
-        <w:t>ἐν τούτοις</w:t>
-      </w:r>
-    </w:p>
-    <w:p>
-      <w:pPr/>
-      <w:r>
-        <w:rPr>
-          <w:lang w:val="en_US" w:bidi="en_US"/>
-        </w:rPr>
-      </w:r>
-      <w:r>
-        <w:rPr>
-          <w:b/>
-          <w:lang w:val="en_US" w:bidi="en_US"/>
-        </w:rPr>
         <w:t>"by these things"</w:t>
       </w:r>
     </w:p>
@@ -7614,21 +6544,6 @@
           <w:b/>
           <w:lang w:val="en_US" w:bidi="en_US"/>
         </w:rPr>
-        <w:t>ἐν τούτοις φθείρονται</w:t>
-      </w:r>
-    </w:p>
-    <w:p>
-      <w:pPr/>
-      <w:r>
-        <w:rPr>
-          <w:lang w:val="en_US" w:bidi="en_US"/>
-        </w:rPr>
-      </w:r>
-      <w:r>
-        <w:rPr>
-          <w:b/>
-          <w:lang w:val="en_US" w:bidi="en_US"/>
-        </w:rPr>
         <w:t>"by these things they are being destroyed"</w:t>
       </w:r>
     </w:p>
@@ -7725,21 +6640,6 @@
           <w:b/>
           <w:lang w:val="en_US" w:bidi="en_US"/>
         </w:rPr>
-        <w:t>οὐαὶ αὐτοῖς</w:t>
-      </w:r>
-    </w:p>
-    <w:p>
-      <w:pPr/>
-      <w:r>
-        <w:rPr>
-          <w:lang w:val="en_US" w:bidi="en_US"/>
-        </w:rPr>
-      </w:r>
-      <w:r>
-        <w:rPr>
-          <w:b/>
-          <w:lang w:val="en_US" w:bidi="en_US"/>
-        </w:rPr>
         <w:t>"Woe to them"</w:t>
       </w:r>
     </w:p>
@@ -7836,21 +6736,6 @@
           <w:b/>
           <w:lang w:val="en_US" w:bidi="en_US"/>
         </w:rPr>
-        <w:t>τῇ ὁδῷ τοῦ Κάϊν ἐπορεύθησαν</w:t>
-      </w:r>
-    </w:p>
-    <w:p>
-      <w:pPr/>
-      <w:r>
-        <w:rPr>
-          <w:lang w:val="en_US" w:bidi="en_US"/>
-        </w:rPr>
-      </w:r>
-      <w:r>
-        <w:rPr>
-          <w:b/>
-          <w:lang w:val="en_US" w:bidi="en_US"/>
-        </w:rPr>
         <w:t>"they have gone in the way of Cain"</w:t>
       </w:r>
     </w:p>
@@ -7947,21 +6832,6 @@
           <w:b/>
           <w:lang w:val="en_US" w:bidi="en_US"/>
         </w:rPr>
-        <w:t>τοῦ Κάϊν</w:t>
-      </w:r>
-    </w:p>
-    <w:p>
-      <w:pPr/>
-      <w:r>
-        <w:rPr>
-          <w:lang w:val="en_US" w:bidi="en_US"/>
-        </w:rPr>
-      </w:r>
-      <w:r>
-        <w:rPr>
-          <w:b/>
-          <w:lang w:val="en_US" w:bidi="en_US"/>
-        </w:rPr>
         <w:t>"of Cain"</w:t>
       </w:r>
     </w:p>
@@ -8058,21 +6928,6 @@
           <w:b/>
           <w:lang w:val="en_US" w:bidi="en_US"/>
         </w:rPr>
-        <w:t>ἐξεχύθησαν</w:t>
-      </w:r>
-    </w:p>
-    <w:p>
-      <w:pPr/>
-      <w:r>
-        <w:rPr>
-          <w:lang w:val="en_US" w:bidi="en_US"/>
-        </w:rPr>
-      </w:r>
-      <w:r>
-        <w:rPr>
-          <w:b/>
-          <w:lang w:val="en_US" w:bidi="en_US"/>
-        </w:rPr>
         <w:t>"have abandoned themselves"</w:t>
       </w:r>
     </w:p>
@@ -8136,21 +6991,6 @@
           <w:b/>
           <w:lang w:val="en_US" w:bidi="en_US"/>
         </w:rPr>
-        <w:t>τοῦ Βαλαὰμ μισθοῦ</w:t>
-      </w:r>
-    </w:p>
-    <w:p>
-      <w:pPr/>
-      <w:r>
-        <w:rPr>
-          <w:lang w:val="en_US" w:bidi="en_US"/>
-        </w:rPr>
-      </w:r>
-      <w:r>
-        <w:rPr>
-          <w:b/>
-          <w:lang w:val="en_US" w:bidi="en_US"/>
-        </w:rPr>
         <w:t>"of Balaam {for} wages"</w:t>
       </w:r>
     </w:p>
@@ -8247,21 +7087,6 @@
           <w:b/>
           <w:lang w:val="en_US" w:bidi="en_US"/>
         </w:rPr>
-        <w:t>τοῦ Κόρε</w:t>
-      </w:r>
-    </w:p>
-    <w:p>
-      <w:pPr/>
-      <w:r>
-        <w:rPr>
-          <w:lang w:val="en_US" w:bidi="en_US"/>
-        </w:rPr>
-      </w:r>
-      <w:r>
-        <w:rPr>
-          <w:b/>
-          <w:lang w:val="en_US" w:bidi="en_US"/>
-        </w:rPr>
         <w:t>"of Korah"</w:t>
       </w:r>
     </w:p>
@@ -8358,21 +7183,6 @@
           <w:b/>
           <w:lang w:val="en_US" w:bidi="en_US"/>
         </w:rPr>
-        <w:t>ἀπώλοντο</w:t>
-      </w:r>
-    </w:p>
-    <w:p>
-      <w:pPr/>
-      <w:r>
-        <w:rPr>
-          <w:lang w:val="en_US" w:bidi="en_US"/>
-        </w:rPr>
-      </w:r>
-      <w:r>
-        <w:rPr>
-          <w:b/>
-          <w:lang w:val="en_US" w:bidi="en_US"/>
-        </w:rPr>
         <w:t>"they perished"</w:t>
       </w:r>
     </w:p>
@@ -8456,21 +7266,6 @@
           <w:b/>
           <w:lang w:val="en_US" w:bidi="en_US"/>
         </w:rPr>
-        <w:t>οὗτοί</w:t>
-      </w:r>
-    </w:p>
-    <w:p>
-      <w:pPr/>
-      <w:r>
-        <w:rPr>
-          <w:lang w:val="en_US" w:bidi="en_US"/>
-        </w:rPr>
-      </w:r>
-      <w:r>
-        <w:rPr>
-          <w:b/>
-          <w:lang w:val="en_US" w:bidi="en_US"/>
-        </w:rPr>
         <w:t>"These ones"</w:t>
       </w:r>
     </w:p>
@@ -8500,7 +7295,7 @@
         </w:rPr>
         <w:t xml:space="preserve"> refers to the false teachers introduced in verse </w:t>
       </w:r>
-      <w:hyperlink r:id="rId17">
+      <w:hyperlink r:id="rId15">
         <w:r>
           <w:rPr>
             <w:lang w:val="en_US" w:bidi="en_US"/>
@@ -8585,21 +7380,6 @@
           <w:b/>
           <w:lang w:val="en_US" w:bidi="en_US"/>
         </w:rPr>
-        <w:t>σπιλάδες</w:t>
-      </w:r>
-    </w:p>
-    <w:p>
-      <w:pPr/>
-      <w:r>
-        <w:rPr>
-          <w:lang w:val="en_US" w:bidi="en_US"/>
-        </w:rPr>
-      </w:r>
-      <w:r>
-        <w:rPr>
-          <w:b/>
-          <w:lang w:val="en_US" w:bidi="en_US"/>
-        </w:rPr>
         <w:t>"hidden reefs"</w:t>
       </w:r>
     </w:p>
@@ -8696,21 +7476,6 @@
           <w:b/>
           <w:lang w:val="en_US" w:bidi="en_US"/>
         </w:rPr>
-        <w:t>ταῖς ἀγάπαις</w:t>
-      </w:r>
-    </w:p>
-    <w:p>
-      <w:pPr/>
-      <w:r>
-        <w:rPr>
-          <w:lang w:val="en_US" w:bidi="en_US"/>
-        </w:rPr>
-      </w:r>
-      <w:r>
-        <w:rPr>
-          <w:b/>
-          <w:lang w:val="en_US" w:bidi="en_US"/>
-        </w:rPr>
         <w:t>"love feasts"</w:t>
       </w:r>
     </w:p>
@@ -8820,21 +7585,6 @@
           <w:b/>
           <w:lang w:val="en_US" w:bidi="en_US"/>
         </w:rPr>
-        <w:t>ἑαυτοὺς ποιμαίνοντες</w:t>
-      </w:r>
-    </w:p>
-    <w:p>
-      <w:pPr/>
-      <w:r>
-        <w:rPr>
-          <w:lang w:val="en_US" w:bidi="en_US"/>
-        </w:rPr>
-      </w:r>
-      <w:r>
-        <w:rPr>
-          <w:b/>
-          <w:lang w:val="en_US" w:bidi="en_US"/>
-        </w:rPr>
         <w:t>"shepherding themselves"</w:t>
       </w:r>
     </w:p>
@@ -8918,21 +7668,6 @@
           <w:b/>
           <w:lang w:val="en_US" w:bidi="en_US"/>
         </w:rPr>
-        <w:t>νεφέλαι ἄνυδροι ὑπὸ ἀνέμων παραφερόμεναι</w:t>
-      </w:r>
-    </w:p>
-    <w:p>
-      <w:pPr/>
-      <w:r>
-        <w:rPr>
-          <w:lang w:val="en_US" w:bidi="en_US"/>
-        </w:rPr>
-      </w:r>
-      <w:r>
-        <w:rPr>
-          <w:b/>
-          <w:lang w:val="en_US" w:bidi="en_US"/>
-        </w:rPr>
         <w:t>"waterless clouds, carried along by winds"</w:t>
       </w:r>
     </w:p>
@@ -9029,21 +7764,6 @@
           <w:b/>
           <w:lang w:val="en_US" w:bidi="en_US"/>
         </w:rPr>
-        <w:t>ὑπὸ ἀνέμων παραφερόμεναι</w:t>
-      </w:r>
-    </w:p>
-    <w:p>
-      <w:pPr/>
-      <w:r>
-        <w:rPr>
-          <w:lang w:val="en_US" w:bidi="en_US"/>
-        </w:rPr>
-      </w:r>
-      <w:r>
-        <w:rPr>
-          <w:b/>
-          <w:lang w:val="en_US" w:bidi="en_US"/>
-        </w:rPr>
         <w:t>"carried along by winds"</w:t>
       </w:r>
     </w:p>
@@ -9140,21 +7860,6 @@
           <w:b/>
           <w:lang w:val="en_US" w:bidi="en_US"/>
         </w:rPr>
-        <w:t>δένδρα φθινοπωρινὰ ἄκαρπα</w:t>
-      </w:r>
-    </w:p>
-    <w:p>
-      <w:pPr/>
-      <w:r>
-        <w:rPr>
-          <w:lang w:val="en_US" w:bidi="en_US"/>
-        </w:rPr>
-      </w:r>
-      <w:r>
-        <w:rPr>
-          <w:b/>
-          <w:lang w:val="en_US" w:bidi="en_US"/>
-        </w:rPr>
         <w:t>"fruitless autumn trees"</w:t>
       </w:r>
     </w:p>
@@ -9251,21 +7956,6 @@
           <w:b/>
           <w:lang w:val="en_US" w:bidi="en_US"/>
         </w:rPr>
-        <w:t>δὶς ἀποθανόντα ἐκριζωθέντα</w:t>
-      </w:r>
-    </w:p>
-    <w:p>
-      <w:pPr/>
-      <w:r>
-        <w:rPr>
-          <w:lang w:val="en_US" w:bidi="en_US"/>
-        </w:rPr>
-      </w:r>
-      <w:r>
-        <w:rPr>
-          <w:b/>
-          <w:lang w:val="en_US" w:bidi="en_US"/>
-        </w:rPr>
         <w:t>"having died twice, having been uprooted"</w:t>
       </w:r>
     </w:p>
@@ -9349,21 +8039,6 @@
           <w:b/>
           <w:lang w:val="en_US" w:bidi="en_US"/>
         </w:rPr>
-        <w:t>δὶς ἀποθανόντα ἐκριζωθέντα</w:t>
-      </w:r>
-    </w:p>
-    <w:p>
-      <w:pPr/>
-      <w:r>
-        <w:rPr>
-          <w:lang w:val="en_US" w:bidi="en_US"/>
-        </w:rPr>
-      </w:r>
-      <w:r>
-        <w:rPr>
-          <w:b/>
-          <w:lang w:val="en_US" w:bidi="en_US"/>
-        </w:rPr>
         <w:t>"having died twice, having been uprooted"</w:t>
       </w:r>
     </w:p>
@@ -9440,21 +8115,6 @@
           <w:b/>
           <w:lang w:val="en_US" w:bidi="en_US"/>
         </w:rPr>
-        <w:t>ἐκριζωθέντα</w:t>
-      </w:r>
-    </w:p>
-    <w:p>
-      <w:pPr/>
-      <w:r>
-        <w:rPr>
-          <w:lang w:val="en_US" w:bidi="en_US"/>
-        </w:rPr>
-      </w:r>
-      <w:r>
-        <w:rPr>
-          <w:b/>
-          <w:lang w:val="en_US" w:bidi="en_US"/>
-        </w:rPr>
         <w:t>"having been uprooted"</w:t>
       </w:r>
     </w:p>
@@ -9538,21 +8198,6 @@
           <w:b/>
           <w:lang w:val="en_US" w:bidi="en_US"/>
         </w:rPr>
-        <w:t>ἐκριζωθέντα</w:t>
-      </w:r>
-    </w:p>
-    <w:p>
-      <w:pPr/>
-      <w:r>
-        <w:rPr>
-          <w:lang w:val="en_US" w:bidi="en_US"/>
-        </w:rPr>
-      </w:r>
-      <w:r>
-        <w:rPr>
-          <w:b/>
-          <w:lang w:val="en_US" w:bidi="en_US"/>
-        </w:rPr>
         <w:t>"having been uprooted"</w:t>
       </w:r>
     </w:p>
@@ -9636,21 +8281,6 @@
           <w:b/>
           <w:lang w:val="en_US" w:bidi="en_US"/>
         </w:rPr>
-        <w:t>κύματα ἄγρια θαλάσσης</w:t>
-      </w:r>
-    </w:p>
-    <w:p>
-      <w:pPr/>
-      <w:r>
-        <w:rPr>
-          <w:lang w:val="en_US" w:bidi="en_US"/>
-        </w:rPr>
-      </w:r>
-      <w:r>
-        <w:rPr>
-          <w:b/>
-          <w:lang w:val="en_US" w:bidi="en_US"/>
-        </w:rPr>
         <w:t>"wild waves of the sea"</w:t>
       </w:r>
     </w:p>
@@ -9747,21 +8377,6 @@
           <w:b/>
           <w:lang w:val="en_US" w:bidi="en_US"/>
         </w:rPr>
-        <w:t>ἐπαφρίζοντα τὰς ἑαυτῶν αἰσχύνας</w:t>
-      </w:r>
-    </w:p>
-    <w:p>
-      <w:pPr/>
-      <w:r>
-        <w:rPr>
-          <w:lang w:val="en_US" w:bidi="en_US"/>
-        </w:rPr>
-      </w:r>
-      <w:r>
-        <w:rPr>
-          <w:b/>
-          <w:lang w:val="en_US" w:bidi="en_US"/>
-        </w:rPr>
         <w:t>"foaming out their own shameful deeds"</w:t>
       </w:r>
     </w:p>
@@ -9858,21 +8473,6 @@
           <w:b/>
           <w:lang w:val="en_US" w:bidi="en_US"/>
         </w:rPr>
-        <w:t>ἀστέρες πλανῆται</w:t>
-      </w:r>
-    </w:p>
-    <w:p>
-      <w:pPr/>
-      <w:r>
-        <w:rPr>
-          <w:lang w:val="en_US" w:bidi="en_US"/>
-        </w:rPr>
-      </w:r>
-      <w:r>
-        <w:rPr>
-          <w:b/>
-          <w:lang w:val="en_US" w:bidi="en_US"/>
-        </w:rPr>
         <w:t>"wandering stars"</w:t>
       </w:r>
     </w:p>
@@ -9982,21 +8582,6 @@
           <w:b/>
           <w:lang w:val="en_US" w:bidi="en_US"/>
         </w:rPr>
-        <w:t>οἷς ὁ ζόφος τοῦ σκότους εἰς αἰῶνα τετήρηται</w:t>
-      </w:r>
-    </w:p>
-    <w:p>
-      <w:pPr/>
-      <w:r>
-        <w:rPr>
-          <w:lang w:val="en_US" w:bidi="en_US"/>
-        </w:rPr>
-      </w:r>
-      <w:r>
-        <w:rPr>
-          <w:b/>
-          <w:lang w:val="en_US" w:bidi="en_US"/>
-        </w:rPr>
         <w:t>"for whom the gloom of darkness has been kept to eternity"</w:t>
       </w:r>
     </w:p>
@@ -10093,21 +8678,6 @@
           <w:b/>
           <w:lang w:val="en_US" w:bidi="en_US"/>
         </w:rPr>
-        <w:t>οἷς</w:t>
-      </w:r>
-    </w:p>
-    <w:p>
-      <w:pPr/>
-      <w:r>
-        <w:rPr>
-          <w:lang w:val="en_US" w:bidi="en_US"/>
-        </w:rPr>
-      </w:r>
-      <w:r>
-        <w:rPr>
-          <w:b/>
-          <w:lang w:val="en_US" w:bidi="en_US"/>
-        </w:rPr>
         <w:t>"for whom"</w:t>
       </w:r>
     </w:p>
@@ -10204,21 +8774,6 @@
           <w:b/>
           <w:lang w:val="en_US" w:bidi="en_US"/>
         </w:rPr>
-        <w:t>ὁ ζόφος τοῦ σκότους</w:t>
-      </w:r>
-    </w:p>
-    <w:p>
-      <w:pPr/>
-      <w:r>
-        <w:rPr>
-          <w:lang w:val="en_US" w:bidi="en_US"/>
-        </w:rPr>
-      </w:r>
-      <w:r>
-        <w:rPr>
-          <w:b/>
-          <w:lang w:val="en_US" w:bidi="en_US"/>
-        </w:rPr>
         <w:t>"the gloom of darkness"</w:t>
       </w:r>
     </w:p>
@@ -10295,21 +8850,6 @@
           <w:b/>
           <w:lang w:val="en_US" w:bidi="en_US"/>
         </w:rPr>
-        <w:t>ὁ ζόφος τοῦ σκότους</w:t>
-      </w:r>
-    </w:p>
-    <w:p>
-      <w:pPr/>
-      <w:r>
-        <w:rPr>
-          <w:lang w:val="en_US" w:bidi="en_US"/>
-        </w:rPr>
-      </w:r>
-      <w:r>
-        <w:rPr>
-          <w:b/>
-          <w:lang w:val="en_US" w:bidi="en_US"/>
-        </w:rPr>
         <w:t>"the gloom of darkness"</w:t>
       </w:r>
     </w:p>
@@ -10419,21 +8959,6 @@
           <w:b/>
           <w:lang w:val="en_US" w:bidi="en_US"/>
         </w:rPr>
-        <w:t>ἕβδομος ἀπὸ Ἀδὰμ</w:t>
-      </w:r>
-    </w:p>
-    <w:p>
-      <w:pPr/>
-      <w:r>
-        <w:rPr>
-          <w:lang w:val="en_US" w:bidi="en_US"/>
-        </w:rPr>
-      </w:r>
-      <w:r>
-        <w:rPr>
-          <w:b/>
-          <w:lang w:val="en_US" w:bidi="en_US"/>
-        </w:rPr>
         <w:t>"seventh from Adam"</w:t>
       </w:r>
     </w:p>
@@ -10510,21 +9035,6 @@
           <w:b/>
           <w:lang w:val="en_US" w:bidi="en_US"/>
         </w:rPr>
-        <w:t>τούτοις</w:t>
-      </w:r>
-    </w:p>
-    <w:p>
-      <w:pPr/>
-      <w:r>
-        <w:rPr>
-          <w:lang w:val="en_US" w:bidi="en_US"/>
-        </w:rPr>
-      </w:r>
-      <w:r>
-        <w:rPr>
-          <w:b/>
-          <w:lang w:val="en_US" w:bidi="en_US"/>
-        </w:rPr>
         <w:t>"about these ones"</w:t>
       </w:r>
     </w:p>
@@ -10621,21 +9131,6 @@
           <w:b/>
           <w:lang w:val="en_US" w:bidi="en_US"/>
         </w:rPr>
-        <w:t>λέγων</w:t>
-      </w:r>
-    </w:p>
-    <w:p>
-      <w:pPr/>
-      <w:r>
-        <w:rPr>
-          <w:lang w:val="en_US" w:bidi="en_US"/>
-        </w:rPr>
-      </w:r>
-      <w:r>
-        <w:rPr>
-          <w:b/>
-          <w:lang w:val="en_US" w:bidi="en_US"/>
-        </w:rPr>
         <w:t>"saying"</w:t>
       </w:r>
     </w:p>
@@ -10719,21 +9214,6 @@
           <w:b/>
           <w:lang w:val="en_US" w:bidi="en_US"/>
         </w:rPr>
-        <w:t>ἰδοὺ</w:t>
-      </w:r>
-    </w:p>
-    <w:p>
-      <w:pPr/>
-      <w:r>
-        <w:rPr>
-          <w:lang w:val="en_US" w:bidi="en_US"/>
-        </w:rPr>
-      </w:r>
-      <w:r>
-        <w:rPr>
-          <w:b/>
-          <w:lang w:val="en_US" w:bidi="en_US"/>
-        </w:rPr>
         <w:t>"Behold"</w:t>
       </w:r>
     </w:p>
@@ -10830,21 +9310,6 @@
           <w:b/>
           <w:lang w:val="en_US" w:bidi="en_US"/>
         </w:rPr>
-        <w:t>ἦλθεν Κύριος</w:t>
-      </w:r>
-    </w:p>
-    <w:p>
-      <w:pPr/>
-      <w:r>
-        <w:rPr>
-          <w:lang w:val="en_US" w:bidi="en_US"/>
-        </w:rPr>
-      </w:r>
-      <w:r>
-        <w:rPr>
-          <w:b/>
-          <w:lang w:val="en_US" w:bidi="en_US"/>
-        </w:rPr>
         <w:t>"The Lord came"</w:t>
       </w:r>
     </w:p>
@@ -10928,21 +9393,6 @@
           <w:b/>
           <w:lang w:val="en_US" w:bidi="en_US"/>
         </w:rPr>
-        <w:t>Κύριος</w:t>
-      </w:r>
-    </w:p>
-    <w:p>
-      <w:pPr/>
-      <w:r>
-        <w:rPr>
-          <w:lang w:val="en_US" w:bidi="en_US"/>
-        </w:rPr>
-      </w:r>
-      <w:r>
-        <w:rPr>
-          <w:b/>
-          <w:lang w:val="en_US" w:bidi="en_US"/>
-        </w:rPr>
         <w:t>"The Lord"</w:t>
       </w:r>
     </w:p>
@@ -11019,21 +9469,6 @@
           <w:b/>
           <w:lang w:val="en_US" w:bidi="en_US"/>
         </w:rPr>
-        <w:t>μυριάσιν</w:t>
-      </w:r>
-    </w:p>
-    <w:p>
-      <w:pPr/>
-      <w:r>
-        <w:rPr>
-          <w:lang w:val="en_US" w:bidi="en_US"/>
-        </w:rPr>
-      </w:r>
-      <w:r>
-        <w:rPr>
-          <w:b/>
-          <w:lang w:val="en_US" w:bidi="en_US"/>
-        </w:rPr>
         <w:t>"myriads"</w:t>
       </w:r>
     </w:p>
@@ -11206,21 +9641,6 @@
           <w:b/>
           <w:lang w:val="en_US" w:bidi="en_US"/>
         </w:rPr>
-        <w:t>ποιῆσαι κρίσιν &amp; καὶ ἐλέγξαι</w:t>
-      </w:r>
-    </w:p>
-    <w:p>
-      <w:pPr/>
-      <w:r>
-        <w:rPr>
-          <w:lang w:val="en_US" w:bidi="en_US"/>
-        </w:rPr>
-      </w:r>
-      <w:r>
-        <w:rPr>
-          <w:b/>
-          <w:lang w:val="en_US" w:bidi="en_US"/>
-        </w:rPr>
         <w:t>"to do judgment"</w:t>
       </w:r>
       <w:r>
@@ -11330,21 +9750,6 @@
           <w:b/>
           <w:lang w:val="en_US" w:bidi="en_US"/>
         </w:rPr>
-        <w:t>ποιῆσαι κρίσιν κατὰ</w:t>
-      </w:r>
-    </w:p>
-    <w:p>
-      <w:pPr/>
-      <w:r>
-        <w:rPr>
-          <w:lang w:val="en_US" w:bidi="en_US"/>
-        </w:rPr>
-      </w:r>
-      <w:r>
-        <w:rPr>
-          <w:b/>
-          <w:lang w:val="en_US" w:bidi="en_US"/>
-        </w:rPr>
         <w:t>"to do judgment against"</w:t>
       </w:r>
     </w:p>
@@ -11441,21 +9846,6 @@
           <w:b/>
           <w:lang w:val="en_US" w:bidi="en_US"/>
         </w:rPr>
-        <w:t>πᾶσαν ψυχὴν</w:t>
-      </w:r>
-    </w:p>
-    <w:p>
-      <w:pPr/>
-      <w:r>
-        <w:rPr>
-          <w:lang w:val="en_US" w:bidi="en_US"/>
-        </w:rPr>
-      </w:r>
-      <w:r>
-        <w:rPr>
-          <w:b/>
-          <w:lang w:val="en_US" w:bidi="en_US"/>
-        </w:rPr>
         <w:t>"every soul"</w:t>
       </w:r>
     </w:p>
@@ -11552,21 +9942,6 @@
           <w:b/>
           <w:lang w:val="en_US" w:bidi="en_US"/>
         </w:rPr>
-        <w:t>τῶν ἔργων ἀσεβείας αὐτῶν</w:t>
-      </w:r>
-    </w:p>
-    <w:p>
-      <w:pPr/>
-      <w:r>
-        <w:rPr>
-          <w:lang w:val="en_US" w:bidi="en_US"/>
-        </w:rPr>
-      </w:r>
-      <w:r>
-        <w:rPr>
-          <w:b/>
-          <w:lang w:val="en_US" w:bidi="en_US"/>
-        </w:rPr>
         <w:t>"their works of ungodliness"</w:t>
       </w:r>
     </w:p>
@@ -11676,21 +10051,6 @@
           <w:b/>
           <w:lang w:val="en_US" w:bidi="en_US"/>
         </w:rPr>
-        <w:t>τῶν σκληρῶν</w:t>
-      </w:r>
-    </w:p>
-    <w:p>
-      <w:pPr/>
-      <w:r>
-        <w:rPr>
-          <w:lang w:val="en_US" w:bidi="en_US"/>
-        </w:rPr>
-      </w:r>
-      <w:r>
-        <w:rPr>
-          <w:b/>
-          <w:lang w:val="en_US" w:bidi="en_US"/>
-        </w:rPr>
         <w:t>"the harsh things"</w:t>
       </w:r>
     </w:p>
@@ -11767,21 +10127,6 @@
           <w:b/>
           <w:lang w:val="en_US" w:bidi="en_US"/>
         </w:rPr>
-        <w:t>αὐτοῦ</w:t>
-      </w:r>
-    </w:p>
-    <w:p>
-      <w:pPr/>
-      <w:r>
-        <w:rPr>
-          <w:lang w:val="en_US" w:bidi="en_US"/>
-        </w:rPr>
-      </w:r>
-      <w:r>
-        <w:rPr>
-          <w:b/>
-          <w:lang w:val="en_US" w:bidi="en_US"/>
-        </w:rPr>
         <w:t>"him"</w:t>
       </w:r>
     </w:p>
@@ -11878,21 +10223,6 @@
           <w:b/>
           <w:lang w:val="en_US" w:bidi="en_US"/>
         </w:rPr>
-        <w:t>οὗτοί</w:t>
-      </w:r>
-    </w:p>
-    <w:p>
-      <w:pPr/>
-      <w:r>
-        <w:rPr>
-          <w:lang w:val="en_US" w:bidi="en_US"/>
-        </w:rPr>
-      </w:r>
-      <w:r>
-        <w:rPr>
-          <w:b/>
-          <w:lang w:val="en_US" w:bidi="en_US"/>
-        </w:rPr>
         <w:t>"These ones"</w:t>
       </w:r>
     </w:p>
@@ -11922,7 +10252,7 @@
         </w:rPr>
         <w:t xml:space="preserve"> refers to the false teachers that Jude first introduced in verse </w:t>
       </w:r>
-      <w:hyperlink r:id="rId17">
+      <w:hyperlink r:id="rId15">
         <w:r>
           <w:rPr>
             <w:lang w:val="en_US" w:bidi="en_US"/>
@@ -12007,21 +10337,6 @@
           <w:b/>
           <w:lang w:val="en_US" w:bidi="en_US"/>
         </w:rPr>
-        <w:t>εἰσιν γογγυσταί μεμψίμοιροι</w:t>
-      </w:r>
-    </w:p>
-    <w:p>
-      <w:pPr/>
-      <w:r>
-        <w:rPr>
-          <w:lang w:val="en_US" w:bidi="en_US"/>
-        </w:rPr>
-      </w:r>
-      <w:r>
-        <w:rPr>
-          <w:b/>
-          <w:lang w:val="en_US" w:bidi="en_US"/>
-        </w:rPr>
         <w:t>"are murmurers, complainers"</w:t>
       </w:r>
     </w:p>
@@ -12137,21 +10452,6 @@
           <w:b/>
           <w:lang w:val="en_US" w:bidi="en_US"/>
         </w:rPr>
-        <w:t>πορευόμενοι</w:t>
-      </w:r>
-    </w:p>
-    <w:p>
-      <w:pPr/>
-      <w:r>
-        <w:rPr>
-          <w:lang w:val="en_US" w:bidi="en_US"/>
-        </w:rPr>
-      </w:r>
-      <w:r>
-        <w:rPr>
-          <w:b/>
-          <w:lang w:val="en_US" w:bidi="en_US"/>
-        </w:rPr>
         <w:t>"going"</w:t>
       </w:r>
     </w:p>
@@ -12248,21 +10548,6 @@
           <w:b/>
           <w:lang w:val="en_US" w:bidi="en_US"/>
         </w:rPr>
-        <w:t>τὰς ἐπιθυμίας αὐτῶν</w:t>
-      </w:r>
-    </w:p>
-    <w:p>
-      <w:pPr/>
-      <w:r>
-        <w:rPr>
-          <w:lang w:val="en_US" w:bidi="en_US"/>
-        </w:rPr>
-      </w:r>
-      <w:r>
-        <w:rPr>
-          <w:b/>
-          <w:lang w:val="en_US" w:bidi="en_US"/>
-        </w:rPr>
         <w:t>"their lusts"</w:t>
       </w:r>
     </w:p>
@@ -12339,21 +10624,6 @@
           <w:b/>
           <w:lang w:val="en_US" w:bidi="en_US"/>
         </w:rPr>
-        <w:t>τὸ στόμα αὐτῶν λαλεῖ</w:t>
-      </w:r>
-    </w:p>
-    <w:p>
-      <w:pPr/>
-      <w:r>
-        <w:rPr>
-          <w:lang w:val="en_US" w:bidi="en_US"/>
-        </w:rPr>
-      </w:r>
-      <w:r>
-        <w:rPr>
-          <w:b/>
-          <w:lang w:val="en_US" w:bidi="en_US"/>
-        </w:rPr>
         <w:t>"their mouth speaks"</w:t>
       </w:r>
     </w:p>
@@ -12430,21 +10700,6 @@
           <w:b/>
           <w:lang w:val="en_US" w:bidi="en_US"/>
         </w:rPr>
-        <w:t>τὸ στόμα αὐτῶν λαλεῖ</w:t>
-      </w:r>
-    </w:p>
-    <w:p>
-      <w:pPr/>
-      <w:r>
-        <w:rPr>
-          <w:lang w:val="en_US" w:bidi="en_US"/>
-        </w:rPr>
-      </w:r>
-      <w:r>
-        <w:rPr>
-          <w:b/>
-          <w:lang w:val="en_US" w:bidi="en_US"/>
-        </w:rPr>
         <w:t>"their mouth speaks"</w:t>
       </w:r>
     </w:p>
@@ -12541,21 +10796,6 @@
           <w:b/>
           <w:lang w:val="en_US" w:bidi="en_US"/>
         </w:rPr>
-        <w:t>λαλεῖ ὑπέρογκα</w:t>
-      </w:r>
-    </w:p>
-    <w:p>
-      <w:pPr/>
-      <w:r>
-        <w:rPr>
-          <w:lang w:val="en_US" w:bidi="en_US"/>
-        </w:rPr>
-      </w:r>
-      <w:r>
-        <w:rPr>
-          <w:b/>
-          <w:lang w:val="en_US" w:bidi="en_US"/>
-        </w:rPr>
         <w:t>"speaks boastful things"</w:t>
       </w:r>
     </w:p>
@@ -12632,21 +10872,6 @@
           <w:b/>
           <w:lang w:val="en_US" w:bidi="en_US"/>
         </w:rPr>
-        <w:t>θαυμάζοντες πρόσωπα</w:t>
-      </w:r>
-    </w:p>
-    <w:p>
-      <w:pPr/>
-      <w:r>
-        <w:rPr>
-          <w:lang w:val="en_US" w:bidi="en_US"/>
-        </w:rPr>
-      </w:r>
-      <w:r>
-        <w:rPr>
-          <w:b/>
-          <w:lang w:val="en_US" w:bidi="en_US"/>
-        </w:rPr>
         <w:t>"admiring faces"</w:t>
       </w:r>
     </w:p>
@@ -12730,21 +10955,6 @@
           <w:b/>
           <w:lang w:val="en_US" w:bidi="en_US"/>
         </w:rPr>
-        <w:t>θαυμάζοντες πρόσωπα</w:t>
-      </w:r>
-    </w:p>
-    <w:p>
-      <w:pPr/>
-      <w:r>
-        <w:rPr>
-          <w:lang w:val="en_US" w:bidi="en_US"/>
-        </w:rPr>
-      </w:r>
-      <w:r>
-        <w:rPr>
-          <w:b/>
-          <w:lang w:val="en_US" w:bidi="en_US"/>
-        </w:rPr>
         <w:t>"admiring faces"</w:t>
       </w:r>
     </w:p>
@@ -12841,21 +11051,6 @@
           <w:b/>
           <w:lang w:val="en_US" w:bidi="en_US"/>
         </w:rPr>
-        <w:t>ἀγαπητοί</w:t>
-      </w:r>
-    </w:p>
-    <w:p>
-      <w:pPr/>
-      <w:r>
-        <w:rPr>
-          <w:lang w:val="en_US" w:bidi="en_US"/>
-        </w:rPr>
-      </w:r>
-      <w:r>
-        <w:rPr>
-          <w:b/>
-          <w:lang w:val="en_US" w:bidi="en_US"/>
-        </w:rPr>
         <w:t>"beloved ones"</w:t>
       </w:r>
     </w:p>
@@ -12885,7 +11080,7 @@
         </w:rPr>
         <w:t xml:space="preserve"> refers to those whom Jude is writing to, which can be extended to all believers. If it would be helpful in your language, you could state this term explicitly. See how you translated this in verse </w:t>
       </w:r>
-      <w:hyperlink r:id="rId19">
+      <w:hyperlink r:id="rId17">
         <w:r>
           <w:rPr>
             <w:lang w:val="en_US" w:bidi="en_US"/>
@@ -12970,21 +11165,6 @@
           <w:b/>
           <w:lang w:val="en_US" w:bidi="en_US"/>
         </w:rPr>
-        <w:t>τῶν ῥημάτων</w:t>
-      </w:r>
-    </w:p>
-    <w:p>
-      <w:pPr/>
-      <w:r>
-        <w:rPr>
-          <w:lang w:val="en_US" w:bidi="en_US"/>
-        </w:rPr>
-      </w:r>
-      <w:r>
-        <w:rPr>
-          <w:b/>
-          <w:lang w:val="en_US" w:bidi="en_US"/>
-        </w:rPr>
         <w:t>"the words"</w:t>
       </w:r>
     </w:p>
@@ -13081,21 +11261,6 @@
           <w:b/>
           <w:lang w:val="en_US" w:bidi="en_US"/>
         </w:rPr>
-        <w:t>τοῦ Κυρίου ἡμῶν</w:t>
-      </w:r>
-    </w:p>
-    <w:p>
-      <w:pPr/>
-      <w:r>
-        <w:rPr>
-          <w:lang w:val="en_US" w:bidi="en_US"/>
-        </w:rPr>
-      </w:r>
-      <w:r>
-        <w:rPr>
-          <w:b/>
-          <w:lang w:val="en_US" w:bidi="en_US"/>
-        </w:rPr>
         <w:t>"of our Lord"</w:t>
       </w:r>
     </w:p>
@@ -13192,21 +11357,6 @@
           <w:b/>
           <w:lang w:val="en_US" w:bidi="en_US"/>
         </w:rPr>
-        <w:t>ἡμῶν</w:t>
-      </w:r>
-    </w:p>
-    <w:p>
-      <w:pPr/>
-      <w:r>
-        <w:rPr>
-          <w:lang w:val="en_US" w:bidi="en_US"/>
-        </w:rPr>
-      </w:r>
-      <w:r>
-        <w:rPr>
-          <w:b/>
-          <w:lang w:val="en_US" w:bidi="en_US"/>
-        </w:rPr>
         <w:t>"our"</w:t>
       </w:r>
     </w:p>
@@ -13303,21 +11453,6 @@
           <w:b/>
           <w:lang w:val="en_US" w:bidi="en_US"/>
         </w:rPr>
-        <w:t>ὅτι ἔλεγον ὑμῖν</w:t>
-      </w:r>
-    </w:p>
-    <w:p>
-      <w:pPr/>
-      <w:r>
-        <w:rPr>
-          <w:lang w:val="en_US" w:bidi="en_US"/>
-        </w:rPr>
-      </w:r>
-      <w:r>
-        <w:rPr>
-          <w:b/>
-          <w:lang w:val="en_US" w:bidi="en_US"/>
-        </w:rPr>
         <w:t>"that they said to you"</w:t>
       </w:r>
     </w:p>
@@ -13381,21 +11516,6 @@
           <w:b/>
           <w:lang w:val="en_US" w:bidi="en_US"/>
         </w:rPr>
-        <w:t>ἐσχάτου χρόνου</w:t>
-      </w:r>
-    </w:p>
-    <w:p>
-      <w:pPr/>
-      <w:r>
-        <w:rPr>
-          <w:lang w:val="en_US" w:bidi="en_US"/>
-        </w:rPr>
-      </w:r>
-      <w:r>
-        <w:rPr>
-          <w:b/>
-          <w:lang w:val="en_US" w:bidi="en_US"/>
-        </w:rPr>
         <w:t>"the last time"</w:t>
       </w:r>
     </w:p>
@@ -13492,21 +11612,6 @@
           <w:b/>
           <w:lang w:val="en_US" w:bidi="en_US"/>
         </w:rPr>
-        <w:t>πορευόμενοι</w:t>
-      </w:r>
-    </w:p>
-    <w:p>
-      <w:pPr/>
-      <w:r>
-        <w:rPr>
-          <w:lang w:val="en_US" w:bidi="en_US"/>
-        </w:rPr>
-      </w:r>
-      <w:r>
-        <w:rPr>
-          <w:b/>
-          <w:lang w:val="en_US" w:bidi="en_US"/>
-        </w:rPr>
         <w:t>"going"</w:t>
       </w:r>
     </w:p>
@@ -13603,21 +11708,6 @@
           <w:b/>
           <w:lang w:val="en_US" w:bidi="en_US"/>
         </w:rPr>
-        <w:t>κατὰ τὰς ἑαυτῶν ἐπιθυμίας &amp; τῶν ἀσεβειῶν</w:t>
-      </w:r>
-    </w:p>
-    <w:p>
-      <w:pPr/>
-      <w:r>
-        <w:rPr>
-          <w:lang w:val="en_US" w:bidi="en_US"/>
-        </w:rPr>
-      </w:r>
-      <w:r>
-        <w:rPr>
-          <w:b/>
-          <w:lang w:val="en_US" w:bidi="en_US"/>
-        </w:rPr>
         <w:t>"according to their own lusts of ungodliness"</w:t>
       </w:r>
     </w:p>
@@ -13694,21 +11784,6 @@
           <w:b/>
           <w:lang w:val="en_US" w:bidi="en_US"/>
         </w:rPr>
-        <w:t>οὗτοί</w:t>
-      </w:r>
-    </w:p>
-    <w:p>
-      <w:pPr/>
-      <w:r>
-        <w:rPr>
-          <w:lang w:val="en_US" w:bidi="en_US"/>
-        </w:rPr>
-      </w:r>
-      <w:r>
-        <w:rPr>
-          <w:b/>
-          <w:lang w:val="en_US" w:bidi="en_US"/>
-        </w:rPr>
         <w:t>"These"</w:t>
       </w:r>
     </w:p>
@@ -13805,21 +11880,6 @@
           <w:b/>
           <w:lang w:val="en_US" w:bidi="en_US"/>
         </w:rPr>
-        <w:t>οἱ ἀποδιορίζοντες</w:t>
-      </w:r>
-    </w:p>
-    <w:p>
-      <w:pPr/>
-      <w:r>
-        <w:rPr>
-          <w:lang w:val="en_US" w:bidi="en_US"/>
-        </w:rPr>
-      </w:r>
-      <w:r>
-        <w:rPr>
-          <w:b/>
-          <w:lang w:val="en_US" w:bidi="en_US"/>
-        </w:rPr>
         <w:t>"the ones causing divisions"</w:t>
       </w:r>
     </w:p>
@@ -13916,21 +11976,6 @@
           <w:b/>
           <w:lang w:val="en_US" w:bidi="en_US"/>
         </w:rPr>
-        <w:t>Πνεῦμα</w:t>
-      </w:r>
-    </w:p>
-    <w:p>
-      <w:pPr/>
-      <w:r>
-        <w:rPr>
-          <w:lang w:val="en_US" w:bidi="en_US"/>
-        </w:rPr>
-      </w:r>
-      <w:r>
-        <w:rPr>
-          <w:b/>
-          <w:lang w:val="en_US" w:bidi="en_US"/>
-        </w:rPr>
         <w:t>"the Spirit"</w:t>
       </w:r>
     </w:p>
@@ -14027,21 +12072,6 @@
           <w:b/>
           <w:lang w:val="en_US" w:bidi="en_US"/>
         </w:rPr>
-        <w:t>ψυχικοί</w:t>
-      </w:r>
-    </w:p>
-    <w:p>
-      <w:pPr/>
-      <w:r>
-        <w:rPr>
-          <w:lang w:val="en_US" w:bidi="en_US"/>
-        </w:rPr>
-      </w:r>
-      <w:r>
-        <w:rPr>
-          <w:b/>
-          <w:lang w:val="en_US" w:bidi="en_US"/>
-        </w:rPr>
         <w:t>"soulish"</w:t>
       </w:r>
     </w:p>
@@ -14138,21 +12168,6 @@
           <w:b/>
           <w:lang w:val="en_US" w:bidi="en_US"/>
         </w:rPr>
-        <w:t>Πνεῦμα μὴ ἔχοντες</w:t>
-      </w:r>
-    </w:p>
-    <w:p>
-      <w:pPr/>
-      <w:r>
-        <w:rPr>
-          <w:lang w:val="en_US" w:bidi="en_US"/>
-        </w:rPr>
-      </w:r>
-      <w:r>
-        <w:rPr>
-          <w:b/>
-          <w:lang w:val="en_US" w:bidi="en_US"/>
-        </w:rPr>
         <w:t>"not having the Spirit"</w:t>
       </w:r>
     </w:p>
@@ -14249,21 +12264,6 @@
           <w:b/>
           <w:lang w:val="en_US" w:bidi="en_US"/>
         </w:rPr>
-        <w:t>ἀγαπητοί</w:t>
-      </w:r>
-    </w:p>
-    <w:p>
-      <w:pPr/>
-      <w:r>
-        <w:rPr>
-          <w:lang w:val="en_US" w:bidi="en_US"/>
-        </w:rPr>
-      </w:r>
-      <w:r>
-        <w:rPr>
-          <w:b/>
-          <w:lang w:val="en_US" w:bidi="en_US"/>
-        </w:rPr>
         <w:t>"beloved ones"</w:t>
       </w:r>
     </w:p>
@@ -14293,7 +12293,7 @@
         </w:rPr>
         <w:t xml:space="preserve"> refers to those to whom Jude is writing, which can be extended to all believers. If it would be helpful in your language, you could express this explicitly. See how you translated this in verse </w:t>
       </w:r>
-      <w:hyperlink r:id="rId19">
+      <w:hyperlink r:id="rId17">
         <w:r>
           <w:rPr>
             <w:lang w:val="en_US" w:bidi="en_US"/>
@@ -14378,21 +12378,6 @@
           <w:b/>
           <w:lang w:val="en_US" w:bidi="en_US"/>
         </w:rPr>
-        <w:t>ἐποικοδομοῦντες ἑαυτοὺς τῇ ἁγιωτάτῃ ὑμῶν πίστει</w:t>
-      </w:r>
-    </w:p>
-    <w:p>
-      <w:pPr/>
-      <w:r>
-        <w:rPr>
-          <w:lang w:val="en_US" w:bidi="en_US"/>
-        </w:rPr>
-      </w:r>
-      <w:r>
-        <w:rPr>
-          <w:b/>
-          <w:lang w:val="en_US" w:bidi="en_US"/>
-        </w:rPr>
         <w:t>"building yourselves up in your most holy faith"</w:t>
       </w:r>
     </w:p>
@@ -14476,21 +12461,6 @@
           <w:b/>
           <w:lang w:val="en_US" w:bidi="en_US"/>
         </w:rPr>
-        <w:t>ἐποικοδομοῦντες ἑαυτοὺς</w:t>
-      </w:r>
-    </w:p>
-    <w:p>
-      <w:pPr/>
-      <w:r>
-        <w:rPr>
-          <w:lang w:val="en_US" w:bidi="en_US"/>
-        </w:rPr>
-      </w:r>
-      <w:r>
-        <w:rPr>
-          <w:b/>
-          <w:lang w:val="en_US" w:bidi="en_US"/>
-        </w:rPr>
         <w:t>"building yourselves up"</w:t>
       </w:r>
     </w:p>
@@ -14554,21 +12524,6 @@
           <w:b/>
           <w:lang w:val="en_US" w:bidi="en_US"/>
         </w:rPr>
-        <w:t>τῇ ἁγιωτάτῃ ὑμῶν πίστει</w:t>
-      </w:r>
-    </w:p>
-    <w:p>
-      <w:pPr/>
-      <w:r>
-        <w:rPr>
-          <w:lang w:val="en_US" w:bidi="en_US"/>
-        </w:rPr>
-      </w:r>
-      <w:r>
-        <w:rPr>
-          <w:b/>
-          <w:lang w:val="en_US" w:bidi="en_US"/>
-        </w:rPr>
         <w:t>"in your most holy faith"</w:t>
       </w:r>
     </w:p>
@@ -14665,21 +12620,6 @@
           <w:b/>
           <w:lang w:val="en_US" w:bidi="en_US"/>
         </w:rPr>
-        <w:t>ἐν Πνεύματι Ἁγίῳ προσευχόμενοι</w:t>
-      </w:r>
-    </w:p>
-    <w:p>
-      <w:pPr/>
-      <w:r>
-        <w:rPr>
-          <w:lang w:val="en_US" w:bidi="en_US"/>
-        </w:rPr>
-      </w:r>
-      <w:r>
-        <w:rPr>
-          <w:b/>
-          <w:lang w:val="en_US" w:bidi="en_US"/>
-        </w:rPr>
         <w:t>"praying in the Holy Spirit"</w:t>
       </w:r>
     </w:p>
@@ -14743,21 +12683,6 @@
           <w:b/>
           <w:lang w:val="en_US" w:bidi="en_US"/>
         </w:rPr>
-        <w:t>ἑαυτοὺς ἐν ἀγάπῃ Θεοῦ τηρήσατε</w:t>
-      </w:r>
-    </w:p>
-    <w:p>
-      <w:pPr/>
-      <w:r>
-        <w:rPr>
-          <w:lang w:val="en_US" w:bidi="en_US"/>
-        </w:rPr>
-      </w:r>
-      <w:r>
-        <w:rPr>
-          <w:b/>
-          <w:lang w:val="en_US" w:bidi="en_US"/>
-        </w:rPr>
         <w:t>"keep yourselves in the love of God"</w:t>
       </w:r>
     </w:p>
@@ -14841,21 +12766,6 @@
           <w:b/>
           <w:lang w:val="en_US" w:bidi="en_US"/>
         </w:rPr>
-        <w:t>ἑαυτοὺς ἐν ἀγάπῃ Θεοῦ τηρήσατε</w:t>
-      </w:r>
-    </w:p>
-    <w:p>
-      <w:pPr/>
-      <w:r>
-        <w:rPr>
-          <w:lang w:val="en_US" w:bidi="en_US"/>
-        </w:rPr>
-      </w:r>
-      <w:r>
-        <w:rPr>
-          <w:b/>
-          <w:lang w:val="en_US" w:bidi="en_US"/>
-        </w:rPr>
         <w:t>"keep yourselves in the love of God"</w:t>
       </w:r>
     </w:p>
@@ -14952,21 +12862,6 @@
           <w:b/>
           <w:lang w:val="en_US" w:bidi="en_US"/>
         </w:rPr>
-        <w:t>προσδεχόμενοι τὸ ἔλεος τοῦ Κυρίου ἡμῶν</w:t>
-      </w:r>
-    </w:p>
-    <w:p>
-      <w:pPr/>
-      <w:r>
-        <w:rPr>
-          <w:lang w:val="en_US" w:bidi="en_US"/>
-        </w:rPr>
-      </w:r>
-      <w:r>
-        <w:rPr>
-          <w:b/>
-          <w:lang w:val="en_US" w:bidi="en_US"/>
-        </w:rPr>
         <w:t>"waiting for the mercy of our Lord"</w:t>
       </w:r>
     </w:p>
@@ -15030,21 +12925,6 @@
           <w:b/>
           <w:lang w:val="en_US" w:bidi="en_US"/>
         </w:rPr>
-        <w:t>τὸ ἔλεος τοῦ Κυρίου ἡμῶν, Ἰησοῦ Χριστοῦ</w:t>
-      </w:r>
-    </w:p>
-    <w:p>
-      <w:pPr/>
-      <w:r>
-        <w:rPr>
-          <w:lang w:val="en_US" w:bidi="en_US"/>
-        </w:rPr>
-      </w:r>
-      <w:r>
-        <w:rPr>
-          <w:b/>
-          <w:lang w:val="en_US" w:bidi="en_US"/>
-        </w:rPr>
         <w:t>"the mercy of our Lord Jesus Christ"</w:t>
       </w:r>
     </w:p>
@@ -15141,21 +13021,6 @@
           <w:b/>
           <w:lang w:val="en_US" w:bidi="en_US"/>
         </w:rPr>
-        <w:t>τοῦ Κυρίου ἡμῶν</w:t>
-      </w:r>
-    </w:p>
-    <w:p>
-      <w:pPr/>
-      <w:r>
-        <w:rPr>
-          <w:lang w:val="en_US" w:bidi="en_US"/>
-        </w:rPr>
-      </w:r>
-      <w:r>
-        <w:rPr>
-          <w:b/>
-          <w:lang w:val="en_US" w:bidi="en_US"/>
-        </w:rPr>
         <w:t>"of our Lord"</w:t>
       </w:r>
     </w:p>
@@ -15185,7 +13050,7 @@
         </w:rPr>
         <w:t xml:space="preserve"> means “the person who is lord over us” or “the person who rules over us.” See how you translated this expression in verse </w:t>
       </w:r>
-      <w:hyperlink r:id="rId20">
+      <w:hyperlink r:id="rId18">
         <w:r>
           <w:rPr>
             <w:lang w:val="en_US" w:bidi="en_US"/>
@@ -15270,21 +13135,6 @@
           <w:b/>
           <w:lang w:val="en_US" w:bidi="en_US"/>
         </w:rPr>
-        <w:t>ἡμῶν</w:t>
-      </w:r>
-    </w:p>
-    <w:p>
-      <w:pPr/>
-      <w:r>
-        <w:rPr>
-          <w:lang w:val="en_US" w:bidi="en_US"/>
-        </w:rPr>
-      </w:r>
-      <w:r>
-        <w:rPr>
-          <w:b/>
-          <w:lang w:val="en_US" w:bidi="en_US"/>
-        </w:rPr>
         <w:t>"our"</w:t>
       </w:r>
     </w:p>
@@ -15381,21 +13231,6 @@
           <w:b/>
           <w:lang w:val="en_US" w:bidi="en_US"/>
         </w:rPr>
-        <w:t>τὸ ἔλεος τοῦ Κυρίου ἡμῶν, Ἰησοῦ Χριστοῦ, εἰς ζωὴν αἰώνιον</w:t>
-      </w:r>
-    </w:p>
-    <w:p>
-      <w:pPr/>
-      <w:r>
-        <w:rPr>
-          <w:lang w:val="en_US" w:bidi="en_US"/>
-        </w:rPr>
-      </w:r>
-      <w:r>
-        <w:rPr>
-          <w:b/>
-          <w:lang w:val="en_US" w:bidi="en_US"/>
-        </w:rPr>
         <w:t>"the mercy of our Lord Jesus Christ to eternal life"</w:t>
       </w:r>
     </w:p>
@@ -15505,21 +13340,6 @@
           <w:b/>
           <w:lang w:val="en_US" w:bidi="en_US"/>
         </w:rPr>
-        <w:t>ἐλεᾶτε</w:t>
-      </w:r>
-    </w:p>
-    <w:p>
-      <w:pPr/>
-      <w:r>
-        <w:rPr>
-          <w:lang w:val="en_US" w:bidi="en_US"/>
-        </w:rPr>
-      </w:r>
-      <w:r>
-        <w:rPr>
-          <w:b/>
-          <w:lang w:val="en_US" w:bidi="en_US"/>
-        </w:rPr>
         <w:t>"have mercy on"</w:t>
       </w:r>
     </w:p>
@@ -15692,21 +13512,6 @@
           <w:b/>
           <w:lang w:val="en_US" w:bidi="en_US"/>
         </w:rPr>
-        <w:t>ἐκ πυρὸς ἁρπάζοντες</w:t>
-      </w:r>
-    </w:p>
-    <w:p>
-      <w:pPr/>
-      <w:r>
-        <w:rPr>
-          <w:lang w:val="en_US" w:bidi="en_US"/>
-        </w:rPr>
-      </w:r>
-      <w:r>
-        <w:rPr>
-          <w:b/>
-          <w:lang w:val="en_US" w:bidi="en_US"/>
-        </w:rPr>
         <w:t>"snatching from fire"</w:t>
       </w:r>
     </w:p>
@@ -15770,21 +13575,6 @@
           <w:b/>
           <w:lang w:val="en_US" w:bidi="en_US"/>
         </w:rPr>
-        <w:t>ἐκ πυρὸς ἁρπάζοντες</w:t>
-      </w:r>
-    </w:p>
-    <w:p>
-      <w:pPr/>
-      <w:r>
-        <w:rPr>
-          <w:lang w:val="en_US" w:bidi="en_US"/>
-        </w:rPr>
-      </w:r>
-      <w:r>
-        <w:rPr>
-          <w:b/>
-          <w:lang w:val="en_US" w:bidi="en_US"/>
-        </w:rPr>
         <w:t>"snatching from fire"</w:t>
       </w:r>
     </w:p>
@@ -15881,21 +13671,6 @@
           <w:b/>
           <w:lang w:val="en_US" w:bidi="en_US"/>
         </w:rPr>
-        <w:t>ἐλεᾶτε</w:t>
-      </w:r>
-    </w:p>
-    <w:p>
-      <w:pPr/>
-      <w:r>
-        <w:rPr>
-          <w:lang w:val="en_US" w:bidi="en_US"/>
-        </w:rPr>
-      </w:r>
-      <w:r>
-        <w:rPr>
-          <w:b/>
-          <w:lang w:val="en_US" w:bidi="en_US"/>
-        </w:rPr>
         <w:t>"have mercy on"</w:t>
       </w:r>
     </w:p>
@@ -16055,21 +13830,6 @@
           <w:b/>
           <w:lang w:val="en_US" w:bidi="en_US"/>
         </w:rPr>
-        <w:t>μισοῦντες καὶ τὸν ἀπὸ τῆς σαρκὸς ἐσπιλωμένον χιτῶνα</w:t>
-      </w:r>
-    </w:p>
-    <w:p>
-      <w:pPr/>
-      <w:r>
-        <w:rPr>
-          <w:lang w:val="en_US" w:bidi="en_US"/>
-        </w:rPr>
-      </w:r>
-      <w:r>
-        <w:rPr>
-          <w:b/>
-          <w:lang w:val="en_US" w:bidi="en_US"/>
-        </w:rPr>
         <w:t>"hating even the garment having been defiled by the flesh"</w:t>
       </w:r>
     </w:p>
@@ -16153,21 +13913,6 @@
           <w:b/>
           <w:lang w:val="en_US" w:bidi="en_US"/>
         </w:rPr>
-        <w:t>τῆς σαρκὸς</w:t>
-      </w:r>
-    </w:p>
-    <w:p>
-      <w:pPr/>
-      <w:r>
-        <w:rPr>
-          <w:lang w:val="en_US" w:bidi="en_US"/>
-        </w:rPr>
-      </w:r>
-      <w:r>
-        <w:rPr>
-          <w:b/>
-          <w:lang w:val="en_US" w:bidi="en_US"/>
-        </w:rPr>
         <w:t>"the flesh"</w:t>
       </w:r>
     </w:p>
@@ -16264,21 +14009,6 @@
           <w:b/>
           <w:lang w:val="en_US" w:bidi="en_US"/>
         </w:rPr>
-        <w:t>τῷ δὲ δυναμένῳ φυλάξαι</w:t>
-      </w:r>
-    </w:p>
-    <w:p>
-      <w:pPr/>
-      <w:r>
-        <w:rPr>
-          <w:lang w:val="en_US" w:bidi="en_US"/>
-        </w:rPr>
-      </w:r>
-      <w:r>
-        <w:rPr>
-          <w:b/>
-          <w:lang w:val="en_US" w:bidi="en_US"/>
-        </w:rPr>
         <w:t>"Now to the one being able to keep"</w:t>
       </w:r>
     </w:p>
@@ -16375,21 +14105,6 @@
           <w:b/>
           <w:lang w:val="en_US" w:bidi="en_US"/>
         </w:rPr>
-        <w:t>φυλάξαι ὑμᾶς ἀπταίστους</w:t>
-      </w:r>
-    </w:p>
-    <w:p>
-      <w:pPr/>
-      <w:r>
-        <w:rPr>
-          <w:lang w:val="en_US" w:bidi="en_US"/>
-        </w:rPr>
-      </w:r>
-      <w:r>
-        <w:rPr>
-          <w:b/>
-          <w:lang w:val="en_US" w:bidi="en_US"/>
-        </w:rPr>
         <w:t>"to keep you without stumbling"</w:t>
       </w:r>
     </w:p>
@@ -16486,21 +14201,6 @@
           <w:b/>
           <w:lang w:val="en_US" w:bidi="en_US"/>
         </w:rPr>
-        <w:t>τῆς δόξης αὐτοῦ</w:t>
-      </w:r>
-    </w:p>
-    <w:p>
-      <w:pPr/>
-      <w:r>
-        <w:rPr>
-          <w:lang w:val="en_US" w:bidi="en_US"/>
-        </w:rPr>
-      </w:r>
-      <w:r>
-        <w:rPr>
-          <w:b/>
-          <w:lang w:val="en_US" w:bidi="en_US"/>
-        </w:rPr>
         <w:t>"his glory"</w:t>
       </w:r>
     </w:p>
@@ -16660,21 +14360,6 @@
           <w:b/>
           <w:lang w:val="en_US" w:bidi="en_US"/>
         </w:rPr>
-        <w:t>μόνῳ Θεῷ Σωτῆρι ἡμῶν</w:t>
-      </w:r>
-    </w:p>
-    <w:p>
-      <w:pPr/>
-      <w:r>
-        <w:rPr>
-          <w:lang w:val="en_US" w:bidi="en_US"/>
-        </w:rPr>
-      </w:r>
-      <w:r>
-        <w:rPr>
-          <w:b/>
-          <w:lang w:val="en_US" w:bidi="en_US"/>
-        </w:rPr>
         <w:t>"to the only God our Savior"</w:t>
       </w:r>
     </w:p>
@@ -16751,21 +14436,6 @@
           <w:b/>
           <w:lang w:val="en_US" w:bidi="en_US"/>
         </w:rPr>
-        <w:t>Σωτῆρι ἡμῶν</w:t>
-      </w:r>
-    </w:p>
-    <w:p>
-      <w:pPr/>
-      <w:r>
-        <w:rPr>
-          <w:lang w:val="en_US" w:bidi="en_US"/>
-        </w:rPr>
-      </w:r>
-      <w:r>
-        <w:rPr>
-          <w:b/>
-          <w:lang w:val="en_US" w:bidi="en_US"/>
-        </w:rPr>
         <w:t>"our Savior"</w:t>
       </w:r>
     </w:p>
@@ -16862,21 +14532,6 @@
           <w:b/>
           <w:lang w:val="en_US" w:bidi="en_US"/>
         </w:rPr>
-        <w:t>τοῦ Κυρίου ἡμῶν,</w:t>
-      </w:r>
-    </w:p>
-    <w:p>
-      <w:pPr/>
-      <w:r>
-        <w:rPr>
-          <w:lang w:val="en_US" w:bidi="en_US"/>
-        </w:rPr>
-      </w:r>
-      <w:r>
-        <w:rPr>
-          <w:b/>
-          <w:lang w:val="en_US" w:bidi="en_US"/>
-        </w:rPr>
         <w:t>"our Lord"</w:t>
       </w:r>
     </w:p>
@@ -16973,21 +14628,6 @@
           <w:b/>
           <w:lang w:val="en_US" w:bidi="en_US"/>
         </w:rPr>
-        <w:t>μόνῳ Θεῷ &amp; δόξα, μεγαλωσύνη, κράτος, καὶ ἐξουσία</w:t>
-      </w:r>
-    </w:p>
-    <w:p>
-      <w:pPr/>
-      <w:r>
-        <w:rPr>
-          <w:lang w:val="en_US" w:bidi="en_US"/>
-        </w:rPr>
-      </w:r>
-      <w:r>
-        <w:rPr>
-          <w:b/>
-          <w:lang w:val="en_US" w:bidi="en_US"/>
-        </w:rPr>
         <w:t>"to the only God"</w:t>
       </w:r>
       <w:r>
@@ -17110,21 +14750,6 @@
           <w:b/>
           <w:lang w:val="en_US" w:bidi="en_US"/>
         </w:rPr>
-        <w:t>πρὸ παντὸς τοῦ αἰῶνος</w:t>
-      </w:r>
-    </w:p>
-    <w:p>
-      <w:pPr/>
-      <w:r>
-        <w:rPr>
-          <w:lang w:val="en_US" w:bidi="en_US"/>
-        </w:rPr>
-      </w:r>
-      <w:r>
-        <w:rPr>
-          <w:b/>
-          <w:lang w:val="en_US" w:bidi="en_US"/>
-        </w:rPr>
         <w:t>"before all the age"</w:t>
       </w:r>
     </w:p>
@@ -17194,21 +14819,6 @@
         <w:rPr>
           <w:lang w:val="en_US" w:bidi="en_US"/>
         </w:rPr>
-      </w:r>
-    </w:p>
-    <w:p>
-      <w:pPr/>
-      <w:r>
-        <w:rPr>
-          <w:lang w:val="en_US" w:bidi="en_US"/>
-        </w:rPr>
-      </w:r>
-      <w:r>
-        <w:rPr>
-          <w:b/>
-          <w:lang w:val="en_US" w:bidi="en_US"/>
-        </w:rPr>
-        <w:t>εἰς πάντας τοὺς αἰῶνας</w:t>
       </w:r>
     </w:p>
     <w:p>

--- a/eng/docx/65.content.docx
+++ b/eng/docx/65.content.docx
@@ -28,15 +28,49 @@
       </w:r>
     </w:p>
     <w:p>
-      <w:pPr/>
-      <w:r>
-        <w:rPr>
-          <w:lang w:val="en_US" w:bidi="en_US"/>
-        </w:rPr>
-      </w:r>
-      <w:r>
-        <w:rPr>
-          <w:b/>
+      <w:pPr>
+        <w:pStyle w:val="Heading2"/>
+      </w:pPr>
+      <w:r>
+        <w:rPr>
+          <w:lang w:val="en_US" w:bidi="en_US"/>
+        </w:rPr>
+        <w:t>License Information</w:t>
+      </w:r>
+      <w:r>
+        <w:rPr>
+          <w:lang w:val="en_US" w:bidi="en_US"/>
+        </w:rPr>
+      </w:r>
+    </w:p>
+    <w:p>
+      <w:pPr/>
+      <w:r>
+        <w:rPr>
+          <w:lang w:val="en_US" w:bidi="en_US"/>
+        </w:rPr>
+      </w:r>
+      <w:r>
+        <w:rPr>
+          <w:b/>
+          <w:lang w:val="en_US" w:bidi="en_US"/>
+        </w:rPr>
+        <w:t>Translation Notes (unfoldingWord)</w:t>
+      </w:r>
+      <w:r>
+        <w:rPr>
+          <w:lang w:val="en_US" w:bidi="en_US"/>
+        </w:rPr>
+        <w:t xml:space="preserve"> is based on</w:t>
+      </w:r>
+      <w:r>
+        <w:rPr>
+          <w:lang w:val="en_US" w:bidi="en_US"/>
+        </w:rPr>
+        <w:t xml:space="preserve">: </w:t>
+      </w:r>
+      <w:r>
+        <w:rPr>
           <w:lang w:val="en_US" w:bidi="en_US"/>
         </w:rPr>
         <w:t>unfoldingWord® Translation Notes</w:t>
@@ -45,31 +79,62 @@
         <w:rPr>
           <w:lang w:val="en_US" w:bidi="en_US"/>
         </w:rPr>
-        <w:t xml:space="preserve"> © 2022 unfoldingWord. Released under CC BY-SA 4.0 license. </w:t>
-      </w:r>
-      <w:r>
-        <w:rPr>
-          <w:lang w:val="en_US" w:bidi="en_US"/>
-        </w:rPr>
-        <w:t>unfoldingWord® Translation Notes</w:t>
-      </w:r>
-      <w:r>
-        <w:rPr>
-          <w:lang w:val="en_US" w:bidi="en_US"/>
-        </w:rPr>
-        <w:t xml:space="preserve"> has been adapted in the following languages: Tok Pisin, Arabic (عربي), French (Français), Hindi (हिंदी), Indonesian (Bahasa Indonesia), Portuguese (Português), Russian (Русский), Spanish (Español), Swahili (Kiswahili), and Simplified Chinese (简体中文) from </w:t>
-      </w:r>
-      <w:r>
-        <w:rPr>
-          <w:lang w:val="en_US" w:bidi="en_US"/>
-        </w:rPr>
-        <w:t>unfoldingWord® Translation Notes</w:t>
-      </w:r>
-      <w:r>
-        <w:rPr>
-          <w:lang w:val="en_US" w:bidi="en_US"/>
-        </w:rPr>
-        <w:t xml:space="preserve"> © 2022 unfoldingWord. Released under CC BY-SA 4.0 license by Mission Mutual</w:t>
+        <w:t xml:space="preserve">, </w:t>
+      </w:r>
+      <w:hyperlink r:id="rId13">
+        <w:r>
+          <w:rPr>
+            <w:lang w:val="en_US" w:bidi="en_US"/>
+          </w:rPr>
+          <w:rPr>
+            <w:color w:val="0000EE"/>
+            <w:u w:val="single"/>
+          </w:rPr>
+          <w:t>unfoldingWord</w:t>
+        </w:r>
+      </w:hyperlink>
+      <w:r>
+        <w:rPr>
+          <w:lang w:val="en_US" w:bidi="en_US"/>
+        </w:rPr>
+        <w:t xml:space="preserve">, 2022, which is licensed under a </w:t>
+      </w:r>
+      <w:hyperlink r:id="rId14">
+        <w:r>
+          <w:rPr>
+            <w:lang w:val="en_US" w:bidi="en_US"/>
+          </w:rPr>
+          <w:rPr>
+            <w:color w:val="0000EE"/>
+            <w:u w:val="single"/>
+          </w:rPr>
+          <w:t>CC BY-SA 4.0 license</w:t>
+        </w:r>
+      </w:hyperlink>
+      <w:r>
+        <w:rPr>
+          <w:lang w:val="en_US" w:bidi="en_US"/>
+        </w:rPr>
+        <w:t>.</w:t>
+      </w:r>
+      <w:r>
+        <w:rPr>
+          <w:lang w:val="en_US" w:bidi="en_US"/>
+        </w:rPr>
+      </w:r>
+    </w:p>
+    <w:p>
+      <w:pPr/>
+      <w:r>
+        <w:rPr>
+          <w:lang w:val="en_US" w:bidi="en_US"/>
+        </w:rPr>
+      </w:r>
+      <w:r>
+        <w:rPr>
+          <w:lang w:val="en_US" w:bidi="en_US"/>
+        </w:rPr>
+        <w:t>This PDF version is provided under the same license.</w:t>
       </w:r>
       <w:r>
         <w:rPr>
@@ -230,6 +295,21 @@
           <w:b/>
           <w:lang w:val="en_US" w:bidi="en_US"/>
         </w:rPr>
+        <w:t>Ἰούδας</w:t>
+      </w:r>
+    </w:p>
+    <w:p>
+      <w:pPr/>
+      <w:r>
+        <w:rPr>
+          <w:lang w:val="en_US" w:bidi="en_US"/>
+        </w:rPr>
+      </w:r>
+      <w:r>
+        <w:rPr>
+          <w:b/>
+          <w:lang w:val="en_US" w:bidi="en_US"/>
+        </w:rPr>
         <w:t>"Jude"</w:t>
       </w:r>
     </w:p>
@@ -313,6 +393,21 @@
           <w:b/>
           <w:lang w:val="en_US" w:bidi="en_US"/>
         </w:rPr>
+        <w:t>Ἰούδας</w:t>
+      </w:r>
+    </w:p>
+    <w:p>
+      <w:pPr/>
+      <w:r>
+        <w:rPr>
+          <w:lang w:val="en_US" w:bidi="en_US"/>
+        </w:rPr>
+      </w:r>
+      <w:r>
+        <w:rPr>
+          <w:b/>
+          <w:lang w:val="en_US" w:bidi="en_US"/>
+        </w:rPr>
         <w:t>"Jude"</w:t>
       </w:r>
     </w:p>
@@ -403,6 +498,21 @@
           <w:b/>
           <w:lang w:val="en_US" w:bidi="en_US"/>
         </w:rPr>
+        <w:t>Ἰησοῦ Χριστοῦ δοῦλος, ἀδελφὸς δὲ Ἰακώβου</w:t>
+      </w:r>
+    </w:p>
+    <w:p>
+      <w:pPr/>
+      <w:r>
+        <w:rPr>
+          <w:lang w:val="en_US" w:bidi="en_US"/>
+        </w:rPr>
+      </w:r>
+      <w:r>
+        <w:rPr>
+          <w:b/>
+          <w:lang w:val="en_US" w:bidi="en_US"/>
+        </w:rPr>
         <w:t>"a servant of Jesus Christ and a brother of James"</w:t>
       </w:r>
     </w:p>
@@ -512,6 +622,21 @@
           <w:b/>
           <w:lang w:val="en_US" w:bidi="en_US"/>
         </w:rPr>
+        <w:t>ἀδελφὸς &amp; Ἰακώβου</w:t>
+      </w:r>
+    </w:p>
+    <w:p>
+      <w:pPr/>
+      <w:r>
+        <w:rPr>
+          <w:lang w:val="en_US" w:bidi="en_US"/>
+        </w:rPr>
+      </w:r>
+      <w:r>
+        <w:rPr>
+          <w:b/>
+          <w:lang w:val="en_US" w:bidi="en_US"/>
+        </w:rPr>
         <w:t>"a brother of James"</w:t>
       </w:r>
     </w:p>
@@ -602,6 +727,21 @@
           <w:b/>
           <w:lang w:val="en_US" w:bidi="en_US"/>
         </w:rPr>
+        <w:t>τοῖς</w:t>
+      </w:r>
+    </w:p>
+    <w:p>
+      <w:pPr/>
+      <w:r>
+        <w:rPr>
+          <w:lang w:val="en_US" w:bidi="en_US"/>
+        </w:rPr>
+      </w:r>
+      <w:r>
+        <w:rPr>
+          <w:b/>
+          <w:lang w:val="en_US" w:bidi="en_US"/>
+        </w:rPr>
         <w:t>"to the ones"</w:t>
       </w:r>
     </w:p>
@@ -685,6 +825,21 @@
           <w:b/>
           <w:lang w:val="en_US" w:bidi="en_US"/>
         </w:rPr>
+        <w:t>κλητοῖς</w:t>
+      </w:r>
+    </w:p>
+    <w:p>
+      <w:pPr/>
+      <w:r>
+        <w:rPr>
+          <w:lang w:val="en_US" w:bidi="en_US"/>
+        </w:rPr>
+      </w:r>
+      <w:r>
+        <w:rPr>
+          <w:b/>
+          <w:lang w:val="en_US" w:bidi="en_US"/>
+        </w:rPr>
         <w:t>"and} called"</w:t>
       </w:r>
     </w:p>
@@ -781,6 +936,21 @@
           <w:b/>
           <w:lang w:val="en_US" w:bidi="en_US"/>
         </w:rPr>
+        <w:t>ἐν Θεῷ Πατρὶ ἠγαπημένοις</w:t>
+      </w:r>
+    </w:p>
+    <w:p>
+      <w:pPr/>
+      <w:r>
+        <w:rPr>
+          <w:lang w:val="en_US" w:bidi="en_US"/>
+        </w:rPr>
+      </w:r>
+      <w:r>
+        <w:rPr>
+          <w:b/>
+          <w:lang w:val="en_US" w:bidi="en_US"/>
+        </w:rPr>
         <w:t>"loved in God the Father"</w:t>
       </w:r>
     </w:p>
@@ -864,6 +1034,21 @@
           <w:b/>
           <w:lang w:val="en_US" w:bidi="en_US"/>
         </w:rPr>
+        <w:t>Θεῷ Πατρὶ</w:t>
+      </w:r>
+    </w:p>
+    <w:p>
+      <w:pPr/>
+      <w:r>
+        <w:rPr>
+          <w:lang w:val="en_US" w:bidi="en_US"/>
+        </w:rPr>
+      </w:r>
+      <w:r>
+        <w:rPr>
+          <w:b/>
+          <w:lang w:val="en_US" w:bidi="en_US"/>
+        </w:rPr>
         <w:t>"God the Father"</w:t>
       </w:r>
     </w:p>
@@ -954,6 +1139,21 @@
           <w:b/>
           <w:lang w:val="en_US" w:bidi="en_US"/>
         </w:rPr>
+        <w:t>Ἰησοῦ Χριστῷ τετηρημένοις κλητοῖς</w:t>
+      </w:r>
+    </w:p>
+    <w:p>
+      <w:pPr/>
+      <w:r>
+        <w:rPr>
+          <w:lang w:val="en_US" w:bidi="en_US"/>
+        </w:rPr>
+      </w:r>
+      <w:r>
+        <w:rPr>
+          <w:b/>
+          <w:lang w:val="en_US" w:bidi="en_US"/>
+        </w:rPr>
         <w:t>"kept {and} called in Jesus Christ"</w:t>
       </w:r>
     </w:p>
@@ -1050,6 +1250,21 @@
           <w:b/>
           <w:lang w:val="en_US" w:bidi="en_US"/>
         </w:rPr>
+        <w:t>ἔλεος ὑμῖν, καὶ εἰρήνη, καὶ ἀγάπη πληθυνθείη.</w:t>
+      </w:r>
+    </w:p>
+    <w:p>
+      <w:pPr/>
+      <w:r>
+        <w:rPr>
+          <w:lang w:val="en_US" w:bidi="en_US"/>
+        </w:rPr>
+      </w:r>
+      <w:r>
+        <w:rPr>
+          <w:b/>
+          <w:lang w:val="en_US" w:bidi="en_US"/>
+        </w:rPr>
         <w:t>"May mercy and peace and love be multiplied to you"</w:t>
       </w:r>
     </w:p>
@@ -1133,6 +1348,21 @@
           <w:b/>
           <w:lang w:val="en_US" w:bidi="en_US"/>
         </w:rPr>
+        <w:t>ἔλεος ὑμῖν, καὶ εἰρήνη, καὶ ἀγάπη πληθυνθείη</w:t>
+      </w:r>
+    </w:p>
+    <w:p>
+      <w:pPr/>
+      <w:r>
+        <w:rPr>
+          <w:lang w:val="en_US" w:bidi="en_US"/>
+        </w:rPr>
+      </w:r>
+      <w:r>
+        <w:rPr>
+          <w:b/>
+          <w:lang w:val="en_US" w:bidi="en_US"/>
+        </w:rPr>
         <w:t>"May mercy and peace and love be multiplied to you"</w:t>
       </w:r>
     </w:p>
@@ -1255,6 +1485,21 @@
           <w:b/>
           <w:lang w:val="en_US" w:bidi="en_US"/>
         </w:rPr>
+        <w:t>ἔλεος &amp; καὶ εἰρήνη, καὶ ἀγάπη πληθυνθείη.</w:t>
+      </w:r>
+    </w:p>
+    <w:p>
+      <w:pPr/>
+      <w:r>
+        <w:rPr>
+          <w:lang w:val="en_US" w:bidi="en_US"/>
+        </w:rPr>
+      </w:r>
+      <w:r>
+        <w:rPr>
+          <w:b/>
+          <w:lang w:val="en_US" w:bidi="en_US"/>
+        </w:rPr>
         <w:t>"May mercy and peace and love be multiplied"</w:t>
       </w:r>
     </w:p>
@@ -1351,6 +1596,21 @@
           <w:b/>
           <w:lang w:val="en_US" w:bidi="en_US"/>
         </w:rPr>
+        <w:t>ὑμῖν</w:t>
+      </w:r>
+    </w:p>
+    <w:p>
+      <w:pPr/>
+      <w:r>
+        <w:rPr>
+          <w:lang w:val="en_US" w:bidi="en_US"/>
+        </w:rPr>
+      </w:r>
+      <w:r>
+        <w:rPr>
+          <w:b/>
+          <w:lang w:val="en_US" w:bidi="en_US"/>
+        </w:rPr>
         <w:t>"to you"</w:t>
       </w:r>
     </w:p>
@@ -1447,6 +1707,21 @@
           <w:b/>
           <w:lang w:val="en_US" w:bidi="en_US"/>
         </w:rPr>
+        <w:t>ἀγαπητοί</w:t>
+      </w:r>
+    </w:p>
+    <w:p>
+      <w:pPr/>
+      <w:r>
+        <w:rPr>
+          <w:lang w:val="en_US" w:bidi="en_US"/>
+        </w:rPr>
+      </w:r>
+      <w:r>
+        <w:rPr>
+          <w:b/>
+          <w:lang w:val="en_US" w:bidi="en_US"/>
+        </w:rPr>
         <w:t>"Beloved ones"</w:t>
       </w:r>
     </w:p>
@@ -1537,6 +1812,21 @@
           <w:b/>
           <w:lang w:val="en_US" w:bidi="en_US"/>
         </w:rPr>
+        <w:t>πᾶσαν σπουδὴν ποιούμενος γράφειν ὑμῖν</w:t>
+      </w:r>
+    </w:p>
+    <w:p>
+      <w:pPr/>
+      <w:r>
+        <w:rPr>
+          <w:lang w:val="en_US" w:bidi="en_US"/>
+        </w:rPr>
+      </w:r>
+      <w:r>
+        <w:rPr>
+          <w:b/>
+          <w:lang w:val="en_US" w:bidi="en_US"/>
+        </w:rPr>
         <w:t>"making every effort to write to you"</w:t>
       </w:r>
     </w:p>
@@ -1600,6 +1890,21 @@
           <w:b/>
           <w:lang w:val="en_US" w:bidi="en_US"/>
         </w:rPr>
+        <w:t>περὶ τῆς κοινῆς ἡμῶν σωτηρίας</w:t>
+      </w:r>
+    </w:p>
+    <w:p>
+      <w:pPr/>
+      <w:r>
+        <w:rPr>
+          <w:lang w:val="en_US" w:bidi="en_US"/>
+        </w:rPr>
+      </w:r>
+      <w:r>
+        <w:rPr>
+          <w:b/>
+          <w:lang w:val="en_US" w:bidi="en_US"/>
+        </w:rPr>
         <w:t>"about our common salvation"</w:t>
       </w:r>
     </w:p>
@@ -1663,6 +1968,21 @@
           <w:b/>
           <w:lang w:val="en_US" w:bidi="en_US"/>
         </w:rPr>
+        <w:t>περὶ τῆς κοινῆς ἡμῶν σωτηρίας</w:t>
+      </w:r>
+    </w:p>
+    <w:p>
+      <w:pPr/>
+      <w:r>
+        <w:rPr>
+          <w:lang w:val="en_US" w:bidi="en_US"/>
+        </w:rPr>
+      </w:r>
+      <w:r>
+        <w:rPr>
+          <w:b/>
+          <w:lang w:val="en_US" w:bidi="en_US"/>
+        </w:rPr>
         <w:t>"about our common salvation"</w:t>
       </w:r>
     </w:p>
@@ -1759,6 +2079,21 @@
           <w:b/>
           <w:lang w:val="en_US" w:bidi="en_US"/>
         </w:rPr>
+        <w:t>ἡμῶν</w:t>
+      </w:r>
+    </w:p>
+    <w:p>
+      <w:pPr/>
+      <w:r>
+        <w:rPr>
+          <w:lang w:val="en_US" w:bidi="en_US"/>
+        </w:rPr>
+      </w:r>
+      <w:r>
+        <w:rPr>
+          <w:b/>
+          <w:lang w:val="en_US" w:bidi="en_US"/>
+        </w:rPr>
         <w:t>"our"</w:t>
       </w:r>
     </w:p>
@@ -1855,6 +2190,21 @@
           <w:b/>
           <w:lang w:val="en_US" w:bidi="en_US"/>
         </w:rPr>
+        <w:t>ἀνάγκην ἔσχον γράψαι</w:t>
+      </w:r>
+    </w:p>
+    <w:p>
+      <w:pPr/>
+      <w:r>
+        <w:rPr>
+          <w:lang w:val="en_US" w:bidi="en_US"/>
+        </w:rPr>
+      </w:r>
+      <w:r>
+        <w:rPr>
+          <w:b/>
+          <w:lang w:val="en_US" w:bidi="en_US"/>
+        </w:rPr>
         <w:t>"I have a necessity to write"</w:t>
       </w:r>
     </w:p>
@@ -1951,6 +2301,21 @@
           <w:b/>
           <w:lang w:val="en_US" w:bidi="en_US"/>
         </w:rPr>
+        <w:t>παρακαλῶν ἐπαγωνίζεσθαι τῇ &amp; πίστει</w:t>
+      </w:r>
+    </w:p>
+    <w:p>
+      <w:pPr/>
+      <w:r>
+        <w:rPr>
+          <w:lang w:val="en_US" w:bidi="en_US"/>
+        </w:rPr>
+      </w:r>
+      <w:r>
+        <w:rPr>
+          <w:b/>
+          <w:lang w:val="en_US" w:bidi="en_US"/>
+        </w:rPr>
         <w:t>"exhorting to contend for the faith"</w:t>
       </w:r>
     </w:p>
@@ -2034,6 +2399,21 @@
           <w:b/>
           <w:lang w:val="en_US" w:bidi="en_US"/>
         </w:rPr>
+        <w:t>παρακαλῶν ἐπαγωνίζεσθαι τῇ &amp; πίστει</w:t>
+      </w:r>
+    </w:p>
+    <w:p>
+      <w:pPr/>
+      <w:r>
+        <w:rPr>
+          <w:lang w:val="en_US" w:bidi="en_US"/>
+        </w:rPr>
+      </w:r>
+      <w:r>
+        <w:rPr>
+          <w:b/>
+          <w:lang w:val="en_US" w:bidi="en_US"/>
+        </w:rPr>
         <w:t>"exhorting to contend for the faith"</w:t>
       </w:r>
     </w:p>
@@ -2117,6 +2497,21 @@
           <w:b/>
           <w:lang w:val="en_US" w:bidi="en_US"/>
         </w:rPr>
+        <w:t>τῇ ἅπαξ παραδοθείσῃ τοῖς ἁγίοις πίστει</w:t>
+      </w:r>
+    </w:p>
+    <w:p>
+      <w:pPr/>
+      <w:r>
+        <w:rPr>
+          <w:lang w:val="en_US" w:bidi="en_US"/>
+        </w:rPr>
+      </w:r>
+      <w:r>
+        <w:rPr>
+          <w:b/>
+          <w:lang w:val="en_US" w:bidi="en_US"/>
+        </w:rPr>
         <w:t>"for the faith delivered once for all to the saints"</w:t>
       </w:r>
     </w:p>
@@ -2213,6 +2608,21 @@
           <w:b/>
           <w:lang w:val="en_US" w:bidi="en_US"/>
         </w:rPr>
+        <w:t>ἅπαξ</w:t>
+      </w:r>
+    </w:p>
+    <w:p>
+      <w:pPr/>
+      <w:r>
+        <w:rPr>
+          <w:lang w:val="en_US" w:bidi="en_US"/>
+        </w:rPr>
+      </w:r>
+      <w:r>
+        <w:rPr>
+          <w:b/>
+          <w:lang w:val="en_US" w:bidi="en_US"/>
+        </w:rPr>
         <w:t>"once for all"</w:t>
       </w:r>
     </w:p>
@@ -2302,6 +2712,21 @@
           <w:b/>
           <w:lang w:val="en_US" w:bidi="en_US"/>
         </w:rPr>
+        <w:t>γάρ</w:t>
+      </w:r>
+    </w:p>
+    <w:p>
+      <w:pPr/>
+      <w:r>
+        <w:rPr>
+          <w:lang w:val="en_US" w:bidi="en_US"/>
+        </w:rPr>
+      </w:r>
+      <w:r>
+        <w:rPr>
+          <w:b/>
+          <w:lang w:val="en_US" w:bidi="en_US"/>
+        </w:rPr>
         <w:t>"For"</w:t>
       </w:r>
     </w:p>
@@ -2398,6 +2823,21 @@
           <w:b/>
           <w:lang w:val="en_US" w:bidi="en_US"/>
         </w:rPr>
+        <w:t>παρεισέδυσαν γάρ τινες ἄνθρωποι</w:t>
+      </w:r>
+    </w:p>
+    <w:p>
+      <w:pPr/>
+      <w:r>
+        <w:rPr>
+          <w:lang w:val="en_US" w:bidi="en_US"/>
+        </w:rPr>
+      </w:r>
+      <w:r>
+        <w:rPr>
+          <w:b/>
+          <w:lang w:val="en_US" w:bidi="en_US"/>
+        </w:rPr>
         <w:t>"For certain men have entered secretly"</w:t>
       </w:r>
     </w:p>
@@ -2461,6 +2901,21 @@
           <w:b/>
           <w:lang w:val="en_US" w:bidi="en_US"/>
         </w:rPr>
+        <w:t>παρεισέδυσαν γάρ τινες ἄνθρωποι</w:t>
+      </w:r>
+    </w:p>
+    <w:p>
+      <w:pPr/>
+      <w:r>
+        <w:rPr>
+          <w:lang w:val="en_US" w:bidi="en_US"/>
+        </w:rPr>
+      </w:r>
+      <w:r>
+        <w:rPr>
+          <w:b/>
+          <w:lang w:val="en_US" w:bidi="en_US"/>
+        </w:rPr>
         <w:t>"For certain men have entered secretly"</w:t>
       </w:r>
     </w:p>
@@ -2477,7 +2932,7 @@
         </w:rPr>
         <w:t xml:space="preserve">In this phrase, Jude is leaving out words from this sentence that it would need in many languages in order to be complete. If this phrase is required in your language, it can be supplied from verse </w:t>
       </w:r>
-      <w:hyperlink r:id="rId13">
+      <w:hyperlink r:id="rId15">
         <w:r>
           <w:rPr>
             <w:lang w:val="en_US" w:bidi="en_US"/>
@@ -2562,6 +3017,21 @@
           <w:b/>
           <w:lang w:val="en_US" w:bidi="en_US"/>
         </w:rPr>
+        <w:t>οἱ πάλαι προγεγραμμένοι εἰς τοῦτο τὸ κρίμα</w:t>
+      </w:r>
+    </w:p>
+    <w:p>
+      <w:pPr/>
+      <w:r>
+        <w:rPr>
+          <w:lang w:val="en_US" w:bidi="en_US"/>
+        </w:rPr>
+      </w:r>
+      <w:r>
+        <w:rPr>
+          <w:b/>
+          <w:lang w:val="en_US" w:bidi="en_US"/>
+        </w:rPr>
         <w:t>"the ones long ago having been designated beforehand for this condemnation"</w:t>
       </w:r>
     </w:p>
@@ -2658,6 +3128,21 @@
           <w:b/>
           <w:lang w:val="en_US" w:bidi="en_US"/>
         </w:rPr>
+        <w:t>εἰς τοῦτο τὸ κρίμα</w:t>
+      </w:r>
+    </w:p>
+    <w:p>
+      <w:pPr/>
+      <w:r>
+        <w:rPr>
+          <w:lang w:val="en_US" w:bidi="en_US"/>
+        </w:rPr>
+      </w:r>
+      <w:r>
+        <w:rPr>
+          <w:b/>
+          <w:lang w:val="en_US" w:bidi="en_US"/>
+        </w:rPr>
         <w:t>"for this condemnation"</w:t>
       </w:r>
     </w:p>
@@ -2754,6 +3239,21 @@
           <w:b/>
           <w:lang w:val="en_US" w:bidi="en_US"/>
         </w:rPr>
+        <w:t>ἀσεβεῖς</w:t>
+      </w:r>
+    </w:p>
+    <w:p>
+      <w:pPr/>
+      <w:r>
+        <w:rPr>
+          <w:lang w:val="en_US" w:bidi="en_US"/>
+        </w:rPr>
+      </w:r>
+      <w:r>
+        <w:rPr>
+          <w:b/>
+          <w:lang w:val="en_US" w:bidi="en_US"/>
+        </w:rPr>
         <w:t>"ungodly ones"</w:t>
       </w:r>
     </w:p>
@@ -2850,6 +3350,21 @@
           <w:b/>
           <w:lang w:val="en_US" w:bidi="en_US"/>
         </w:rPr>
+        <w:t>τὴν τοῦ Θεοῦ ἡμῶν χάριτα μετατιθέντες εἰς ἀσέλγειαν</w:t>
+      </w:r>
+    </w:p>
+    <w:p>
+      <w:pPr/>
+      <w:r>
+        <w:rPr>
+          <w:lang w:val="en_US" w:bidi="en_US"/>
+        </w:rPr>
+      </w:r>
+      <w:r>
+        <w:rPr>
+          <w:b/>
+          <w:lang w:val="en_US" w:bidi="en_US"/>
+        </w:rPr>
         <w:t>"changing the grace of our God into licentiousness"</w:t>
       </w:r>
     </w:p>
@@ -2946,6 +3461,21 @@
           <w:b/>
           <w:lang w:val="en_US" w:bidi="en_US"/>
         </w:rPr>
+        <w:t>ἡμῶν &amp; ἡμῶν</w:t>
+      </w:r>
+    </w:p>
+    <w:p>
+      <w:pPr/>
+      <w:r>
+        <w:rPr>
+          <w:lang w:val="en_US" w:bidi="en_US"/>
+        </w:rPr>
+      </w:r>
+      <w:r>
+        <w:rPr>
+          <w:b/>
+          <w:lang w:val="en_US" w:bidi="en_US"/>
+        </w:rPr>
         <w:t>"our"</w:t>
       </w:r>
       <w:r>
@@ -3055,6 +3585,21 @@
           <w:b/>
           <w:lang w:val="en_US" w:bidi="en_US"/>
         </w:rPr>
+        <w:t>τὴν τοῦ Θεοῦ ἡμῶν χάριτα</w:t>
+      </w:r>
+    </w:p>
+    <w:p>
+      <w:pPr/>
+      <w:r>
+        <w:rPr>
+          <w:lang w:val="en_US" w:bidi="en_US"/>
+        </w:rPr>
+      </w:r>
+      <w:r>
+        <w:rPr>
+          <w:b/>
+          <w:lang w:val="en_US" w:bidi="en_US"/>
+        </w:rPr>
         <w:t>"the grace of our God"</w:t>
       </w:r>
     </w:p>
@@ -3151,6 +3696,21 @@
           <w:b/>
           <w:lang w:val="en_US" w:bidi="en_US"/>
         </w:rPr>
+        <w:t>εἰς ἀσέλγειαν</w:t>
+      </w:r>
+    </w:p>
+    <w:p>
+      <w:pPr/>
+      <w:r>
+        <w:rPr>
+          <w:lang w:val="en_US" w:bidi="en_US"/>
+        </w:rPr>
+      </w:r>
+      <w:r>
+        <w:rPr>
+          <w:b/>
+          <w:lang w:val="en_US" w:bidi="en_US"/>
+        </w:rPr>
         <w:t>"into licentiousness"</w:t>
       </w:r>
     </w:p>
@@ -3247,6 +3807,21 @@
           <w:b/>
           <w:lang w:val="en_US" w:bidi="en_US"/>
         </w:rPr>
+        <w:t>τὸν μόνον Δεσπότην καὶ Κύριον ἡμῶν, Ἰησοῦν Χριστὸν, ἀρνούμενοι</w:t>
+      </w:r>
+    </w:p>
+    <w:p>
+      <w:pPr/>
+      <w:r>
+        <w:rPr>
+          <w:lang w:val="en_US" w:bidi="en_US"/>
+        </w:rPr>
+      </w:r>
+      <w:r>
+        <w:rPr>
+          <w:b/>
+          <w:lang w:val="en_US" w:bidi="en_US"/>
+        </w:rPr>
         <w:t>"denying our only Master and Lord, Jesus Christ"</w:t>
       </w:r>
     </w:p>
@@ -3310,6 +3885,21 @@
           <w:b/>
           <w:lang w:val="en_US" w:bidi="en_US"/>
         </w:rPr>
+        <w:t>τὸν μόνον Δεσπότην καὶ Κύριον ἡμῶν</w:t>
+      </w:r>
+    </w:p>
+    <w:p>
+      <w:pPr/>
+      <w:r>
+        <w:rPr>
+          <w:lang w:val="en_US" w:bidi="en_US"/>
+        </w:rPr>
+      </w:r>
+      <w:r>
+        <w:rPr>
+          <w:b/>
+          <w:lang w:val="en_US" w:bidi="en_US"/>
+        </w:rPr>
         <w:t>"our only Master and Lord"</w:t>
       </w:r>
     </w:p>
@@ -3445,6 +4035,21 @@
           <w:b/>
           <w:lang w:val="en_US" w:bidi="en_US"/>
         </w:rPr>
+        <w:t>ὑπομνῆσαι &amp; ὑμᾶς βούλομαι, εἰδότας ὑμᾶς ἅπαξ πάντα</w:t>
+      </w:r>
+    </w:p>
+    <w:p>
+      <w:pPr/>
+      <w:r>
+        <w:rPr>
+          <w:lang w:val="en_US" w:bidi="en_US"/>
+        </w:rPr>
+      </w:r>
+      <w:r>
+        <w:rPr>
+          <w:b/>
+          <w:lang w:val="en_US" w:bidi="en_US"/>
+        </w:rPr>
         <w:t>"I want to remind you, you knowing all things once for all"</w:t>
       </w:r>
     </w:p>
@@ -3528,6 +4133,21 @@
           <w:b/>
           <w:lang w:val="en_US" w:bidi="en_US"/>
         </w:rPr>
+        <w:t>πάντα</w:t>
+      </w:r>
+    </w:p>
+    <w:p>
+      <w:pPr/>
+      <w:r>
+        <w:rPr>
+          <w:lang w:val="en_US" w:bidi="en_US"/>
+        </w:rPr>
+      </w:r>
+      <w:r>
+        <w:rPr>
+          <w:b/>
+          <w:lang w:val="en_US" w:bidi="en_US"/>
+        </w:rPr>
         <w:t>"all things"</w:t>
       </w:r>
     </w:p>
@@ -3624,6 +4244,21 @@
           <w:b/>
           <w:lang w:val="en_US" w:bidi="en_US"/>
         </w:rPr>
+        <w:t>ὅτι Ἰησοῦς</w:t>
+      </w:r>
+    </w:p>
+    <w:p>
+      <w:pPr/>
+      <w:r>
+        <w:rPr>
+          <w:lang w:val="en_US" w:bidi="en_US"/>
+        </w:rPr>
+      </w:r>
+      <w:r>
+        <w:rPr>
+          <w:b/>
+          <w:lang w:val="en_US" w:bidi="en_US"/>
+        </w:rPr>
         <w:t>"that Jesus"</w:t>
       </w:r>
     </w:p>
@@ -3707,6 +4342,21 @@
           <w:b/>
           <w:lang w:val="en_US" w:bidi="en_US"/>
         </w:rPr>
+        <w:t>λαὸν ἐκ γῆς Αἰγύπτου σώσας</w:t>
+      </w:r>
+    </w:p>
+    <w:p>
+      <w:pPr/>
+      <w:r>
+        <w:rPr>
+          <w:lang w:val="en_US" w:bidi="en_US"/>
+        </w:rPr>
+      </w:r>
+      <w:r>
+        <w:rPr>
+          <w:b/>
+          <w:lang w:val="en_US" w:bidi="en_US"/>
+        </w:rPr>
         <w:t>"having saved a people out of the land of Egypt"</w:t>
       </w:r>
     </w:p>
@@ -3770,6 +4420,21 @@
           <w:b/>
           <w:lang w:val="en_US" w:bidi="en_US"/>
         </w:rPr>
+        <w:t>λαὸν ἐκ γῆς Αἰγύπτου σώσας</w:t>
+      </w:r>
+    </w:p>
+    <w:p>
+      <w:pPr/>
+      <w:r>
+        <w:rPr>
+          <w:lang w:val="en_US" w:bidi="en_US"/>
+        </w:rPr>
+      </w:r>
+      <w:r>
+        <w:rPr>
+          <w:b/>
+          <w:lang w:val="en_US" w:bidi="en_US"/>
+        </w:rPr>
         <w:t>"having saved a people out of the land of Egypt"</w:t>
       </w:r>
     </w:p>
@@ -3866,6 +4531,21 @@
           <w:b/>
           <w:lang w:val="en_US" w:bidi="en_US"/>
         </w:rPr>
+        <w:t>τοὺς μὴ τηρήσαντας τὴν ἑαυτῶν ἀρχὴν</w:t>
+      </w:r>
+    </w:p>
+    <w:p>
+      <w:pPr/>
+      <w:r>
+        <w:rPr>
+          <w:lang w:val="en_US" w:bidi="en_US"/>
+        </w:rPr>
+      </w:r>
+      <w:r>
+        <w:rPr>
+          <w:b/>
+          <w:lang w:val="en_US" w:bidi="en_US"/>
+        </w:rPr>
         <w:t>"not having kept their own domain"</w:t>
       </w:r>
     </w:p>
@@ -3962,6 +4642,21 @@
           <w:b/>
           <w:lang w:val="en_US" w:bidi="en_US"/>
         </w:rPr>
+        <w:t>τὴν ἑαυτῶν ἀρχὴν</w:t>
+      </w:r>
+    </w:p>
+    <w:p>
+      <w:pPr/>
+      <w:r>
+        <w:rPr>
+          <w:lang w:val="en_US" w:bidi="en_US"/>
+        </w:rPr>
+      </w:r>
+      <w:r>
+        <w:rPr>
+          <w:b/>
+          <w:lang w:val="en_US" w:bidi="en_US"/>
+        </w:rPr>
         <w:t>"their own domain"</w:t>
       </w:r>
     </w:p>
@@ -4038,6 +4733,21 @@
           <w:b/>
           <w:lang w:val="en_US" w:bidi="en_US"/>
         </w:rPr>
+        <w:t>δεσμοῖς ἀϊδίοις ὑπὸ ζόφον τετήρηκεν</w:t>
+      </w:r>
+    </w:p>
+    <w:p>
+      <w:pPr/>
+      <w:r>
+        <w:rPr>
+          <w:lang w:val="en_US" w:bidi="en_US"/>
+        </w:rPr>
+      </w:r>
+      <w:r>
+        <w:rPr>
+          <w:b/>
+          <w:lang w:val="en_US" w:bidi="en_US"/>
+        </w:rPr>
         <w:t>"he has kept in eternal chains, under darkness"</w:t>
       </w:r>
     </w:p>
@@ -4134,6 +4844,21 @@
           <w:b/>
           <w:lang w:val="en_US" w:bidi="en_US"/>
         </w:rPr>
+        <w:t>δεσμοῖς ἀϊδίοις &amp; τετήρηκεν</w:t>
+      </w:r>
+    </w:p>
+    <w:p>
+      <w:pPr/>
+      <w:r>
+        <w:rPr>
+          <w:lang w:val="en_US" w:bidi="en_US"/>
+        </w:rPr>
+      </w:r>
+      <w:r>
+        <w:rPr>
+          <w:b/>
+          <w:lang w:val="en_US" w:bidi="en_US"/>
+        </w:rPr>
         <w:t>"he has kept in eternal chains"</w:t>
       </w:r>
     </w:p>
@@ -4210,6 +4935,21 @@
           <w:b/>
           <w:lang w:val="en_US" w:bidi="en_US"/>
         </w:rPr>
+        <w:t>ὑπὸ ζόφον</w:t>
+      </w:r>
+    </w:p>
+    <w:p>
+      <w:pPr/>
+      <w:r>
+        <w:rPr>
+          <w:lang w:val="en_US" w:bidi="en_US"/>
+        </w:rPr>
+      </w:r>
+      <w:r>
+        <w:rPr>
+          <w:b/>
+          <w:lang w:val="en_US" w:bidi="en_US"/>
+        </w:rPr>
         <w:t>"under darkness"</w:t>
       </w:r>
     </w:p>
@@ -4306,6 +5046,21 @@
           <w:b/>
           <w:lang w:val="en_US" w:bidi="en_US"/>
         </w:rPr>
+        <w:t>εἰς κρίσιν μεγάλης ἡμέρας</w:t>
+      </w:r>
+    </w:p>
+    <w:p>
+      <w:pPr/>
+      <w:r>
+        <w:rPr>
+          <w:lang w:val="en_US" w:bidi="en_US"/>
+        </w:rPr>
+      </w:r>
+      <w:r>
+        <w:rPr>
+          <w:b/>
+          <w:lang w:val="en_US" w:bidi="en_US"/>
+        </w:rPr>
         <w:t>"for judgment of the great day"</w:t>
       </w:r>
     </w:p>
@@ -4389,6 +5144,21 @@
           <w:b/>
           <w:lang w:val="en_US" w:bidi="en_US"/>
         </w:rPr>
+        <w:t>εἰς κρίσιν μεγάλης ἡμέρας</w:t>
+      </w:r>
+    </w:p>
+    <w:p>
+      <w:pPr/>
+      <w:r>
+        <w:rPr>
+          <w:lang w:val="en_US" w:bidi="en_US"/>
+        </w:rPr>
+      </w:r>
+      <w:r>
+        <w:rPr>
+          <w:b/>
+          <w:lang w:val="en_US" w:bidi="en_US"/>
+        </w:rPr>
         <w:t>"for judgment of the great day"</w:t>
       </w:r>
     </w:p>
@@ -4485,6 +5255,21 @@
           <w:b/>
           <w:lang w:val="en_US" w:bidi="en_US"/>
         </w:rPr>
+        <w:t>μεγάλης ἡμέρας</w:t>
+      </w:r>
+    </w:p>
+    <w:p>
+      <w:pPr/>
+      <w:r>
+        <w:rPr>
+          <w:lang w:val="en_US" w:bidi="en_US"/>
+        </w:rPr>
+      </w:r>
+      <w:r>
+        <w:rPr>
+          <w:b/>
+          <w:lang w:val="en_US" w:bidi="en_US"/>
+        </w:rPr>
         <w:t>"of the great day"</w:t>
       </w:r>
     </w:p>
@@ -4593,6 +5378,21 @@
           <w:b/>
           <w:lang w:val="en_US" w:bidi="en_US"/>
         </w:rPr>
+        <w:t>Σόδομα καὶ Γόμορρα, καὶ αἱ περὶ αὐτὰς πόλεις</w:t>
+      </w:r>
+    </w:p>
+    <w:p>
+      <w:pPr/>
+      <w:r>
+        <w:rPr>
+          <w:lang w:val="en_US" w:bidi="en_US"/>
+        </w:rPr>
+      </w:r>
+      <w:r>
+        <w:rPr>
+          <w:b/>
+          <w:lang w:val="en_US" w:bidi="en_US"/>
+        </w:rPr>
         <w:t>"Sodom and Gomorrah and the cities around them"</w:t>
       </w:r>
     </w:p>
@@ -4715,6 +5515,21 @@
           <w:b/>
           <w:lang w:val="en_US" w:bidi="en_US"/>
         </w:rPr>
+        <w:t>τὸν ὅμοιον τρόπον τούτοις</w:t>
+      </w:r>
+    </w:p>
+    <w:p>
+      <w:pPr/>
+      <w:r>
+        <w:rPr>
+          <w:lang w:val="en_US" w:bidi="en_US"/>
+        </w:rPr>
+      </w:r>
+      <w:r>
+        <w:rPr>
+          <w:b/>
+          <w:lang w:val="en_US" w:bidi="en_US"/>
+        </w:rPr>
         <w:t>"in the same manner {as} these"</w:t>
       </w:r>
     </w:p>
@@ -4811,6 +5626,21 @@
           <w:b/>
           <w:lang w:val="en_US" w:bidi="en_US"/>
         </w:rPr>
+        <w:t>ἐκπορνεύσασαι</w:t>
+      </w:r>
+    </w:p>
+    <w:p>
+      <w:pPr/>
+      <w:r>
+        <w:rPr>
+          <w:lang w:val="en_US" w:bidi="en_US"/>
+        </w:rPr>
+      </w:r>
+      <w:r>
+        <w:rPr>
+          <w:b/>
+          <w:lang w:val="en_US" w:bidi="en_US"/>
+        </w:rPr>
         <w:t>"having committed sexual immorality"</w:t>
       </w:r>
     </w:p>
@@ -4907,6 +5737,21 @@
           <w:b/>
           <w:lang w:val="en_US" w:bidi="en_US"/>
         </w:rPr>
+        <w:t>καὶ ἀπελθοῦσαι ὀπίσω σαρκὸς ἑτέρας</w:t>
+      </w:r>
+    </w:p>
+    <w:p>
+      <w:pPr/>
+      <w:r>
+        <w:rPr>
+          <w:lang w:val="en_US" w:bidi="en_US"/>
+        </w:rPr>
+      </w:r>
+      <w:r>
+        <w:rPr>
+          <w:b/>
+          <w:lang w:val="en_US" w:bidi="en_US"/>
+        </w:rPr>
         <w:t>"and having gone after other flesh"</w:t>
       </w:r>
     </w:p>
@@ -5003,6 +5848,21 @@
           <w:b/>
           <w:lang w:val="en_US" w:bidi="en_US"/>
         </w:rPr>
+        <w:t>σαρκὸς ἑτέρας</w:t>
+      </w:r>
+    </w:p>
+    <w:p>
+      <w:pPr/>
+      <w:r>
+        <w:rPr>
+          <w:lang w:val="en_US" w:bidi="en_US"/>
+        </w:rPr>
+      </w:r>
+      <w:r>
+        <w:rPr>
+          <w:b/>
+          <w:lang w:val="en_US" w:bidi="en_US"/>
+        </w:rPr>
         <w:t>"other flesh"</w:t>
       </w:r>
     </w:p>
@@ -5079,6 +5939,21 @@
           <w:b/>
           <w:lang w:val="en_US" w:bidi="en_US"/>
         </w:rPr>
+        <w:t>πρόκεινται δεῖγμα</w:t>
+      </w:r>
+    </w:p>
+    <w:p>
+      <w:pPr/>
+      <w:r>
+        <w:rPr>
+          <w:lang w:val="en_US" w:bidi="en_US"/>
+        </w:rPr>
+      </w:r>
+      <w:r>
+        <w:rPr>
+          <w:b/>
+          <w:lang w:val="en_US" w:bidi="en_US"/>
+        </w:rPr>
         <w:t>"are being displayed {as} an example"</w:t>
       </w:r>
     </w:p>
@@ -5175,6 +6050,21 @@
           <w:b/>
           <w:lang w:val="en_US" w:bidi="en_US"/>
         </w:rPr>
+        <w:t>πυρὸς αἰωνίου δίκην ὑπέχουσαι</w:t>
+      </w:r>
+    </w:p>
+    <w:p>
+      <w:pPr/>
+      <w:r>
+        <w:rPr>
+          <w:lang w:val="en_US" w:bidi="en_US"/>
+        </w:rPr>
+      </w:r>
+      <w:r>
+        <w:rPr>
+          <w:b/>
+          <w:lang w:val="en_US" w:bidi="en_US"/>
+        </w:rPr>
         <w:t>"suffering punishment of eternal fire"</w:t>
       </w:r>
     </w:p>
@@ -5271,6 +6161,21 @@
           <w:b/>
           <w:lang w:val="en_US" w:bidi="en_US"/>
         </w:rPr>
+        <w:t>ὁμοίως</w:t>
+      </w:r>
+    </w:p>
+    <w:p>
+      <w:pPr/>
+      <w:r>
+        <w:rPr>
+          <w:lang w:val="en_US" w:bidi="en_US"/>
+        </w:rPr>
+      </w:r>
+      <w:r>
+        <w:rPr>
+          <w:b/>
+          <w:lang w:val="en_US" w:bidi="en_US"/>
+        </w:rPr>
         <w:t>"in the same way"</w:t>
       </w:r>
     </w:p>
@@ -5300,7 +6205,7 @@
         </w:rPr>
         <w:t xml:space="preserve"> refers back to the sexual immorality of the people of Sodom and Gomorrah referred to in the previous verse, and possibly the improper behavior of the wicked angels referred to in verse </w:t>
       </w:r>
-      <w:hyperlink r:id="rId14">
+      <w:hyperlink r:id="rId16">
         <w:r>
           <w:rPr>
             <w:lang w:val="en_US" w:bidi="en_US"/>
@@ -5385,6 +6290,21 @@
           <w:b/>
           <w:lang w:val="en_US" w:bidi="en_US"/>
         </w:rPr>
+        <w:t>οὗτοι ἐνυπνιαζόμενοι</w:t>
+      </w:r>
+    </w:p>
+    <w:p>
+      <w:pPr/>
+      <w:r>
+        <w:rPr>
+          <w:lang w:val="en_US" w:bidi="en_US"/>
+        </w:rPr>
+      </w:r>
+      <w:r>
+        <w:rPr>
+          <w:b/>
+          <w:lang w:val="en_US" w:bidi="en_US"/>
+        </w:rPr>
         <w:t>"these, dreaming"</w:t>
       </w:r>
     </w:p>
@@ -5414,7 +6334,7 @@
         </w:rPr>
         <w:t xml:space="preserve"> refers to the false teachers introduced in verse </w:t>
       </w:r>
-      <w:hyperlink r:id="rId15">
+      <w:hyperlink r:id="rId17">
         <w:r>
           <w:rPr>
             <w:lang w:val="en_US" w:bidi="en_US"/>
@@ -5499,6 +6419,21 @@
           <w:b/>
           <w:lang w:val="en_US" w:bidi="en_US"/>
         </w:rPr>
+        <w:t>σάρκα μὲν μιαίνουσιν</w:t>
+      </w:r>
+    </w:p>
+    <w:p>
+      <w:pPr/>
+      <w:r>
+        <w:rPr>
+          <w:lang w:val="en_US" w:bidi="en_US"/>
+        </w:rPr>
+      </w:r>
+      <w:r>
+        <w:rPr>
+          <w:b/>
+          <w:lang w:val="en_US" w:bidi="en_US"/>
+        </w:rPr>
         <w:t>"indeed defile the flesh"</w:t>
       </w:r>
     </w:p>
@@ -5595,6 +6530,21 @@
           <w:b/>
           <w:lang w:val="en_US" w:bidi="en_US"/>
         </w:rPr>
+        <w:t>κυριότητα</w:t>
+      </w:r>
+    </w:p>
+    <w:p>
+      <w:pPr/>
+      <w:r>
+        <w:rPr>
+          <w:lang w:val="en_US" w:bidi="en_US"/>
+        </w:rPr>
+      </w:r>
+      <w:r>
+        <w:rPr>
+          <w:b/>
+          <w:lang w:val="en_US" w:bidi="en_US"/>
+        </w:rPr>
         <w:t>"lordship"</w:t>
       </w:r>
     </w:p>
@@ -5671,6 +6621,21 @@
           <w:b/>
           <w:lang w:val="en_US" w:bidi="en_US"/>
         </w:rPr>
+        <w:t>κυριότητα &amp; ἀθετοῦσιν</w:t>
+      </w:r>
+    </w:p>
+    <w:p>
+      <w:pPr/>
+      <w:r>
+        <w:rPr>
+          <w:lang w:val="en_US" w:bidi="en_US"/>
+        </w:rPr>
+      </w:r>
+      <w:r>
+        <w:rPr>
+          <w:b/>
+          <w:lang w:val="en_US" w:bidi="en_US"/>
+        </w:rPr>
         <w:t>"reject lordship"</w:t>
       </w:r>
     </w:p>
@@ -5843,6 +6808,21 @@
           <w:b/>
           <w:lang w:val="en_US" w:bidi="en_US"/>
         </w:rPr>
+        <w:t>κρίσιν ἐπενεγκεῖν βλασφημίας</w:t>
+      </w:r>
+    </w:p>
+    <w:p>
+      <w:pPr/>
+      <w:r>
+        <w:rPr>
+          <w:lang w:val="en_US" w:bidi="en_US"/>
+        </w:rPr>
+      </w:r>
+      <w:r>
+        <w:rPr>
+          <w:b/>
+          <w:lang w:val="en_US" w:bidi="en_US"/>
+        </w:rPr>
         <w:t>"to bring a judgment of slander {against him"</w:t>
       </w:r>
     </w:p>
@@ -5952,6 +6932,21 @@
           <w:b/>
           <w:lang w:val="en_US" w:bidi="en_US"/>
         </w:rPr>
+        <w:t>κρίσιν ἐπενεγκεῖν βλασφημίας</w:t>
+      </w:r>
+    </w:p>
+    <w:p>
+      <w:pPr/>
+      <w:r>
+        <w:rPr>
+          <w:lang w:val="en_US" w:bidi="en_US"/>
+        </w:rPr>
+      </w:r>
+      <w:r>
+        <w:rPr>
+          <w:b/>
+          <w:lang w:val="en_US" w:bidi="en_US"/>
+        </w:rPr>
         <w:t>"to bring a judgment of slander {against him"</w:t>
       </w:r>
     </w:p>
@@ -6048,6 +7043,21 @@
           <w:b/>
           <w:lang w:val="en_US" w:bidi="en_US"/>
         </w:rPr>
+        <w:t>κρίσιν ἐπενεγκεῖν βλασφημίας</w:t>
+      </w:r>
+    </w:p>
+    <w:p>
+      <w:pPr/>
+      <w:r>
+        <w:rPr>
+          <w:lang w:val="en_US" w:bidi="en_US"/>
+        </w:rPr>
+      </w:r>
+      <w:r>
+        <w:rPr>
+          <w:b/>
+          <w:lang w:val="en_US" w:bidi="en_US"/>
+        </w:rPr>
         <w:t>"to bring a judgment of slander {against him"</w:t>
       </w:r>
     </w:p>
@@ -6157,6 +7167,21 @@
           <w:b/>
           <w:lang w:val="en_US" w:bidi="en_US"/>
         </w:rPr>
+        <w:t>οὗτοι</w:t>
+      </w:r>
+    </w:p>
+    <w:p>
+      <w:pPr/>
+      <w:r>
+        <w:rPr>
+          <w:lang w:val="en_US" w:bidi="en_US"/>
+        </w:rPr>
+      </w:r>
+      <w:r>
+        <w:rPr>
+          <w:b/>
+          <w:lang w:val="en_US" w:bidi="en_US"/>
+        </w:rPr>
         <w:t>"these ones"</w:t>
       </w:r>
     </w:p>
@@ -6186,7 +7211,7 @@
         </w:rPr>
         <w:t xml:space="preserve"> refers to the false teachers introduced in verse </w:t>
       </w:r>
-      <w:hyperlink r:id="rId15">
+      <w:hyperlink r:id="rId17">
         <w:r>
           <w:rPr>
             <w:lang w:val="en_US" w:bidi="en_US"/>
@@ -6271,6 +7296,21 @@
           <w:b/>
           <w:lang w:val="en_US" w:bidi="en_US"/>
         </w:rPr>
+        <w:t>ὅσα &amp; οὐκ οἴδασιν</w:t>
+      </w:r>
+    </w:p>
+    <w:p>
+      <w:pPr/>
+      <w:r>
+        <w:rPr>
+          <w:lang w:val="en_US" w:bidi="en_US"/>
+        </w:rPr>
+      </w:r>
+      <w:r>
+        <w:rPr>
+          <w:b/>
+          <w:lang w:val="en_US" w:bidi="en_US"/>
+        </w:rPr>
         <w:t>"what they do not understand"</w:t>
       </w:r>
     </w:p>
@@ -6300,7 +7340,7 @@
         </w:rPr>
         <w:t xml:space="preserve"> could refer to: (1) the spiritual realm referred to in the previous verse. Alternate translation: “the spiritual realm, which they do not understand” (2) the glorious ones mentioned in verse </w:t>
       </w:r>
-      <w:hyperlink r:id="rId16">
+      <w:hyperlink r:id="rId18">
         <w:r>
           <w:rPr>
             <w:lang w:val="en_US" w:bidi="en_US"/>
@@ -6365,6 +7405,21 @@
           <w:b/>
           <w:lang w:val="en_US" w:bidi="en_US"/>
         </w:rPr>
+        <w:t>ὅσα δὲ φυσικῶς ὡς τὰ ἄλογα ζῷα ἐπίστανται</w:t>
+      </w:r>
+    </w:p>
+    <w:p>
+      <w:pPr/>
+      <w:r>
+        <w:rPr>
+          <w:lang w:val="en_US" w:bidi="en_US"/>
+        </w:rPr>
+      </w:r>
+      <w:r>
+        <w:rPr>
+          <w:b/>
+          <w:lang w:val="en_US" w:bidi="en_US"/>
+        </w:rPr>
         <w:t>""</w:t>
       </w:r>
     </w:p>
@@ -6448,6 +7503,21 @@
           <w:b/>
           <w:lang w:val="en_US" w:bidi="en_US"/>
         </w:rPr>
+        <w:t>ἐν τούτοις</w:t>
+      </w:r>
+    </w:p>
+    <w:p>
+      <w:pPr/>
+      <w:r>
+        <w:rPr>
+          <w:lang w:val="en_US" w:bidi="en_US"/>
+        </w:rPr>
+      </w:r>
+      <w:r>
+        <w:rPr>
+          <w:b/>
+          <w:lang w:val="en_US" w:bidi="en_US"/>
+        </w:rPr>
         <w:t>"by these things"</w:t>
       </w:r>
     </w:p>
@@ -6544,6 +7614,21 @@
           <w:b/>
           <w:lang w:val="en_US" w:bidi="en_US"/>
         </w:rPr>
+        <w:t>ἐν τούτοις φθείρονται</w:t>
+      </w:r>
+    </w:p>
+    <w:p>
+      <w:pPr/>
+      <w:r>
+        <w:rPr>
+          <w:lang w:val="en_US" w:bidi="en_US"/>
+        </w:rPr>
+      </w:r>
+      <w:r>
+        <w:rPr>
+          <w:b/>
+          <w:lang w:val="en_US" w:bidi="en_US"/>
+        </w:rPr>
         <w:t>"by these things they are being destroyed"</w:t>
       </w:r>
     </w:p>
@@ -6640,6 +7725,21 @@
           <w:b/>
           <w:lang w:val="en_US" w:bidi="en_US"/>
         </w:rPr>
+        <w:t>οὐαὶ αὐτοῖς</w:t>
+      </w:r>
+    </w:p>
+    <w:p>
+      <w:pPr/>
+      <w:r>
+        <w:rPr>
+          <w:lang w:val="en_US" w:bidi="en_US"/>
+        </w:rPr>
+      </w:r>
+      <w:r>
+        <w:rPr>
+          <w:b/>
+          <w:lang w:val="en_US" w:bidi="en_US"/>
+        </w:rPr>
         <w:t>"Woe to them"</w:t>
       </w:r>
     </w:p>
@@ -6736,6 +7836,21 @@
           <w:b/>
           <w:lang w:val="en_US" w:bidi="en_US"/>
         </w:rPr>
+        <w:t>τῇ ὁδῷ τοῦ Κάϊν ἐπορεύθησαν</w:t>
+      </w:r>
+    </w:p>
+    <w:p>
+      <w:pPr/>
+      <w:r>
+        <w:rPr>
+          <w:lang w:val="en_US" w:bidi="en_US"/>
+        </w:rPr>
+      </w:r>
+      <w:r>
+        <w:rPr>
+          <w:b/>
+          <w:lang w:val="en_US" w:bidi="en_US"/>
+        </w:rPr>
         <w:t>"they have gone in the way of Cain"</w:t>
       </w:r>
     </w:p>
@@ -6832,6 +7947,21 @@
           <w:b/>
           <w:lang w:val="en_US" w:bidi="en_US"/>
         </w:rPr>
+        <w:t>τοῦ Κάϊν</w:t>
+      </w:r>
+    </w:p>
+    <w:p>
+      <w:pPr/>
+      <w:r>
+        <w:rPr>
+          <w:lang w:val="en_US" w:bidi="en_US"/>
+        </w:rPr>
+      </w:r>
+      <w:r>
+        <w:rPr>
+          <w:b/>
+          <w:lang w:val="en_US" w:bidi="en_US"/>
+        </w:rPr>
         <w:t>"of Cain"</w:t>
       </w:r>
     </w:p>
@@ -6928,6 +8058,21 @@
           <w:b/>
           <w:lang w:val="en_US" w:bidi="en_US"/>
         </w:rPr>
+        <w:t>ἐξεχύθησαν</w:t>
+      </w:r>
+    </w:p>
+    <w:p>
+      <w:pPr/>
+      <w:r>
+        <w:rPr>
+          <w:lang w:val="en_US" w:bidi="en_US"/>
+        </w:rPr>
+      </w:r>
+      <w:r>
+        <w:rPr>
+          <w:b/>
+          <w:lang w:val="en_US" w:bidi="en_US"/>
+        </w:rPr>
         <w:t>"have abandoned themselves"</w:t>
       </w:r>
     </w:p>
@@ -6991,6 +8136,21 @@
           <w:b/>
           <w:lang w:val="en_US" w:bidi="en_US"/>
         </w:rPr>
+        <w:t>τοῦ Βαλαὰμ μισθοῦ</w:t>
+      </w:r>
+    </w:p>
+    <w:p>
+      <w:pPr/>
+      <w:r>
+        <w:rPr>
+          <w:lang w:val="en_US" w:bidi="en_US"/>
+        </w:rPr>
+      </w:r>
+      <w:r>
+        <w:rPr>
+          <w:b/>
+          <w:lang w:val="en_US" w:bidi="en_US"/>
+        </w:rPr>
         <w:t>"of Balaam {for} wages"</w:t>
       </w:r>
     </w:p>
@@ -7087,6 +8247,21 @@
           <w:b/>
           <w:lang w:val="en_US" w:bidi="en_US"/>
         </w:rPr>
+        <w:t>τοῦ Κόρε</w:t>
+      </w:r>
+    </w:p>
+    <w:p>
+      <w:pPr/>
+      <w:r>
+        <w:rPr>
+          <w:lang w:val="en_US" w:bidi="en_US"/>
+        </w:rPr>
+      </w:r>
+      <w:r>
+        <w:rPr>
+          <w:b/>
+          <w:lang w:val="en_US" w:bidi="en_US"/>
+        </w:rPr>
         <w:t>"of Korah"</w:t>
       </w:r>
     </w:p>
@@ -7183,6 +8358,21 @@
           <w:b/>
           <w:lang w:val="en_US" w:bidi="en_US"/>
         </w:rPr>
+        <w:t>ἀπώλοντο</w:t>
+      </w:r>
+    </w:p>
+    <w:p>
+      <w:pPr/>
+      <w:r>
+        <w:rPr>
+          <w:lang w:val="en_US" w:bidi="en_US"/>
+        </w:rPr>
+      </w:r>
+      <w:r>
+        <w:rPr>
+          <w:b/>
+          <w:lang w:val="en_US" w:bidi="en_US"/>
+        </w:rPr>
         <w:t>"they perished"</w:t>
       </w:r>
     </w:p>
@@ -7266,6 +8456,21 @@
           <w:b/>
           <w:lang w:val="en_US" w:bidi="en_US"/>
         </w:rPr>
+        <w:t>οὗτοί</w:t>
+      </w:r>
+    </w:p>
+    <w:p>
+      <w:pPr/>
+      <w:r>
+        <w:rPr>
+          <w:lang w:val="en_US" w:bidi="en_US"/>
+        </w:rPr>
+      </w:r>
+      <w:r>
+        <w:rPr>
+          <w:b/>
+          <w:lang w:val="en_US" w:bidi="en_US"/>
+        </w:rPr>
         <w:t>"These ones"</w:t>
       </w:r>
     </w:p>
@@ -7295,7 +8500,7 @@
         </w:rPr>
         <w:t xml:space="preserve"> refers to the false teachers introduced in verse </w:t>
       </w:r>
-      <w:hyperlink r:id="rId15">
+      <w:hyperlink r:id="rId17">
         <w:r>
           <w:rPr>
             <w:lang w:val="en_US" w:bidi="en_US"/>
@@ -7380,6 +8585,21 @@
           <w:b/>
           <w:lang w:val="en_US" w:bidi="en_US"/>
         </w:rPr>
+        <w:t>σπιλάδες</w:t>
+      </w:r>
+    </w:p>
+    <w:p>
+      <w:pPr/>
+      <w:r>
+        <w:rPr>
+          <w:lang w:val="en_US" w:bidi="en_US"/>
+        </w:rPr>
+      </w:r>
+      <w:r>
+        <w:rPr>
+          <w:b/>
+          <w:lang w:val="en_US" w:bidi="en_US"/>
+        </w:rPr>
         <w:t>"hidden reefs"</w:t>
       </w:r>
     </w:p>
@@ -7476,6 +8696,21 @@
           <w:b/>
           <w:lang w:val="en_US" w:bidi="en_US"/>
         </w:rPr>
+        <w:t>ταῖς ἀγάπαις</w:t>
+      </w:r>
+    </w:p>
+    <w:p>
+      <w:pPr/>
+      <w:r>
+        <w:rPr>
+          <w:lang w:val="en_US" w:bidi="en_US"/>
+        </w:rPr>
+      </w:r>
+      <w:r>
+        <w:rPr>
+          <w:b/>
+          <w:lang w:val="en_US" w:bidi="en_US"/>
+        </w:rPr>
         <w:t>"love feasts"</w:t>
       </w:r>
     </w:p>
@@ -7585,6 +8820,21 @@
           <w:b/>
           <w:lang w:val="en_US" w:bidi="en_US"/>
         </w:rPr>
+        <w:t>ἑαυτοὺς ποιμαίνοντες</w:t>
+      </w:r>
+    </w:p>
+    <w:p>
+      <w:pPr/>
+      <w:r>
+        <w:rPr>
+          <w:lang w:val="en_US" w:bidi="en_US"/>
+        </w:rPr>
+      </w:r>
+      <w:r>
+        <w:rPr>
+          <w:b/>
+          <w:lang w:val="en_US" w:bidi="en_US"/>
+        </w:rPr>
         <w:t>"shepherding themselves"</w:t>
       </w:r>
     </w:p>
@@ -7668,6 +8918,21 @@
           <w:b/>
           <w:lang w:val="en_US" w:bidi="en_US"/>
         </w:rPr>
+        <w:t>νεφέλαι ἄνυδροι ὑπὸ ἀνέμων παραφερόμεναι</w:t>
+      </w:r>
+    </w:p>
+    <w:p>
+      <w:pPr/>
+      <w:r>
+        <w:rPr>
+          <w:lang w:val="en_US" w:bidi="en_US"/>
+        </w:rPr>
+      </w:r>
+      <w:r>
+        <w:rPr>
+          <w:b/>
+          <w:lang w:val="en_US" w:bidi="en_US"/>
+        </w:rPr>
         <w:t>"waterless clouds, carried along by winds"</w:t>
       </w:r>
     </w:p>
@@ -7764,6 +9029,21 @@
           <w:b/>
           <w:lang w:val="en_US" w:bidi="en_US"/>
         </w:rPr>
+        <w:t>ὑπὸ ἀνέμων παραφερόμεναι</w:t>
+      </w:r>
+    </w:p>
+    <w:p>
+      <w:pPr/>
+      <w:r>
+        <w:rPr>
+          <w:lang w:val="en_US" w:bidi="en_US"/>
+        </w:rPr>
+      </w:r>
+      <w:r>
+        <w:rPr>
+          <w:b/>
+          <w:lang w:val="en_US" w:bidi="en_US"/>
+        </w:rPr>
         <w:t>"carried along by winds"</w:t>
       </w:r>
     </w:p>
@@ -7860,6 +9140,21 @@
           <w:b/>
           <w:lang w:val="en_US" w:bidi="en_US"/>
         </w:rPr>
+        <w:t>δένδρα φθινοπωρινὰ ἄκαρπα</w:t>
+      </w:r>
+    </w:p>
+    <w:p>
+      <w:pPr/>
+      <w:r>
+        <w:rPr>
+          <w:lang w:val="en_US" w:bidi="en_US"/>
+        </w:rPr>
+      </w:r>
+      <w:r>
+        <w:rPr>
+          <w:b/>
+          <w:lang w:val="en_US" w:bidi="en_US"/>
+        </w:rPr>
         <w:t>"fruitless autumn trees"</w:t>
       </w:r>
     </w:p>
@@ -7956,6 +9251,21 @@
           <w:b/>
           <w:lang w:val="en_US" w:bidi="en_US"/>
         </w:rPr>
+        <w:t>δὶς ἀποθανόντα ἐκριζωθέντα</w:t>
+      </w:r>
+    </w:p>
+    <w:p>
+      <w:pPr/>
+      <w:r>
+        <w:rPr>
+          <w:lang w:val="en_US" w:bidi="en_US"/>
+        </w:rPr>
+      </w:r>
+      <w:r>
+        <w:rPr>
+          <w:b/>
+          <w:lang w:val="en_US" w:bidi="en_US"/>
+        </w:rPr>
         <w:t>"having died twice, having been uprooted"</w:t>
       </w:r>
     </w:p>
@@ -8039,6 +9349,21 @@
           <w:b/>
           <w:lang w:val="en_US" w:bidi="en_US"/>
         </w:rPr>
+        <w:t>δὶς ἀποθανόντα ἐκριζωθέντα</w:t>
+      </w:r>
+    </w:p>
+    <w:p>
+      <w:pPr/>
+      <w:r>
+        <w:rPr>
+          <w:lang w:val="en_US" w:bidi="en_US"/>
+        </w:rPr>
+      </w:r>
+      <w:r>
+        <w:rPr>
+          <w:b/>
+          <w:lang w:val="en_US" w:bidi="en_US"/>
+        </w:rPr>
         <w:t>"having died twice, having been uprooted"</w:t>
       </w:r>
     </w:p>
@@ -8115,6 +9440,21 @@
           <w:b/>
           <w:lang w:val="en_US" w:bidi="en_US"/>
         </w:rPr>
+        <w:t>ἐκριζωθέντα</w:t>
+      </w:r>
+    </w:p>
+    <w:p>
+      <w:pPr/>
+      <w:r>
+        <w:rPr>
+          <w:lang w:val="en_US" w:bidi="en_US"/>
+        </w:rPr>
+      </w:r>
+      <w:r>
+        <w:rPr>
+          <w:b/>
+          <w:lang w:val="en_US" w:bidi="en_US"/>
+        </w:rPr>
         <w:t>"having been uprooted"</w:t>
       </w:r>
     </w:p>
@@ -8198,6 +9538,21 @@
           <w:b/>
           <w:lang w:val="en_US" w:bidi="en_US"/>
         </w:rPr>
+        <w:t>ἐκριζωθέντα</w:t>
+      </w:r>
+    </w:p>
+    <w:p>
+      <w:pPr/>
+      <w:r>
+        <w:rPr>
+          <w:lang w:val="en_US" w:bidi="en_US"/>
+        </w:rPr>
+      </w:r>
+      <w:r>
+        <w:rPr>
+          <w:b/>
+          <w:lang w:val="en_US" w:bidi="en_US"/>
+        </w:rPr>
         <w:t>"having been uprooted"</w:t>
       </w:r>
     </w:p>
@@ -8281,6 +9636,21 @@
           <w:b/>
           <w:lang w:val="en_US" w:bidi="en_US"/>
         </w:rPr>
+        <w:t>κύματα ἄγρια θαλάσσης</w:t>
+      </w:r>
+    </w:p>
+    <w:p>
+      <w:pPr/>
+      <w:r>
+        <w:rPr>
+          <w:lang w:val="en_US" w:bidi="en_US"/>
+        </w:rPr>
+      </w:r>
+      <w:r>
+        <w:rPr>
+          <w:b/>
+          <w:lang w:val="en_US" w:bidi="en_US"/>
+        </w:rPr>
         <w:t>"wild waves of the sea"</w:t>
       </w:r>
     </w:p>
@@ -8377,6 +9747,21 @@
           <w:b/>
           <w:lang w:val="en_US" w:bidi="en_US"/>
         </w:rPr>
+        <w:t>ἐπαφρίζοντα τὰς ἑαυτῶν αἰσχύνας</w:t>
+      </w:r>
+    </w:p>
+    <w:p>
+      <w:pPr/>
+      <w:r>
+        <w:rPr>
+          <w:lang w:val="en_US" w:bidi="en_US"/>
+        </w:rPr>
+      </w:r>
+      <w:r>
+        <w:rPr>
+          <w:b/>
+          <w:lang w:val="en_US" w:bidi="en_US"/>
+        </w:rPr>
         <w:t>"foaming out their own shameful deeds"</w:t>
       </w:r>
     </w:p>
@@ -8473,6 +9858,21 @@
           <w:b/>
           <w:lang w:val="en_US" w:bidi="en_US"/>
         </w:rPr>
+        <w:t>ἀστέρες πλανῆται</w:t>
+      </w:r>
+    </w:p>
+    <w:p>
+      <w:pPr/>
+      <w:r>
+        <w:rPr>
+          <w:lang w:val="en_US" w:bidi="en_US"/>
+        </w:rPr>
+      </w:r>
+      <w:r>
+        <w:rPr>
+          <w:b/>
+          <w:lang w:val="en_US" w:bidi="en_US"/>
+        </w:rPr>
         <w:t>"wandering stars"</w:t>
       </w:r>
     </w:p>
@@ -8582,6 +9982,21 @@
           <w:b/>
           <w:lang w:val="en_US" w:bidi="en_US"/>
         </w:rPr>
+        <w:t>οἷς ὁ ζόφος τοῦ σκότους εἰς αἰῶνα τετήρηται</w:t>
+      </w:r>
+    </w:p>
+    <w:p>
+      <w:pPr/>
+      <w:r>
+        <w:rPr>
+          <w:lang w:val="en_US" w:bidi="en_US"/>
+        </w:rPr>
+      </w:r>
+      <w:r>
+        <w:rPr>
+          <w:b/>
+          <w:lang w:val="en_US" w:bidi="en_US"/>
+        </w:rPr>
         <w:t>"for whom the gloom of darkness has been kept to eternity"</w:t>
       </w:r>
     </w:p>
@@ -8678,6 +10093,21 @@
           <w:b/>
           <w:lang w:val="en_US" w:bidi="en_US"/>
         </w:rPr>
+        <w:t>οἷς</w:t>
+      </w:r>
+    </w:p>
+    <w:p>
+      <w:pPr/>
+      <w:r>
+        <w:rPr>
+          <w:lang w:val="en_US" w:bidi="en_US"/>
+        </w:rPr>
+      </w:r>
+      <w:r>
+        <w:rPr>
+          <w:b/>
+          <w:lang w:val="en_US" w:bidi="en_US"/>
+        </w:rPr>
         <w:t>"for whom"</w:t>
       </w:r>
     </w:p>
@@ -8774,6 +10204,21 @@
           <w:b/>
           <w:lang w:val="en_US" w:bidi="en_US"/>
         </w:rPr>
+        <w:t>ὁ ζόφος τοῦ σκότους</w:t>
+      </w:r>
+    </w:p>
+    <w:p>
+      <w:pPr/>
+      <w:r>
+        <w:rPr>
+          <w:lang w:val="en_US" w:bidi="en_US"/>
+        </w:rPr>
+      </w:r>
+      <w:r>
+        <w:rPr>
+          <w:b/>
+          <w:lang w:val="en_US" w:bidi="en_US"/>
+        </w:rPr>
         <w:t>"the gloom of darkness"</w:t>
       </w:r>
     </w:p>
@@ -8850,6 +10295,21 @@
           <w:b/>
           <w:lang w:val="en_US" w:bidi="en_US"/>
         </w:rPr>
+        <w:t>ὁ ζόφος τοῦ σκότους</w:t>
+      </w:r>
+    </w:p>
+    <w:p>
+      <w:pPr/>
+      <w:r>
+        <w:rPr>
+          <w:lang w:val="en_US" w:bidi="en_US"/>
+        </w:rPr>
+      </w:r>
+      <w:r>
+        <w:rPr>
+          <w:b/>
+          <w:lang w:val="en_US" w:bidi="en_US"/>
+        </w:rPr>
         <w:t>"the gloom of darkness"</w:t>
       </w:r>
     </w:p>
@@ -8959,6 +10419,21 @@
           <w:b/>
           <w:lang w:val="en_US" w:bidi="en_US"/>
         </w:rPr>
+        <w:t>ἕβδομος ἀπὸ Ἀδὰμ</w:t>
+      </w:r>
+    </w:p>
+    <w:p>
+      <w:pPr/>
+      <w:r>
+        <w:rPr>
+          <w:lang w:val="en_US" w:bidi="en_US"/>
+        </w:rPr>
+      </w:r>
+      <w:r>
+        <w:rPr>
+          <w:b/>
+          <w:lang w:val="en_US" w:bidi="en_US"/>
+        </w:rPr>
         <w:t>"seventh from Adam"</w:t>
       </w:r>
     </w:p>
@@ -9035,6 +10510,21 @@
           <w:b/>
           <w:lang w:val="en_US" w:bidi="en_US"/>
         </w:rPr>
+        <w:t>τούτοις</w:t>
+      </w:r>
+    </w:p>
+    <w:p>
+      <w:pPr/>
+      <w:r>
+        <w:rPr>
+          <w:lang w:val="en_US" w:bidi="en_US"/>
+        </w:rPr>
+      </w:r>
+      <w:r>
+        <w:rPr>
+          <w:b/>
+          <w:lang w:val="en_US" w:bidi="en_US"/>
+        </w:rPr>
         <w:t>"about these ones"</w:t>
       </w:r>
     </w:p>
@@ -9131,6 +10621,21 @@
           <w:b/>
           <w:lang w:val="en_US" w:bidi="en_US"/>
         </w:rPr>
+        <w:t>λέγων</w:t>
+      </w:r>
+    </w:p>
+    <w:p>
+      <w:pPr/>
+      <w:r>
+        <w:rPr>
+          <w:lang w:val="en_US" w:bidi="en_US"/>
+        </w:rPr>
+      </w:r>
+      <w:r>
+        <w:rPr>
+          <w:b/>
+          <w:lang w:val="en_US" w:bidi="en_US"/>
+        </w:rPr>
         <w:t>"saying"</w:t>
       </w:r>
     </w:p>
@@ -9214,6 +10719,21 @@
           <w:b/>
           <w:lang w:val="en_US" w:bidi="en_US"/>
         </w:rPr>
+        <w:t>ἰδοὺ</w:t>
+      </w:r>
+    </w:p>
+    <w:p>
+      <w:pPr/>
+      <w:r>
+        <w:rPr>
+          <w:lang w:val="en_US" w:bidi="en_US"/>
+        </w:rPr>
+      </w:r>
+      <w:r>
+        <w:rPr>
+          <w:b/>
+          <w:lang w:val="en_US" w:bidi="en_US"/>
+        </w:rPr>
         <w:t>"Behold"</w:t>
       </w:r>
     </w:p>
@@ -9310,6 +10830,21 @@
           <w:b/>
           <w:lang w:val="en_US" w:bidi="en_US"/>
         </w:rPr>
+        <w:t>ἦλθεν Κύριος</w:t>
+      </w:r>
+    </w:p>
+    <w:p>
+      <w:pPr/>
+      <w:r>
+        <w:rPr>
+          <w:lang w:val="en_US" w:bidi="en_US"/>
+        </w:rPr>
+      </w:r>
+      <w:r>
+        <w:rPr>
+          <w:b/>
+          <w:lang w:val="en_US" w:bidi="en_US"/>
+        </w:rPr>
         <w:t>"The Lord came"</w:t>
       </w:r>
     </w:p>
@@ -9393,6 +10928,21 @@
           <w:b/>
           <w:lang w:val="en_US" w:bidi="en_US"/>
         </w:rPr>
+        <w:t>Κύριος</w:t>
+      </w:r>
+    </w:p>
+    <w:p>
+      <w:pPr/>
+      <w:r>
+        <w:rPr>
+          <w:lang w:val="en_US" w:bidi="en_US"/>
+        </w:rPr>
+      </w:r>
+      <w:r>
+        <w:rPr>
+          <w:b/>
+          <w:lang w:val="en_US" w:bidi="en_US"/>
+        </w:rPr>
         <w:t>"The Lord"</w:t>
       </w:r>
     </w:p>
@@ -9469,6 +11019,21 @@
           <w:b/>
           <w:lang w:val="en_US" w:bidi="en_US"/>
         </w:rPr>
+        <w:t>μυριάσιν</w:t>
+      </w:r>
+    </w:p>
+    <w:p>
+      <w:pPr/>
+      <w:r>
+        <w:rPr>
+          <w:lang w:val="en_US" w:bidi="en_US"/>
+        </w:rPr>
+      </w:r>
+      <w:r>
+        <w:rPr>
+          <w:b/>
+          <w:lang w:val="en_US" w:bidi="en_US"/>
+        </w:rPr>
         <w:t>"myriads"</w:t>
       </w:r>
     </w:p>
@@ -9641,6 +11206,21 @@
           <w:b/>
           <w:lang w:val="en_US" w:bidi="en_US"/>
         </w:rPr>
+        <w:t>ποιῆσαι κρίσιν &amp; καὶ ἐλέγξαι</w:t>
+      </w:r>
+    </w:p>
+    <w:p>
+      <w:pPr/>
+      <w:r>
+        <w:rPr>
+          <w:lang w:val="en_US" w:bidi="en_US"/>
+        </w:rPr>
+      </w:r>
+      <w:r>
+        <w:rPr>
+          <w:b/>
+          <w:lang w:val="en_US" w:bidi="en_US"/>
+        </w:rPr>
         <w:t>"to do judgment"</w:t>
       </w:r>
       <w:r>
@@ -9750,6 +11330,21 @@
           <w:b/>
           <w:lang w:val="en_US" w:bidi="en_US"/>
         </w:rPr>
+        <w:t>ποιῆσαι κρίσιν κατὰ</w:t>
+      </w:r>
+    </w:p>
+    <w:p>
+      <w:pPr/>
+      <w:r>
+        <w:rPr>
+          <w:lang w:val="en_US" w:bidi="en_US"/>
+        </w:rPr>
+      </w:r>
+      <w:r>
+        <w:rPr>
+          <w:b/>
+          <w:lang w:val="en_US" w:bidi="en_US"/>
+        </w:rPr>
         <w:t>"to do judgment against"</w:t>
       </w:r>
     </w:p>
@@ -9846,6 +11441,21 @@
           <w:b/>
           <w:lang w:val="en_US" w:bidi="en_US"/>
         </w:rPr>
+        <w:t>πᾶσαν ψυχὴν</w:t>
+      </w:r>
+    </w:p>
+    <w:p>
+      <w:pPr/>
+      <w:r>
+        <w:rPr>
+          <w:lang w:val="en_US" w:bidi="en_US"/>
+        </w:rPr>
+      </w:r>
+      <w:r>
+        <w:rPr>
+          <w:b/>
+          <w:lang w:val="en_US" w:bidi="en_US"/>
+        </w:rPr>
         <w:t>"every soul"</w:t>
       </w:r>
     </w:p>
@@ -9942,6 +11552,21 @@
           <w:b/>
           <w:lang w:val="en_US" w:bidi="en_US"/>
         </w:rPr>
+        <w:t>τῶν ἔργων ἀσεβείας αὐτῶν</w:t>
+      </w:r>
+    </w:p>
+    <w:p>
+      <w:pPr/>
+      <w:r>
+        <w:rPr>
+          <w:lang w:val="en_US" w:bidi="en_US"/>
+        </w:rPr>
+      </w:r>
+      <w:r>
+        <w:rPr>
+          <w:b/>
+          <w:lang w:val="en_US" w:bidi="en_US"/>
+        </w:rPr>
         <w:t>"their works of ungodliness"</w:t>
       </w:r>
     </w:p>
@@ -10051,6 +11676,21 @@
           <w:b/>
           <w:lang w:val="en_US" w:bidi="en_US"/>
         </w:rPr>
+        <w:t>τῶν σκληρῶν</w:t>
+      </w:r>
+    </w:p>
+    <w:p>
+      <w:pPr/>
+      <w:r>
+        <w:rPr>
+          <w:lang w:val="en_US" w:bidi="en_US"/>
+        </w:rPr>
+      </w:r>
+      <w:r>
+        <w:rPr>
+          <w:b/>
+          <w:lang w:val="en_US" w:bidi="en_US"/>
+        </w:rPr>
         <w:t>"the harsh things"</w:t>
       </w:r>
     </w:p>
@@ -10127,6 +11767,21 @@
           <w:b/>
           <w:lang w:val="en_US" w:bidi="en_US"/>
         </w:rPr>
+        <w:t>αὐτοῦ</w:t>
+      </w:r>
+    </w:p>
+    <w:p>
+      <w:pPr/>
+      <w:r>
+        <w:rPr>
+          <w:lang w:val="en_US" w:bidi="en_US"/>
+        </w:rPr>
+      </w:r>
+      <w:r>
+        <w:rPr>
+          <w:b/>
+          <w:lang w:val="en_US" w:bidi="en_US"/>
+        </w:rPr>
         <w:t>"him"</w:t>
       </w:r>
     </w:p>
@@ -10223,6 +11878,21 @@
           <w:b/>
           <w:lang w:val="en_US" w:bidi="en_US"/>
         </w:rPr>
+        <w:t>οὗτοί</w:t>
+      </w:r>
+    </w:p>
+    <w:p>
+      <w:pPr/>
+      <w:r>
+        <w:rPr>
+          <w:lang w:val="en_US" w:bidi="en_US"/>
+        </w:rPr>
+      </w:r>
+      <w:r>
+        <w:rPr>
+          <w:b/>
+          <w:lang w:val="en_US" w:bidi="en_US"/>
+        </w:rPr>
         <w:t>"These ones"</w:t>
       </w:r>
     </w:p>
@@ -10252,7 +11922,7 @@
         </w:rPr>
         <w:t xml:space="preserve"> refers to the false teachers that Jude first introduced in verse </w:t>
       </w:r>
-      <w:hyperlink r:id="rId15">
+      <w:hyperlink r:id="rId17">
         <w:r>
           <w:rPr>
             <w:lang w:val="en_US" w:bidi="en_US"/>
@@ -10337,6 +12007,21 @@
           <w:b/>
           <w:lang w:val="en_US" w:bidi="en_US"/>
         </w:rPr>
+        <w:t>εἰσιν γογγυσταί μεμψίμοιροι</w:t>
+      </w:r>
+    </w:p>
+    <w:p>
+      <w:pPr/>
+      <w:r>
+        <w:rPr>
+          <w:lang w:val="en_US" w:bidi="en_US"/>
+        </w:rPr>
+      </w:r>
+      <w:r>
+        <w:rPr>
+          <w:b/>
+          <w:lang w:val="en_US" w:bidi="en_US"/>
+        </w:rPr>
         <w:t>"are murmurers, complainers"</w:t>
       </w:r>
     </w:p>
@@ -10452,6 +12137,21 @@
           <w:b/>
           <w:lang w:val="en_US" w:bidi="en_US"/>
         </w:rPr>
+        <w:t>πορευόμενοι</w:t>
+      </w:r>
+    </w:p>
+    <w:p>
+      <w:pPr/>
+      <w:r>
+        <w:rPr>
+          <w:lang w:val="en_US" w:bidi="en_US"/>
+        </w:rPr>
+      </w:r>
+      <w:r>
+        <w:rPr>
+          <w:b/>
+          <w:lang w:val="en_US" w:bidi="en_US"/>
+        </w:rPr>
         <w:t>"going"</w:t>
       </w:r>
     </w:p>
@@ -10548,6 +12248,21 @@
           <w:b/>
           <w:lang w:val="en_US" w:bidi="en_US"/>
         </w:rPr>
+        <w:t>τὰς ἐπιθυμίας αὐτῶν</w:t>
+      </w:r>
+    </w:p>
+    <w:p>
+      <w:pPr/>
+      <w:r>
+        <w:rPr>
+          <w:lang w:val="en_US" w:bidi="en_US"/>
+        </w:rPr>
+      </w:r>
+      <w:r>
+        <w:rPr>
+          <w:b/>
+          <w:lang w:val="en_US" w:bidi="en_US"/>
+        </w:rPr>
         <w:t>"their lusts"</w:t>
       </w:r>
     </w:p>
@@ -10624,6 +12339,21 @@
           <w:b/>
           <w:lang w:val="en_US" w:bidi="en_US"/>
         </w:rPr>
+        <w:t>τὸ στόμα αὐτῶν λαλεῖ</w:t>
+      </w:r>
+    </w:p>
+    <w:p>
+      <w:pPr/>
+      <w:r>
+        <w:rPr>
+          <w:lang w:val="en_US" w:bidi="en_US"/>
+        </w:rPr>
+      </w:r>
+      <w:r>
+        <w:rPr>
+          <w:b/>
+          <w:lang w:val="en_US" w:bidi="en_US"/>
+        </w:rPr>
         <w:t>"their mouth speaks"</w:t>
       </w:r>
     </w:p>
@@ -10700,6 +12430,21 @@
           <w:b/>
           <w:lang w:val="en_US" w:bidi="en_US"/>
         </w:rPr>
+        <w:t>τὸ στόμα αὐτῶν λαλεῖ</w:t>
+      </w:r>
+    </w:p>
+    <w:p>
+      <w:pPr/>
+      <w:r>
+        <w:rPr>
+          <w:lang w:val="en_US" w:bidi="en_US"/>
+        </w:rPr>
+      </w:r>
+      <w:r>
+        <w:rPr>
+          <w:b/>
+          <w:lang w:val="en_US" w:bidi="en_US"/>
+        </w:rPr>
         <w:t>"their mouth speaks"</w:t>
       </w:r>
     </w:p>
@@ -10796,6 +12541,21 @@
           <w:b/>
           <w:lang w:val="en_US" w:bidi="en_US"/>
         </w:rPr>
+        <w:t>λαλεῖ ὑπέρογκα</w:t>
+      </w:r>
+    </w:p>
+    <w:p>
+      <w:pPr/>
+      <w:r>
+        <w:rPr>
+          <w:lang w:val="en_US" w:bidi="en_US"/>
+        </w:rPr>
+      </w:r>
+      <w:r>
+        <w:rPr>
+          <w:b/>
+          <w:lang w:val="en_US" w:bidi="en_US"/>
+        </w:rPr>
         <w:t>"speaks boastful things"</w:t>
       </w:r>
     </w:p>
@@ -10872,6 +12632,21 @@
           <w:b/>
           <w:lang w:val="en_US" w:bidi="en_US"/>
         </w:rPr>
+        <w:t>θαυμάζοντες πρόσωπα</w:t>
+      </w:r>
+    </w:p>
+    <w:p>
+      <w:pPr/>
+      <w:r>
+        <w:rPr>
+          <w:lang w:val="en_US" w:bidi="en_US"/>
+        </w:rPr>
+      </w:r>
+      <w:r>
+        <w:rPr>
+          <w:b/>
+          <w:lang w:val="en_US" w:bidi="en_US"/>
+        </w:rPr>
         <w:t>"admiring faces"</w:t>
       </w:r>
     </w:p>
@@ -10955,6 +12730,21 @@
           <w:b/>
           <w:lang w:val="en_US" w:bidi="en_US"/>
         </w:rPr>
+        <w:t>θαυμάζοντες πρόσωπα</w:t>
+      </w:r>
+    </w:p>
+    <w:p>
+      <w:pPr/>
+      <w:r>
+        <w:rPr>
+          <w:lang w:val="en_US" w:bidi="en_US"/>
+        </w:rPr>
+      </w:r>
+      <w:r>
+        <w:rPr>
+          <w:b/>
+          <w:lang w:val="en_US" w:bidi="en_US"/>
+        </w:rPr>
         <w:t>"admiring faces"</w:t>
       </w:r>
     </w:p>
@@ -11051,6 +12841,21 @@
           <w:b/>
           <w:lang w:val="en_US" w:bidi="en_US"/>
         </w:rPr>
+        <w:t>ἀγαπητοί</w:t>
+      </w:r>
+    </w:p>
+    <w:p>
+      <w:pPr/>
+      <w:r>
+        <w:rPr>
+          <w:lang w:val="en_US" w:bidi="en_US"/>
+        </w:rPr>
+      </w:r>
+      <w:r>
+        <w:rPr>
+          <w:b/>
+          <w:lang w:val="en_US" w:bidi="en_US"/>
+        </w:rPr>
         <w:t>"beloved ones"</w:t>
       </w:r>
     </w:p>
@@ -11080,7 +12885,7 @@
         </w:rPr>
         <w:t xml:space="preserve"> refers to those whom Jude is writing to, which can be extended to all believers. If it would be helpful in your language, you could state this term explicitly. See how you translated this in verse </w:t>
       </w:r>
-      <w:hyperlink r:id="rId17">
+      <w:hyperlink r:id="rId19">
         <w:r>
           <w:rPr>
             <w:lang w:val="en_US" w:bidi="en_US"/>
@@ -11165,6 +12970,21 @@
           <w:b/>
           <w:lang w:val="en_US" w:bidi="en_US"/>
         </w:rPr>
+        <w:t>τῶν ῥημάτων</w:t>
+      </w:r>
+    </w:p>
+    <w:p>
+      <w:pPr/>
+      <w:r>
+        <w:rPr>
+          <w:lang w:val="en_US" w:bidi="en_US"/>
+        </w:rPr>
+      </w:r>
+      <w:r>
+        <w:rPr>
+          <w:b/>
+          <w:lang w:val="en_US" w:bidi="en_US"/>
+        </w:rPr>
         <w:t>"the words"</w:t>
       </w:r>
     </w:p>
@@ -11261,6 +13081,21 @@
           <w:b/>
           <w:lang w:val="en_US" w:bidi="en_US"/>
         </w:rPr>
+        <w:t>τοῦ Κυρίου ἡμῶν</w:t>
+      </w:r>
+    </w:p>
+    <w:p>
+      <w:pPr/>
+      <w:r>
+        <w:rPr>
+          <w:lang w:val="en_US" w:bidi="en_US"/>
+        </w:rPr>
+      </w:r>
+      <w:r>
+        <w:rPr>
+          <w:b/>
+          <w:lang w:val="en_US" w:bidi="en_US"/>
+        </w:rPr>
         <w:t>"of our Lord"</w:t>
       </w:r>
     </w:p>
@@ -11357,6 +13192,21 @@
           <w:b/>
           <w:lang w:val="en_US" w:bidi="en_US"/>
         </w:rPr>
+        <w:t>ἡμῶν</w:t>
+      </w:r>
+    </w:p>
+    <w:p>
+      <w:pPr/>
+      <w:r>
+        <w:rPr>
+          <w:lang w:val="en_US" w:bidi="en_US"/>
+        </w:rPr>
+      </w:r>
+      <w:r>
+        <w:rPr>
+          <w:b/>
+          <w:lang w:val="en_US" w:bidi="en_US"/>
+        </w:rPr>
         <w:t>"our"</w:t>
       </w:r>
     </w:p>
@@ -11453,6 +13303,21 @@
           <w:b/>
           <w:lang w:val="en_US" w:bidi="en_US"/>
         </w:rPr>
+        <w:t>ὅτι ἔλεγον ὑμῖν</w:t>
+      </w:r>
+    </w:p>
+    <w:p>
+      <w:pPr/>
+      <w:r>
+        <w:rPr>
+          <w:lang w:val="en_US" w:bidi="en_US"/>
+        </w:rPr>
+      </w:r>
+      <w:r>
+        <w:rPr>
+          <w:b/>
+          <w:lang w:val="en_US" w:bidi="en_US"/>
+        </w:rPr>
         <w:t>"that they said to you"</w:t>
       </w:r>
     </w:p>
@@ -11516,6 +13381,21 @@
           <w:b/>
           <w:lang w:val="en_US" w:bidi="en_US"/>
         </w:rPr>
+        <w:t>ἐσχάτου χρόνου</w:t>
+      </w:r>
+    </w:p>
+    <w:p>
+      <w:pPr/>
+      <w:r>
+        <w:rPr>
+          <w:lang w:val="en_US" w:bidi="en_US"/>
+        </w:rPr>
+      </w:r>
+      <w:r>
+        <w:rPr>
+          <w:b/>
+          <w:lang w:val="en_US" w:bidi="en_US"/>
+        </w:rPr>
         <w:t>"the last time"</w:t>
       </w:r>
     </w:p>
@@ -11612,6 +13492,21 @@
           <w:b/>
           <w:lang w:val="en_US" w:bidi="en_US"/>
         </w:rPr>
+        <w:t>πορευόμενοι</w:t>
+      </w:r>
+    </w:p>
+    <w:p>
+      <w:pPr/>
+      <w:r>
+        <w:rPr>
+          <w:lang w:val="en_US" w:bidi="en_US"/>
+        </w:rPr>
+      </w:r>
+      <w:r>
+        <w:rPr>
+          <w:b/>
+          <w:lang w:val="en_US" w:bidi="en_US"/>
+        </w:rPr>
         <w:t>"going"</w:t>
       </w:r>
     </w:p>
@@ -11708,6 +13603,21 @@
           <w:b/>
           <w:lang w:val="en_US" w:bidi="en_US"/>
         </w:rPr>
+        <w:t>κατὰ τὰς ἑαυτῶν ἐπιθυμίας &amp; τῶν ἀσεβειῶν</w:t>
+      </w:r>
+    </w:p>
+    <w:p>
+      <w:pPr/>
+      <w:r>
+        <w:rPr>
+          <w:lang w:val="en_US" w:bidi="en_US"/>
+        </w:rPr>
+      </w:r>
+      <w:r>
+        <w:rPr>
+          <w:b/>
+          <w:lang w:val="en_US" w:bidi="en_US"/>
+        </w:rPr>
         <w:t>"according to their own lusts of ungodliness"</w:t>
       </w:r>
     </w:p>
@@ -11784,6 +13694,21 @@
           <w:b/>
           <w:lang w:val="en_US" w:bidi="en_US"/>
         </w:rPr>
+        <w:t>οὗτοί</w:t>
+      </w:r>
+    </w:p>
+    <w:p>
+      <w:pPr/>
+      <w:r>
+        <w:rPr>
+          <w:lang w:val="en_US" w:bidi="en_US"/>
+        </w:rPr>
+      </w:r>
+      <w:r>
+        <w:rPr>
+          <w:b/>
+          <w:lang w:val="en_US" w:bidi="en_US"/>
+        </w:rPr>
         <w:t>"These"</w:t>
       </w:r>
     </w:p>
@@ -11880,6 +13805,21 @@
           <w:b/>
           <w:lang w:val="en_US" w:bidi="en_US"/>
         </w:rPr>
+        <w:t>οἱ ἀποδιορίζοντες</w:t>
+      </w:r>
+    </w:p>
+    <w:p>
+      <w:pPr/>
+      <w:r>
+        <w:rPr>
+          <w:lang w:val="en_US" w:bidi="en_US"/>
+        </w:rPr>
+      </w:r>
+      <w:r>
+        <w:rPr>
+          <w:b/>
+          <w:lang w:val="en_US" w:bidi="en_US"/>
+        </w:rPr>
         <w:t>"the ones causing divisions"</w:t>
       </w:r>
     </w:p>
@@ -11976,6 +13916,21 @@
           <w:b/>
           <w:lang w:val="en_US" w:bidi="en_US"/>
         </w:rPr>
+        <w:t>Πνεῦμα</w:t>
+      </w:r>
+    </w:p>
+    <w:p>
+      <w:pPr/>
+      <w:r>
+        <w:rPr>
+          <w:lang w:val="en_US" w:bidi="en_US"/>
+        </w:rPr>
+      </w:r>
+      <w:r>
+        <w:rPr>
+          <w:b/>
+          <w:lang w:val="en_US" w:bidi="en_US"/>
+        </w:rPr>
         <w:t>"the Spirit"</w:t>
       </w:r>
     </w:p>
@@ -12072,6 +14027,21 @@
           <w:b/>
           <w:lang w:val="en_US" w:bidi="en_US"/>
         </w:rPr>
+        <w:t>ψυχικοί</w:t>
+      </w:r>
+    </w:p>
+    <w:p>
+      <w:pPr/>
+      <w:r>
+        <w:rPr>
+          <w:lang w:val="en_US" w:bidi="en_US"/>
+        </w:rPr>
+      </w:r>
+      <w:r>
+        <w:rPr>
+          <w:b/>
+          <w:lang w:val="en_US" w:bidi="en_US"/>
+        </w:rPr>
         <w:t>"soulish"</w:t>
       </w:r>
     </w:p>
@@ -12168,6 +14138,21 @@
           <w:b/>
           <w:lang w:val="en_US" w:bidi="en_US"/>
         </w:rPr>
+        <w:t>Πνεῦμα μὴ ἔχοντες</w:t>
+      </w:r>
+    </w:p>
+    <w:p>
+      <w:pPr/>
+      <w:r>
+        <w:rPr>
+          <w:lang w:val="en_US" w:bidi="en_US"/>
+        </w:rPr>
+      </w:r>
+      <w:r>
+        <w:rPr>
+          <w:b/>
+          <w:lang w:val="en_US" w:bidi="en_US"/>
+        </w:rPr>
         <w:t>"not having the Spirit"</w:t>
       </w:r>
     </w:p>
@@ -12264,6 +14249,21 @@
           <w:b/>
           <w:lang w:val="en_US" w:bidi="en_US"/>
         </w:rPr>
+        <w:t>ἀγαπητοί</w:t>
+      </w:r>
+    </w:p>
+    <w:p>
+      <w:pPr/>
+      <w:r>
+        <w:rPr>
+          <w:lang w:val="en_US" w:bidi="en_US"/>
+        </w:rPr>
+      </w:r>
+      <w:r>
+        <w:rPr>
+          <w:b/>
+          <w:lang w:val="en_US" w:bidi="en_US"/>
+        </w:rPr>
         <w:t>"beloved ones"</w:t>
       </w:r>
     </w:p>
@@ -12293,7 +14293,7 @@
         </w:rPr>
         <w:t xml:space="preserve"> refers to those to whom Jude is writing, which can be extended to all believers. If it would be helpful in your language, you could express this explicitly. See how you translated this in verse </w:t>
       </w:r>
-      <w:hyperlink r:id="rId17">
+      <w:hyperlink r:id="rId19">
         <w:r>
           <w:rPr>
             <w:lang w:val="en_US" w:bidi="en_US"/>
@@ -12378,6 +14378,21 @@
           <w:b/>
           <w:lang w:val="en_US" w:bidi="en_US"/>
         </w:rPr>
+        <w:t>ἐποικοδομοῦντες ἑαυτοὺς τῇ ἁγιωτάτῃ ὑμῶν πίστει</w:t>
+      </w:r>
+    </w:p>
+    <w:p>
+      <w:pPr/>
+      <w:r>
+        <w:rPr>
+          <w:lang w:val="en_US" w:bidi="en_US"/>
+        </w:rPr>
+      </w:r>
+      <w:r>
+        <w:rPr>
+          <w:b/>
+          <w:lang w:val="en_US" w:bidi="en_US"/>
+        </w:rPr>
         <w:t>"building yourselves up in your most holy faith"</w:t>
       </w:r>
     </w:p>
@@ -12461,6 +14476,21 @@
           <w:b/>
           <w:lang w:val="en_US" w:bidi="en_US"/>
         </w:rPr>
+        <w:t>ἐποικοδομοῦντες ἑαυτοὺς</w:t>
+      </w:r>
+    </w:p>
+    <w:p>
+      <w:pPr/>
+      <w:r>
+        <w:rPr>
+          <w:lang w:val="en_US" w:bidi="en_US"/>
+        </w:rPr>
+      </w:r>
+      <w:r>
+        <w:rPr>
+          <w:b/>
+          <w:lang w:val="en_US" w:bidi="en_US"/>
+        </w:rPr>
         <w:t>"building yourselves up"</w:t>
       </w:r>
     </w:p>
@@ -12524,6 +14554,21 @@
           <w:b/>
           <w:lang w:val="en_US" w:bidi="en_US"/>
         </w:rPr>
+        <w:t>τῇ ἁγιωτάτῃ ὑμῶν πίστει</w:t>
+      </w:r>
+    </w:p>
+    <w:p>
+      <w:pPr/>
+      <w:r>
+        <w:rPr>
+          <w:lang w:val="en_US" w:bidi="en_US"/>
+        </w:rPr>
+      </w:r>
+      <w:r>
+        <w:rPr>
+          <w:b/>
+          <w:lang w:val="en_US" w:bidi="en_US"/>
+        </w:rPr>
         <w:t>"in your most holy faith"</w:t>
       </w:r>
     </w:p>
@@ -12620,6 +14665,21 @@
           <w:b/>
           <w:lang w:val="en_US" w:bidi="en_US"/>
         </w:rPr>
+        <w:t>ἐν Πνεύματι Ἁγίῳ προσευχόμενοι</w:t>
+      </w:r>
+    </w:p>
+    <w:p>
+      <w:pPr/>
+      <w:r>
+        <w:rPr>
+          <w:lang w:val="en_US" w:bidi="en_US"/>
+        </w:rPr>
+      </w:r>
+      <w:r>
+        <w:rPr>
+          <w:b/>
+          <w:lang w:val="en_US" w:bidi="en_US"/>
+        </w:rPr>
         <w:t>"praying in the Holy Spirit"</w:t>
       </w:r>
     </w:p>
@@ -12683,6 +14743,21 @@
           <w:b/>
           <w:lang w:val="en_US" w:bidi="en_US"/>
         </w:rPr>
+        <w:t>ἑαυτοὺς ἐν ἀγάπῃ Θεοῦ τηρήσατε</w:t>
+      </w:r>
+    </w:p>
+    <w:p>
+      <w:pPr/>
+      <w:r>
+        <w:rPr>
+          <w:lang w:val="en_US" w:bidi="en_US"/>
+        </w:rPr>
+      </w:r>
+      <w:r>
+        <w:rPr>
+          <w:b/>
+          <w:lang w:val="en_US" w:bidi="en_US"/>
+        </w:rPr>
         <w:t>"keep yourselves in the love of God"</w:t>
       </w:r>
     </w:p>
@@ -12766,6 +14841,21 @@
           <w:b/>
           <w:lang w:val="en_US" w:bidi="en_US"/>
         </w:rPr>
+        <w:t>ἑαυτοὺς ἐν ἀγάπῃ Θεοῦ τηρήσατε</w:t>
+      </w:r>
+    </w:p>
+    <w:p>
+      <w:pPr/>
+      <w:r>
+        <w:rPr>
+          <w:lang w:val="en_US" w:bidi="en_US"/>
+        </w:rPr>
+      </w:r>
+      <w:r>
+        <w:rPr>
+          <w:b/>
+          <w:lang w:val="en_US" w:bidi="en_US"/>
+        </w:rPr>
         <w:t>"keep yourselves in the love of God"</w:t>
       </w:r>
     </w:p>
@@ -12862,6 +14952,21 @@
           <w:b/>
           <w:lang w:val="en_US" w:bidi="en_US"/>
         </w:rPr>
+        <w:t>προσδεχόμενοι τὸ ἔλεος τοῦ Κυρίου ἡμῶν</w:t>
+      </w:r>
+    </w:p>
+    <w:p>
+      <w:pPr/>
+      <w:r>
+        <w:rPr>
+          <w:lang w:val="en_US" w:bidi="en_US"/>
+        </w:rPr>
+      </w:r>
+      <w:r>
+        <w:rPr>
+          <w:b/>
+          <w:lang w:val="en_US" w:bidi="en_US"/>
+        </w:rPr>
         <w:t>"waiting for the mercy of our Lord"</w:t>
       </w:r>
     </w:p>
@@ -12925,6 +15030,21 @@
           <w:b/>
           <w:lang w:val="en_US" w:bidi="en_US"/>
         </w:rPr>
+        <w:t>τὸ ἔλεος τοῦ Κυρίου ἡμῶν, Ἰησοῦ Χριστοῦ</w:t>
+      </w:r>
+    </w:p>
+    <w:p>
+      <w:pPr/>
+      <w:r>
+        <w:rPr>
+          <w:lang w:val="en_US" w:bidi="en_US"/>
+        </w:rPr>
+      </w:r>
+      <w:r>
+        <w:rPr>
+          <w:b/>
+          <w:lang w:val="en_US" w:bidi="en_US"/>
+        </w:rPr>
         <w:t>"the mercy of our Lord Jesus Christ"</w:t>
       </w:r>
     </w:p>
@@ -13021,6 +15141,21 @@
           <w:b/>
           <w:lang w:val="en_US" w:bidi="en_US"/>
         </w:rPr>
+        <w:t>τοῦ Κυρίου ἡμῶν</w:t>
+      </w:r>
+    </w:p>
+    <w:p>
+      <w:pPr/>
+      <w:r>
+        <w:rPr>
+          <w:lang w:val="en_US" w:bidi="en_US"/>
+        </w:rPr>
+      </w:r>
+      <w:r>
+        <w:rPr>
+          <w:b/>
+          <w:lang w:val="en_US" w:bidi="en_US"/>
+        </w:rPr>
         <w:t>"of our Lord"</w:t>
       </w:r>
     </w:p>
@@ -13050,7 +15185,7 @@
         </w:rPr>
         <w:t xml:space="preserve"> means “the person who is lord over us” or “the person who rules over us.” See how you translated this expression in verse </w:t>
       </w:r>
-      <w:hyperlink r:id="rId18">
+      <w:hyperlink r:id="rId20">
         <w:r>
           <w:rPr>
             <w:lang w:val="en_US" w:bidi="en_US"/>
@@ -13135,6 +15270,21 @@
           <w:b/>
           <w:lang w:val="en_US" w:bidi="en_US"/>
         </w:rPr>
+        <w:t>ἡμῶν</w:t>
+      </w:r>
+    </w:p>
+    <w:p>
+      <w:pPr/>
+      <w:r>
+        <w:rPr>
+          <w:lang w:val="en_US" w:bidi="en_US"/>
+        </w:rPr>
+      </w:r>
+      <w:r>
+        <w:rPr>
+          <w:b/>
+          <w:lang w:val="en_US" w:bidi="en_US"/>
+        </w:rPr>
         <w:t>"our"</w:t>
       </w:r>
     </w:p>
@@ -13231,6 +15381,21 @@
           <w:b/>
           <w:lang w:val="en_US" w:bidi="en_US"/>
         </w:rPr>
+        <w:t>τὸ ἔλεος τοῦ Κυρίου ἡμῶν, Ἰησοῦ Χριστοῦ, εἰς ζωὴν αἰώνιον</w:t>
+      </w:r>
+    </w:p>
+    <w:p>
+      <w:pPr/>
+      <w:r>
+        <w:rPr>
+          <w:lang w:val="en_US" w:bidi="en_US"/>
+        </w:rPr>
+      </w:r>
+      <w:r>
+        <w:rPr>
+          <w:b/>
+          <w:lang w:val="en_US" w:bidi="en_US"/>
+        </w:rPr>
         <w:t>"the mercy of our Lord Jesus Christ to eternal life"</w:t>
       </w:r>
     </w:p>
@@ -13340,6 +15505,21 @@
           <w:b/>
           <w:lang w:val="en_US" w:bidi="en_US"/>
         </w:rPr>
+        <w:t>ἐλεᾶτε</w:t>
+      </w:r>
+    </w:p>
+    <w:p>
+      <w:pPr/>
+      <w:r>
+        <w:rPr>
+          <w:lang w:val="en_US" w:bidi="en_US"/>
+        </w:rPr>
+      </w:r>
+      <w:r>
+        <w:rPr>
+          <w:b/>
+          <w:lang w:val="en_US" w:bidi="en_US"/>
+        </w:rPr>
         <w:t>"have mercy on"</w:t>
       </w:r>
     </w:p>
@@ -13512,6 +15692,21 @@
           <w:b/>
           <w:lang w:val="en_US" w:bidi="en_US"/>
         </w:rPr>
+        <w:t>ἐκ πυρὸς ἁρπάζοντες</w:t>
+      </w:r>
+    </w:p>
+    <w:p>
+      <w:pPr/>
+      <w:r>
+        <w:rPr>
+          <w:lang w:val="en_US" w:bidi="en_US"/>
+        </w:rPr>
+      </w:r>
+      <w:r>
+        <w:rPr>
+          <w:b/>
+          <w:lang w:val="en_US" w:bidi="en_US"/>
+        </w:rPr>
         <w:t>"snatching from fire"</w:t>
       </w:r>
     </w:p>
@@ -13575,6 +15770,21 @@
           <w:b/>
           <w:lang w:val="en_US" w:bidi="en_US"/>
         </w:rPr>
+        <w:t>ἐκ πυρὸς ἁρπάζοντες</w:t>
+      </w:r>
+    </w:p>
+    <w:p>
+      <w:pPr/>
+      <w:r>
+        <w:rPr>
+          <w:lang w:val="en_US" w:bidi="en_US"/>
+        </w:rPr>
+      </w:r>
+      <w:r>
+        <w:rPr>
+          <w:b/>
+          <w:lang w:val="en_US" w:bidi="en_US"/>
+        </w:rPr>
         <w:t>"snatching from fire"</w:t>
       </w:r>
     </w:p>
@@ -13671,6 +15881,21 @@
           <w:b/>
           <w:lang w:val="en_US" w:bidi="en_US"/>
         </w:rPr>
+        <w:t>ἐλεᾶτε</w:t>
+      </w:r>
+    </w:p>
+    <w:p>
+      <w:pPr/>
+      <w:r>
+        <w:rPr>
+          <w:lang w:val="en_US" w:bidi="en_US"/>
+        </w:rPr>
+      </w:r>
+      <w:r>
+        <w:rPr>
+          <w:b/>
+          <w:lang w:val="en_US" w:bidi="en_US"/>
+        </w:rPr>
         <w:t>"have mercy on"</w:t>
       </w:r>
     </w:p>
@@ -13830,6 +16055,21 @@
           <w:b/>
           <w:lang w:val="en_US" w:bidi="en_US"/>
         </w:rPr>
+        <w:t>μισοῦντες καὶ τὸν ἀπὸ τῆς σαρκὸς ἐσπιλωμένον χιτῶνα</w:t>
+      </w:r>
+    </w:p>
+    <w:p>
+      <w:pPr/>
+      <w:r>
+        <w:rPr>
+          <w:lang w:val="en_US" w:bidi="en_US"/>
+        </w:rPr>
+      </w:r>
+      <w:r>
+        <w:rPr>
+          <w:b/>
+          <w:lang w:val="en_US" w:bidi="en_US"/>
+        </w:rPr>
         <w:t>"hating even the garment having been defiled by the flesh"</w:t>
       </w:r>
     </w:p>
@@ -13913,6 +16153,21 @@
           <w:b/>
           <w:lang w:val="en_US" w:bidi="en_US"/>
         </w:rPr>
+        <w:t>τῆς σαρκὸς</w:t>
+      </w:r>
+    </w:p>
+    <w:p>
+      <w:pPr/>
+      <w:r>
+        <w:rPr>
+          <w:lang w:val="en_US" w:bidi="en_US"/>
+        </w:rPr>
+      </w:r>
+      <w:r>
+        <w:rPr>
+          <w:b/>
+          <w:lang w:val="en_US" w:bidi="en_US"/>
+        </w:rPr>
         <w:t>"the flesh"</w:t>
       </w:r>
     </w:p>
@@ -14009,6 +16264,21 @@
           <w:b/>
           <w:lang w:val="en_US" w:bidi="en_US"/>
         </w:rPr>
+        <w:t>τῷ δὲ δυναμένῳ φυλάξαι</w:t>
+      </w:r>
+    </w:p>
+    <w:p>
+      <w:pPr/>
+      <w:r>
+        <w:rPr>
+          <w:lang w:val="en_US" w:bidi="en_US"/>
+        </w:rPr>
+      </w:r>
+      <w:r>
+        <w:rPr>
+          <w:b/>
+          <w:lang w:val="en_US" w:bidi="en_US"/>
+        </w:rPr>
         <w:t>"Now to the one being able to keep"</w:t>
       </w:r>
     </w:p>
@@ -14105,6 +16375,21 @@
           <w:b/>
           <w:lang w:val="en_US" w:bidi="en_US"/>
         </w:rPr>
+        <w:t>φυλάξαι ὑμᾶς ἀπταίστους</w:t>
+      </w:r>
+    </w:p>
+    <w:p>
+      <w:pPr/>
+      <w:r>
+        <w:rPr>
+          <w:lang w:val="en_US" w:bidi="en_US"/>
+        </w:rPr>
+      </w:r>
+      <w:r>
+        <w:rPr>
+          <w:b/>
+          <w:lang w:val="en_US" w:bidi="en_US"/>
+        </w:rPr>
         <w:t>"to keep you without stumbling"</w:t>
       </w:r>
     </w:p>
@@ -14201,6 +16486,21 @@
           <w:b/>
           <w:lang w:val="en_US" w:bidi="en_US"/>
         </w:rPr>
+        <w:t>τῆς δόξης αὐτοῦ</w:t>
+      </w:r>
+    </w:p>
+    <w:p>
+      <w:pPr/>
+      <w:r>
+        <w:rPr>
+          <w:lang w:val="en_US" w:bidi="en_US"/>
+        </w:rPr>
+      </w:r>
+      <w:r>
+        <w:rPr>
+          <w:b/>
+          <w:lang w:val="en_US" w:bidi="en_US"/>
+        </w:rPr>
         <w:t>"his glory"</w:t>
       </w:r>
     </w:p>
@@ -14360,6 +16660,21 @@
           <w:b/>
           <w:lang w:val="en_US" w:bidi="en_US"/>
         </w:rPr>
+        <w:t>μόνῳ Θεῷ Σωτῆρι ἡμῶν</w:t>
+      </w:r>
+    </w:p>
+    <w:p>
+      <w:pPr/>
+      <w:r>
+        <w:rPr>
+          <w:lang w:val="en_US" w:bidi="en_US"/>
+        </w:rPr>
+      </w:r>
+      <w:r>
+        <w:rPr>
+          <w:b/>
+          <w:lang w:val="en_US" w:bidi="en_US"/>
+        </w:rPr>
         <w:t>"to the only God our Savior"</w:t>
       </w:r>
     </w:p>
@@ -14436,6 +16751,21 @@
           <w:b/>
           <w:lang w:val="en_US" w:bidi="en_US"/>
         </w:rPr>
+        <w:t>Σωτῆρι ἡμῶν</w:t>
+      </w:r>
+    </w:p>
+    <w:p>
+      <w:pPr/>
+      <w:r>
+        <w:rPr>
+          <w:lang w:val="en_US" w:bidi="en_US"/>
+        </w:rPr>
+      </w:r>
+      <w:r>
+        <w:rPr>
+          <w:b/>
+          <w:lang w:val="en_US" w:bidi="en_US"/>
+        </w:rPr>
         <w:t>"our Savior"</w:t>
       </w:r>
     </w:p>
@@ -14532,6 +16862,21 @@
           <w:b/>
           <w:lang w:val="en_US" w:bidi="en_US"/>
         </w:rPr>
+        <w:t>τοῦ Κυρίου ἡμῶν,</w:t>
+      </w:r>
+    </w:p>
+    <w:p>
+      <w:pPr/>
+      <w:r>
+        <w:rPr>
+          <w:lang w:val="en_US" w:bidi="en_US"/>
+        </w:rPr>
+      </w:r>
+      <w:r>
+        <w:rPr>
+          <w:b/>
+          <w:lang w:val="en_US" w:bidi="en_US"/>
+        </w:rPr>
         <w:t>"our Lord"</w:t>
       </w:r>
     </w:p>
@@ -14628,6 +16973,21 @@
           <w:b/>
           <w:lang w:val="en_US" w:bidi="en_US"/>
         </w:rPr>
+        <w:t>μόνῳ Θεῷ &amp; δόξα, μεγαλωσύνη, κράτος, καὶ ἐξουσία</w:t>
+      </w:r>
+    </w:p>
+    <w:p>
+      <w:pPr/>
+      <w:r>
+        <w:rPr>
+          <w:lang w:val="en_US" w:bidi="en_US"/>
+        </w:rPr>
+      </w:r>
+      <w:r>
+        <w:rPr>
+          <w:b/>
+          <w:lang w:val="en_US" w:bidi="en_US"/>
+        </w:rPr>
         <w:t>"to the only God"</w:t>
       </w:r>
       <w:r>
@@ -14750,6 +17110,21 @@
           <w:b/>
           <w:lang w:val="en_US" w:bidi="en_US"/>
         </w:rPr>
+        <w:t>πρὸ παντὸς τοῦ αἰῶνος</w:t>
+      </w:r>
+    </w:p>
+    <w:p>
+      <w:pPr/>
+      <w:r>
+        <w:rPr>
+          <w:lang w:val="en_US" w:bidi="en_US"/>
+        </w:rPr>
+      </w:r>
+      <w:r>
+        <w:rPr>
+          <w:b/>
+          <w:lang w:val="en_US" w:bidi="en_US"/>
+        </w:rPr>
         <w:t>"before all the age"</w:t>
       </w:r>
     </w:p>
@@ -14819,6 +17194,21 @@
         <w:rPr>
           <w:lang w:val="en_US" w:bidi="en_US"/>
         </w:rPr>
+      </w:r>
+    </w:p>
+    <w:p>
+      <w:pPr/>
+      <w:r>
+        <w:rPr>
+          <w:lang w:val="en_US" w:bidi="en_US"/>
+        </w:rPr>
+      </w:r>
+      <w:r>
+        <w:rPr>
+          <w:b/>
+          <w:lang w:val="en_US" w:bidi="en_US"/>
+        </w:rPr>
+        <w:t>εἰς πάντας τοὺς αἰῶνας</w:t>
       </w:r>
     </w:p>
     <w:p>

--- a/eng/docx/65.content.docx
+++ b/eng/docx/65.content.docx
@@ -230,6 +230,21 @@
           <w:b/>
           <w:lang w:val="en_US" w:bidi="en_US"/>
         </w:rPr>
+        <w:t>Ἰούδας</w:t>
+      </w:r>
+    </w:p>
+    <w:p>
+      <w:pPr/>
+      <w:r>
+        <w:rPr>
+          <w:lang w:val="en_US" w:bidi="en_US"/>
+        </w:rPr>
+      </w:r>
+      <w:r>
+        <w:rPr>
+          <w:b/>
+          <w:lang w:val="en_US" w:bidi="en_US"/>
+        </w:rPr>
         <w:t>"Jude"</w:t>
       </w:r>
     </w:p>
@@ -313,6 +328,21 @@
           <w:b/>
           <w:lang w:val="en_US" w:bidi="en_US"/>
         </w:rPr>
+        <w:t>Ἰούδας</w:t>
+      </w:r>
+    </w:p>
+    <w:p>
+      <w:pPr/>
+      <w:r>
+        <w:rPr>
+          <w:lang w:val="en_US" w:bidi="en_US"/>
+        </w:rPr>
+      </w:r>
+      <w:r>
+        <w:rPr>
+          <w:b/>
+          <w:lang w:val="en_US" w:bidi="en_US"/>
+        </w:rPr>
         <w:t>"Jude"</w:t>
       </w:r>
     </w:p>
@@ -403,6 +433,21 @@
           <w:b/>
           <w:lang w:val="en_US" w:bidi="en_US"/>
         </w:rPr>
+        <w:t>Ἰησοῦ Χριστοῦ δοῦλος, ἀδελφὸς δὲ Ἰακώβου</w:t>
+      </w:r>
+    </w:p>
+    <w:p>
+      <w:pPr/>
+      <w:r>
+        <w:rPr>
+          <w:lang w:val="en_US" w:bidi="en_US"/>
+        </w:rPr>
+      </w:r>
+      <w:r>
+        <w:rPr>
+          <w:b/>
+          <w:lang w:val="en_US" w:bidi="en_US"/>
+        </w:rPr>
         <w:t>"a servant of Jesus Christ and a brother of James"</w:t>
       </w:r>
     </w:p>
@@ -512,6 +557,21 @@
           <w:b/>
           <w:lang w:val="en_US" w:bidi="en_US"/>
         </w:rPr>
+        <w:t>ἀδελφὸς &amp; Ἰακώβου</w:t>
+      </w:r>
+    </w:p>
+    <w:p>
+      <w:pPr/>
+      <w:r>
+        <w:rPr>
+          <w:lang w:val="en_US" w:bidi="en_US"/>
+        </w:rPr>
+      </w:r>
+      <w:r>
+        <w:rPr>
+          <w:b/>
+          <w:lang w:val="en_US" w:bidi="en_US"/>
+        </w:rPr>
         <w:t>"a brother of James"</w:t>
       </w:r>
     </w:p>
@@ -602,6 +662,21 @@
           <w:b/>
           <w:lang w:val="en_US" w:bidi="en_US"/>
         </w:rPr>
+        <w:t>τοῖς</w:t>
+      </w:r>
+    </w:p>
+    <w:p>
+      <w:pPr/>
+      <w:r>
+        <w:rPr>
+          <w:lang w:val="en_US" w:bidi="en_US"/>
+        </w:rPr>
+      </w:r>
+      <w:r>
+        <w:rPr>
+          <w:b/>
+          <w:lang w:val="en_US" w:bidi="en_US"/>
+        </w:rPr>
         <w:t>"to the ones"</w:t>
       </w:r>
     </w:p>
@@ -685,6 +760,21 @@
           <w:b/>
           <w:lang w:val="en_US" w:bidi="en_US"/>
         </w:rPr>
+        <w:t>κλητοῖς</w:t>
+      </w:r>
+    </w:p>
+    <w:p>
+      <w:pPr/>
+      <w:r>
+        <w:rPr>
+          <w:lang w:val="en_US" w:bidi="en_US"/>
+        </w:rPr>
+      </w:r>
+      <w:r>
+        <w:rPr>
+          <w:b/>
+          <w:lang w:val="en_US" w:bidi="en_US"/>
+        </w:rPr>
         <w:t>"and} called"</w:t>
       </w:r>
     </w:p>
@@ -781,6 +871,21 @@
           <w:b/>
           <w:lang w:val="en_US" w:bidi="en_US"/>
         </w:rPr>
+        <w:t>ἐν Θεῷ Πατρὶ ἠγαπημένοις</w:t>
+      </w:r>
+    </w:p>
+    <w:p>
+      <w:pPr/>
+      <w:r>
+        <w:rPr>
+          <w:lang w:val="en_US" w:bidi="en_US"/>
+        </w:rPr>
+      </w:r>
+      <w:r>
+        <w:rPr>
+          <w:b/>
+          <w:lang w:val="en_US" w:bidi="en_US"/>
+        </w:rPr>
         <w:t>"loved in God the Father"</w:t>
       </w:r>
     </w:p>
@@ -864,6 +969,21 @@
           <w:b/>
           <w:lang w:val="en_US" w:bidi="en_US"/>
         </w:rPr>
+        <w:t>Θεῷ Πατρὶ</w:t>
+      </w:r>
+    </w:p>
+    <w:p>
+      <w:pPr/>
+      <w:r>
+        <w:rPr>
+          <w:lang w:val="en_US" w:bidi="en_US"/>
+        </w:rPr>
+      </w:r>
+      <w:r>
+        <w:rPr>
+          <w:b/>
+          <w:lang w:val="en_US" w:bidi="en_US"/>
+        </w:rPr>
         <w:t>"God the Father"</w:t>
       </w:r>
     </w:p>
@@ -954,6 +1074,21 @@
           <w:b/>
           <w:lang w:val="en_US" w:bidi="en_US"/>
         </w:rPr>
+        <w:t>Ἰησοῦ Χριστῷ τετηρημένοις κλητοῖς</w:t>
+      </w:r>
+    </w:p>
+    <w:p>
+      <w:pPr/>
+      <w:r>
+        <w:rPr>
+          <w:lang w:val="en_US" w:bidi="en_US"/>
+        </w:rPr>
+      </w:r>
+      <w:r>
+        <w:rPr>
+          <w:b/>
+          <w:lang w:val="en_US" w:bidi="en_US"/>
+        </w:rPr>
         <w:t>"kept {and} called in Jesus Christ"</w:t>
       </w:r>
     </w:p>
@@ -1050,6 +1185,21 @@
           <w:b/>
           <w:lang w:val="en_US" w:bidi="en_US"/>
         </w:rPr>
+        <w:t>ἔλεος ὑμῖν, καὶ εἰρήνη, καὶ ἀγάπη πληθυνθείη.</w:t>
+      </w:r>
+    </w:p>
+    <w:p>
+      <w:pPr/>
+      <w:r>
+        <w:rPr>
+          <w:lang w:val="en_US" w:bidi="en_US"/>
+        </w:rPr>
+      </w:r>
+      <w:r>
+        <w:rPr>
+          <w:b/>
+          <w:lang w:val="en_US" w:bidi="en_US"/>
+        </w:rPr>
         <w:t>"May mercy and peace and love be multiplied to you"</w:t>
       </w:r>
     </w:p>
@@ -1133,6 +1283,21 @@
           <w:b/>
           <w:lang w:val="en_US" w:bidi="en_US"/>
         </w:rPr>
+        <w:t>ἔλεος ὑμῖν, καὶ εἰρήνη, καὶ ἀγάπη πληθυνθείη</w:t>
+      </w:r>
+    </w:p>
+    <w:p>
+      <w:pPr/>
+      <w:r>
+        <w:rPr>
+          <w:lang w:val="en_US" w:bidi="en_US"/>
+        </w:rPr>
+      </w:r>
+      <w:r>
+        <w:rPr>
+          <w:b/>
+          <w:lang w:val="en_US" w:bidi="en_US"/>
+        </w:rPr>
         <w:t>"May mercy and peace and love be multiplied to you"</w:t>
       </w:r>
     </w:p>
@@ -1255,6 +1420,21 @@
           <w:b/>
           <w:lang w:val="en_US" w:bidi="en_US"/>
         </w:rPr>
+        <w:t>ἔλεος &amp; καὶ εἰρήνη, καὶ ἀγάπη πληθυνθείη.</w:t>
+      </w:r>
+    </w:p>
+    <w:p>
+      <w:pPr/>
+      <w:r>
+        <w:rPr>
+          <w:lang w:val="en_US" w:bidi="en_US"/>
+        </w:rPr>
+      </w:r>
+      <w:r>
+        <w:rPr>
+          <w:b/>
+          <w:lang w:val="en_US" w:bidi="en_US"/>
+        </w:rPr>
         <w:t>"May mercy and peace and love be multiplied"</w:t>
       </w:r>
     </w:p>
@@ -1351,6 +1531,21 @@
           <w:b/>
           <w:lang w:val="en_US" w:bidi="en_US"/>
         </w:rPr>
+        <w:t>ὑμῖν</w:t>
+      </w:r>
+    </w:p>
+    <w:p>
+      <w:pPr/>
+      <w:r>
+        <w:rPr>
+          <w:lang w:val="en_US" w:bidi="en_US"/>
+        </w:rPr>
+      </w:r>
+      <w:r>
+        <w:rPr>
+          <w:b/>
+          <w:lang w:val="en_US" w:bidi="en_US"/>
+        </w:rPr>
         <w:t>"to you"</w:t>
       </w:r>
     </w:p>
@@ -1447,6 +1642,21 @@
           <w:b/>
           <w:lang w:val="en_US" w:bidi="en_US"/>
         </w:rPr>
+        <w:t>ἀγαπητοί</w:t>
+      </w:r>
+    </w:p>
+    <w:p>
+      <w:pPr/>
+      <w:r>
+        <w:rPr>
+          <w:lang w:val="en_US" w:bidi="en_US"/>
+        </w:rPr>
+      </w:r>
+      <w:r>
+        <w:rPr>
+          <w:b/>
+          <w:lang w:val="en_US" w:bidi="en_US"/>
+        </w:rPr>
         <w:t>"Beloved ones"</w:t>
       </w:r>
     </w:p>
@@ -1537,6 +1747,21 @@
           <w:b/>
           <w:lang w:val="en_US" w:bidi="en_US"/>
         </w:rPr>
+        <w:t>πᾶσαν σπουδὴν ποιούμενος γράφειν ὑμῖν</w:t>
+      </w:r>
+    </w:p>
+    <w:p>
+      <w:pPr/>
+      <w:r>
+        <w:rPr>
+          <w:lang w:val="en_US" w:bidi="en_US"/>
+        </w:rPr>
+      </w:r>
+      <w:r>
+        <w:rPr>
+          <w:b/>
+          <w:lang w:val="en_US" w:bidi="en_US"/>
+        </w:rPr>
         <w:t>"making every effort to write to you"</w:t>
       </w:r>
     </w:p>
@@ -1600,6 +1825,21 @@
           <w:b/>
           <w:lang w:val="en_US" w:bidi="en_US"/>
         </w:rPr>
+        <w:t>περὶ τῆς κοινῆς ἡμῶν σωτηρίας</w:t>
+      </w:r>
+    </w:p>
+    <w:p>
+      <w:pPr/>
+      <w:r>
+        <w:rPr>
+          <w:lang w:val="en_US" w:bidi="en_US"/>
+        </w:rPr>
+      </w:r>
+      <w:r>
+        <w:rPr>
+          <w:b/>
+          <w:lang w:val="en_US" w:bidi="en_US"/>
+        </w:rPr>
         <w:t>"about our common salvation"</w:t>
       </w:r>
     </w:p>
@@ -1663,6 +1903,21 @@
           <w:b/>
           <w:lang w:val="en_US" w:bidi="en_US"/>
         </w:rPr>
+        <w:t>περὶ τῆς κοινῆς ἡμῶν σωτηρίας</w:t>
+      </w:r>
+    </w:p>
+    <w:p>
+      <w:pPr/>
+      <w:r>
+        <w:rPr>
+          <w:lang w:val="en_US" w:bidi="en_US"/>
+        </w:rPr>
+      </w:r>
+      <w:r>
+        <w:rPr>
+          <w:b/>
+          <w:lang w:val="en_US" w:bidi="en_US"/>
+        </w:rPr>
         <w:t>"about our common salvation"</w:t>
       </w:r>
     </w:p>
@@ -1759,6 +2014,21 @@
           <w:b/>
           <w:lang w:val="en_US" w:bidi="en_US"/>
         </w:rPr>
+        <w:t>ἡμῶν</w:t>
+      </w:r>
+    </w:p>
+    <w:p>
+      <w:pPr/>
+      <w:r>
+        <w:rPr>
+          <w:lang w:val="en_US" w:bidi="en_US"/>
+        </w:rPr>
+      </w:r>
+      <w:r>
+        <w:rPr>
+          <w:b/>
+          <w:lang w:val="en_US" w:bidi="en_US"/>
+        </w:rPr>
         <w:t>"our"</w:t>
       </w:r>
     </w:p>
@@ -1855,6 +2125,21 @@
           <w:b/>
           <w:lang w:val="en_US" w:bidi="en_US"/>
         </w:rPr>
+        <w:t>ἀνάγκην ἔσχον γράψαι</w:t>
+      </w:r>
+    </w:p>
+    <w:p>
+      <w:pPr/>
+      <w:r>
+        <w:rPr>
+          <w:lang w:val="en_US" w:bidi="en_US"/>
+        </w:rPr>
+      </w:r>
+      <w:r>
+        <w:rPr>
+          <w:b/>
+          <w:lang w:val="en_US" w:bidi="en_US"/>
+        </w:rPr>
         <w:t>"I have a necessity to write"</w:t>
       </w:r>
     </w:p>
@@ -1951,6 +2236,21 @@
           <w:b/>
           <w:lang w:val="en_US" w:bidi="en_US"/>
         </w:rPr>
+        <w:t>παρακαλῶν ἐπαγωνίζεσθαι τῇ &amp; πίστει</w:t>
+      </w:r>
+    </w:p>
+    <w:p>
+      <w:pPr/>
+      <w:r>
+        <w:rPr>
+          <w:lang w:val="en_US" w:bidi="en_US"/>
+        </w:rPr>
+      </w:r>
+      <w:r>
+        <w:rPr>
+          <w:b/>
+          <w:lang w:val="en_US" w:bidi="en_US"/>
+        </w:rPr>
         <w:t>"exhorting to contend for the faith"</w:t>
       </w:r>
     </w:p>
@@ -2034,6 +2334,21 @@
           <w:b/>
           <w:lang w:val="en_US" w:bidi="en_US"/>
         </w:rPr>
+        <w:t>παρακαλῶν ἐπαγωνίζεσθαι τῇ &amp; πίστει</w:t>
+      </w:r>
+    </w:p>
+    <w:p>
+      <w:pPr/>
+      <w:r>
+        <w:rPr>
+          <w:lang w:val="en_US" w:bidi="en_US"/>
+        </w:rPr>
+      </w:r>
+      <w:r>
+        <w:rPr>
+          <w:b/>
+          <w:lang w:val="en_US" w:bidi="en_US"/>
+        </w:rPr>
         <w:t>"exhorting to contend for the faith"</w:t>
       </w:r>
     </w:p>
@@ -2117,6 +2432,21 @@
           <w:b/>
           <w:lang w:val="en_US" w:bidi="en_US"/>
         </w:rPr>
+        <w:t>τῇ ἅπαξ παραδοθείσῃ τοῖς ἁγίοις πίστει</w:t>
+      </w:r>
+    </w:p>
+    <w:p>
+      <w:pPr/>
+      <w:r>
+        <w:rPr>
+          <w:lang w:val="en_US" w:bidi="en_US"/>
+        </w:rPr>
+      </w:r>
+      <w:r>
+        <w:rPr>
+          <w:b/>
+          <w:lang w:val="en_US" w:bidi="en_US"/>
+        </w:rPr>
         <w:t>"for the faith delivered once for all to the saints"</w:t>
       </w:r>
     </w:p>
@@ -2213,6 +2543,21 @@
           <w:b/>
           <w:lang w:val="en_US" w:bidi="en_US"/>
         </w:rPr>
+        <w:t>ἅπαξ</w:t>
+      </w:r>
+    </w:p>
+    <w:p>
+      <w:pPr/>
+      <w:r>
+        <w:rPr>
+          <w:lang w:val="en_US" w:bidi="en_US"/>
+        </w:rPr>
+      </w:r>
+      <w:r>
+        <w:rPr>
+          <w:b/>
+          <w:lang w:val="en_US" w:bidi="en_US"/>
+        </w:rPr>
         <w:t>"once for all"</w:t>
       </w:r>
     </w:p>
@@ -2302,6 +2647,21 @@
           <w:b/>
           <w:lang w:val="en_US" w:bidi="en_US"/>
         </w:rPr>
+        <w:t>γάρ</w:t>
+      </w:r>
+    </w:p>
+    <w:p>
+      <w:pPr/>
+      <w:r>
+        <w:rPr>
+          <w:lang w:val="en_US" w:bidi="en_US"/>
+        </w:rPr>
+      </w:r>
+      <w:r>
+        <w:rPr>
+          <w:b/>
+          <w:lang w:val="en_US" w:bidi="en_US"/>
+        </w:rPr>
         <w:t>"For"</w:t>
       </w:r>
     </w:p>
@@ -2398,6 +2758,21 @@
           <w:b/>
           <w:lang w:val="en_US" w:bidi="en_US"/>
         </w:rPr>
+        <w:t>παρεισέδυσαν γάρ τινες ἄνθρωποι</w:t>
+      </w:r>
+    </w:p>
+    <w:p>
+      <w:pPr/>
+      <w:r>
+        <w:rPr>
+          <w:lang w:val="en_US" w:bidi="en_US"/>
+        </w:rPr>
+      </w:r>
+      <w:r>
+        <w:rPr>
+          <w:b/>
+          <w:lang w:val="en_US" w:bidi="en_US"/>
+        </w:rPr>
         <w:t>"For certain men have entered secretly"</w:t>
       </w:r>
     </w:p>
@@ -2447,6 +2822,21 @@
         <w:rPr>
           <w:lang w:val="en_US" w:bidi="en_US"/>
         </w:rPr>
+      </w:r>
+    </w:p>
+    <w:p>
+      <w:pPr/>
+      <w:r>
+        <w:rPr>
+          <w:lang w:val="en_US" w:bidi="en_US"/>
+        </w:rPr>
+      </w:r>
+      <w:r>
+        <w:rPr>
+          <w:b/>
+          <w:lang w:val="en_US" w:bidi="en_US"/>
+        </w:rPr>
+        <w:t>παρεισέδυσαν γάρ τινες ἄνθρωποι</w:t>
       </w:r>
     </w:p>
     <w:p>
@@ -2562,6 +2952,21 @@
           <w:b/>
           <w:lang w:val="en_US" w:bidi="en_US"/>
         </w:rPr>
+        <w:t>οἱ πάλαι προγεγραμμένοι εἰς τοῦτο τὸ κρίμα</w:t>
+      </w:r>
+    </w:p>
+    <w:p>
+      <w:pPr/>
+      <w:r>
+        <w:rPr>
+          <w:lang w:val="en_US" w:bidi="en_US"/>
+        </w:rPr>
+      </w:r>
+      <w:r>
+        <w:rPr>
+          <w:b/>
+          <w:lang w:val="en_US" w:bidi="en_US"/>
+        </w:rPr>
         <w:t>"the ones long ago having been designated beforehand for this condemnation"</w:t>
       </w:r>
     </w:p>
@@ -2658,6 +3063,21 @@
           <w:b/>
           <w:lang w:val="en_US" w:bidi="en_US"/>
         </w:rPr>
+        <w:t>εἰς τοῦτο τὸ κρίμα</w:t>
+      </w:r>
+    </w:p>
+    <w:p>
+      <w:pPr/>
+      <w:r>
+        <w:rPr>
+          <w:lang w:val="en_US" w:bidi="en_US"/>
+        </w:rPr>
+      </w:r>
+      <w:r>
+        <w:rPr>
+          <w:b/>
+          <w:lang w:val="en_US" w:bidi="en_US"/>
+        </w:rPr>
         <w:t>"for this condemnation"</w:t>
       </w:r>
     </w:p>
@@ -2754,6 +3174,21 @@
           <w:b/>
           <w:lang w:val="en_US" w:bidi="en_US"/>
         </w:rPr>
+        <w:t>ἀσεβεῖς</w:t>
+      </w:r>
+    </w:p>
+    <w:p>
+      <w:pPr/>
+      <w:r>
+        <w:rPr>
+          <w:lang w:val="en_US" w:bidi="en_US"/>
+        </w:rPr>
+      </w:r>
+      <w:r>
+        <w:rPr>
+          <w:b/>
+          <w:lang w:val="en_US" w:bidi="en_US"/>
+        </w:rPr>
         <w:t>"ungodly ones"</w:t>
       </w:r>
     </w:p>
@@ -2850,6 +3285,21 @@
           <w:b/>
           <w:lang w:val="en_US" w:bidi="en_US"/>
         </w:rPr>
+        <w:t>τὴν τοῦ Θεοῦ ἡμῶν χάριτα μετατιθέντες εἰς ἀσέλγειαν</w:t>
+      </w:r>
+    </w:p>
+    <w:p>
+      <w:pPr/>
+      <w:r>
+        <w:rPr>
+          <w:lang w:val="en_US" w:bidi="en_US"/>
+        </w:rPr>
+      </w:r>
+      <w:r>
+        <w:rPr>
+          <w:b/>
+          <w:lang w:val="en_US" w:bidi="en_US"/>
+        </w:rPr>
         <w:t>"changing the grace of our God into licentiousness"</w:t>
       </w:r>
     </w:p>
@@ -2946,6 +3396,21 @@
           <w:b/>
           <w:lang w:val="en_US" w:bidi="en_US"/>
         </w:rPr>
+        <w:t>ἡμῶν &amp; ἡμῶν</w:t>
+      </w:r>
+    </w:p>
+    <w:p>
+      <w:pPr/>
+      <w:r>
+        <w:rPr>
+          <w:lang w:val="en_US" w:bidi="en_US"/>
+        </w:rPr>
+      </w:r>
+      <w:r>
+        <w:rPr>
+          <w:b/>
+          <w:lang w:val="en_US" w:bidi="en_US"/>
+        </w:rPr>
         <w:t>"our"</w:t>
       </w:r>
       <w:r>
@@ -3055,6 +3520,21 @@
           <w:b/>
           <w:lang w:val="en_US" w:bidi="en_US"/>
         </w:rPr>
+        <w:t>τὴν τοῦ Θεοῦ ἡμῶν χάριτα</w:t>
+      </w:r>
+    </w:p>
+    <w:p>
+      <w:pPr/>
+      <w:r>
+        <w:rPr>
+          <w:lang w:val="en_US" w:bidi="en_US"/>
+        </w:rPr>
+      </w:r>
+      <w:r>
+        <w:rPr>
+          <w:b/>
+          <w:lang w:val="en_US" w:bidi="en_US"/>
+        </w:rPr>
         <w:t>"the grace of our God"</w:t>
       </w:r>
     </w:p>
@@ -3151,6 +3631,21 @@
           <w:b/>
           <w:lang w:val="en_US" w:bidi="en_US"/>
         </w:rPr>
+        <w:t>εἰς ἀσέλγειαν</w:t>
+      </w:r>
+    </w:p>
+    <w:p>
+      <w:pPr/>
+      <w:r>
+        <w:rPr>
+          <w:lang w:val="en_US" w:bidi="en_US"/>
+        </w:rPr>
+      </w:r>
+      <w:r>
+        <w:rPr>
+          <w:b/>
+          <w:lang w:val="en_US" w:bidi="en_US"/>
+        </w:rPr>
         <w:t>"into licentiousness"</w:t>
       </w:r>
     </w:p>
@@ -3247,6 +3742,21 @@
           <w:b/>
           <w:lang w:val="en_US" w:bidi="en_US"/>
         </w:rPr>
+        <w:t>τὸν μόνον Δεσπότην καὶ Κύριον ἡμῶν, Ἰησοῦν Χριστὸν, ἀρνούμενοι</w:t>
+      </w:r>
+    </w:p>
+    <w:p>
+      <w:pPr/>
+      <w:r>
+        <w:rPr>
+          <w:lang w:val="en_US" w:bidi="en_US"/>
+        </w:rPr>
+      </w:r>
+      <w:r>
+        <w:rPr>
+          <w:b/>
+          <w:lang w:val="en_US" w:bidi="en_US"/>
+        </w:rPr>
         <w:t>"denying our only Master and Lord, Jesus Christ"</w:t>
       </w:r>
     </w:p>
@@ -3310,6 +3820,21 @@
           <w:b/>
           <w:lang w:val="en_US" w:bidi="en_US"/>
         </w:rPr>
+        <w:t>τὸν μόνον Δεσπότην καὶ Κύριον ἡμῶν</w:t>
+      </w:r>
+    </w:p>
+    <w:p>
+      <w:pPr/>
+      <w:r>
+        <w:rPr>
+          <w:lang w:val="en_US" w:bidi="en_US"/>
+        </w:rPr>
+      </w:r>
+      <w:r>
+        <w:rPr>
+          <w:b/>
+          <w:lang w:val="en_US" w:bidi="en_US"/>
+        </w:rPr>
         <w:t>"our only Master and Lord"</w:t>
       </w:r>
     </w:p>
@@ -3445,6 +3970,21 @@
           <w:b/>
           <w:lang w:val="en_US" w:bidi="en_US"/>
         </w:rPr>
+        <w:t>ὑπομνῆσαι &amp; ὑμᾶς βούλομαι, εἰδότας ὑμᾶς ἅπαξ πάντα</w:t>
+      </w:r>
+    </w:p>
+    <w:p>
+      <w:pPr/>
+      <w:r>
+        <w:rPr>
+          <w:lang w:val="en_US" w:bidi="en_US"/>
+        </w:rPr>
+      </w:r>
+      <w:r>
+        <w:rPr>
+          <w:b/>
+          <w:lang w:val="en_US" w:bidi="en_US"/>
+        </w:rPr>
         <w:t>"I want to remind you, you knowing all things once for all"</w:t>
       </w:r>
     </w:p>
@@ -3528,6 +4068,21 @@
           <w:b/>
           <w:lang w:val="en_US" w:bidi="en_US"/>
         </w:rPr>
+        <w:t>πάντα</w:t>
+      </w:r>
+    </w:p>
+    <w:p>
+      <w:pPr/>
+      <w:r>
+        <w:rPr>
+          <w:lang w:val="en_US" w:bidi="en_US"/>
+        </w:rPr>
+      </w:r>
+      <w:r>
+        <w:rPr>
+          <w:b/>
+          <w:lang w:val="en_US" w:bidi="en_US"/>
+        </w:rPr>
         <w:t>"all things"</w:t>
       </w:r>
     </w:p>
@@ -3624,6 +4179,21 @@
           <w:b/>
           <w:lang w:val="en_US" w:bidi="en_US"/>
         </w:rPr>
+        <w:t>ὅτι Ἰησοῦς</w:t>
+      </w:r>
+    </w:p>
+    <w:p>
+      <w:pPr/>
+      <w:r>
+        <w:rPr>
+          <w:lang w:val="en_US" w:bidi="en_US"/>
+        </w:rPr>
+      </w:r>
+      <w:r>
+        <w:rPr>
+          <w:b/>
+          <w:lang w:val="en_US" w:bidi="en_US"/>
+        </w:rPr>
         <w:t>"that Jesus"</w:t>
       </w:r>
     </w:p>
@@ -3707,6 +4277,21 @@
           <w:b/>
           <w:lang w:val="en_US" w:bidi="en_US"/>
         </w:rPr>
+        <w:t>λαὸν ἐκ γῆς Αἰγύπτου σώσας</w:t>
+      </w:r>
+    </w:p>
+    <w:p>
+      <w:pPr/>
+      <w:r>
+        <w:rPr>
+          <w:lang w:val="en_US" w:bidi="en_US"/>
+        </w:rPr>
+      </w:r>
+      <w:r>
+        <w:rPr>
+          <w:b/>
+          <w:lang w:val="en_US" w:bidi="en_US"/>
+        </w:rPr>
         <w:t>"having saved a people out of the land of Egypt"</w:t>
       </w:r>
     </w:p>
@@ -3770,6 +4355,21 @@
           <w:b/>
           <w:lang w:val="en_US" w:bidi="en_US"/>
         </w:rPr>
+        <w:t>λαὸν ἐκ γῆς Αἰγύπτου σώσας</w:t>
+      </w:r>
+    </w:p>
+    <w:p>
+      <w:pPr/>
+      <w:r>
+        <w:rPr>
+          <w:lang w:val="en_US" w:bidi="en_US"/>
+        </w:rPr>
+      </w:r>
+      <w:r>
+        <w:rPr>
+          <w:b/>
+          <w:lang w:val="en_US" w:bidi="en_US"/>
+        </w:rPr>
         <w:t>"having saved a people out of the land of Egypt"</w:t>
       </w:r>
     </w:p>
@@ -3866,6 +4466,21 @@
           <w:b/>
           <w:lang w:val="en_US" w:bidi="en_US"/>
         </w:rPr>
+        <w:t>τοὺς μὴ τηρήσαντας τὴν ἑαυτῶν ἀρχὴν</w:t>
+      </w:r>
+    </w:p>
+    <w:p>
+      <w:pPr/>
+      <w:r>
+        <w:rPr>
+          <w:lang w:val="en_US" w:bidi="en_US"/>
+        </w:rPr>
+      </w:r>
+      <w:r>
+        <w:rPr>
+          <w:b/>
+          <w:lang w:val="en_US" w:bidi="en_US"/>
+        </w:rPr>
         <w:t>"not having kept their own domain"</w:t>
       </w:r>
     </w:p>
@@ -3962,6 +4577,21 @@
           <w:b/>
           <w:lang w:val="en_US" w:bidi="en_US"/>
         </w:rPr>
+        <w:t>τὴν ἑαυτῶν ἀρχὴν</w:t>
+      </w:r>
+    </w:p>
+    <w:p>
+      <w:pPr/>
+      <w:r>
+        <w:rPr>
+          <w:lang w:val="en_US" w:bidi="en_US"/>
+        </w:rPr>
+      </w:r>
+      <w:r>
+        <w:rPr>
+          <w:b/>
+          <w:lang w:val="en_US" w:bidi="en_US"/>
+        </w:rPr>
         <w:t>"their own domain"</w:t>
       </w:r>
     </w:p>
@@ -4038,6 +4668,21 @@
           <w:b/>
           <w:lang w:val="en_US" w:bidi="en_US"/>
         </w:rPr>
+        <w:t>δεσμοῖς ἀϊδίοις ὑπὸ ζόφον τετήρηκεν</w:t>
+      </w:r>
+    </w:p>
+    <w:p>
+      <w:pPr/>
+      <w:r>
+        <w:rPr>
+          <w:lang w:val="en_US" w:bidi="en_US"/>
+        </w:rPr>
+      </w:r>
+      <w:r>
+        <w:rPr>
+          <w:b/>
+          <w:lang w:val="en_US" w:bidi="en_US"/>
+        </w:rPr>
         <w:t>"he has kept in eternal chains, under darkness"</w:t>
       </w:r>
     </w:p>
@@ -4134,6 +4779,21 @@
           <w:b/>
           <w:lang w:val="en_US" w:bidi="en_US"/>
         </w:rPr>
+        <w:t>δεσμοῖς ἀϊδίοις &amp; τετήρηκεν</w:t>
+      </w:r>
+    </w:p>
+    <w:p>
+      <w:pPr/>
+      <w:r>
+        <w:rPr>
+          <w:lang w:val="en_US" w:bidi="en_US"/>
+        </w:rPr>
+      </w:r>
+      <w:r>
+        <w:rPr>
+          <w:b/>
+          <w:lang w:val="en_US" w:bidi="en_US"/>
+        </w:rPr>
         <w:t>"he has kept in eternal chains"</w:t>
       </w:r>
     </w:p>
@@ -4210,6 +4870,21 @@
           <w:b/>
           <w:lang w:val="en_US" w:bidi="en_US"/>
         </w:rPr>
+        <w:t>ὑπὸ ζόφον</w:t>
+      </w:r>
+    </w:p>
+    <w:p>
+      <w:pPr/>
+      <w:r>
+        <w:rPr>
+          <w:lang w:val="en_US" w:bidi="en_US"/>
+        </w:rPr>
+      </w:r>
+      <w:r>
+        <w:rPr>
+          <w:b/>
+          <w:lang w:val="en_US" w:bidi="en_US"/>
+        </w:rPr>
         <w:t>"under darkness"</w:t>
       </w:r>
     </w:p>
@@ -4306,6 +4981,21 @@
           <w:b/>
           <w:lang w:val="en_US" w:bidi="en_US"/>
         </w:rPr>
+        <w:t>εἰς κρίσιν μεγάλης ἡμέρας</w:t>
+      </w:r>
+    </w:p>
+    <w:p>
+      <w:pPr/>
+      <w:r>
+        <w:rPr>
+          <w:lang w:val="en_US" w:bidi="en_US"/>
+        </w:rPr>
+      </w:r>
+      <w:r>
+        <w:rPr>
+          <w:b/>
+          <w:lang w:val="en_US" w:bidi="en_US"/>
+        </w:rPr>
         <w:t>"for judgment of the great day"</w:t>
       </w:r>
     </w:p>
@@ -4389,6 +5079,21 @@
           <w:b/>
           <w:lang w:val="en_US" w:bidi="en_US"/>
         </w:rPr>
+        <w:t>εἰς κρίσιν μεγάλης ἡμέρας</w:t>
+      </w:r>
+    </w:p>
+    <w:p>
+      <w:pPr/>
+      <w:r>
+        <w:rPr>
+          <w:lang w:val="en_US" w:bidi="en_US"/>
+        </w:rPr>
+      </w:r>
+      <w:r>
+        <w:rPr>
+          <w:b/>
+          <w:lang w:val="en_US" w:bidi="en_US"/>
+        </w:rPr>
         <w:t>"for judgment of the great day"</w:t>
       </w:r>
     </w:p>
@@ -4485,6 +5190,21 @@
           <w:b/>
           <w:lang w:val="en_US" w:bidi="en_US"/>
         </w:rPr>
+        <w:t>μεγάλης ἡμέρας</w:t>
+      </w:r>
+    </w:p>
+    <w:p>
+      <w:pPr/>
+      <w:r>
+        <w:rPr>
+          <w:lang w:val="en_US" w:bidi="en_US"/>
+        </w:rPr>
+      </w:r>
+      <w:r>
+        <w:rPr>
+          <w:b/>
+          <w:lang w:val="en_US" w:bidi="en_US"/>
+        </w:rPr>
         <w:t>"of the great day"</w:t>
       </w:r>
     </w:p>
@@ -4593,6 +5313,21 @@
           <w:b/>
           <w:lang w:val="en_US" w:bidi="en_US"/>
         </w:rPr>
+        <w:t>Σόδομα καὶ Γόμορρα, καὶ αἱ περὶ αὐτὰς πόλεις</w:t>
+      </w:r>
+    </w:p>
+    <w:p>
+      <w:pPr/>
+      <w:r>
+        <w:rPr>
+          <w:lang w:val="en_US" w:bidi="en_US"/>
+        </w:rPr>
+      </w:r>
+      <w:r>
+        <w:rPr>
+          <w:b/>
+          <w:lang w:val="en_US" w:bidi="en_US"/>
+        </w:rPr>
         <w:t>"Sodom and Gomorrah and the cities around them"</w:t>
       </w:r>
     </w:p>
@@ -4715,6 +5450,21 @@
           <w:b/>
           <w:lang w:val="en_US" w:bidi="en_US"/>
         </w:rPr>
+        <w:t>τὸν ὅμοιον τρόπον τούτοις</w:t>
+      </w:r>
+    </w:p>
+    <w:p>
+      <w:pPr/>
+      <w:r>
+        <w:rPr>
+          <w:lang w:val="en_US" w:bidi="en_US"/>
+        </w:rPr>
+      </w:r>
+      <w:r>
+        <w:rPr>
+          <w:b/>
+          <w:lang w:val="en_US" w:bidi="en_US"/>
+        </w:rPr>
         <w:t>"in the same manner {as} these"</w:t>
       </w:r>
     </w:p>
@@ -4811,6 +5561,21 @@
           <w:b/>
           <w:lang w:val="en_US" w:bidi="en_US"/>
         </w:rPr>
+        <w:t>ἐκπορνεύσασαι</w:t>
+      </w:r>
+    </w:p>
+    <w:p>
+      <w:pPr/>
+      <w:r>
+        <w:rPr>
+          <w:lang w:val="en_US" w:bidi="en_US"/>
+        </w:rPr>
+      </w:r>
+      <w:r>
+        <w:rPr>
+          <w:b/>
+          <w:lang w:val="en_US" w:bidi="en_US"/>
+        </w:rPr>
         <w:t>"having committed sexual immorality"</w:t>
       </w:r>
     </w:p>
@@ -4907,6 +5672,21 @@
           <w:b/>
           <w:lang w:val="en_US" w:bidi="en_US"/>
         </w:rPr>
+        <w:t>καὶ ἀπελθοῦσαι ὀπίσω σαρκὸς ἑτέρας</w:t>
+      </w:r>
+    </w:p>
+    <w:p>
+      <w:pPr/>
+      <w:r>
+        <w:rPr>
+          <w:lang w:val="en_US" w:bidi="en_US"/>
+        </w:rPr>
+      </w:r>
+      <w:r>
+        <w:rPr>
+          <w:b/>
+          <w:lang w:val="en_US" w:bidi="en_US"/>
+        </w:rPr>
         <w:t>"and having gone after other flesh"</w:t>
       </w:r>
     </w:p>
@@ -5003,6 +5783,21 @@
           <w:b/>
           <w:lang w:val="en_US" w:bidi="en_US"/>
         </w:rPr>
+        <w:t>σαρκὸς ἑτέρας</w:t>
+      </w:r>
+    </w:p>
+    <w:p>
+      <w:pPr/>
+      <w:r>
+        <w:rPr>
+          <w:lang w:val="en_US" w:bidi="en_US"/>
+        </w:rPr>
+      </w:r>
+      <w:r>
+        <w:rPr>
+          <w:b/>
+          <w:lang w:val="en_US" w:bidi="en_US"/>
+        </w:rPr>
         <w:t>"other flesh"</w:t>
       </w:r>
     </w:p>
@@ -5079,6 +5874,21 @@
           <w:b/>
           <w:lang w:val="en_US" w:bidi="en_US"/>
         </w:rPr>
+        <w:t>πρόκεινται δεῖγμα</w:t>
+      </w:r>
+    </w:p>
+    <w:p>
+      <w:pPr/>
+      <w:r>
+        <w:rPr>
+          <w:lang w:val="en_US" w:bidi="en_US"/>
+        </w:rPr>
+      </w:r>
+      <w:r>
+        <w:rPr>
+          <w:b/>
+          <w:lang w:val="en_US" w:bidi="en_US"/>
+        </w:rPr>
         <w:t>"are being displayed {as} an example"</w:t>
       </w:r>
     </w:p>
@@ -5175,6 +5985,21 @@
           <w:b/>
           <w:lang w:val="en_US" w:bidi="en_US"/>
         </w:rPr>
+        <w:t>πυρὸς αἰωνίου δίκην ὑπέχουσαι</w:t>
+      </w:r>
+    </w:p>
+    <w:p>
+      <w:pPr/>
+      <w:r>
+        <w:rPr>
+          <w:lang w:val="en_US" w:bidi="en_US"/>
+        </w:rPr>
+      </w:r>
+      <w:r>
+        <w:rPr>
+          <w:b/>
+          <w:lang w:val="en_US" w:bidi="en_US"/>
+        </w:rPr>
         <w:t>"suffering punishment of eternal fire"</w:t>
       </w:r>
     </w:p>
@@ -5257,6 +6082,21 @@
         <w:rPr>
           <w:lang w:val="en_US" w:bidi="en_US"/>
         </w:rPr>
+      </w:r>
+    </w:p>
+    <w:p>
+      <w:pPr/>
+      <w:r>
+        <w:rPr>
+          <w:lang w:val="en_US" w:bidi="en_US"/>
+        </w:rPr>
+      </w:r>
+      <w:r>
+        <w:rPr>
+          <w:b/>
+          <w:lang w:val="en_US" w:bidi="en_US"/>
+        </w:rPr>
+        <w:t>ὁμοίως</w:t>
       </w:r>
     </w:p>
     <w:p>
@@ -5385,6 +6225,21 @@
           <w:b/>
           <w:lang w:val="en_US" w:bidi="en_US"/>
         </w:rPr>
+        <w:t>οὗτοι ἐνυπνιαζόμενοι</w:t>
+      </w:r>
+    </w:p>
+    <w:p>
+      <w:pPr/>
+      <w:r>
+        <w:rPr>
+          <w:lang w:val="en_US" w:bidi="en_US"/>
+        </w:rPr>
+      </w:r>
+      <w:r>
+        <w:rPr>
+          <w:b/>
+          <w:lang w:val="en_US" w:bidi="en_US"/>
+        </w:rPr>
         <w:t>"these, dreaming"</w:t>
       </w:r>
     </w:p>
@@ -5499,6 +6354,21 @@
           <w:b/>
           <w:lang w:val="en_US" w:bidi="en_US"/>
         </w:rPr>
+        <w:t>σάρκα μὲν μιαίνουσιν</w:t>
+      </w:r>
+    </w:p>
+    <w:p>
+      <w:pPr/>
+      <w:r>
+        <w:rPr>
+          <w:lang w:val="en_US" w:bidi="en_US"/>
+        </w:rPr>
+      </w:r>
+      <w:r>
+        <w:rPr>
+          <w:b/>
+          <w:lang w:val="en_US" w:bidi="en_US"/>
+        </w:rPr>
         <w:t>"indeed defile the flesh"</w:t>
       </w:r>
     </w:p>
@@ -5595,6 +6465,21 @@
           <w:b/>
           <w:lang w:val="en_US" w:bidi="en_US"/>
         </w:rPr>
+        <w:t>κυριότητα</w:t>
+      </w:r>
+    </w:p>
+    <w:p>
+      <w:pPr/>
+      <w:r>
+        <w:rPr>
+          <w:lang w:val="en_US" w:bidi="en_US"/>
+        </w:rPr>
+      </w:r>
+      <w:r>
+        <w:rPr>
+          <w:b/>
+          <w:lang w:val="en_US" w:bidi="en_US"/>
+        </w:rPr>
         <w:t>"lordship"</w:t>
       </w:r>
     </w:p>
@@ -5671,6 +6556,21 @@
           <w:b/>
           <w:lang w:val="en_US" w:bidi="en_US"/>
         </w:rPr>
+        <w:t>κυριότητα &amp; ἀθετοῦσιν</w:t>
+      </w:r>
+    </w:p>
+    <w:p>
+      <w:pPr/>
+      <w:r>
+        <w:rPr>
+          <w:lang w:val="en_US" w:bidi="en_US"/>
+        </w:rPr>
+      </w:r>
+      <w:r>
+        <w:rPr>
+          <w:b/>
+          <w:lang w:val="en_US" w:bidi="en_US"/>
+        </w:rPr>
         <w:t>"reject lordship"</w:t>
       </w:r>
     </w:p>
@@ -5843,6 +6743,21 @@
           <w:b/>
           <w:lang w:val="en_US" w:bidi="en_US"/>
         </w:rPr>
+        <w:t>κρίσιν ἐπενεγκεῖν βλασφημίας</w:t>
+      </w:r>
+    </w:p>
+    <w:p>
+      <w:pPr/>
+      <w:r>
+        <w:rPr>
+          <w:lang w:val="en_US" w:bidi="en_US"/>
+        </w:rPr>
+      </w:r>
+      <w:r>
+        <w:rPr>
+          <w:b/>
+          <w:lang w:val="en_US" w:bidi="en_US"/>
+        </w:rPr>
         <w:t>"to bring a judgment of slander {against him"</w:t>
       </w:r>
     </w:p>
@@ -5952,6 +6867,21 @@
           <w:b/>
           <w:lang w:val="en_US" w:bidi="en_US"/>
         </w:rPr>
+        <w:t>κρίσιν ἐπενεγκεῖν βλασφημίας</w:t>
+      </w:r>
+    </w:p>
+    <w:p>
+      <w:pPr/>
+      <w:r>
+        <w:rPr>
+          <w:lang w:val="en_US" w:bidi="en_US"/>
+        </w:rPr>
+      </w:r>
+      <w:r>
+        <w:rPr>
+          <w:b/>
+          <w:lang w:val="en_US" w:bidi="en_US"/>
+        </w:rPr>
         <w:t>"to bring a judgment of slander {against him"</w:t>
       </w:r>
     </w:p>
@@ -6048,6 +6978,21 @@
           <w:b/>
           <w:lang w:val="en_US" w:bidi="en_US"/>
         </w:rPr>
+        <w:t>κρίσιν ἐπενεγκεῖν βλασφημίας</w:t>
+      </w:r>
+    </w:p>
+    <w:p>
+      <w:pPr/>
+      <w:r>
+        <w:rPr>
+          <w:lang w:val="en_US" w:bidi="en_US"/>
+        </w:rPr>
+      </w:r>
+      <w:r>
+        <w:rPr>
+          <w:b/>
+          <w:lang w:val="en_US" w:bidi="en_US"/>
+        </w:rPr>
         <w:t>"to bring a judgment of slander {against him"</w:t>
       </w:r>
     </w:p>
@@ -6143,6 +7088,21 @@
         <w:rPr>
           <w:lang w:val="en_US" w:bidi="en_US"/>
         </w:rPr>
+      </w:r>
+    </w:p>
+    <w:p>
+      <w:pPr/>
+      <w:r>
+        <w:rPr>
+          <w:lang w:val="en_US" w:bidi="en_US"/>
+        </w:rPr>
+      </w:r>
+      <w:r>
+        <w:rPr>
+          <w:b/>
+          <w:lang w:val="en_US" w:bidi="en_US"/>
+        </w:rPr>
+        <w:t>οὗτοι</w:t>
       </w:r>
     </w:p>
     <w:p>
@@ -6271,6 +7231,21 @@
           <w:b/>
           <w:lang w:val="en_US" w:bidi="en_US"/>
         </w:rPr>
+        <w:t>ὅσα &amp; οὐκ οἴδασιν</w:t>
+      </w:r>
+    </w:p>
+    <w:p>
+      <w:pPr/>
+      <w:r>
+        <w:rPr>
+          <w:lang w:val="en_US" w:bidi="en_US"/>
+        </w:rPr>
+      </w:r>
+      <w:r>
+        <w:rPr>
+          <w:b/>
+          <w:lang w:val="en_US" w:bidi="en_US"/>
+        </w:rPr>
         <w:t>"what they do not understand"</w:t>
       </w:r>
     </w:p>
@@ -6365,6 +7340,21 @@
           <w:b/>
           <w:lang w:val="en_US" w:bidi="en_US"/>
         </w:rPr>
+        <w:t>ὅσα δὲ φυσικῶς ὡς τὰ ἄλογα ζῷα ἐπίστανται</w:t>
+      </w:r>
+    </w:p>
+    <w:p>
+      <w:pPr/>
+      <w:r>
+        <w:rPr>
+          <w:lang w:val="en_US" w:bidi="en_US"/>
+        </w:rPr>
+      </w:r>
+      <w:r>
+        <w:rPr>
+          <w:b/>
+          <w:lang w:val="en_US" w:bidi="en_US"/>
+        </w:rPr>
         <w:t>""</w:t>
       </w:r>
     </w:p>
@@ -6448,6 +7438,21 @@
           <w:b/>
           <w:lang w:val="en_US" w:bidi="en_US"/>
         </w:rPr>
+        <w:t>ἐν τούτοις</w:t>
+      </w:r>
+    </w:p>
+    <w:p>
+      <w:pPr/>
+      <w:r>
+        <w:rPr>
+          <w:lang w:val="en_US" w:bidi="en_US"/>
+        </w:rPr>
+      </w:r>
+      <w:r>
+        <w:rPr>
+          <w:b/>
+          <w:lang w:val="en_US" w:bidi="en_US"/>
+        </w:rPr>
         <w:t>"by these things"</w:t>
       </w:r>
     </w:p>
@@ -6544,6 +7549,21 @@
           <w:b/>
           <w:lang w:val="en_US" w:bidi="en_US"/>
         </w:rPr>
+        <w:t>ἐν τούτοις φθείρονται</w:t>
+      </w:r>
+    </w:p>
+    <w:p>
+      <w:pPr/>
+      <w:r>
+        <w:rPr>
+          <w:lang w:val="en_US" w:bidi="en_US"/>
+        </w:rPr>
+      </w:r>
+      <w:r>
+        <w:rPr>
+          <w:b/>
+          <w:lang w:val="en_US" w:bidi="en_US"/>
+        </w:rPr>
         <w:t>"by these things they are being destroyed"</w:t>
       </w:r>
     </w:p>
@@ -6640,6 +7660,21 @@
           <w:b/>
           <w:lang w:val="en_US" w:bidi="en_US"/>
         </w:rPr>
+        <w:t>οὐαὶ αὐτοῖς</w:t>
+      </w:r>
+    </w:p>
+    <w:p>
+      <w:pPr/>
+      <w:r>
+        <w:rPr>
+          <w:lang w:val="en_US" w:bidi="en_US"/>
+        </w:rPr>
+      </w:r>
+      <w:r>
+        <w:rPr>
+          <w:b/>
+          <w:lang w:val="en_US" w:bidi="en_US"/>
+        </w:rPr>
         <w:t>"Woe to them"</w:t>
       </w:r>
     </w:p>
@@ -6736,6 +7771,21 @@
           <w:b/>
           <w:lang w:val="en_US" w:bidi="en_US"/>
         </w:rPr>
+        <w:t>τῇ ὁδῷ τοῦ Κάϊν ἐπορεύθησαν</w:t>
+      </w:r>
+    </w:p>
+    <w:p>
+      <w:pPr/>
+      <w:r>
+        <w:rPr>
+          <w:lang w:val="en_US" w:bidi="en_US"/>
+        </w:rPr>
+      </w:r>
+      <w:r>
+        <w:rPr>
+          <w:b/>
+          <w:lang w:val="en_US" w:bidi="en_US"/>
+        </w:rPr>
         <w:t>"they have gone in the way of Cain"</w:t>
       </w:r>
     </w:p>
@@ -6832,6 +7882,21 @@
           <w:b/>
           <w:lang w:val="en_US" w:bidi="en_US"/>
         </w:rPr>
+        <w:t>τοῦ Κάϊν</w:t>
+      </w:r>
+    </w:p>
+    <w:p>
+      <w:pPr/>
+      <w:r>
+        <w:rPr>
+          <w:lang w:val="en_US" w:bidi="en_US"/>
+        </w:rPr>
+      </w:r>
+      <w:r>
+        <w:rPr>
+          <w:b/>
+          <w:lang w:val="en_US" w:bidi="en_US"/>
+        </w:rPr>
         <w:t>"of Cain"</w:t>
       </w:r>
     </w:p>
@@ -6928,6 +7993,21 @@
           <w:b/>
           <w:lang w:val="en_US" w:bidi="en_US"/>
         </w:rPr>
+        <w:t>ἐξεχύθησαν</w:t>
+      </w:r>
+    </w:p>
+    <w:p>
+      <w:pPr/>
+      <w:r>
+        <w:rPr>
+          <w:lang w:val="en_US" w:bidi="en_US"/>
+        </w:rPr>
+      </w:r>
+      <w:r>
+        <w:rPr>
+          <w:b/>
+          <w:lang w:val="en_US" w:bidi="en_US"/>
+        </w:rPr>
         <w:t>"have abandoned themselves"</w:t>
       </w:r>
     </w:p>
@@ -6991,6 +8071,21 @@
           <w:b/>
           <w:lang w:val="en_US" w:bidi="en_US"/>
         </w:rPr>
+        <w:t>τοῦ Βαλαὰμ μισθοῦ</w:t>
+      </w:r>
+    </w:p>
+    <w:p>
+      <w:pPr/>
+      <w:r>
+        <w:rPr>
+          <w:lang w:val="en_US" w:bidi="en_US"/>
+        </w:rPr>
+      </w:r>
+      <w:r>
+        <w:rPr>
+          <w:b/>
+          <w:lang w:val="en_US" w:bidi="en_US"/>
+        </w:rPr>
         <w:t>"of Balaam {for} wages"</w:t>
       </w:r>
     </w:p>
@@ -7087,6 +8182,21 @@
           <w:b/>
           <w:lang w:val="en_US" w:bidi="en_US"/>
         </w:rPr>
+        <w:t>τοῦ Κόρε</w:t>
+      </w:r>
+    </w:p>
+    <w:p>
+      <w:pPr/>
+      <w:r>
+        <w:rPr>
+          <w:lang w:val="en_US" w:bidi="en_US"/>
+        </w:rPr>
+      </w:r>
+      <w:r>
+        <w:rPr>
+          <w:b/>
+          <w:lang w:val="en_US" w:bidi="en_US"/>
+        </w:rPr>
         <w:t>"of Korah"</w:t>
       </w:r>
     </w:p>
@@ -7183,6 +8293,21 @@
           <w:b/>
           <w:lang w:val="en_US" w:bidi="en_US"/>
         </w:rPr>
+        <w:t>ἀπώλοντο</w:t>
+      </w:r>
+    </w:p>
+    <w:p>
+      <w:pPr/>
+      <w:r>
+        <w:rPr>
+          <w:lang w:val="en_US" w:bidi="en_US"/>
+        </w:rPr>
+      </w:r>
+      <w:r>
+        <w:rPr>
+          <w:b/>
+          <w:lang w:val="en_US" w:bidi="en_US"/>
+        </w:rPr>
         <w:t>"they perished"</w:t>
       </w:r>
     </w:p>
@@ -7252,6 +8377,21 @@
         <w:rPr>
           <w:lang w:val="en_US" w:bidi="en_US"/>
         </w:rPr>
+      </w:r>
+    </w:p>
+    <w:p>
+      <w:pPr/>
+      <w:r>
+        <w:rPr>
+          <w:lang w:val="en_US" w:bidi="en_US"/>
+        </w:rPr>
+      </w:r>
+      <w:r>
+        <w:rPr>
+          <w:b/>
+          <w:lang w:val="en_US" w:bidi="en_US"/>
+        </w:rPr>
+        <w:t>οὗτοί</w:t>
       </w:r>
     </w:p>
     <w:p>
@@ -7380,6 +8520,21 @@
           <w:b/>
           <w:lang w:val="en_US" w:bidi="en_US"/>
         </w:rPr>
+        <w:t>σπιλάδες</w:t>
+      </w:r>
+    </w:p>
+    <w:p>
+      <w:pPr/>
+      <w:r>
+        <w:rPr>
+          <w:lang w:val="en_US" w:bidi="en_US"/>
+        </w:rPr>
+      </w:r>
+      <w:r>
+        <w:rPr>
+          <w:b/>
+          <w:lang w:val="en_US" w:bidi="en_US"/>
+        </w:rPr>
         <w:t>"hidden reefs"</w:t>
       </w:r>
     </w:p>
@@ -7476,6 +8631,21 @@
           <w:b/>
           <w:lang w:val="en_US" w:bidi="en_US"/>
         </w:rPr>
+        <w:t>ταῖς ἀγάπαις</w:t>
+      </w:r>
+    </w:p>
+    <w:p>
+      <w:pPr/>
+      <w:r>
+        <w:rPr>
+          <w:lang w:val="en_US" w:bidi="en_US"/>
+        </w:rPr>
+      </w:r>
+      <w:r>
+        <w:rPr>
+          <w:b/>
+          <w:lang w:val="en_US" w:bidi="en_US"/>
+        </w:rPr>
         <w:t>"love feasts"</w:t>
       </w:r>
     </w:p>
@@ -7585,6 +8755,21 @@
           <w:b/>
           <w:lang w:val="en_US" w:bidi="en_US"/>
         </w:rPr>
+        <w:t>ἑαυτοὺς ποιμαίνοντες</w:t>
+      </w:r>
+    </w:p>
+    <w:p>
+      <w:pPr/>
+      <w:r>
+        <w:rPr>
+          <w:lang w:val="en_US" w:bidi="en_US"/>
+        </w:rPr>
+      </w:r>
+      <w:r>
+        <w:rPr>
+          <w:b/>
+          <w:lang w:val="en_US" w:bidi="en_US"/>
+        </w:rPr>
         <w:t>"shepherding themselves"</w:t>
       </w:r>
     </w:p>
@@ -7668,6 +8853,21 @@
           <w:b/>
           <w:lang w:val="en_US" w:bidi="en_US"/>
         </w:rPr>
+        <w:t>νεφέλαι ἄνυδροι ὑπὸ ἀνέμων παραφερόμεναι</w:t>
+      </w:r>
+    </w:p>
+    <w:p>
+      <w:pPr/>
+      <w:r>
+        <w:rPr>
+          <w:lang w:val="en_US" w:bidi="en_US"/>
+        </w:rPr>
+      </w:r>
+      <w:r>
+        <w:rPr>
+          <w:b/>
+          <w:lang w:val="en_US" w:bidi="en_US"/>
+        </w:rPr>
         <w:t>"waterless clouds, carried along by winds"</w:t>
       </w:r>
     </w:p>
@@ -7764,6 +8964,21 @@
           <w:b/>
           <w:lang w:val="en_US" w:bidi="en_US"/>
         </w:rPr>
+        <w:t>ὑπὸ ἀνέμων παραφερόμεναι</w:t>
+      </w:r>
+    </w:p>
+    <w:p>
+      <w:pPr/>
+      <w:r>
+        <w:rPr>
+          <w:lang w:val="en_US" w:bidi="en_US"/>
+        </w:rPr>
+      </w:r>
+      <w:r>
+        <w:rPr>
+          <w:b/>
+          <w:lang w:val="en_US" w:bidi="en_US"/>
+        </w:rPr>
         <w:t>"carried along by winds"</w:t>
       </w:r>
     </w:p>
@@ -7860,6 +9075,21 @@
           <w:b/>
           <w:lang w:val="en_US" w:bidi="en_US"/>
         </w:rPr>
+        <w:t>δένδρα φθινοπωρινὰ ἄκαρπα</w:t>
+      </w:r>
+    </w:p>
+    <w:p>
+      <w:pPr/>
+      <w:r>
+        <w:rPr>
+          <w:lang w:val="en_US" w:bidi="en_US"/>
+        </w:rPr>
+      </w:r>
+      <w:r>
+        <w:rPr>
+          <w:b/>
+          <w:lang w:val="en_US" w:bidi="en_US"/>
+        </w:rPr>
         <w:t>"fruitless autumn trees"</w:t>
       </w:r>
     </w:p>
@@ -7956,6 +9186,21 @@
           <w:b/>
           <w:lang w:val="en_US" w:bidi="en_US"/>
         </w:rPr>
+        <w:t>δὶς ἀποθανόντα ἐκριζωθέντα</w:t>
+      </w:r>
+    </w:p>
+    <w:p>
+      <w:pPr/>
+      <w:r>
+        <w:rPr>
+          <w:lang w:val="en_US" w:bidi="en_US"/>
+        </w:rPr>
+      </w:r>
+      <w:r>
+        <w:rPr>
+          <w:b/>
+          <w:lang w:val="en_US" w:bidi="en_US"/>
+        </w:rPr>
         <w:t>"having died twice, having been uprooted"</w:t>
       </w:r>
     </w:p>
@@ -8039,6 +9284,21 @@
           <w:b/>
           <w:lang w:val="en_US" w:bidi="en_US"/>
         </w:rPr>
+        <w:t>δὶς ἀποθανόντα ἐκριζωθέντα</w:t>
+      </w:r>
+    </w:p>
+    <w:p>
+      <w:pPr/>
+      <w:r>
+        <w:rPr>
+          <w:lang w:val="en_US" w:bidi="en_US"/>
+        </w:rPr>
+      </w:r>
+      <w:r>
+        <w:rPr>
+          <w:b/>
+          <w:lang w:val="en_US" w:bidi="en_US"/>
+        </w:rPr>
         <w:t>"having died twice, having been uprooted"</w:t>
       </w:r>
     </w:p>
@@ -8115,6 +9375,21 @@
           <w:b/>
           <w:lang w:val="en_US" w:bidi="en_US"/>
         </w:rPr>
+        <w:t>ἐκριζωθέντα</w:t>
+      </w:r>
+    </w:p>
+    <w:p>
+      <w:pPr/>
+      <w:r>
+        <w:rPr>
+          <w:lang w:val="en_US" w:bidi="en_US"/>
+        </w:rPr>
+      </w:r>
+      <w:r>
+        <w:rPr>
+          <w:b/>
+          <w:lang w:val="en_US" w:bidi="en_US"/>
+        </w:rPr>
         <w:t>"having been uprooted"</w:t>
       </w:r>
     </w:p>
@@ -8198,6 +9473,21 @@
           <w:b/>
           <w:lang w:val="en_US" w:bidi="en_US"/>
         </w:rPr>
+        <w:t>ἐκριζωθέντα</w:t>
+      </w:r>
+    </w:p>
+    <w:p>
+      <w:pPr/>
+      <w:r>
+        <w:rPr>
+          <w:lang w:val="en_US" w:bidi="en_US"/>
+        </w:rPr>
+      </w:r>
+      <w:r>
+        <w:rPr>
+          <w:b/>
+          <w:lang w:val="en_US" w:bidi="en_US"/>
+        </w:rPr>
         <w:t>"having been uprooted"</w:t>
       </w:r>
     </w:p>
@@ -8281,6 +9571,21 @@
           <w:b/>
           <w:lang w:val="en_US" w:bidi="en_US"/>
         </w:rPr>
+        <w:t>κύματα ἄγρια θαλάσσης</w:t>
+      </w:r>
+    </w:p>
+    <w:p>
+      <w:pPr/>
+      <w:r>
+        <w:rPr>
+          <w:lang w:val="en_US" w:bidi="en_US"/>
+        </w:rPr>
+      </w:r>
+      <w:r>
+        <w:rPr>
+          <w:b/>
+          <w:lang w:val="en_US" w:bidi="en_US"/>
+        </w:rPr>
         <w:t>"wild waves of the sea"</w:t>
       </w:r>
     </w:p>
@@ -8377,6 +9682,21 @@
           <w:b/>
           <w:lang w:val="en_US" w:bidi="en_US"/>
         </w:rPr>
+        <w:t>ἐπαφρίζοντα τὰς ἑαυτῶν αἰσχύνας</w:t>
+      </w:r>
+    </w:p>
+    <w:p>
+      <w:pPr/>
+      <w:r>
+        <w:rPr>
+          <w:lang w:val="en_US" w:bidi="en_US"/>
+        </w:rPr>
+      </w:r>
+      <w:r>
+        <w:rPr>
+          <w:b/>
+          <w:lang w:val="en_US" w:bidi="en_US"/>
+        </w:rPr>
         <w:t>"foaming out their own shameful deeds"</w:t>
       </w:r>
     </w:p>
@@ -8473,6 +9793,21 @@
           <w:b/>
           <w:lang w:val="en_US" w:bidi="en_US"/>
         </w:rPr>
+        <w:t>ἀστέρες πλανῆται</w:t>
+      </w:r>
+    </w:p>
+    <w:p>
+      <w:pPr/>
+      <w:r>
+        <w:rPr>
+          <w:lang w:val="en_US" w:bidi="en_US"/>
+        </w:rPr>
+      </w:r>
+      <w:r>
+        <w:rPr>
+          <w:b/>
+          <w:lang w:val="en_US" w:bidi="en_US"/>
+        </w:rPr>
         <w:t>"wandering stars"</w:t>
       </w:r>
     </w:p>
@@ -8582,6 +9917,21 @@
           <w:b/>
           <w:lang w:val="en_US" w:bidi="en_US"/>
         </w:rPr>
+        <w:t>οἷς ὁ ζόφος τοῦ σκότους εἰς αἰῶνα τετήρηται</w:t>
+      </w:r>
+    </w:p>
+    <w:p>
+      <w:pPr/>
+      <w:r>
+        <w:rPr>
+          <w:lang w:val="en_US" w:bidi="en_US"/>
+        </w:rPr>
+      </w:r>
+      <w:r>
+        <w:rPr>
+          <w:b/>
+          <w:lang w:val="en_US" w:bidi="en_US"/>
+        </w:rPr>
         <w:t>"for whom the gloom of darkness has been kept to eternity"</w:t>
       </w:r>
     </w:p>
@@ -8678,6 +10028,21 @@
           <w:b/>
           <w:lang w:val="en_US" w:bidi="en_US"/>
         </w:rPr>
+        <w:t>οἷς</w:t>
+      </w:r>
+    </w:p>
+    <w:p>
+      <w:pPr/>
+      <w:r>
+        <w:rPr>
+          <w:lang w:val="en_US" w:bidi="en_US"/>
+        </w:rPr>
+      </w:r>
+      <w:r>
+        <w:rPr>
+          <w:b/>
+          <w:lang w:val="en_US" w:bidi="en_US"/>
+        </w:rPr>
         <w:t>"for whom"</w:t>
       </w:r>
     </w:p>
@@ -8774,6 +10139,21 @@
           <w:b/>
           <w:lang w:val="en_US" w:bidi="en_US"/>
         </w:rPr>
+        <w:t>ὁ ζόφος τοῦ σκότους</w:t>
+      </w:r>
+    </w:p>
+    <w:p>
+      <w:pPr/>
+      <w:r>
+        <w:rPr>
+          <w:lang w:val="en_US" w:bidi="en_US"/>
+        </w:rPr>
+      </w:r>
+      <w:r>
+        <w:rPr>
+          <w:b/>
+          <w:lang w:val="en_US" w:bidi="en_US"/>
+        </w:rPr>
         <w:t>"the gloom of darkness"</w:t>
       </w:r>
     </w:p>
@@ -8850,6 +10230,21 @@
           <w:b/>
           <w:lang w:val="en_US" w:bidi="en_US"/>
         </w:rPr>
+        <w:t>ὁ ζόφος τοῦ σκότους</w:t>
+      </w:r>
+    </w:p>
+    <w:p>
+      <w:pPr/>
+      <w:r>
+        <w:rPr>
+          <w:lang w:val="en_US" w:bidi="en_US"/>
+        </w:rPr>
+      </w:r>
+      <w:r>
+        <w:rPr>
+          <w:b/>
+          <w:lang w:val="en_US" w:bidi="en_US"/>
+        </w:rPr>
         <w:t>"the gloom of darkness"</w:t>
       </w:r>
     </w:p>
@@ -8959,6 +10354,21 @@
           <w:b/>
           <w:lang w:val="en_US" w:bidi="en_US"/>
         </w:rPr>
+        <w:t>ἕβδομος ἀπὸ Ἀδὰμ</w:t>
+      </w:r>
+    </w:p>
+    <w:p>
+      <w:pPr/>
+      <w:r>
+        <w:rPr>
+          <w:lang w:val="en_US" w:bidi="en_US"/>
+        </w:rPr>
+      </w:r>
+      <w:r>
+        <w:rPr>
+          <w:b/>
+          <w:lang w:val="en_US" w:bidi="en_US"/>
+        </w:rPr>
         <w:t>"seventh from Adam"</w:t>
       </w:r>
     </w:p>
@@ -9035,6 +10445,21 @@
           <w:b/>
           <w:lang w:val="en_US" w:bidi="en_US"/>
         </w:rPr>
+        <w:t>τούτοις</w:t>
+      </w:r>
+    </w:p>
+    <w:p>
+      <w:pPr/>
+      <w:r>
+        <w:rPr>
+          <w:lang w:val="en_US" w:bidi="en_US"/>
+        </w:rPr>
+      </w:r>
+      <w:r>
+        <w:rPr>
+          <w:b/>
+          <w:lang w:val="en_US" w:bidi="en_US"/>
+        </w:rPr>
         <w:t>"about these ones"</w:t>
       </w:r>
     </w:p>
@@ -9131,6 +10556,21 @@
           <w:b/>
           <w:lang w:val="en_US" w:bidi="en_US"/>
         </w:rPr>
+        <w:t>λέγων</w:t>
+      </w:r>
+    </w:p>
+    <w:p>
+      <w:pPr/>
+      <w:r>
+        <w:rPr>
+          <w:lang w:val="en_US" w:bidi="en_US"/>
+        </w:rPr>
+      </w:r>
+      <w:r>
+        <w:rPr>
+          <w:b/>
+          <w:lang w:val="en_US" w:bidi="en_US"/>
+        </w:rPr>
         <w:t>"saying"</w:t>
       </w:r>
     </w:p>
@@ -9214,6 +10654,21 @@
           <w:b/>
           <w:lang w:val="en_US" w:bidi="en_US"/>
         </w:rPr>
+        <w:t>ἰδοὺ</w:t>
+      </w:r>
+    </w:p>
+    <w:p>
+      <w:pPr/>
+      <w:r>
+        <w:rPr>
+          <w:lang w:val="en_US" w:bidi="en_US"/>
+        </w:rPr>
+      </w:r>
+      <w:r>
+        <w:rPr>
+          <w:b/>
+          <w:lang w:val="en_US" w:bidi="en_US"/>
+        </w:rPr>
         <w:t>"Behold"</w:t>
       </w:r>
     </w:p>
@@ -9310,6 +10765,21 @@
           <w:b/>
           <w:lang w:val="en_US" w:bidi="en_US"/>
         </w:rPr>
+        <w:t>ἦλθεν Κύριος</w:t>
+      </w:r>
+    </w:p>
+    <w:p>
+      <w:pPr/>
+      <w:r>
+        <w:rPr>
+          <w:lang w:val="en_US" w:bidi="en_US"/>
+        </w:rPr>
+      </w:r>
+      <w:r>
+        <w:rPr>
+          <w:b/>
+          <w:lang w:val="en_US" w:bidi="en_US"/>
+        </w:rPr>
         <w:t>"The Lord came"</w:t>
       </w:r>
     </w:p>
@@ -9393,6 +10863,21 @@
           <w:b/>
           <w:lang w:val="en_US" w:bidi="en_US"/>
         </w:rPr>
+        <w:t>Κύριος</w:t>
+      </w:r>
+    </w:p>
+    <w:p>
+      <w:pPr/>
+      <w:r>
+        <w:rPr>
+          <w:lang w:val="en_US" w:bidi="en_US"/>
+        </w:rPr>
+      </w:r>
+      <w:r>
+        <w:rPr>
+          <w:b/>
+          <w:lang w:val="en_US" w:bidi="en_US"/>
+        </w:rPr>
         <w:t>"The Lord"</w:t>
       </w:r>
     </w:p>
@@ -9469,6 +10954,21 @@
           <w:b/>
           <w:lang w:val="en_US" w:bidi="en_US"/>
         </w:rPr>
+        <w:t>μυριάσιν</w:t>
+      </w:r>
+    </w:p>
+    <w:p>
+      <w:pPr/>
+      <w:r>
+        <w:rPr>
+          <w:lang w:val="en_US" w:bidi="en_US"/>
+        </w:rPr>
+      </w:r>
+      <w:r>
+        <w:rPr>
+          <w:b/>
+          <w:lang w:val="en_US" w:bidi="en_US"/>
+        </w:rPr>
         <w:t>"myriads"</w:t>
       </w:r>
     </w:p>
@@ -9641,6 +11141,21 @@
           <w:b/>
           <w:lang w:val="en_US" w:bidi="en_US"/>
         </w:rPr>
+        <w:t>ποιῆσαι κρίσιν &amp; καὶ ἐλέγξαι</w:t>
+      </w:r>
+    </w:p>
+    <w:p>
+      <w:pPr/>
+      <w:r>
+        <w:rPr>
+          <w:lang w:val="en_US" w:bidi="en_US"/>
+        </w:rPr>
+      </w:r>
+      <w:r>
+        <w:rPr>
+          <w:b/>
+          <w:lang w:val="en_US" w:bidi="en_US"/>
+        </w:rPr>
         <w:t>"to do judgment"</w:t>
       </w:r>
       <w:r>
@@ -9750,6 +11265,21 @@
           <w:b/>
           <w:lang w:val="en_US" w:bidi="en_US"/>
         </w:rPr>
+        <w:t>ποιῆσαι κρίσιν κατὰ</w:t>
+      </w:r>
+    </w:p>
+    <w:p>
+      <w:pPr/>
+      <w:r>
+        <w:rPr>
+          <w:lang w:val="en_US" w:bidi="en_US"/>
+        </w:rPr>
+      </w:r>
+      <w:r>
+        <w:rPr>
+          <w:b/>
+          <w:lang w:val="en_US" w:bidi="en_US"/>
+        </w:rPr>
         <w:t>"to do judgment against"</w:t>
       </w:r>
     </w:p>
@@ -9846,6 +11376,21 @@
           <w:b/>
           <w:lang w:val="en_US" w:bidi="en_US"/>
         </w:rPr>
+        <w:t>πᾶσαν ψυχὴν</w:t>
+      </w:r>
+    </w:p>
+    <w:p>
+      <w:pPr/>
+      <w:r>
+        <w:rPr>
+          <w:lang w:val="en_US" w:bidi="en_US"/>
+        </w:rPr>
+      </w:r>
+      <w:r>
+        <w:rPr>
+          <w:b/>
+          <w:lang w:val="en_US" w:bidi="en_US"/>
+        </w:rPr>
         <w:t>"every soul"</w:t>
       </w:r>
     </w:p>
@@ -9942,6 +11487,21 @@
           <w:b/>
           <w:lang w:val="en_US" w:bidi="en_US"/>
         </w:rPr>
+        <w:t>τῶν ἔργων ἀσεβείας αὐτῶν</w:t>
+      </w:r>
+    </w:p>
+    <w:p>
+      <w:pPr/>
+      <w:r>
+        <w:rPr>
+          <w:lang w:val="en_US" w:bidi="en_US"/>
+        </w:rPr>
+      </w:r>
+      <w:r>
+        <w:rPr>
+          <w:b/>
+          <w:lang w:val="en_US" w:bidi="en_US"/>
+        </w:rPr>
         <w:t>"their works of ungodliness"</w:t>
       </w:r>
     </w:p>
@@ -10051,6 +11611,21 @@
           <w:b/>
           <w:lang w:val="en_US" w:bidi="en_US"/>
         </w:rPr>
+        <w:t>τῶν σκληρῶν</w:t>
+      </w:r>
+    </w:p>
+    <w:p>
+      <w:pPr/>
+      <w:r>
+        <w:rPr>
+          <w:lang w:val="en_US" w:bidi="en_US"/>
+        </w:rPr>
+      </w:r>
+      <w:r>
+        <w:rPr>
+          <w:b/>
+          <w:lang w:val="en_US" w:bidi="en_US"/>
+        </w:rPr>
         <w:t>"the harsh things"</w:t>
       </w:r>
     </w:p>
@@ -10127,6 +11702,21 @@
           <w:b/>
           <w:lang w:val="en_US" w:bidi="en_US"/>
         </w:rPr>
+        <w:t>αὐτοῦ</w:t>
+      </w:r>
+    </w:p>
+    <w:p>
+      <w:pPr/>
+      <w:r>
+        <w:rPr>
+          <w:lang w:val="en_US" w:bidi="en_US"/>
+        </w:rPr>
+      </w:r>
+      <w:r>
+        <w:rPr>
+          <w:b/>
+          <w:lang w:val="en_US" w:bidi="en_US"/>
+        </w:rPr>
         <w:t>"him"</w:t>
       </w:r>
     </w:p>
@@ -10209,6 +11799,21 @@
         <w:rPr>
           <w:lang w:val="en_US" w:bidi="en_US"/>
         </w:rPr>
+      </w:r>
+    </w:p>
+    <w:p>
+      <w:pPr/>
+      <w:r>
+        <w:rPr>
+          <w:lang w:val="en_US" w:bidi="en_US"/>
+        </w:rPr>
+      </w:r>
+      <w:r>
+        <w:rPr>
+          <w:b/>
+          <w:lang w:val="en_US" w:bidi="en_US"/>
+        </w:rPr>
+        <w:t>οὗτοί</w:t>
       </w:r>
     </w:p>
     <w:p>
@@ -10337,6 +11942,21 @@
           <w:b/>
           <w:lang w:val="en_US" w:bidi="en_US"/>
         </w:rPr>
+        <w:t>εἰσιν γογγυσταί μεμψίμοιροι</w:t>
+      </w:r>
+    </w:p>
+    <w:p>
+      <w:pPr/>
+      <w:r>
+        <w:rPr>
+          <w:lang w:val="en_US" w:bidi="en_US"/>
+        </w:rPr>
+      </w:r>
+      <w:r>
+        <w:rPr>
+          <w:b/>
+          <w:lang w:val="en_US" w:bidi="en_US"/>
+        </w:rPr>
         <w:t>"are murmurers, complainers"</w:t>
       </w:r>
     </w:p>
@@ -10452,6 +12072,21 @@
           <w:b/>
           <w:lang w:val="en_US" w:bidi="en_US"/>
         </w:rPr>
+        <w:t>πορευόμενοι</w:t>
+      </w:r>
+    </w:p>
+    <w:p>
+      <w:pPr/>
+      <w:r>
+        <w:rPr>
+          <w:lang w:val="en_US" w:bidi="en_US"/>
+        </w:rPr>
+      </w:r>
+      <w:r>
+        <w:rPr>
+          <w:b/>
+          <w:lang w:val="en_US" w:bidi="en_US"/>
+        </w:rPr>
         <w:t>"going"</w:t>
       </w:r>
     </w:p>
@@ -10548,6 +12183,21 @@
           <w:b/>
           <w:lang w:val="en_US" w:bidi="en_US"/>
         </w:rPr>
+        <w:t>τὰς ἐπιθυμίας αὐτῶν</w:t>
+      </w:r>
+    </w:p>
+    <w:p>
+      <w:pPr/>
+      <w:r>
+        <w:rPr>
+          <w:lang w:val="en_US" w:bidi="en_US"/>
+        </w:rPr>
+      </w:r>
+      <w:r>
+        <w:rPr>
+          <w:b/>
+          <w:lang w:val="en_US" w:bidi="en_US"/>
+        </w:rPr>
         <w:t>"their lusts"</w:t>
       </w:r>
     </w:p>
@@ -10624,6 +12274,21 @@
           <w:b/>
           <w:lang w:val="en_US" w:bidi="en_US"/>
         </w:rPr>
+        <w:t>τὸ στόμα αὐτῶν λαλεῖ</w:t>
+      </w:r>
+    </w:p>
+    <w:p>
+      <w:pPr/>
+      <w:r>
+        <w:rPr>
+          <w:lang w:val="en_US" w:bidi="en_US"/>
+        </w:rPr>
+      </w:r>
+      <w:r>
+        <w:rPr>
+          <w:b/>
+          <w:lang w:val="en_US" w:bidi="en_US"/>
+        </w:rPr>
         <w:t>"their mouth speaks"</w:t>
       </w:r>
     </w:p>
@@ -10700,6 +12365,21 @@
           <w:b/>
           <w:lang w:val="en_US" w:bidi="en_US"/>
         </w:rPr>
+        <w:t>τὸ στόμα αὐτῶν λαλεῖ</w:t>
+      </w:r>
+    </w:p>
+    <w:p>
+      <w:pPr/>
+      <w:r>
+        <w:rPr>
+          <w:lang w:val="en_US" w:bidi="en_US"/>
+        </w:rPr>
+      </w:r>
+      <w:r>
+        <w:rPr>
+          <w:b/>
+          <w:lang w:val="en_US" w:bidi="en_US"/>
+        </w:rPr>
         <w:t>"their mouth speaks"</w:t>
       </w:r>
     </w:p>
@@ -10796,6 +12476,21 @@
           <w:b/>
           <w:lang w:val="en_US" w:bidi="en_US"/>
         </w:rPr>
+        <w:t>λαλεῖ ὑπέρογκα</w:t>
+      </w:r>
+    </w:p>
+    <w:p>
+      <w:pPr/>
+      <w:r>
+        <w:rPr>
+          <w:lang w:val="en_US" w:bidi="en_US"/>
+        </w:rPr>
+      </w:r>
+      <w:r>
+        <w:rPr>
+          <w:b/>
+          <w:lang w:val="en_US" w:bidi="en_US"/>
+        </w:rPr>
         <w:t>"speaks boastful things"</w:t>
       </w:r>
     </w:p>
@@ -10872,6 +12567,21 @@
           <w:b/>
           <w:lang w:val="en_US" w:bidi="en_US"/>
         </w:rPr>
+        <w:t>θαυμάζοντες πρόσωπα</w:t>
+      </w:r>
+    </w:p>
+    <w:p>
+      <w:pPr/>
+      <w:r>
+        <w:rPr>
+          <w:lang w:val="en_US" w:bidi="en_US"/>
+        </w:rPr>
+      </w:r>
+      <w:r>
+        <w:rPr>
+          <w:b/>
+          <w:lang w:val="en_US" w:bidi="en_US"/>
+        </w:rPr>
         <w:t>"admiring faces"</w:t>
       </w:r>
     </w:p>
@@ -10955,6 +12665,21 @@
           <w:b/>
           <w:lang w:val="en_US" w:bidi="en_US"/>
         </w:rPr>
+        <w:t>θαυμάζοντες πρόσωπα</w:t>
+      </w:r>
+    </w:p>
+    <w:p>
+      <w:pPr/>
+      <w:r>
+        <w:rPr>
+          <w:lang w:val="en_US" w:bidi="en_US"/>
+        </w:rPr>
+      </w:r>
+      <w:r>
+        <w:rPr>
+          <w:b/>
+          <w:lang w:val="en_US" w:bidi="en_US"/>
+        </w:rPr>
         <w:t>"admiring faces"</w:t>
       </w:r>
     </w:p>
@@ -11037,6 +12762,21 @@
         <w:rPr>
           <w:lang w:val="en_US" w:bidi="en_US"/>
         </w:rPr>
+      </w:r>
+    </w:p>
+    <w:p>
+      <w:pPr/>
+      <w:r>
+        <w:rPr>
+          <w:lang w:val="en_US" w:bidi="en_US"/>
+        </w:rPr>
+      </w:r>
+      <w:r>
+        <w:rPr>
+          <w:b/>
+          <w:lang w:val="en_US" w:bidi="en_US"/>
+        </w:rPr>
+        <w:t>ἀγαπητοί</w:t>
       </w:r>
     </w:p>
     <w:p>
@@ -11165,6 +12905,21 @@
           <w:b/>
           <w:lang w:val="en_US" w:bidi="en_US"/>
         </w:rPr>
+        <w:t>τῶν ῥημάτων</w:t>
+      </w:r>
+    </w:p>
+    <w:p>
+      <w:pPr/>
+      <w:r>
+        <w:rPr>
+          <w:lang w:val="en_US" w:bidi="en_US"/>
+        </w:rPr>
+      </w:r>
+      <w:r>
+        <w:rPr>
+          <w:b/>
+          <w:lang w:val="en_US" w:bidi="en_US"/>
+        </w:rPr>
         <w:t>"the words"</w:t>
       </w:r>
     </w:p>
@@ -11261,6 +13016,21 @@
           <w:b/>
           <w:lang w:val="en_US" w:bidi="en_US"/>
         </w:rPr>
+        <w:t>τοῦ Κυρίου ἡμῶν</w:t>
+      </w:r>
+    </w:p>
+    <w:p>
+      <w:pPr/>
+      <w:r>
+        <w:rPr>
+          <w:lang w:val="en_US" w:bidi="en_US"/>
+        </w:rPr>
+      </w:r>
+      <w:r>
+        <w:rPr>
+          <w:b/>
+          <w:lang w:val="en_US" w:bidi="en_US"/>
+        </w:rPr>
         <w:t>"of our Lord"</w:t>
       </w:r>
     </w:p>
@@ -11357,6 +13127,21 @@
           <w:b/>
           <w:lang w:val="en_US" w:bidi="en_US"/>
         </w:rPr>
+        <w:t>ἡμῶν</w:t>
+      </w:r>
+    </w:p>
+    <w:p>
+      <w:pPr/>
+      <w:r>
+        <w:rPr>
+          <w:lang w:val="en_US" w:bidi="en_US"/>
+        </w:rPr>
+      </w:r>
+      <w:r>
+        <w:rPr>
+          <w:b/>
+          <w:lang w:val="en_US" w:bidi="en_US"/>
+        </w:rPr>
         <w:t>"our"</w:t>
       </w:r>
     </w:p>
@@ -11453,6 +13238,21 @@
           <w:b/>
           <w:lang w:val="en_US" w:bidi="en_US"/>
         </w:rPr>
+        <w:t>ὅτι ἔλεγον ὑμῖν</w:t>
+      </w:r>
+    </w:p>
+    <w:p>
+      <w:pPr/>
+      <w:r>
+        <w:rPr>
+          <w:lang w:val="en_US" w:bidi="en_US"/>
+        </w:rPr>
+      </w:r>
+      <w:r>
+        <w:rPr>
+          <w:b/>
+          <w:lang w:val="en_US" w:bidi="en_US"/>
+        </w:rPr>
         <w:t>"that they said to you"</w:t>
       </w:r>
     </w:p>
@@ -11516,6 +13316,21 @@
           <w:b/>
           <w:lang w:val="en_US" w:bidi="en_US"/>
         </w:rPr>
+        <w:t>ἐσχάτου χρόνου</w:t>
+      </w:r>
+    </w:p>
+    <w:p>
+      <w:pPr/>
+      <w:r>
+        <w:rPr>
+          <w:lang w:val="en_US" w:bidi="en_US"/>
+        </w:rPr>
+      </w:r>
+      <w:r>
+        <w:rPr>
+          <w:b/>
+          <w:lang w:val="en_US" w:bidi="en_US"/>
+        </w:rPr>
         <w:t>"the last time"</w:t>
       </w:r>
     </w:p>
@@ -11612,6 +13427,21 @@
           <w:b/>
           <w:lang w:val="en_US" w:bidi="en_US"/>
         </w:rPr>
+        <w:t>πορευόμενοι</w:t>
+      </w:r>
+    </w:p>
+    <w:p>
+      <w:pPr/>
+      <w:r>
+        <w:rPr>
+          <w:lang w:val="en_US" w:bidi="en_US"/>
+        </w:rPr>
+      </w:r>
+      <w:r>
+        <w:rPr>
+          <w:b/>
+          <w:lang w:val="en_US" w:bidi="en_US"/>
+        </w:rPr>
         <w:t>"going"</w:t>
       </w:r>
     </w:p>
@@ -11708,6 +13538,21 @@
           <w:b/>
           <w:lang w:val="en_US" w:bidi="en_US"/>
         </w:rPr>
+        <w:t>κατὰ τὰς ἑαυτῶν ἐπιθυμίας &amp; τῶν ἀσεβειῶν</w:t>
+      </w:r>
+    </w:p>
+    <w:p>
+      <w:pPr/>
+      <w:r>
+        <w:rPr>
+          <w:lang w:val="en_US" w:bidi="en_US"/>
+        </w:rPr>
+      </w:r>
+      <w:r>
+        <w:rPr>
+          <w:b/>
+          <w:lang w:val="en_US" w:bidi="en_US"/>
+        </w:rPr>
         <w:t>"according to their own lusts of ungodliness"</w:t>
       </w:r>
     </w:p>
@@ -11784,6 +13629,21 @@
           <w:b/>
           <w:lang w:val="en_US" w:bidi="en_US"/>
         </w:rPr>
+        <w:t>οὗτοί</w:t>
+      </w:r>
+    </w:p>
+    <w:p>
+      <w:pPr/>
+      <w:r>
+        <w:rPr>
+          <w:lang w:val="en_US" w:bidi="en_US"/>
+        </w:rPr>
+      </w:r>
+      <w:r>
+        <w:rPr>
+          <w:b/>
+          <w:lang w:val="en_US" w:bidi="en_US"/>
+        </w:rPr>
         <w:t>"These"</w:t>
       </w:r>
     </w:p>
@@ -11880,6 +13740,21 @@
           <w:b/>
           <w:lang w:val="en_US" w:bidi="en_US"/>
         </w:rPr>
+        <w:t>οἱ ἀποδιορίζοντες</w:t>
+      </w:r>
+    </w:p>
+    <w:p>
+      <w:pPr/>
+      <w:r>
+        <w:rPr>
+          <w:lang w:val="en_US" w:bidi="en_US"/>
+        </w:rPr>
+      </w:r>
+      <w:r>
+        <w:rPr>
+          <w:b/>
+          <w:lang w:val="en_US" w:bidi="en_US"/>
+        </w:rPr>
         <w:t>"the ones causing divisions"</w:t>
       </w:r>
     </w:p>
@@ -11976,6 +13851,21 @@
           <w:b/>
           <w:lang w:val="en_US" w:bidi="en_US"/>
         </w:rPr>
+        <w:t>Πνεῦμα</w:t>
+      </w:r>
+    </w:p>
+    <w:p>
+      <w:pPr/>
+      <w:r>
+        <w:rPr>
+          <w:lang w:val="en_US" w:bidi="en_US"/>
+        </w:rPr>
+      </w:r>
+      <w:r>
+        <w:rPr>
+          <w:b/>
+          <w:lang w:val="en_US" w:bidi="en_US"/>
+        </w:rPr>
         <w:t>"the Spirit"</w:t>
       </w:r>
     </w:p>
@@ -12072,6 +13962,21 @@
           <w:b/>
           <w:lang w:val="en_US" w:bidi="en_US"/>
         </w:rPr>
+        <w:t>ψυχικοί</w:t>
+      </w:r>
+    </w:p>
+    <w:p>
+      <w:pPr/>
+      <w:r>
+        <w:rPr>
+          <w:lang w:val="en_US" w:bidi="en_US"/>
+        </w:rPr>
+      </w:r>
+      <w:r>
+        <w:rPr>
+          <w:b/>
+          <w:lang w:val="en_US" w:bidi="en_US"/>
+        </w:rPr>
         <w:t>"soulish"</w:t>
       </w:r>
     </w:p>
@@ -12168,6 +14073,21 @@
           <w:b/>
           <w:lang w:val="en_US" w:bidi="en_US"/>
         </w:rPr>
+        <w:t>Πνεῦμα μὴ ἔχοντες</w:t>
+      </w:r>
+    </w:p>
+    <w:p>
+      <w:pPr/>
+      <w:r>
+        <w:rPr>
+          <w:lang w:val="en_US" w:bidi="en_US"/>
+        </w:rPr>
+      </w:r>
+      <w:r>
+        <w:rPr>
+          <w:b/>
+          <w:lang w:val="en_US" w:bidi="en_US"/>
+        </w:rPr>
         <w:t>"not having the Spirit"</w:t>
       </w:r>
     </w:p>
@@ -12250,6 +14170,21 @@
         <w:rPr>
           <w:lang w:val="en_US" w:bidi="en_US"/>
         </w:rPr>
+      </w:r>
+    </w:p>
+    <w:p>
+      <w:pPr/>
+      <w:r>
+        <w:rPr>
+          <w:lang w:val="en_US" w:bidi="en_US"/>
+        </w:rPr>
+      </w:r>
+      <w:r>
+        <w:rPr>
+          <w:b/>
+          <w:lang w:val="en_US" w:bidi="en_US"/>
+        </w:rPr>
+        <w:t>ἀγαπητοί</w:t>
       </w:r>
     </w:p>
     <w:p>
@@ -12378,6 +14313,21 @@
           <w:b/>
           <w:lang w:val="en_US" w:bidi="en_US"/>
         </w:rPr>
+        <w:t>ἐποικοδομοῦντες ἑαυτοὺς τῇ ἁγιωτάτῃ ὑμῶν πίστει</w:t>
+      </w:r>
+    </w:p>
+    <w:p>
+      <w:pPr/>
+      <w:r>
+        <w:rPr>
+          <w:lang w:val="en_US" w:bidi="en_US"/>
+        </w:rPr>
+      </w:r>
+      <w:r>
+        <w:rPr>
+          <w:b/>
+          <w:lang w:val="en_US" w:bidi="en_US"/>
+        </w:rPr>
         <w:t>"building yourselves up in your most holy faith"</w:t>
       </w:r>
     </w:p>
@@ -12461,6 +14411,21 @@
           <w:b/>
           <w:lang w:val="en_US" w:bidi="en_US"/>
         </w:rPr>
+        <w:t>ἐποικοδομοῦντες ἑαυτοὺς</w:t>
+      </w:r>
+    </w:p>
+    <w:p>
+      <w:pPr/>
+      <w:r>
+        <w:rPr>
+          <w:lang w:val="en_US" w:bidi="en_US"/>
+        </w:rPr>
+      </w:r>
+      <w:r>
+        <w:rPr>
+          <w:b/>
+          <w:lang w:val="en_US" w:bidi="en_US"/>
+        </w:rPr>
         <w:t>"building yourselves up"</w:t>
       </w:r>
     </w:p>
@@ -12524,6 +14489,21 @@
           <w:b/>
           <w:lang w:val="en_US" w:bidi="en_US"/>
         </w:rPr>
+        <w:t>τῇ ἁγιωτάτῃ ὑμῶν πίστει</w:t>
+      </w:r>
+    </w:p>
+    <w:p>
+      <w:pPr/>
+      <w:r>
+        <w:rPr>
+          <w:lang w:val="en_US" w:bidi="en_US"/>
+        </w:rPr>
+      </w:r>
+      <w:r>
+        <w:rPr>
+          <w:b/>
+          <w:lang w:val="en_US" w:bidi="en_US"/>
+        </w:rPr>
         <w:t>"in your most holy faith"</w:t>
       </w:r>
     </w:p>
@@ -12620,6 +14600,21 @@
           <w:b/>
           <w:lang w:val="en_US" w:bidi="en_US"/>
         </w:rPr>
+        <w:t>ἐν Πνεύματι Ἁγίῳ προσευχόμενοι</w:t>
+      </w:r>
+    </w:p>
+    <w:p>
+      <w:pPr/>
+      <w:r>
+        <w:rPr>
+          <w:lang w:val="en_US" w:bidi="en_US"/>
+        </w:rPr>
+      </w:r>
+      <w:r>
+        <w:rPr>
+          <w:b/>
+          <w:lang w:val="en_US" w:bidi="en_US"/>
+        </w:rPr>
         <w:t>"praying in the Holy Spirit"</w:t>
       </w:r>
     </w:p>
@@ -12683,6 +14678,21 @@
           <w:b/>
           <w:lang w:val="en_US" w:bidi="en_US"/>
         </w:rPr>
+        <w:t>ἑαυτοὺς ἐν ἀγάπῃ Θεοῦ τηρήσατε</w:t>
+      </w:r>
+    </w:p>
+    <w:p>
+      <w:pPr/>
+      <w:r>
+        <w:rPr>
+          <w:lang w:val="en_US" w:bidi="en_US"/>
+        </w:rPr>
+      </w:r>
+      <w:r>
+        <w:rPr>
+          <w:b/>
+          <w:lang w:val="en_US" w:bidi="en_US"/>
+        </w:rPr>
         <w:t>"keep yourselves in the love of God"</w:t>
       </w:r>
     </w:p>
@@ -12766,6 +14776,21 @@
           <w:b/>
           <w:lang w:val="en_US" w:bidi="en_US"/>
         </w:rPr>
+        <w:t>ἑαυτοὺς ἐν ἀγάπῃ Θεοῦ τηρήσατε</w:t>
+      </w:r>
+    </w:p>
+    <w:p>
+      <w:pPr/>
+      <w:r>
+        <w:rPr>
+          <w:lang w:val="en_US" w:bidi="en_US"/>
+        </w:rPr>
+      </w:r>
+      <w:r>
+        <w:rPr>
+          <w:b/>
+          <w:lang w:val="en_US" w:bidi="en_US"/>
+        </w:rPr>
         <w:t>"keep yourselves in the love of God"</w:t>
       </w:r>
     </w:p>
@@ -12862,6 +14887,21 @@
           <w:b/>
           <w:lang w:val="en_US" w:bidi="en_US"/>
         </w:rPr>
+        <w:t>προσδεχόμενοι τὸ ἔλεος τοῦ Κυρίου ἡμῶν</w:t>
+      </w:r>
+    </w:p>
+    <w:p>
+      <w:pPr/>
+      <w:r>
+        <w:rPr>
+          <w:lang w:val="en_US" w:bidi="en_US"/>
+        </w:rPr>
+      </w:r>
+      <w:r>
+        <w:rPr>
+          <w:b/>
+          <w:lang w:val="en_US" w:bidi="en_US"/>
+        </w:rPr>
         <w:t>"waiting for the mercy of our Lord"</w:t>
       </w:r>
     </w:p>
@@ -12925,6 +14965,21 @@
           <w:b/>
           <w:lang w:val="en_US" w:bidi="en_US"/>
         </w:rPr>
+        <w:t>τὸ ἔλεος τοῦ Κυρίου ἡμῶν, Ἰησοῦ Χριστοῦ</w:t>
+      </w:r>
+    </w:p>
+    <w:p>
+      <w:pPr/>
+      <w:r>
+        <w:rPr>
+          <w:lang w:val="en_US" w:bidi="en_US"/>
+        </w:rPr>
+      </w:r>
+      <w:r>
+        <w:rPr>
+          <w:b/>
+          <w:lang w:val="en_US" w:bidi="en_US"/>
+        </w:rPr>
         <w:t>"the mercy of our Lord Jesus Christ"</w:t>
       </w:r>
     </w:p>
@@ -13007,6 +15062,21 @@
         <w:rPr>
           <w:lang w:val="en_US" w:bidi="en_US"/>
         </w:rPr>
+      </w:r>
+    </w:p>
+    <w:p>
+      <w:pPr/>
+      <w:r>
+        <w:rPr>
+          <w:lang w:val="en_US" w:bidi="en_US"/>
+        </w:rPr>
+      </w:r>
+      <w:r>
+        <w:rPr>
+          <w:b/>
+          <w:lang w:val="en_US" w:bidi="en_US"/>
+        </w:rPr>
+        <w:t>τοῦ Κυρίου ἡμῶν</w:t>
       </w:r>
     </w:p>
     <w:p>
@@ -13135,6 +15205,21 @@
           <w:b/>
           <w:lang w:val="en_US" w:bidi="en_US"/>
         </w:rPr>
+        <w:t>ἡμῶν</w:t>
+      </w:r>
+    </w:p>
+    <w:p>
+      <w:pPr/>
+      <w:r>
+        <w:rPr>
+          <w:lang w:val="en_US" w:bidi="en_US"/>
+        </w:rPr>
+      </w:r>
+      <w:r>
+        <w:rPr>
+          <w:b/>
+          <w:lang w:val="en_US" w:bidi="en_US"/>
+        </w:rPr>
         <w:t>"our"</w:t>
       </w:r>
     </w:p>
@@ -13231,6 +15316,21 @@
           <w:b/>
           <w:lang w:val="en_US" w:bidi="en_US"/>
         </w:rPr>
+        <w:t>τὸ ἔλεος τοῦ Κυρίου ἡμῶν, Ἰησοῦ Χριστοῦ, εἰς ζωὴν αἰώνιον</w:t>
+      </w:r>
+    </w:p>
+    <w:p>
+      <w:pPr/>
+      <w:r>
+        <w:rPr>
+          <w:lang w:val="en_US" w:bidi="en_US"/>
+        </w:rPr>
+      </w:r>
+      <w:r>
+        <w:rPr>
+          <w:b/>
+          <w:lang w:val="en_US" w:bidi="en_US"/>
+        </w:rPr>
         <w:t>"the mercy of our Lord Jesus Christ to eternal life"</w:t>
       </w:r>
     </w:p>
@@ -13340,6 +15440,21 @@
           <w:b/>
           <w:lang w:val="en_US" w:bidi="en_US"/>
         </w:rPr>
+        <w:t>ἐλεᾶτε</w:t>
+      </w:r>
+    </w:p>
+    <w:p>
+      <w:pPr/>
+      <w:r>
+        <w:rPr>
+          <w:lang w:val="en_US" w:bidi="en_US"/>
+        </w:rPr>
+      </w:r>
+      <w:r>
+        <w:rPr>
+          <w:b/>
+          <w:lang w:val="en_US" w:bidi="en_US"/>
+        </w:rPr>
         <w:t>"have mercy on"</w:t>
       </w:r>
     </w:p>
@@ -13512,6 +15627,21 @@
           <w:b/>
           <w:lang w:val="en_US" w:bidi="en_US"/>
         </w:rPr>
+        <w:t>ἐκ πυρὸς ἁρπάζοντες</w:t>
+      </w:r>
+    </w:p>
+    <w:p>
+      <w:pPr/>
+      <w:r>
+        <w:rPr>
+          <w:lang w:val="en_US" w:bidi="en_US"/>
+        </w:rPr>
+      </w:r>
+      <w:r>
+        <w:rPr>
+          <w:b/>
+          <w:lang w:val="en_US" w:bidi="en_US"/>
+        </w:rPr>
         <w:t>"snatching from fire"</w:t>
       </w:r>
     </w:p>
@@ -13575,6 +15705,21 @@
           <w:b/>
           <w:lang w:val="en_US" w:bidi="en_US"/>
         </w:rPr>
+        <w:t>ἐκ πυρὸς ἁρπάζοντες</w:t>
+      </w:r>
+    </w:p>
+    <w:p>
+      <w:pPr/>
+      <w:r>
+        <w:rPr>
+          <w:lang w:val="en_US" w:bidi="en_US"/>
+        </w:rPr>
+      </w:r>
+      <w:r>
+        <w:rPr>
+          <w:b/>
+          <w:lang w:val="en_US" w:bidi="en_US"/>
+        </w:rPr>
         <w:t>"snatching from fire"</w:t>
       </w:r>
     </w:p>
@@ -13671,6 +15816,21 @@
           <w:b/>
           <w:lang w:val="en_US" w:bidi="en_US"/>
         </w:rPr>
+        <w:t>ἐλεᾶτε</w:t>
+      </w:r>
+    </w:p>
+    <w:p>
+      <w:pPr/>
+      <w:r>
+        <w:rPr>
+          <w:lang w:val="en_US" w:bidi="en_US"/>
+        </w:rPr>
+      </w:r>
+      <w:r>
+        <w:rPr>
+          <w:b/>
+          <w:lang w:val="en_US" w:bidi="en_US"/>
+        </w:rPr>
         <w:t>"have mercy on"</w:t>
       </w:r>
     </w:p>
@@ -13830,6 +15990,21 @@
           <w:b/>
           <w:lang w:val="en_US" w:bidi="en_US"/>
         </w:rPr>
+        <w:t>μισοῦντες καὶ τὸν ἀπὸ τῆς σαρκὸς ἐσπιλωμένον χιτῶνα</w:t>
+      </w:r>
+    </w:p>
+    <w:p>
+      <w:pPr/>
+      <w:r>
+        <w:rPr>
+          <w:lang w:val="en_US" w:bidi="en_US"/>
+        </w:rPr>
+      </w:r>
+      <w:r>
+        <w:rPr>
+          <w:b/>
+          <w:lang w:val="en_US" w:bidi="en_US"/>
+        </w:rPr>
         <w:t>"hating even the garment having been defiled by the flesh"</w:t>
       </w:r>
     </w:p>
@@ -13913,6 +16088,21 @@
           <w:b/>
           <w:lang w:val="en_US" w:bidi="en_US"/>
         </w:rPr>
+        <w:t>τῆς σαρκὸς</w:t>
+      </w:r>
+    </w:p>
+    <w:p>
+      <w:pPr/>
+      <w:r>
+        <w:rPr>
+          <w:lang w:val="en_US" w:bidi="en_US"/>
+        </w:rPr>
+      </w:r>
+      <w:r>
+        <w:rPr>
+          <w:b/>
+          <w:lang w:val="en_US" w:bidi="en_US"/>
+        </w:rPr>
         <w:t>"the flesh"</w:t>
       </w:r>
     </w:p>
@@ -14009,6 +16199,21 @@
           <w:b/>
           <w:lang w:val="en_US" w:bidi="en_US"/>
         </w:rPr>
+        <w:t>τῷ δὲ δυναμένῳ φυλάξαι</w:t>
+      </w:r>
+    </w:p>
+    <w:p>
+      <w:pPr/>
+      <w:r>
+        <w:rPr>
+          <w:lang w:val="en_US" w:bidi="en_US"/>
+        </w:rPr>
+      </w:r>
+      <w:r>
+        <w:rPr>
+          <w:b/>
+          <w:lang w:val="en_US" w:bidi="en_US"/>
+        </w:rPr>
         <w:t>"Now to the one being able to keep"</w:t>
       </w:r>
     </w:p>
@@ -14105,6 +16310,21 @@
           <w:b/>
           <w:lang w:val="en_US" w:bidi="en_US"/>
         </w:rPr>
+        <w:t>φυλάξαι ὑμᾶς ἀπταίστους</w:t>
+      </w:r>
+    </w:p>
+    <w:p>
+      <w:pPr/>
+      <w:r>
+        <w:rPr>
+          <w:lang w:val="en_US" w:bidi="en_US"/>
+        </w:rPr>
+      </w:r>
+      <w:r>
+        <w:rPr>
+          <w:b/>
+          <w:lang w:val="en_US" w:bidi="en_US"/>
+        </w:rPr>
         <w:t>"to keep you without stumbling"</w:t>
       </w:r>
     </w:p>
@@ -14201,6 +16421,21 @@
           <w:b/>
           <w:lang w:val="en_US" w:bidi="en_US"/>
         </w:rPr>
+        <w:t>τῆς δόξης αὐτοῦ</w:t>
+      </w:r>
+    </w:p>
+    <w:p>
+      <w:pPr/>
+      <w:r>
+        <w:rPr>
+          <w:lang w:val="en_US" w:bidi="en_US"/>
+        </w:rPr>
+      </w:r>
+      <w:r>
+        <w:rPr>
+          <w:b/>
+          <w:lang w:val="en_US" w:bidi="en_US"/>
+        </w:rPr>
         <w:t>"his glory"</w:t>
       </w:r>
     </w:p>
@@ -14360,6 +16595,21 @@
           <w:b/>
           <w:lang w:val="en_US" w:bidi="en_US"/>
         </w:rPr>
+        <w:t>μόνῳ Θεῷ Σωτῆρι ἡμῶν</w:t>
+      </w:r>
+    </w:p>
+    <w:p>
+      <w:pPr/>
+      <w:r>
+        <w:rPr>
+          <w:lang w:val="en_US" w:bidi="en_US"/>
+        </w:rPr>
+      </w:r>
+      <w:r>
+        <w:rPr>
+          <w:b/>
+          <w:lang w:val="en_US" w:bidi="en_US"/>
+        </w:rPr>
         <w:t>"to the only God our Savior"</w:t>
       </w:r>
     </w:p>
@@ -14436,6 +16686,21 @@
           <w:b/>
           <w:lang w:val="en_US" w:bidi="en_US"/>
         </w:rPr>
+        <w:t>Σωτῆρι ἡμῶν</w:t>
+      </w:r>
+    </w:p>
+    <w:p>
+      <w:pPr/>
+      <w:r>
+        <w:rPr>
+          <w:lang w:val="en_US" w:bidi="en_US"/>
+        </w:rPr>
+      </w:r>
+      <w:r>
+        <w:rPr>
+          <w:b/>
+          <w:lang w:val="en_US" w:bidi="en_US"/>
+        </w:rPr>
         <w:t>"our Savior"</w:t>
       </w:r>
     </w:p>
@@ -14532,6 +16797,21 @@
           <w:b/>
           <w:lang w:val="en_US" w:bidi="en_US"/>
         </w:rPr>
+        <w:t>τοῦ Κυρίου ἡμῶν,</w:t>
+      </w:r>
+    </w:p>
+    <w:p>
+      <w:pPr/>
+      <w:r>
+        <w:rPr>
+          <w:lang w:val="en_US" w:bidi="en_US"/>
+        </w:rPr>
+      </w:r>
+      <w:r>
+        <w:rPr>
+          <w:b/>
+          <w:lang w:val="en_US" w:bidi="en_US"/>
+        </w:rPr>
         <w:t>"our Lord"</w:t>
       </w:r>
     </w:p>
@@ -14628,6 +16908,21 @@
           <w:b/>
           <w:lang w:val="en_US" w:bidi="en_US"/>
         </w:rPr>
+        <w:t>μόνῳ Θεῷ &amp; δόξα, μεγαλωσύνη, κράτος, καὶ ἐξουσία</w:t>
+      </w:r>
+    </w:p>
+    <w:p>
+      <w:pPr/>
+      <w:r>
+        <w:rPr>
+          <w:lang w:val="en_US" w:bidi="en_US"/>
+        </w:rPr>
+      </w:r>
+      <w:r>
+        <w:rPr>
+          <w:b/>
+          <w:lang w:val="en_US" w:bidi="en_US"/>
+        </w:rPr>
         <w:t>"to the only God"</w:t>
       </w:r>
       <w:r>
@@ -14750,6 +17045,21 @@
           <w:b/>
           <w:lang w:val="en_US" w:bidi="en_US"/>
         </w:rPr>
+        <w:t>πρὸ παντὸς τοῦ αἰῶνος</w:t>
+      </w:r>
+    </w:p>
+    <w:p>
+      <w:pPr/>
+      <w:r>
+        <w:rPr>
+          <w:lang w:val="en_US" w:bidi="en_US"/>
+        </w:rPr>
+      </w:r>
+      <w:r>
+        <w:rPr>
+          <w:b/>
+          <w:lang w:val="en_US" w:bidi="en_US"/>
+        </w:rPr>
         <w:t>"before all the age"</w:t>
       </w:r>
     </w:p>
@@ -14819,6 +17129,21 @@
         <w:rPr>
           <w:lang w:val="en_US" w:bidi="en_US"/>
         </w:rPr>
+      </w:r>
+    </w:p>
+    <w:p>
+      <w:pPr/>
+      <w:r>
+        <w:rPr>
+          <w:lang w:val="en_US" w:bidi="en_US"/>
+        </w:rPr>
+      </w:r>
+      <w:r>
+        <w:rPr>
+          <w:b/>
+          <w:lang w:val="en_US" w:bidi="en_US"/>
+        </w:rPr>
+        <w:t>εἰς πάντας τοὺς αἰῶνας</w:t>
       </w:r>
     </w:p>
     <w:p>

--- a/eng/docx/65.content.docx
+++ b/eng/docx/65.content.docx
@@ -28,49 +28,15 @@
       </w:r>
     </w:p>
     <w:p>
-      <w:pPr>
-        <w:pStyle w:val="Heading2"/>
-      </w:pPr>
-      <w:r>
-        <w:rPr>
-          <w:lang w:val="en_US" w:bidi="en_US"/>
-        </w:rPr>
-        <w:t>License Information</w:t>
-      </w:r>
-      <w:r>
-        <w:rPr>
-          <w:lang w:val="en_US" w:bidi="en_US"/>
-        </w:rPr>
-      </w:r>
-    </w:p>
-    <w:p>
-      <w:pPr/>
-      <w:r>
-        <w:rPr>
-          <w:lang w:val="en_US" w:bidi="en_US"/>
-        </w:rPr>
-      </w:r>
-      <w:r>
-        <w:rPr>
-          <w:b/>
-          <w:lang w:val="en_US" w:bidi="en_US"/>
-        </w:rPr>
-        <w:t>Translation Notes (unfoldingWord)</w:t>
-      </w:r>
-      <w:r>
-        <w:rPr>
-          <w:lang w:val="en_US" w:bidi="en_US"/>
-        </w:rPr>
-        <w:t xml:space="preserve"> is based on</w:t>
-      </w:r>
-      <w:r>
-        <w:rPr>
-          <w:lang w:val="en_US" w:bidi="en_US"/>
-        </w:rPr>
-        <w:t xml:space="preserve">: </w:t>
-      </w:r>
-      <w:r>
-        <w:rPr>
+      <w:pPr/>
+      <w:r>
+        <w:rPr>
+          <w:lang w:val="en_US" w:bidi="en_US"/>
+        </w:rPr>
+      </w:r>
+      <w:r>
+        <w:rPr>
+          <w:b/>
           <w:lang w:val="en_US" w:bidi="en_US"/>
         </w:rPr>
         <w:t>unfoldingWord® Translation Notes</w:t>
@@ -79,62 +45,31 @@
         <w:rPr>
           <w:lang w:val="en_US" w:bidi="en_US"/>
         </w:rPr>
-        <w:t xml:space="preserve">, </w:t>
-      </w:r>
-      <w:hyperlink r:id="rId13">
-        <w:r>
-          <w:rPr>
-            <w:lang w:val="en_US" w:bidi="en_US"/>
-          </w:rPr>
-          <w:rPr>
-            <w:color w:val="0000EE"/>
-            <w:u w:val="single"/>
-          </w:rPr>
-          <w:t>unfoldingWord</w:t>
-        </w:r>
-      </w:hyperlink>
-      <w:r>
-        <w:rPr>
-          <w:lang w:val="en_US" w:bidi="en_US"/>
-        </w:rPr>
-        <w:t xml:space="preserve">, 2022, which is licensed under a </w:t>
-      </w:r>
-      <w:hyperlink r:id="rId14">
-        <w:r>
-          <w:rPr>
-            <w:lang w:val="en_US" w:bidi="en_US"/>
-          </w:rPr>
-          <w:rPr>
-            <w:color w:val="0000EE"/>
-            <w:u w:val="single"/>
-          </w:rPr>
-          <w:t>CC BY-SA 4.0 license</w:t>
-        </w:r>
-      </w:hyperlink>
-      <w:r>
-        <w:rPr>
-          <w:lang w:val="en_US" w:bidi="en_US"/>
-        </w:rPr>
-        <w:t>.</w:t>
-      </w:r>
-      <w:r>
-        <w:rPr>
-          <w:lang w:val="en_US" w:bidi="en_US"/>
-        </w:rPr>
-      </w:r>
-    </w:p>
-    <w:p>
-      <w:pPr/>
-      <w:r>
-        <w:rPr>
-          <w:lang w:val="en_US" w:bidi="en_US"/>
-        </w:rPr>
-      </w:r>
-      <w:r>
-        <w:rPr>
-          <w:lang w:val="en_US" w:bidi="en_US"/>
-        </w:rPr>
-        <w:t>This PDF version is provided under the same license.</w:t>
+        <w:t xml:space="preserve"> © 2022 unfoldingWord. Released under CC BY-SA 4.0 license. </w:t>
+      </w:r>
+      <w:r>
+        <w:rPr>
+          <w:lang w:val="en_US" w:bidi="en_US"/>
+        </w:rPr>
+        <w:t>unfoldingWord® Translation Notes</w:t>
+      </w:r>
+      <w:r>
+        <w:rPr>
+          <w:lang w:val="en_US" w:bidi="en_US"/>
+        </w:rPr>
+        <w:t xml:space="preserve"> has been adapted in the following languages: Tok Pisin, Arabic (عربي), French (Français), Hindi (हिंदी), Indonesian (Bahasa Indonesia), Portuguese (Português), Russian (Русский), Spanish (Español), Swahili (Kiswahili), and Simplified Chinese (简体中文) from </w:t>
+      </w:r>
+      <w:r>
+        <w:rPr>
+          <w:lang w:val="en_US" w:bidi="en_US"/>
+        </w:rPr>
+        <w:t>unfoldingWord® Translation Notes</w:t>
+      </w:r>
+      <w:r>
+        <w:rPr>
+          <w:lang w:val="en_US" w:bidi="en_US"/>
+        </w:rPr>
+        <w:t xml:space="preserve"> © 2022 unfoldingWord. Released under CC BY-SA 4.0 license by Mission Mutual</w:t>
       </w:r>
       <w:r>
         <w:rPr>
@@ -2932,7 +2867,7 @@
         </w:rPr>
         <w:t xml:space="preserve">In this phrase, Jude is leaving out words from this sentence that it would need in many languages in order to be complete. If this phrase is required in your language, it can be supplied from verse </w:t>
       </w:r>
-      <w:hyperlink r:id="rId15">
+      <w:hyperlink r:id="rId13">
         <w:r>
           <w:rPr>
             <w:lang w:val="en_US" w:bidi="en_US"/>
@@ -6205,7 +6140,7 @@
         </w:rPr>
         <w:t xml:space="preserve"> refers back to the sexual immorality of the people of Sodom and Gomorrah referred to in the previous verse, and possibly the improper behavior of the wicked angels referred to in verse </w:t>
       </w:r>
-      <w:hyperlink r:id="rId16">
+      <w:hyperlink r:id="rId14">
         <w:r>
           <w:rPr>
             <w:lang w:val="en_US" w:bidi="en_US"/>
@@ -6334,7 +6269,7 @@
         </w:rPr>
         <w:t xml:space="preserve"> refers to the false teachers introduced in verse </w:t>
       </w:r>
-      <w:hyperlink r:id="rId17">
+      <w:hyperlink r:id="rId15">
         <w:r>
           <w:rPr>
             <w:lang w:val="en_US" w:bidi="en_US"/>
@@ -7211,7 +7146,7 @@
         </w:rPr>
         <w:t xml:space="preserve"> refers to the false teachers introduced in verse </w:t>
       </w:r>
-      <w:hyperlink r:id="rId17">
+      <w:hyperlink r:id="rId15">
         <w:r>
           <w:rPr>
             <w:lang w:val="en_US" w:bidi="en_US"/>
@@ -7340,7 +7275,7 @@
         </w:rPr>
         <w:t xml:space="preserve"> could refer to: (1) the spiritual realm referred to in the previous verse. Alternate translation: “the spiritual realm, which they do not understand” (2) the glorious ones mentioned in verse </w:t>
       </w:r>
-      <w:hyperlink r:id="rId18">
+      <w:hyperlink r:id="rId16">
         <w:r>
           <w:rPr>
             <w:lang w:val="en_US" w:bidi="en_US"/>
@@ -8500,7 +8435,7 @@
         </w:rPr>
         <w:t xml:space="preserve"> refers to the false teachers introduced in verse </w:t>
       </w:r>
-      <w:hyperlink r:id="rId17">
+      <w:hyperlink r:id="rId15">
         <w:r>
           <w:rPr>
             <w:lang w:val="en_US" w:bidi="en_US"/>
@@ -11922,7 +11857,7 @@
         </w:rPr>
         <w:t xml:space="preserve"> refers to the false teachers that Jude first introduced in verse </w:t>
       </w:r>
-      <w:hyperlink r:id="rId17">
+      <w:hyperlink r:id="rId15">
         <w:r>
           <w:rPr>
             <w:lang w:val="en_US" w:bidi="en_US"/>
@@ -12885,7 +12820,7 @@
         </w:rPr>
         <w:t xml:space="preserve"> refers to those whom Jude is writing to, which can be extended to all believers. If it would be helpful in your language, you could state this term explicitly. See how you translated this in verse </w:t>
       </w:r>
-      <w:hyperlink r:id="rId19">
+      <w:hyperlink r:id="rId17">
         <w:r>
           <w:rPr>
             <w:lang w:val="en_US" w:bidi="en_US"/>
@@ -14293,7 +14228,7 @@
         </w:rPr>
         <w:t xml:space="preserve"> refers to those to whom Jude is writing, which can be extended to all believers. If it would be helpful in your language, you could express this explicitly. See how you translated this in verse </w:t>
       </w:r>
-      <w:hyperlink r:id="rId19">
+      <w:hyperlink r:id="rId17">
         <w:r>
           <w:rPr>
             <w:lang w:val="en_US" w:bidi="en_US"/>
@@ -15185,7 +15120,7 @@
         </w:rPr>
         <w:t xml:space="preserve"> means “the person who is lord over us” or “the person who rules over us.” See how you translated this expression in verse </w:t>
       </w:r>
-      <w:hyperlink r:id="rId20">
+      <w:hyperlink r:id="rId18">
         <w:r>
           <w:rPr>
             <w:lang w:val="en_US" w:bidi="en_US"/>

--- a/eng/docx/65.content.docx
+++ b/eng/docx/65.content.docx
@@ -141,13 +141,6 @@
         <w:rPr>
           <w:lang w:val="en_US" w:bidi="en_US"/>
         </w:rPr>
-      </w:r>
-      <w:r>
-        <w:rPr>
-          <w:i/>
-          <w:lang w:val="en_US" w:bidi="en_US"/>
-        </w:rPr>
-        <w:t>Jude 1:1 (#1), Jude 1:1 (#2), Jude 1:1 (#3), Jude 1:1 (#4), Jude 1:1 (#5), Jude 1:1 (#6), Jude 1:1 (#7), Jude 1:1 (#8), Jude 1:1 (#9), Jude 1:2 (#1), Jude 1:2 (#2), Jude 1:2 (#3), Jude 1:2 (#4), Jude 1:3 (#1), Jude 1:3 (#2), Jude 1:3 (#3), Jude 1:3 (#4), Jude 1:3 (#5), Jude 1:3 (#6), Jude 1:3 (#7), Jude 1:3 (#8), Jude 1:3 (#9), Jude 1:3 (#10), Jude 1:4 (#1), Jude 1:4 (#2), Jude 1:4 (#3), Jude 1:4 (#4), Jude 1:4 (#5), Jude 1:4 (#6), Jude 1:4 (#7), Jude 1:4 (#8), Jude 1:4 (#9), Jude 1:4 (#10), Jude 1:4 (#11), Jude 1:4 (#12), Jude 1:5 (#1), Jude 1:5 (#2), Jude 1:5 (#3), Jude 1:5 (#4), Jude 1:5 (#5), Jude 1:6 (#1), Jude 1:6 (#2), Jude 1:6 (#3), Jude 1:6 (#4), Jude 1:6 (#5), Jude 1:6 (#6), Jude 1:6 (#7), Jude 1:6 (#8), Jude 1:7 (#1), Jude 1:7 (#2), Jude 1:7 (#3), Jude 1:7 (#4), Jude 1:7 (#5), Jude 1:7 (#6), Jude 1:7 (#7), Jude 1:8 (#1), Jude 1:8 (#2), Jude 1:8 (#3), Jude 1:8 (#4), Jude 1:8 (#5), Jude 1:8 (#6), Jude 1:9 (#1), Jude 1:9 (#2), Jude 1:9 (#3), Jude 1:10 (#1), Jude 1:10 (#2), Jude 1:10 (#3), Jude 1:10 (#4), Jude 1:10 (#5), Jude 1:11 (#1), Jude 1:11 (#2), Jude 1:11 (#3), Jude 1:11 (#4), Jude 1:11 (#5), Jude 1:11 (#6), Jude 1:11 (#7), Jude 1:12 (#1), Jude 1:12 (#2), Jude 1:12 (#3), Jude 1:12 (#4), Jude 1:12 (#5), Jude 1:12 (#6), Jude 1:12 (#7), Jude 1:12 (#8), Jude 1:12 (#9), Jude 1:12 (#10), Jude 1:12 (#11), Jude 1:13 (#1), Jude 1:13 (#2), Jude 1:13 (#3), Jude 1:13 (#4), Jude 1:13 (#5), Jude 1:13 (#6), Jude 1:13 (#7), Jude 1:14 (#1), Jude 1:14 (#2), Jude 1:14 (#3), Jude 1:14 (#4), Jude 1:14 (#5), Jude 1:14 (#6), Jude 1:14 (#7), Jude 1:14 (#8), Jude 1:15 (#1), Jude 1:15 (#2), Jude 1:15 (#3), Jude 1:15 (#4), Jude 1:15 (#5), Jude 1:15 (#6), Jude 1:16 (#1), Jude 1:16 (#2), Jude 1:16 (#3), Jude 1:16 (#4), Jude 1:16 (#5), Jude 1:16 (#6), Jude 1:16 (#7), Jude 1:16 (#8), Jude 1:16 (#9), Jude 1:17 (#1), Jude 1:17 (#2), Jude 1:17 (#3), Jude 1:17 (#4), Jude 1:18 (#1), Jude 1:18 (#2), Jude 1:18 (#3), Jude 1:18 (#4), Jude 1:19 (#1), Jude 1:19 (#2), Jude 1:19 (#3), Jude 1:19 (#4), Jude 1:19 (#5), Jude 1:20 (#1), Jude 1:20 (#2), Jude 1:20 (#3), Jude 1:20 (#4), Jude 1:20 (#5), Jude 1:21 (#1), Jude 1:21 (#2), Jude 1:21 (#3), Jude 1:21 (#4), Jude 1:21 (#5), Jude 1:21 (#6), Jude 1:21 (#7), Jude 1:22 (#1), Jude 1:22 (#2), Jude 1:23 (#1), Jude 1:23 (#2), Jude 1:23 (#3), Jude 1:23 (#4), Jude 1:23 (#5), Jude 1:23 (#6), Jude 1:24 (#1), Jude 1:24 (#2), Jude 1:24 (#3), Jude 1:24 (#4), Jude 1:25 (#1), Jude 1:25 (#2), Jude 1:25 (#3), Jude 1:25 (#4), Jude 1:25 (#5), Jude 1:25 (#6)</w:t>
       </w:r>
       <w:r>
         <w:rPr>

--- a/eng/docx/65.content.docx
+++ b/eng/docx/65.content.docx
@@ -128,19 +128,6 @@
           <w:lang w:val="en_US" w:bidi="en_US"/>
         </w:rPr>
         <w:t>JUD</w:t>
-      </w:r>
-      <w:r>
-        <w:rPr>
-          <w:lang w:val="en_US" w:bidi="en_US"/>
-        </w:rPr>
-      </w:r>
-    </w:p>
-    <w:p>
-      <w:pPr/>
-      <w:r>
-        <w:rPr>
-          <w:lang w:val="en_US" w:bidi="en_US"/>
-        </w:rPr>
       </w:r>
       <w:r>
         <w:rPr>

--- a/eng/docx/65.content.docx
+++ b/eng/docx/65.content.docx
@@ -19,7 +19,7 @@
         <w:rPr>
           <w:lang w:val="en_US" w:bidi="en_US"/>
         </w:rPr>
-        <w:t>Resource: Translation Notes (unfoldingWord)</w:t>
+        <w:t>Resource: unfoldingWord® Translation Notes</w:t>
       </w:r>
       <w:r>
         <w:rPr>
@@ -90,7 +90,7 @@
         <w:rPr>
           <w:lang w:val="en_US" w:bidi="en_US"/>
         </w:rPr>
-        <w:t>Translation Notes (unfoldingWord)</w:t>
+        <w:t>unfoldingWord® Translation Notes</w:t>
       </w:r>
     </w:p>
     <w:p>

--- a/eng/docx/65.content.docx
+++ b/eng/docx/65.content.docx
@@ -1165,7 +1165,7 @@
           <w:b/>
           <w:lang w:val="en_US" w:bidi="en_US"/>
         </w:rPr>
-        <w:t>ἔλεος ὑμῖν, καὶ εἰρήνη, καὶ ἀγάπη πληθυνθείη.</w:t>
+        <w:t>ἔλεος ὑμῖν, καὶ εἰρήνη, καὶ ἀγάπη πληθυνθείη</w:t>
       </w:r>
     </w:p>
     <w:p>
@@ -1400,7 +1400,7 @@
           <w:b/>
           <w:lang w:val="en_US" w:bidi="en_US"/>
         </w:rPr>
-        <w:t>ἔλεος &amp; καὶ εἰρήνη, καὶ ἀγάπη πληθυνθείη.</w:t>
+        <w:t>ἔλεος &amp; καὶ εἰρήνη, καὶ ἀγάπη πληθυνθείη</w:t>
       </w:r>
     </w:p>
     <w:p>
@@ -16777,7 +16777,7 @@
           <w:b/>
           <w:lang w:val="en_US" w:bidi="en_US"/>
         </w:rPr>
-        <w:t>τοῦ Κυρίου ἡμῶν,</w:t>
+        <w:t>τοῦ Κυρίου ἡμῶν</w:t>
       </w:r>
     </w:p>
     <w:p>
